--- a/output/北塩原村_骨子案_修正版.docx
+++ b/output/北塩原村_骨子案_修正版.docx
@@ -1045,96 +1045,85 @@
           <w:r>
             <w:rPr>
               <w:rFonts w:ascii="BIZ UDPゴシック" w:eastAsia="BIZ UDPゴシック" w:hAnsi="BIZ UDPゴシック"/>
+              <w:noProof/>
             </w:rPr>
             <w:fldChar w:fldCharType="begin"/>
           </w:r>
           <w:r>
             <w:rPr>
               <w:rFonts w:ascii="BIZ UDPゴシック" w:eastAsia="BIZ UDPゴシック" w:hAnsi="BIZ UDPゴシック"/>
+              <w:noProof/>
             </w:rPr>
-            <w:instrText>TOC \h \o "1-3"</w:instrText>
+            <w:instrText xml:space="preserve">TOC \h \z \u \o "1-2"</w:instrText>
           </w:r>
           <w:r>
             <w:rPr>
               <w:rFonts w:ascii="BIZ UDPゴシック" w:eastAsia="BIZ UDPゴシック" w:hAnsi="BIZ UDPゴシック"/>
+              <w:noProof/>
             </w:rPr>
             <w:fldChar w:fldCharType="separate"/>
           </w:r>
-          <w:hyperlink w:anchor="_Toc236400003" w:history="1">
+          <w:hyperlink w:anchor="_Toc8100001" w:history="1">
             <w:r>
               <w:rPr>
                 <w:rStyle w:val="a5"/>
-                <w:rFonts w:ascii="BIZ UDPゴシック" w:eastAsia="BIZ UDPゴシック" w:hAnsi="BIZ UDPゴシック" w:cs="ＭＳ 明朝" w:hint="eastAsia"/>
+                <w:rFonts w:ascii="BIZ UDPゴシック" w:eastAsia="BIZ UDPゴシック" w:hAnsi="BIZ UDPゴシック"/>
                 <w:b/>
                 <w:bCs/>
                 <w:noProof/>
               </w:rPr>
-              <w:t>第</w:t>
-            </w:r>
-            <w:r>
-              <w:rPr>
-                <w:rStyle w:val="a5"/>
-                <w:rFonts w:ascii="BIZ UDPゴシック" w:eastAsia="BIZ UDPゴシック" w:hAnsi="BIZ UDPゴシック" w:cs="IPAexGothic, MS Gothic, Noto Sa"/>
+              <w:t xml:space="preserve">第1章　計画の策定にあたって</w:t>
+            </w:r>
+            <w:r>
+              <w:rPr>
+                <w:rFonts w:ascii="BIZ UDPゴシック" w:eastAsia="BIZ UDPゴシック" w:hAnsi="BIZ UDPゴシック"/>
                 <w:b/>
                 <w:bCs/>
                 <w:noProof/>
               </w:rPr>
-              <w:t>1</w:t>
-            </w:r>
-            <w:r>
-              <w:rPr>
-                <w:rStyle w:val="a5"/>
-                <w:rFonts w:ascii="BIZ UDPゴシック" w:eastAsia="BIZ UDPゴシック" w:hAnsi="BIZ UDPゴシック" w:cs="ＭＳ 明朝" w:hint="eastAsia"/>
+              <w:tab/>
+            </w:r>
+            <w:r>
+              <w:rPr>
+                <w:rFonts w:ascii="BIZ UDPゴシック" w:eastAsia="BIZ UDPゴシック" w:hAnsi="BIZ UDPゴシック"/>
                 <w:b/>
                 <w:bCs/>
                 <w:noProof/>
               </w:rPr>
-              <w:t>章　計画の策定にあたって</w:t>
-            </w:r>
-            <w:r>
-              <w:rPr>
-                <w:rFonts w:ascii="BIZ UDPゴシック" w:eastAsia="BIZ UDPゴシック" w:hAnsi="BIZ UDPゴシック"/>
+              <w:fldChar w:fldCharType="begin"/>
+            </w:r>
+            <w:r>
+              <w:rPr>
+                <w:rFonts w:ascii="BIZ UDPゴシック" w:eastAsia="BIZ UDPゴシック" w:hAnsi="BIZ UDPゴシック"/>
+                <w:b/>
+                <w:bCs/>
                 <w:noProof/>
               </w:rPr>
-              <w:tab/>
-            </w:r>
-            <w:r>
-              <w:rPr>
-                <w:rFonts w:ascii="BIZ UDPゴシック" w:eastAsia="BIZ UDPゴシック" w:hAnsi="BIZ UDPゴシック"/>
+              <w:instrText xml:space="preserve"> PAGEREF _Toc8100001 \h </w:instrText>
+            </w:r>
+            <w:r>
+              <w:rPr>
+                <w:rFonts w:ascii="BIZ UDPゴシック" w:eastAsia="BIZ UDPゴシック" w:hAnsi="BIZ UDPゴシック"/>
+                <w:b/>
+                <w:bCs/>
                 <w:noProof/>
               </w:rPr>
-              <w:fldChar w:fldCharType="begin"/>
-            </w:r>
-            <w:r>
-              <w:rPr>
-                <w:rFonts w:ascii="BIZ UDPゴシック" w:eastAsia="BIZ UDPゴシック" w:hAnsi="BIZ UDPゴシック"/>
+              <w:fldChar w:fldCharType="separate"/>
+            </w:r>
+            <w:r>
+              <w:rPr>
+                <w:rFonts w:ascii="BIZ UDPゴシック" w:eastAsia="BIZ UDPゴシック" w:hAnsi="BIZ UDPゴシック"/>
+                <w:b/>
+                <w:bCs/>
                 <w:noProof/>
               </w:rPr>
-              <w:instrText xml:space="preserve"> PAGEREF _Toc236400003 \h </w:instrText>
-            </w:r>
-            <w:r>
-              <w:rPr>
-                <w:rFonts w:ascii="BIZ UDPゴシック" w:eastAsia="BIZ UDPゴシック" w:hAnsi="BIZ UDPゴシック"/>
-                <w:noProof/>
-              </w:rPr>
-            </w:r>
-            <w:r>
-              <w:rPr>
-                <w:rFonts w:ascii="BIZ UDPゴシック" w:eastAsia="BIZ UDPゴシック" w:hAnsi="BIZ UDPゴシック"/>
-                <w:noProof/>
-              </w:rPr>
-              <w:fldChar w:fldCharType="separate"/>
-            </w:r>
-            <w:r>
-              <w:rPr>
-                <w:rFonts w:ascii="BIZ UDPゴシック" w:eastAsia="BIZ UDPゴシック" w:hAnsi="BIZ UDPゴシック" w:hint="eastAsia"/>
-                <w:noProof/>
-              </w:rPr>
-              <w:t>1</w:t>
-            </w:r>
-            <w:r>
-              <w:rPr>
-                <w:rFonts w:ascii="BIZ UDPゴシック" w:eastAsia="BIZ UDPゴシック" w:hAnsi="BIZ UDPゴシック"/>
+              <w:t xml:space="preserve">1</w:t>
+            </w:r>
+            <w:r>
+              <w:rPr>
+                <w:rFonts w:ascii="BIZ UDPゴシック" w:eastAsia="BIZ UDPゴシック" w:hAnsi="BIZ UDPゴシック"/>
+                <w:b/>
+                <w:bCs/>
                 <w:noProof/>
               </w:rPr>
               <w:fldChar w:fldCharType="end"/>
@@ -1152,16 +1141,14 @@
               <w:noProof/>
             </w:rPr>
           </w:pPr>
-          <w:hyperlink w:anchor="_Toc236400004" w:history="1">
+          <w:hyperlink w:anchor="_Toc8100002" w:history="1">
             <w:r>
               <w:rPr>
                 <w:rStyle w:val="a5"/>
-                <w:rFonts w:ascii="BIZ UDPゴシック" w:eastAsia="BIZ UDPゴシック" w:hAnsi="BIZ UDPゴシック" w:cs="ＭＳ 明朝" w:hint="eastAsia"/>
-                <w:b/>
-                <w:bCs/>
+                <w:rFonts w:ascii="BIZ UDPゴシック" w:eastAsia="BIZ UDPゴシック" w:hAnsi="BIZ UDPゴシック"/>
                 <w:noProof/>
               </w:rPr>
-              <w:t>１　計画策定の趣旨</w:t>
+              <w:t xml:space="preserve">１　計画策定の趣旨</w:t>
             </w:r>
             <w:r>
               <w:rPr>
@@ -1182,27 +1169,21 @@
                 <w:rFonts w:ascii="BIZ UDPゴシック" w:eastAsia="BIZ UDPゴシック" w:hAnsi="BIZ UDPゴシック"/>
                 <w:noProof/>
               </w:rPr>
-              <w:instrText xml:space="preserve"> PAGEREF _Toc236400004 \h </w:instrText>
+              <w:instrText xml:space="preserve"> PAGEREF _Toc8100002 \h </w:instrText>
             </w:r>
             <w:r>
               <w:rPr>
                 <w:rFonts w:ascii="BIZ UDPゴシック" w:eastAsia="BIZ UDPゴシック" w:hAnsi="BIZ UDPゴシック"/>
                 <w:noProof/>
               </w:rPr>
+              <w:fldChar w:fldCharType="separate"/>
             </w:r>
             <w:r>
               <w:rPr>
                 <w:rFonts w:ascii="BIZ UDPゴシック" w:eastAsia="BIZ UDPゴシック" w:hAnsi="BIZ UDPゴシック"/>
                 <w:noProof/>
               </w:rPr>
-              <w:fldChar w:fldCharType="separate"/>
-            </w:r>
-            <w:r>
-              <w:rPr>
-                <w:rFonts w:ascii="BIZ UDPゴシック" w:eastAsia="BIZ UDPゴシック" w:hAnsi="BIZ UDPゴシック" w:hint="eastAsia"/>
-                <w:noProof/>
-              </w:rPr>
-              <w:t>1</w:t>
+              <w:t xml:space="preserve">1</w:t>
             </w:r>
             <w:r>
               <w:rPr>
@@ -1224,16 +1205,14 @@
               <w:noProof/>
             </w:rPr>
           </w:pPr>
-          <w:hyperlink w:anchor="_Toc236400005" w:history="1">
+          <w:hyperlink w:anchor="_Toc8100003" w:history="1">
             <w:r>
               <w:rPr>
                 <w:rStyle w:val="a5"/>
-                <w:rFonts w:ascii="BIZ UDPゴシック" w:eastAsia="BIZ UDPゴシック" w:hAnsi="BIZ UDPゴシック" w:cs="ＭＳ 明朝" w:hint="eastAsia"/>
-                <w:b/>
-                <w:bCs/>
+                <w:rFonts w:ascii="BIZ UDPゴシック" w:eastAsia="BIZ UDPゴシック" w:hAnsi="BIZ UDPゴシック"/>
                 <w:noProof/>
               </w:rPr>
-              <w:t>２　計画の位置づけ</w:t>
+              <w:t xml:space="preserve">２　計画の位置づけ</w:t>
             </w:r>
             <w:r>
               <w:rPr>
@@ -1254,99 +1233,21 @@
                 <w:rFonts w:ascii="BIZ UDPゴシック" w:eastAsia="BIZ UDPゴシック" w:hAnsi="BIZ UDPゴシック"/>
                 <w:noProof/>
               </w:rPr>
-              <w:instrText xml:space="preserve"> PAGEREF _Toc236400005 \h </w:instrText>
+              <w:instrText xml:space="preserve"> PAGEREF _Toc8100003 \h </w:instrText>
             </w:r>
             <w:r>
               <w:rPr>
                 <w:rFonts w:ascii="BIZ UDPゴシック" w:eastAsia="BIZ UDPゴシック" w:hAnsi="BIZ UDPゴシック"/>
                 <w:noProof/>
               </w:rPr>
+              <w:fldChar w:fldCharType="separate"/>
             </w:r>
             <w:r>
               <w:rPr>
                 <w:rFonts w:ascii="BIZ UDPゴシック" w:eastAsia="BIZ UDPゴシック" w:hAnsi="BIZ UDPゴシック"/>
                 <w:noProof/>
               </w:rPr>
-              <w:fldChar w:fldCharType="separate"/>
-            </w:r>
-            <w:r>
-              <w:rPr>
-                <w:rFonts w:ascii="BIZ UDPゴシック" w:eastAsia="BIZ UDPゴシック" w:hAnsi="BIZ UDPゴシック" w:hint="eastAsia"/>
-                <w:noProof/>
-              </w:rPr>
-              <w:t>1</w:t>
-            </w:r>
-            <w:r>
-              <w:rPr>
-                <w:rFonts w:ascii="BIZ UDPゴシック" w:eastAsia="BIZ UDPゴシック" w:hAnsi="BIZ UDPゴシック"/>
-                <w:noProof/>
-              </w:rPr>
-              <w:fldChar w:fldCharType="end"/>
-            </w:r>
-          </w:hyperlink>
-        </w:p>
-        <w:p>
-          <w:pPr>
-            <w:pStyle w:val="30"/>
-            <w:tabs>
-              <w:tab w:val="right" w:leader="dot" w:pos="9628"/>
-            </w:tabs>
-            <w:rPr>
-              <w:rFonts w:ascii="BIZ UDPゴシック" w:eastAsia="BIZ UDPゴシック" w:hAnsi="BIZ UDPゴシック"/>
-              <w:noProof/>
-            </w:rPr>
-          </w:pPr>
-          <w:hyperlink w:anchor="_Toc236400006" w:history="1">
-            <w:r>
-              <w:rPr>
-                <w:rStyle w:val="a5"/>
-                <w:rFonts w:ascii="BIZ UDPゴシック" w:eastAsia="BIZ UDPゴシック" w:hAnsi="BIZ UDPゴシック" w:cs="ＭＳ 明朝" w:hint="eastAsia"/>
-                <w:b/>
-                <w:bCs/>
-                <w:noProof/>
-              </w:rPr>
-              <w:t>計画の位置づけ図</w:t>
-            </w:r>
-            <w:r>
-              <w:rPr>
-                <w:rFonts w:ascii="BIZ UDPゴシック" w:eastAsia="BIZ UDPゴシック" w:hAnsi="BIZ UDPゴシック"/>
-                <w:noProof/>
-              </w:rPr>
-              <w:tab/>
-            </w:r>
-            <w:r>
-              <w:rPr>
-                <w:rFonts w:ascii="BIZ UDPゴシック" w:eastAsia="BIZ UDPゴシック" w:hAnsi="BIZ UDPゴシック"/>
-                <w:noProof/>
-              </w:rPr>
-              <w:fldChar w:fldCharType="begin"/>
-            </w:r>
-            <w:r>
-              <w:rPr>
-                <w:rFonts w:ascii="BIZ UDPゴシック" w:eastAsia="BIZ UDPゴシック" w:hAnsi="BIZ UDPゴシック"/>
-                <w:noProof/>
-              </w:rPr>
-              <w:instrText xml:space="preserve"> PAGEREF _Toc236400006 \h </w:instrText>
-            </w:r>
-            <w:r>
-              <w:rPr>
-                <w:rFonts w:ascii="BIZ UDPゴシック" w:eastAsia="BIZ UDPゴシック" w:hAnsi="BIZ UDPゴシック"/>
-                <w:noProof/>
-              </w:rPr>
-            </w:r>
-            <w:r>
-              <w:rPr>
-                <w:rFonts w:ascii="BIZ UDPゴシック" w:eastAsia="BIZ UDPゴシック" w:hAnsi="BIZ UDPゴシック"/>
-                <w:noProof/>
-              </w:rPr>
-              <w:fldChar w:fldCharType="separate"/>
-            </w:r>
-            <w:r>
-              <w:rPr>
-                <w:rFonts w:ascii="BIZ UDPゴシック" w:eastAsia="BIZ UDPゴシック" w:hAnsi="BIZ UDPゴシック" w:hint="eastAsia"/>
-                <w:noProof/>
-              </w:rPr>
-              <w:t>1</w:t>
+              <w:t xml:space="preserve">1</w:t>
             </w:r>
             <w:r>
               <w:rPr>
@@ -1368,16 +1269,14 @@
               <w:noProof/>
             </w:rPr>
           </w:pPr>
-          <w:hyperlink w:anchor="_Toc236400007" w:history="1">
+          <w:hyperlink w:anchor="_Toc8100005" w:history="1">
             <w:r>
               <w:rPr>
                 <w:rStyle w:val="a5"/>
-                <w:rFonts w:ascii="BIZ UDPゴシック" w:eastAsia="BIZ UDPゴシック" w:hAnsi="BIZ UDPゴシック" w:cs="ＭＳ 明朝" w:hint="eastAsia"/>
-                <w:b/>
-                <w:bCs/>
+                <w:rFonts w:ascii="BIZ UDPゴシック" w:eastAsia="BIZ UDPゴシック" w:hAnsi="BIZ UDPゴシック"/>
                 <w:noProof/>
               </w:rPr>
-              <w:t>３　計画の期間</w:t>
+              <w:t xml:space="preserve">３　計画の期間</w:t>
             </w:r>
             <w:r>
               <w:rPr>
@@ -1398,27 +1297,21 @@
                 <w:rFonts w:ascii="BIZ UDPゴシック" w:eastAsia="BIZ UDPゴシック" w:hAnsi="BIZ UDPゴシック"/>
                 <w:noProof/>
               </w:rPr>
-              <w:instrText xml:space="preserve"> PAGEREF _Toc236400007 \h </w:instrText>
+              <w:instrText xml:space="preserve"> PAGEREF _Toc8100005 \h </w:instrText>
             </w:r>
             <w:r>
               <w:rPr>
                 <w:rFonts w:ascii="BIZ UDPゴシック" w:eastAsia="BIZ UDPゴシック" w:hAnsi="BIZ UDPゴシック"/>
                 <w:noProof/>
               </w:rPr>
+              <w:fldChar w:fldCharType="separate"/>
             </w:r>
             <w:r>
               <w:rPr>
                 <w:rFonts w:ascii="BIZ UDPゴシック" w:eastAsia="BIZ UDPゴシック" w:hAnsi="BIZ UDPゴシック"/>
                 <w:noProof/>
               </w:rPr>
-              <w:fldChar w:fldCharType="separate"/>
-            </w:r>
-            <w:r>
-              <w:rPr>
-                <w:rFonts w:ascii="BIZ UDPゴシック" w:eastAsia="BIZ UDPゴシック" w:hAnsi="BIZ UDPゴシック" w:hint="eastAsia"/>
-                <w:noProof/>
-              </w:rPr>
-              <w:t>1</w:t>
+              <w:t xml:space="preserve">3</w:t>
             </w:r>
             <w:r>
               <w:rPr>
@@ -1440,16 +1333,14 @@
               <w:noProof/>
             </w:rPr>
           </w:pPr>
-          <w:hyperlink w:anchor="_Toc236400008" w:history="1">
+          <w:hyperlink w:anchor="_Toc8100006" w:history="1">
             <w:r>
               <w:rPr>
                 <w:rStyle w:val="a5"/>
-                <w:rFonts w:ascii="BIZ UDPゴシック" w:eastAsia="BIZ UDPゴシック" w:hAnsi="BIZ UDPゴシック" w:cs="ＭＳ 明朝" w:hint="eastAsia"/>
-                <w:b/>
-                <w:bCs/>
+                <w:rFonts w:ascii="BIZ UDPゴシック" w:eastAsia="BIZ UDPゴシック" w:hAnsi="BIZ UDPゴシック"/>
                 <w:noProof/>
               </w:rPr>
-              <w:t>４　国の基本指針の見直しについて</w:t>
+              <w:t xml:space="preserve">４　国の基本指針の見直しについて</w:t>
             </w:r>
             <w:r>
               <w:rPr>
@@ -1470,243 +1361,21 @@
                 <w:rFonts w:ascii="BIZ UDPゴシック" w:eastAsia="BIZ UDPゴシック" w:hAnsi="BIZ UDPゴシック"/>
                 <w:noProof/>
               </w:rPr>
-              <w:instrText xml:space="preserve"> PAGEREF _Toc236400008 \h </w:instrText>
+              <w:instrText xml:space="preserve"> PAGEREF _Toc8100006 \h </w:instrText>
             </w:r>
             <w:r>
               <w:rPr>
                 <w:rFonts w:ascii="BIZ UDPゴシック" w:eastAsia="BIZ UDPゴシック" w:hAnsi="BIZ UDPゴシック"/>
                 <w:noProof/>
               </w:rPr>
+              <w:fldChar w:fldCharType="separate"/>
             </w:r>
             <w:r>
               <w:rPr>
                 <w:rFonts w:ascii="BIZ UDPゴシック" w:eastAsia="BIZ UDPゴシック" w:hAnsi="BIZ UDPゴシック"/>
                 <w:noProof/>
               </w:rPr>
-              <w:fldChar w:fldCharType="separate"/>
-            </w:r>
-            <w:r>
-              <w:rPr>
-                <w:rFonts w:ascii="BIZ UDPゴシック" w:eastAsia="BIZ UDPゴシック" w:hAnsi="BIZ UDPゴシック" w:hint="eastAsia"/>
-                <w:noProof/>
-              </w:rPr>
-              <w:t>1</w:t>
-            </w:r>
-            <w:r>
-              <w:rPr>
-                <w:rFonts w:ascii="BIZ UDPゴシック" w:eastAsia="BIZ UDPゴシック" w:hAnsi="BIZ UDPゴシック"/>
-                <w:noProof/>
-              </w:rPr>
-              <w:fldChar w:fldCharType="end"/>
-            </w:r>
-          </w:hyperlink>
-        </w:p>
-        <w:p>
-          <w:pPr>
-            <w:pStyle w:val="30"/>
-            <w:tabs>
-              <w:tab w:val="right" w:leader="dot" w:pos="9628"/>
-            </w:tabs>
-            <w:rPr>
-              <w:rFonts w:ascii="BIZ UDPゴシック" w:eastAsia="BIZ UDPゴシック" w:hAnsi="BIZ UDPゴシック"/>
-              <w:noProof/>
-            </w:rPr>
-          </w:pPr>
-          <w:hyperlink w:anchor="_Toc236400009" w:history="1">
-            <w:r>
-              <w:rPr>
-                <w:rStyle w:val="a5"/>
-                <w:rFonts w:ascii="BIZ UDPゴシック" w:eastAsia="BIZ UDPゴシック" w:hAnsi="BIZ UDPゴシック" w:cs="ＭＳ 明朝" w:hint="eastAsia"/>
-                <w:b/>
-                <w:bCs/>
-                <w:noProof/>
-              </w:rPr>
-              <w:t>（１）成果目標の構成の見直し</w:t>
-            </w:r>
-            <w:r>
-              <w:rPr>
-                <w:rFonts w:ascii="BIZ UDPゴシック" w:eastAsia="BIZ UDPゴシック" w:hAnsi="BIZ UDPゴシック"/>
-                <w:noProof/>
-              </w:rPr>
-              <w:tab/>
-            </w:r>
-            <w:r>
-              <w:rPr>
-                <w:rFonts w:ascii="BIZ UDPゴシック" w:eastAsia="BIZ UDPゴシック" w:hAnsi="BIZ UDPゴシック"/>
-                <w:noProof/>
-              </w:rPr>
-              <w:fldChar w:fldCharType="begin"/>
-            </w:r>
-            <w:r>
-              <w:rPr>
-                <w:rFonts w:ascii="BIZ UDPゴシック" w:eastAsia="BIZ UDPゴシック" w:hAnsi="BIZ UDPゴシック"/>
-                <w:noProof/>
-              </w:rPr>
-              <w:instrText xml:space="preserve"> PAGEREF _Toc236400009 \h </w:instrText>
-            </w:r>
-            <w:r>
-              <w:rPr>
-                <w:rFonts w:ascii="BIZ UDPゴシック" w:eastAsia="BIZ UDPゴシック" w:hAnsi="BIZ UDPゴシック"/>
-                <w:noProof/>
-              </w:rPr>
-            </w:r>
-            <w:r>
-              <w:rPr>
-                <w:rFonts w:ascii="BIZ UDPゴシック" w:eastAsia="BIZ UDPゴシック" w:hAnsi="BIZ UDPゴシック"/>
-                <w:noProof/>
-              </w:rPr>
-              <w:fldChar w:fldCharType="separate"/>
-            </w:r>
-            <w:r>
-              <w:rPr>
-                <w:rFonts w:ascii="BIZ UDPゴシック" w:eastAsia="BIZ UDPゴシック" w:hAnsi="BIZ UDPゴシック" w:hint="eastAsia"/>
-                <w:noProof/>
-              </w:rPr>
-              <w:t>1</w:t>
-            </w:r>
-            <w:r>
-              <w:rPr>
-                <w:rFonts w:ascii="BIZ UDPゴシック" w:eastAsia="BIZ UDPゴシック" w:hAnsi="BIZ UDPゴシック"/>
-                <w:noProof/>
-              </w:rPr>
-              <w:fldChar w:fldCharType="end"/>
-            </w:r>
-          </w:hyperlink>
-        </w:p>
-        <w:p>
-          <w:pPr>
-            <w:pStyle w:val="30"/>
-            <w:tabs>
-              <w:tab w:val="right" w:leader="dot" w:pos="9628"/>
-            </w:tabs>
-            <w:rPr>
-              <w:rFonts w:ascii="BIZ UDPゴシック" w:eastAsia="BIZ UDPゴシック" w:hAnsi="BIZ UDPゴシック"/>
-              <w:noProof/>
-            </w:rPr>
-          </w:pPr>
-          <w:hyperlink w:anchor="_Toc236400010" w:history="1">
-            <w:r>
-              <w:rPr>
-                <w:rStyle w:val="a5"/>
-                <w:rFonts w:ascii="BIZ UDPゴシック" w:eastAsia="BIZ UDPゴシック" w:hAnsi="BIZ UDPゴシック" w:cs="ＭＳ 明朝" w:hint="eastAsia"/>
-                <w:b/>
-                <w:bCs/>
-                <w:noProof/>
-              </w:rPr>
-              <w:t>（２）主な見直し事項（基本指針より）</w:t>
-            </w:r>
-            <w:r>
-              <w:rPr>
-                <w:rFonts w:ascii="BIZ UDPゴシック" w:eastAsia="BIZ UDPゴシック" w:hAnsi="BIZ UDPゴシック"/>
-                <w:noProof/>
-              </w:rPr>
-              <w:tab/>
-            </w:r>
-            <w:r>
-              <w:rPr>
-                <w:rFonts w:ascii="BIZ UDPゴシック" w:eastAsia="BIZ UDPゴシック" w:hAnsi="BIZ UDPゴシック"/>
-                <w:noProof/>
-              </w:rPr>
-              <w:fldChar w:fldCharType="begin"/>
-            </w:r>
-            <w:r>
-              <w:rPr>
-                <w:rFonts w:ascii="BIZ UDPゴシック" w:eastAsia="BIZ UDPゴシック" w:hAnsi="BIZ UDPゴシック"/>
-                <w:noProof/>
-              </w:rPr>
-              <w:instrText xml:space="preserve"> PAGEREF _Toc236400010 \h </w:instrText>
-            </w:r>
-            <w:r>
-              <w:rPr>
-                <w:rFonts w:ascii="BIZ UDPゴシック" w:eastAsia="BIZ UDPゴシック" w:hAnsi="BIZ UDPゴシック"/>
-                <w:noProof/>
-              </w:rPr>
-            </w:r>
-            <w:r>
-              <w:rPr>
-                <w:rFonts w:ascii="BIZ UDPゴシック" w:eastAsia="BIZ UDPゴシック" w:hAnsi="BIZ UDPゴシック"/>
-                <w:noProof/>
-              </w:rPr>
-              <w:fldChar w:fldCharType="separate"/>
-            </w:r>
-            <w:r>
-              <w:rPr>
-                <w:rFonts w:ascii="BIZ UDPゴシック" w:eastAsia="BIZ UDPゴシック" w:hAnsi="BIZ UDPゴシック" w:hint="eastAsia"/>
-                <w:noProof/>
-              </w:rPr>
-              <w:t>1</w:t>
-            </w:r>
-            <w:r>
-              <w:rPr>
-                <w:rFonts w:ascii="BIZ UDPゴシック" w:eastAsia="BIZ UDPゴシック" w:hAnsi="BIZ UDPゴシック"/>
-                <w:noProof/>
-              </w:rPr>
-              <w:fldChar w:fldCharType="end"/>
-            </w:r>
-          </w:hyperlink>
-        </w:p>
-        <w:p>
-          <w:pPr>
-            <w:pStyle w:val="30"/>
-            <w:tabs>
-              <w:tab w:val="right" w:leader="dot" w:pos="9628"/>
-            </w:tabs>
-            <w:rPr>
-              <w:rFonts w:ascii="BIZ UDPゴシック" w:eastAsia="BIZ UDPゴシック" w:hAnsi="BIZ UDPゴシック"/>
-              <w:noProof/>
-            </w:rPr>
-          </w:pPr>
-          <w:hyperlink w:anchor="_Toc236400011" w:history="1">
-            <w:r>
-              <w:rPr>
-                <w:rStyle w:val="a5"/>
-                <w:rFonts w:ascii="BIZ UDPゴシック" w:eastAsia="BIZ UDPゴシック" w:hAnsi="BIZ UDPゴシック" w:cs="ＭＳ 明朝" w:hint="eastAsia"/>
-                <w:b/>
-                <w:bCs/>
-                <w:noProof/>
-              </w:rPr>
-              <w:t>（３）関連する制度動向</w:t>
-            </w:r>
-            <w:r>
-              <w:rPr>
-                <w:rFonts w:ascii="BIZ UDPゴシック" w:eastAsia="BIZ UDPゴシック" w:hAnsi="BIZ UDPゴシック"/>
-                <w:noProof/>
-              </w:rPr>
-              <w:tab/>
-            </w:r>
-            <w:r>
-              <w:rPr>
-                <w:rFonts w:ascii="BIZ UDPゴシック" w:eastAsia="BIZ UDPゴシック" w:hAnsi="BIZ UDPゴシック"/>
-                <w:noProof/>
-              </w:rPr>
-              <w:fldChar w:fldCharType="begin"/>
-            </w:r>
-            <w:r>
-              <w:rPr>
-                <w:rFonts w:ascii="BIZ UDPゴシック" w:eastAsia="BIZ UDPゴシック" w:hAnsi="BIZ UDPゴシック"/>
-                <w:noProof/>
-              </w:rPr>
-              <w:instrText xml:space="preserve"> PAGEREF _Toc236400011 \h </w:instrText>
-            </w:r>
-            <w:r>
-              <w:rPr>
-                <w:rFonts w:ascii="BIZ UDPゴシック" w:eastAsia="BIZ UDPゴシック" w:hAnsi="BIZ UDPゴシック"/>
-                <w:noProof/>
-              </w:rPr>
-            </w:r>
-            <w:r>
-              <w:rPr>
-                <w:rFonts w:ascii="BIZ UDPゴシック" w:eastAsia="BIZ UDPゴシック" w:hAnsi="BIZ UDPゴシック"/>
-                <w:noProof/>
-              </w:rPr>
-              <w:fldChar w:fldCharType="separate"/>
-            </w:r>
-            <w:r>
-              <w:rPr>
-                <w:rFonts w:ascii="BIZ UDPゴシック" w:eastAsia="BIZ UDPゴシック" w:hAnsi="BIZ UDPゴシック" w:hint="eastAsia"/>
-                <w:noProof/>
-              </w:rPr>
-              <w:t>1</w:t>
+              <w:t xml:space="preserve">3</w:t>
             </w:r>
             <w:r>
               <w:rPr>
@@ -1728,16 +1397,14 @@
               <w:noProof/>
             </w:rPr>
           </w:pPr>
-          <w:hyperlink w:anchor="_Toc236400012" w:history="1">
+          <w:hyperlink w:anchor="_Toc8100010" w:history="1">
             <w:r>
               <w:rPr>
                 <w:rStyle w:val="a5"/>
-                <w:rFonts w:ascii="BIZ UDPゴシック" w:eastAsia="BIZ UDPゴシック" w:hAnsi="BIZ UDPゴシック" w:cs="ＭＳ 明朝" w:hint="eastAsia"/>
-                <w:b/>
-                <w:bCs/>
+                <w:rFonts w:ascii="BIZ UDPゴシック" w:eastAsia="BIZ UDPゴシック" w:hAnsi="BIZ UDPゴシック"/>
                 <w:noProof/>
               </w:rPr>
-              <w:t>５　計画策定の体制</w:t>
+              <w:t xml:space="preserve">５　計画策定の体制</w:t>
             </w:r>
             <w:r>
               <w:rPr>
@@ -1758,315 +1425,21 @@
                 <w:rFonts w:ascii="BIZ UDPゴシック" w:eastAsia="BIZ UDPゴシック" w:hAnsi="BIZ UDPゴシック"/>
                 <w:noProof/>
               </w:rPr>
-              <w:instrText xml:space="preserve"> PAGEREF _Toc236400012 \h </w:instrText>
+              <w:instrText xml:space="preserve"> PAGEREF _Toc8100010 \h </w:instrText>
             </w:r>
             <w:r>
               <w:rPr>
                 <w:rFonts w:ascii="BIZ UDPゴシック" w:eastAsia="BIZ UDPゴシック" w:hAnsi="BIZ UDPゴシック"/>
                 <w:noProof/>
               </w:rPr>
+              <w:fldChar w:fldCharType="separate"/>
             </w:r>
             <w:r>
               <w:rPr>
                 <w:rFonts w:ascii="BIZ UDPゴシック" w:eastAsia="BIZ UDPゴシック" w:hAnsi="BIZ UDPゴシック"/>
                 <w:noProof/>
               </w:rPr>
-              <w:fldChar w:fldCharType="separate"/>
-            </w:r>
-            <w:r>
-              <w:rPr>
-                <w:rFonts w:ascii="BIZ UDPゴシック" w:eastAsia="BIZ UDPゴシック" w:hAnsi="BIZ UDPゴシック" w:hint="eastAsia"/>
-                <w:noProof/>
-              </w:rPr>
-              <w:t>1</w:t>
-            </w:r>
-            <w:r>
-              <w:rPr>
-                <w:rFonts w:ascii="BIZ UDPゴシック" w:eastAsia="BIZ UDPゴシック" w:hAnsi="BIZ UDPゴシック"/>
-                <w:noProof/>
-              </w:rPr>
-              <w:fldChar w:fldCharType="end"/>
-            </w:r>
-          </w:hyperlink>
-        </w:p>
-        <w:p>
-          <w:pPr>
-            <w:pStyle w:val="30"/>
-            <w:tabs>
-              <w:tab w:val="right" w:leader="dot" w:pos="9628"/>
-            </w:tabs>
-            <w:rPr>
-              <w:rFonts w:ascii="BIZ UDPゴシック" w:eastAsia="BIZ UDPゴシック" w:hAnsi="BIZ UDPゴシック"/>
-              <w:noProof/>
-            </w:rPr>
-          </w:pPr>
-          <w:hyperlink w:anchor="_Toc236400013" w:history="1">
-            <w:r>
-              <w:rPr>
-                <w:rStyle w:val="a5"/>
-                <w:rFonts w:ascii="BIZ UDPゴシック" w:eastAsia="BIZ UDPゴシック" w:hAnsi="BIZ UDPゴシック" w:cs="ＭＳ 明朝" w:hint="eastAsia"/>
-                <w:b/>
-                <w:bCs/>
-                <w:noProof/>
-              </w:rPr>
-              <w:t>（１）アンケート調査の実施【要実施】</w:t>
-            </w:r>
-            <w:r>
-              <w:rPr>
-                <w:rFonts w:ascii="BIZ UDPゴシック" w:eastAsia="BIZ UDPゴシック" w:hAnsi="BIZ UDPゴシック"/>
-                <w:noProof/>
-              </w:rPr>
-              <w:tab/>
-            </w:r>
-            <w:r>
-              <w:rPr>
-                <w:rFonts w:ascii="BIZ UDPゴシック" w:eastAsia="BIZ UDPゴシック" w:hAnsi="BIZ UDPゴシック"/>
-                <w:noProof/>
-              </w:rPr>
-              <w:fldChar w:fldCharType="begin"/>
-            </w:r>
-            <w:r>
-              <w:rPr>
-                <w:rFonts w:ascii="BIZ UDPゴシック" w:eastAsia="BIZ UDPゴシック" w:hAnsi="BIZ UDPゴシック"/>
-                <w:noProof/>
-              </w:rPr>
-              <w:instrText xml:space="preserve"> PAGEREF _Toc236400013 \h </w:instrText>
-            </w:r>
-            <w:r>
-              <w:rPr>
-                <w:rFonts w:ascii="BIZ UDPゴシック" w:eastAsia="BIZ UDPゴシック" w:hAnsi="BIZ UDPゴシック"/>
-                <w:noProof/>
-              </w:rPr>
-            </w:r>
-            <w:r>
-              <w:rPr>
-                <w:rFonts w:ascii="BIZ UDPゴシック" w:eastAsia="BIZ UDPゴシック" w:hAnsi="BIZ UDPゴシック"/>
-                <w:noProof/>
-              </w:rPr>
-              <w:fldChar w:fldCharType="separate"/>
-            </w:r>
-            <w:r>
-              <w:rPr>
-                <w:rFonts w:ascii="BIZ UDPゴシック" w:eastAsia="BIZ UDPゴシック" w:hAnsi="BIZ UDPゴシック" w:hint="eastAsia"/>
-                <w:noProof/>
-              </w:rPr>
-              <w:t>1</w:t>
-            </w:r>
-            <w:r>
-              <w:rPr>
-                <w:rFonts w:ascii="BIZ UDPゴシック" w:eastAsia="BIZ UDPゴシック" w:hAnsi="BIZ UDPゴシック"/>
-                <w:noProof/>
-              </w:rPr>
-              <w:fldChar w:fldCharType="end"/>
-            </w:r>
-          </w:hyperlink>
-        </w:p>
-        <w:p>
-          <w:pPr>
-            <w:pStyle w:val="30"/>
-            <w:tabs>
-              <w:tab w:val="right" w:leader="dot" w:pos="9628"/>
-            </w:tabs>
-            <w:rPr>
-              <w:rFonts w:ascii="BIZ UDPゴシック" w:eastAsia="BIZ UDPゴシック" w:hAnsi="BIZ UDPゴシック"/>
-              <w:noProof/>
-            </w:rPr>
-          </w:pPr>
-          <w:hyperlink w:anchor="_Toc236400014" w:history="1">
-            <w:r>
-              <w:rPr>
-                <w:rStyle w:val="a5"/>
-                <w:rFonts w:ascii="BIZ UDPゴシック" w:eastAsia="BIZ UDPゴシック" w:hAnsi="BIZ UDPゴシック" w:cs="ＭＳ 明朝" w:hint="eastAsia"/>
-                <w:b/>
-                <w:bCs/>
-                <w:noProof/>
-              </w:rPr>
-              <w:t>（２）庁議の開催</w:t>
-            </w:r>
-            <w:r>
-              <w:rPr>
-                <w:rFonts w:ascii="BIZ UDPゴシック" w:eastAsia="BIZ UDPゴシック" w:hAnsi="BIZ UDPゴシック"/>
-                <w:noProof/>
-              </w:rPr>
-              <w:tab/>
-            </w:r>
-            <w:r>
-              <w:rPr>
-                <w:rFonts w:ascii="BIZ UDPゴシック" w:eastAsia="BIZ UDPゴシック" w:hAnsi="BIZ UDPゴシック"/>
-                <w:noProof/>
-              </w:rPr>
-              <w:fldChar w:fldCharType="begin"/>
-            </w:r>
-            <w:r>
-              <w:rPr>
-                <w:rFonts w:ascii="BIZ UDPゴシック" w:eastAsia="BIZ UDPゴシック" w:hAnsi="BIZ UDPゴシック"/>
-                <w:noProof/>
-              </w:rPr>
-              <w:instrText xml:space="preserve"> PAGEREF _Toc236400014 \h </w:instrText>
-            </w:r>
-            <w:r>
-              <w:rPr>
-                <w:rFonts w:ascii="BIZ UDPゴシック" w:eastAsia="BIZ UDPゴシック" w:hAnsi="BIZ UDPゴシック"/>
-                <w:noProof/>
-              </w:rPr>
-            </w:r>
-            <w:r>
-              <w:rPr>
-                <w:rFonts w:ascii="BIZ UDPゴシック" w:eastAsia="BIZ UDPゴシック" w:hAnsi="BIZ UDPゴシック"/>
-                <w:noProof/>
-              </w:rPr>
-              <w:fldChar w:fldCharType="separate"/>
-            </w:r>
-            <w:r>
-              <w:rPr>
-                <w:rFonts w:ascii="BIZ UDPゴシック" w:eastAsia="BIZ UDPゴシック" w:hAnsi="BIZ UDPゴシック" w:hint="eastAsia"/>
-                <w:noProof/>
-              </w:rPr>
-              <w:t>1</w:t>
-            </w:r>
-            <w:r>
-              <w:rPr>
-                <w:rFonts w:ascii="BIZ UDPゴシック" w:eastAsia="BIZ UDPゴシック" w:hAnsi="BIZ UDPゴシック"/>
-                <w:noProof/>
-              </w:rPr>
-              <w:fldChar w:fldCharType="end"/>
-            </w:r>
-          </w:hyperlink>
-        </w:p>
-        <w:p>
-          <w:pPr>
-            <w:pStyle w:val="30"/>
-            <w:tabs>
-              <w:tab w:val="right" w:leader="dot" w:pos="9628"/>
-            </w:tabs>
-            <w:rPr>
-              <w:rFonts w:ascii="BIZ UDPゴシック" w:eastAsia="BIZ UDPゴシック" w:hAnsi="BIZ UDPゴシック"/>
-              <w:noProof/>
-            </w:rPr>
-          </w:pPr>
-          <w:hyperlink w:anchor="_Toc236400015" w:history="1">
-            <w:r>
-              <w:rPr>
-                <w:rStyle w:val="a5"/>
-                <w:rFonts w:ascii="BIZ UDPゴシック" w:eastAsia="BIZ UDPゴシック" w:hAnsi="BIZ UDPゴシック" w:cs="ＭＳ 明朝" w:hint="eastAsia"/>
-                <w:b/>
-                <w:bCs/>
-                <w:noProof/>
-              </w:rPr>
-              <w:t>（３）北塩原村障がい者自立支援協議会の開催</w:t>
-            </w:r>
-            <w:r>
-              <w:rPr>
-                <w:rFonts w:ascii="BIZ UDPゴシック" w:eastAsia="BIZ UDPゴシック" w:hAnsi="BIZ UDPゴシック"/>
-                <w:noProof/>
-              </w:rPr>
-              <w:tab/>
-            </w:r>
-            <w:r>
-              <w:rPr>
-                <w:rFonts w:ascii="BIZ UDPゴシック" w:eastAsia="BIZ UDPゴシック" w:hAnsi="BIZ UDPゴシック"/>
-                <w:noProof/>
-              </w:rPr>
-              <w:fldChar w:fldCharType="begin"/>
-            </w:r>
-            <w:r>
-              <w:rPr>
-                <w:rFonts w:ascii="BIZ UDPゴシック" w:eastAsia="BIZ UDPゴシック" w:hAnsi="BIZ UDPゴシック"/>
-                <w:noProof/>
-              </w:rPr>
-              <w:instrText xml:space="preserve"> PAGEREF _Toc236400015 \h </w:instrText>
-            </w:r>
-            <w:r>
-              <w:rPr>
-                <w:rFonts w:ascii="BIZ UDPゴシック" w:eastAsia="BIZ UDPゴシック" w:hAnsi="BIZ UDPゴシック"/>
-                <w:noProof/>
-              </w:rPr>
-            </w:r>
-            <w:r>
-              <w:rPr>
-                <w:rFonts w:ascii="BIZ UDPゴシック" w:eastAsia="BIZ UDPゴシック" w:hAnsi="BIZ UDPゴシック"/>
-                <w:noProof/>
-              </w:rPr>
-              <w:fldChar w:fldCharType="separate"/>
-            </w:r>
-            <w:r>
-              <w:rPr>
-                <w:rFonts w:ascii="BIZ UDPゴシック" w:eastAsia="BIZ UDPゴシック" w:hAnsi="BIZ UDPゴシック" w:hint="eastAsia"/>
-                <w:noProof/>
-              </w:rPr>
-              <w:t>1</w:t>
-            </w:r>
-            <w:r>
-              <w:rPr>
-                <w:rFonts w:ascii="BIZ UDPゴシック" w:eastAsia="BIZ UDPゴシック" w:hAnsi="BIZ UDPゴシック"/>
-                <w:noProof/>
-              </w:rPr>
-              <w:fldChar w:fldCharType="end"/>
-            </w:r>
-          </w:hyperlink>
-        </w:p>
-        <w:p>
-          <w:pPr>
-            <w:pStyle w:val="30"/>
-            <w:tabs>
-              <w:tab w:val="right" w:leader="dot" w:pos="9628"/>
-            </w:tabs>
-            <w:rPr>
-              <w:rFonts w:ascii="BIZ UDPゴシック" w:eastAsia="BIZ UDPゴシック" w:hAnsi="BIZ UDPゴシック"/>
-              <w:noProof/>
-            </w:rPr>
-          </w:pPr>
-          <w:hyperlink w:anchor="_Toc236400016" w:history="1">
-            <w:r>
-              <w:rPr>
-                <w:rStyle w:val="a5"/>
-                <w:rFonts w:ascii="BIZ UDPゴシック" w:eastAsia="BIZ UDPゴシック" w:hAnsi="BIZ UDPゴシック" w:cs="ＭＳ 明朝" w:hint="eastAsia"/>
-                <w:b/>
-                <w:bCs/>
-                <w:noProof/>
-              </w:rPr>
-              <w:t>（４）パブリックコメントの実施</w:t>
-            </w:r>
-            <w:r>
-              <w:rPr>
-                <w:rFonts w:ascii="BIZ UDPゴシック" w:eastAsia="BIZ UDPゴシック" w:hAnsi="BIZ UDPゴシック"/>
-                <w:noProof/>
-              </w:rPr>
-              <w:tab/>
-            </w:r>
-            <w:r>
-              <w:rPr>
-                <w:rFonts w:ascii="BIZ UDPゴシック" w:eastAsia="BIZ UDPゴシック" w:hAnsi="BIZ UDPゴシック"/>
-                <w:noProof/>
-              </w:rPr>
-              <w:fldChar w:fldCharType="begin"/>
-            </w:r>
-            <w:r>
-              <w:rPr>
-                <w:rFonts w:ascii="BIZ UDPゴシック" w:eastAsia="BIZ UDPゴシック" w:hAnsi="BIZ UDPゴシック"/>
-                <w:noProof/>
-              </w:rPr>
-              <w:instrText xml:space="preserve"> PAGEREF _Toc236400016 \h </w:instrText>
-            </w:r>
-            <w:r>
-              <w:rPr>
-                <w:rFonts w:ascii="BIZ UDPゴシック" w:eastAsia="BIZ UDPゴシック" w:hAnsi="BIZ UDPゴシック"/>
-                <w:noProof/>
-              </w:rPr>
-            </w:r>
-            <w:r>
-              <w:rPr>
-                <w:rFonts w:ascii="BIZ UDPゴシック" w:eastAsia="BIZ UDPゴシック" w:hAnsi="BIZ UDPゴシック"/>
-                <w:noProof/>
-              </w:rPr>
-              <w:fldChar w:fldCharType="separate"/>
-            </w:r>
-            <w:r>
-              <w:rPr>
-                <w:rFonts w:ascii="BIZ UDPゴシック" w:eastAsia="BIZ UDPゴシック" w:hAnsi="BIZ UDPゴシック" w:hint="eastAsia"/>
-                <w:noProof/>
-              </w:rPr>
-              <w:t>1</w:t>
+              <w:t xml:space="preserve">4</w:t>
             </w:r>
             <w:r>
               <w:rPr>
@@ -2088,16 +1461,14 @@
               <w:noProof/>
             </w:rPr>
           </w:pPr>
-          <w:hyperlink w:anchor="_Toc236400017" w:history="1">
+          <w:hyperlink w:anchor="_Toc8100015" w:history="1">
             <w:r>
               <w:rPr>
                 <w:rStyle w:val="a5"/>
-                <w:rFonts w:ascii="BIZ UDPゴシック" w:eastAsia="BIZ UDPゴシック" w:hAnsi="BIZ UDPゴシック" w:cs="ＭＳ 明朝" w:hint="eastAsia"/>
-                <w:b/>
-                <w:bCs/>
+                <w:rFonts w:ascii="BIZ UDPゴシック" w:eastAsia="BIZ UDPゴシック" w:hAnsi="BIZ UDPゴシック"/>
                 <w:noProof/>
               </w:rPr>
-              <w:t>６　計画の推進体制</w:t>
+              <w:t xml:space="preserve">６　計画の推進体制</w:t>
             </w:r>
             <w:r>
               <w:rPr>
@@ -2118,27 +1489,21 @@
                 <w:rFonts w:ascii="BIZ UDPゴシック" w:eastAsia="BIZ UDPゴシック" w:hAnsi="BIZ UDPゴシック"/>
                 <w:noProof/>
               </w:rPr>
-              <w:instrText xml:space="preserve"> PAGEREF _Toc236400017 \h </w:instrText>
+              <w:instrText xml:space="preserve"> PAGEREF _Toc8100015 \h </w:instrText>
             </w:r>
             <w:r>
               <w:rPr>
                 <w:rFonts w:ascii="BIZ UDPゴシック" w:eastAsia="BIZ UDPゴシック" w:hAnsi="BIZ UDPゴシック"/>
                 <w:noProof/>
               </w:rPr>
+              <w:fldChar w:fldCharType="separate"/>
             </w:r>
             <w:r>
               <w:rPr>
                 <w:rFonts w:ascii="BIZ UDPゴシック" w:eastAsia="BIZ UDPゴシック" w:hAnsi="BIZ UDPゴシック"/>
                 <w:noProof/>
               </w:rPr>
-              <w:fldChar w:fldCharType="separate"/>
-            </w:r>
-            <w:r>
-              <w:rPr>
-                <w:rFonts w:ascii="BIZ UDPゴシック" w:eastAsia="BIZ UDPゴシック" w:hAnsi="BIZ UDPゴシック" w:hint="eastAsia"/>
-                <w:noProof/>
-              </w:rPr>
-              <w:t>1</w:t>
+              <w:t xml:space="preserve">5</w:t>
             </w:r>
             <w:r>
               <w:rPr>
@@ -2160,81 +1525,67 @@
               <w:noProof/>
             </w:rPr>
           </w:pPr>
-          <w:hyperlink w:anchor="_Toc236400018" w:history="1">
+          <w:hyperlink w:anchor="_Toc8100020" w:history="1">
             <w:r>
               <w:rPr>
                 <w:rStyle w:val="a5"/>
-                <w:rFonts w:ascii="BIZ UDPゴシック" w:eastAsia="BIZ UDPゴシック" w:hAnsi="BIZ UDPゴシック" w:cs="ＭＳ 明朝" w:hint="eastAsia"/>
+                <w:rFonts w:ascii="BIZ UDPゴシック" w:eastAsia="BIZ UDPゴシック" w:hAnsi="BIZ UDPゴシック"/>
                 <w:b/>
                 <w:bCs/>
                 <w:noProof/>
               </w:rPr>
-              <w:t>第</w:t>
-            </w:r>
-            <w:r>
-              <w:rPr>
-                <w:rStyle w:val="a5"/>
-                <w:rFonts w:ascii="BIZ UDPゴシック" w:eastAsia="BIZ UDPゴシック" w:hAnsi="BIZ UDPゴシック" w:cs="IPAexGothic, MS Gothic, Noto Sa"/>
+              <w:t xml:space="preserve">第2章　本村の障がい者の現状</w:t>
+            </w:r>
+            <w:r>
+              <w:rPr>
+                <w:rFonts w:ascii="BIZ UDPゴシック" w:eastAsia="BIZ UDPゴシック" w:hAnsi="BIZ UDPゴシック"/>
                 <w:b/>
                 <w:bCs/>
                 <w:noProof/>
               </w:rPr>
-              <w:t>2</w:t>
-            </w:r>
-            <w:r>
-              <w:rPr>
-                <w:rStyle w:val="a5"/>
-                <w:rFonts w:ascii="BIZ UDPゴシック" w:eastAsia="BIZ UDPゴシック" w:hAnsi="BIZ UDPゴシック" w:cs="ＭＳ 明朝" w:hint="eastAsia"/>
+              <w:tab/>
+            </w:r>
+            <w:r>
+              <w:rPr>
+                <w:rFonts w:ascii="BIZ UDPゴシック" w:eastAsia="BIZ UDPゴシック" w:hAnsi="BIZ UDPゴシック"/>
                 <w:b/>
                 <w:bCs/>
                 <w:noProof/>
               </w:rPr>
-              <w:t>章　本村の障がい者の現状</w:t>
-            </w:r>
-            <w:r>
-              <w:rPr>
-                <w:rFonts w:ascii="BIZ UDPゴシック" w:eastAsia="BIZ UDPゴシック" w:hAnsi="BIZ UDPゴシック"/>
+              <w:fldChar w:fldCharType="begin"/>
+            </w:r>
+            <w:r>
+              <w:rPr>
+                <w:rFonts w:ascii="BIZ UDPゴシック" w:eastAsia="BIZ UDPゴシック" w:hAnsi="BIZ UDPゴシック"/>
+                <w:b/>
+                <w:bCs/>
                 <w:noProof/>
               </w:rPr>
-              <w:tab/>
-            </w:r>
-            <w:r>
-              <w:rPr>
-                <w:rFonts w:ascii="BIZ UDPゴシック" w:eastAsia="BIZ UDPゴシック" w:hAnsi="BIZ UDPゴシック"/>
+              <w:instrText xml:space="preserve"> PAGEREF _Toc8100020 \h </w:instrText>
+            </w:r>
+            <w:r>
+              <w:rPr>
+                <w:rFonts w:ascii="BIZ UDPゴシック" w:eastAsia="BIZ UDPゴシック" w:hAnsi="BIZ UDPゴシック"/>
+                <w:b/>
+                <w:bCs/>
                 <w:noProof/>
               </w:rPr>
-              <w:fldChar w:fldCharType="begin"/>
-            </w:r>
-            <w:r>
-              <w:rPr>
-                <w:rFonts w:ascii="BIZ UDPゴシック" w:eastAsia="BIZ UDPゴシック" w:hAnsi="BIZ UDPゴシック"/>
+              <w:fldChar w:fldCharType="separate"/>
+            </w:r>
+            <w:r>
+              <w:rPr>
+                <w:rFonts w:ascii="BIZ UDPゴシック" w:eastAsia="BIZ UDPゴシック" w:hAnsi="BIZ UDPゴシック"/>
+                <w:b/>
+                <w:bCs/>
                 <w:noProof/>
               </w:rPr>
-              <w:instrText xml:space="preserve"> PAGEREF _Toc236400018 \h </w:instrText>
-            </w:r>
-            <w:r>
-              <w:rPr>
-                <w:rFonts w:ascii="BIZ UDPゴシック" w:eastAsia="BIZ UDPゴシック" w:hAnsi="BIZ UDPゴシック"/>
-                <w:noProof/>
-              </w:rPr>
-            </w:r>
-            <w:r>
-              <w:rPr>
-                <w:rFonts w:ascii="BIZ UDPゴシック" w:eastAsia="BIZ UDPゴシック" w:hAnsi="BIZ UDPゴシック"/>
-                <w:noProof/>
-              </w:rPr>
-              <w:fldChar w:fldCharType="separate"/>
-            </w:r>
-            <w:r>
-              <w:rPr>
-                <w:rFonts w:ascii="BIZ UDPゴシック" w:eastAsia="BIZ UDPゴシック" w:hAnsi="BIZ UDPゴシック" w:hint="eastAsia"/>
-                <w:noProof/>
-              </w:rPr>
-              <w:t>1</w:t>
-            </w:r>
-            <w:r>
-              <w:rPr>
-                <w:rFonts w:ascii="BIZ UDPゴシック" w:eastAsia="BIZ UDPゴシック" w:hAnsi="BIZ UDPゴシック"/>
+              <w:t xml:space="preserve">8</w:t>
+            </w:r>
+            <w:r>
+              <w:rPr>
+                <w:rFonts w:ascii="BIZ UDPゴシック" w:eastAsia="BIZ UDPゴシック" w:hAnsi="BIZ UDPゴシック"/>
+                <w:b/>
+                <w:bCs/>
                 <w:noProof/>
               </w:rPr>
               <w:fldChar w:fldCharType="end"/>
@@ -2252,16 +1603,14 @@
               <w:noProof/>
             </w:rPr>
           </w:pPr>
-          <w:hyperlink w:anchor="_Toc236400019" w:history="1">
+          <w:hyperlink w:anchor="_Toc8100021" w:history="1">
             <w:r>
               <w:rPr>
                 <w:rStyle w:val="a5"/>
-                <w:rFonts w:ascii="BIZ UDPゴシック" w:eastAsia="BIZ UDPゴシック" w:hAnsi="BIZ UDPゴシック" w:cs="ＭＳ 明朝" w:hint="eastAsia"/>
-                <w:b/>
-                <w:bCs/>
+                <w:rFonts w:ascii="BIZ UDPゴシック" w:eastAsia="BIZ UDPゴシック" w:hAnsi="BIZ UDPゴシック"/>
                 <w:noProof/>
               </w:rPr>
-              <w:t>１　人口の推移</w:t>
+              <w:t xml:space="preserve">１　人口の推移</w:t>
             </w:r>
             <w:r>
               <w:rPr>
@@ -2282,27 +1631,21 @@
                 <w:rFonts w:ascii="BIZ UDPゴシック" w:eastAsia="BIZ UDPゴシック" w:hAnsi="BIZ UDPゴシック"/>
                 <w:noProof/>
               </w:rPr>
-              <w:instrText xml:space="preserve"> PAGEREF _Toc236400019 \h </w:instrText>
+              <w:instrText xml:space="preserve"> PAGEREF _Toc8100021 \h </w:instrText>
             </w:r>
             <w:r>
               <w:rPr>
                 <w:rFonts w:ascii="BIZ UDPゴシック" w:eastAsia="BIZ UDPゴシック" w:hAnsi="BIZ UDPゴシック"/>
                 <w:noProof/>
               </w:rPr>
+              <w:fldChar w:fldCharType="separate"/>
             </w:r>
             <w:r>
               <w:rPr>
                 <w:rFonts w:ascii="BIZ UDPゴシック" w:eastAsia="BIZ UDPゴシック" w:hAnsi="BIZ UDPゴシック"/>
                 <w:noProof/>
               </w:rPr>
-              <w:fldChar w:fldCharType="separate"/>
-            </w:r>
-            <w:r>
-              <w:rPr>
-                <w:rFonts w:ascii="BIZ UDPゴシック" w:eastAsia="BIZ UDPゴシック" w:hAnsi="BIZ UDPゴシック" w:hint="eastAsia"/>
-                <w:noProof/>
-              </w:rPr>
-              <w:t>1</w:t>
+              <w:t xml:space="preserve">8</w:t>
             </w:r>
             <w:r>
               <w:rPr>
@@ -2324,16 +1667,14 @@
               <w:noProof/>
             </w:rPr>
           </w:pPr>
-          <w:hyperlink w:anchor="_Toc236400020" w:history="1">
+          <w:hyperlink w:anchor="_Toc8100023" w:history="1">
             <w:r>
               <w:rPr>
                 <w:rStyle w:val="a5"/>
-                <w:rFonts w:ascii="BIZ UDPゴシック" w:eastAsia="BIZ UDPゴシック" w:hAnsi="BIZ UDPゴシック" w:cs="ＭＳ 明朝" w:hint="eastAsia"/>
-                <w:b/>
-                <w:bCs/>
+                <w:rFonts w:ascii="BIZ UDPゴシック" w:eastAsia="BIZ UDPゴシック" w:hAnsi="BIZ UDPゴシック"/>
                 <w:noProof/>
               </w:rPr>
-              <w:t>２　障がい者手帳の所持者数</w:t>
+              <w:t xml:space="preserve">２　障がい者手帳の所持者数</w:t>
             </w:r>
             <w:r>
               <w:rPr>
@@ -2354,27 +1695,21 @@
                 <w:rFonts w:ascii="BIZ UDPゴシック" w:eastAsia="BIZ UDPゴシック" w:hAnsi="BIZ UDPゴシック"/>
                 <w:noProof/>
               </w:rPr>
-              <w:instrText xml:space="preserve"> PAGEREF _Toc236400020 \h </w:instrText>
+              <w:instrText xml:space="preserve"> PAGEREF _Toc8100023 \h </w:instrText>
             </w:r>
             <w:r>
               <w:rPr>
                 <w:rFonts w:ascii="BIZ UDPゴシック" w:eastAsia="BIZ UDPゴシック" w:hAnsi="BIZ UDPゴシック"/>
                 <w:noProof/>
               </w:rPr>
+              <w:fldChar w:fldCharType="separate"/>
             </w:r>
             <w:r>
               <w:rPr>
                 <w:rFonts w:ascii="BIZ UDPゴシック" w:eastAsia="BIZ UDPゴシック" w:hAnsi="BIZ UDPゴシック"/>
                 <w:noProof/>
               </w:rPr>
-              <w:fldChar w:fldCharType="separate"/>
-            </w:r>
-            <w:r>
-              <w:rPr>
-                <w:rFonts w:ascii="BIZ UDPゴシック" w:eastAsia="BIZ UDPゴシック" w:hAnsi="BIZ UDPゴシック" w:hint="eastAsia"/>
-                <w:noProof/>
-              </w:rPr>
-              <w:t>1</w:t>
+              <w:t xml:space="preserve">9</w:t>
             </w:r>
             <w:r>
               <w:rPr>
@@ -2396,16 +1731,14 @@
               <w:noProof/>
             </w:rPr>
           </w:pPr>
-          <w:hyperlink w:anchor="_Toc236400021" w:history="1">
+          <w:hyperlink w:anchor="_Toc8100024" w:history="1">
             <w:r>
               <w:rPr>
                 <w:rStyle w:val="a5"/>
-                <w:rFonts w:ascii="BIZ UDPゴシック" w:eastAsia="BIZ UDPゴシック" w:hAnsi="BIZ UDPゴシック" w:cs="ＭＳ 明朝" w:hint="eastAsia"/>
-                <w:b/>
-                <w:bCs/>
+                <w:rFonts w:ascii="BIZ UDPゴシック" w:eastAsia="BIZ UDPゴシック" w:hAnsi="BIZ UDPゴシック"/>
                 <w:noProof/>
               </w:rPr>
-              <w:t>３　身体障がい者の現状</w:t>
+              <w:t xml:space="preserve">３　身体障がい者の現状</w:t>
             </w:r>
             <w:r>
               <w:rPr>
@@ -2426,27 +1759,21 @@
                 <w:rFonts w:ascii="BIZ UDPゴシック" w:eastAsia="BIZ UDPゴシック" w:hAnsi="BIZ UDPゴシック"/>
                 <w:noProof/>
               </w:rPr>
-              <w:instrText xml:space="preserve"> PAGEREF _Toc236400021 \h </w:instrText>
+              <w:instrText xml:space="preserve"> PAGEREF _Toc8100024 \h </w:instrText>
             </w:r>
             <w:r>
               <w:rPr>
                 <w:rFonts w:ascii="BIZ UDPゴシック" w:eastAsia="BIZ UDPゴシック" w:hAnsi="BIZ UDPゴシック"/>
                 <w:noProof/>
               </w:rPr>
+              <w:fldChar w:fldCharType="separate"/>
             </w:r>
             <w:r>
               <w:rPr>
                 <w:rFonts w:ascii="BIZ UDPゴシック" w:eastAsia="BIZ UDPゴシック" w:hAnsi="BIZ UDPゴシック"/>
                 <w:noProof/>
               </w:rPr>
-              <w:fldChar w:fldCharType="separate"/>
-            </w:r>
-            <w:r>
-              <w:rPr>
-                <w:rFonts w:ascii="BIZ UDPゴシック" w:eastAsia="BIZ UDPゴシック" w:hAnsi="BIZ UDPゴシック" w:hint="eastAsia"/>
-                <w:noProof/>
-              </w:rPr>
-              <w:t>1</w:t>
+              <w:t xml:space="preserve">9</w:t>
             </w:r>
             <w:r>
               <w:rPr>
@@ -2468,16 +1795,14 @@
               <w:noProof/>
             </w:rPr>
           </w:pPr>
-          <w:hyperlink w:anchor="_Toc236400022" w:history="1">
+          <w:hyperlink w:anchor="_Toc8100025" w:history="1">
             <w:r>
               <w:rPr>
                 <w:rStyle w:val="a5"/>
-                <w:rFonts w:ascii="BIZ UDPゴシック" w:eastAsia="BIZ UDPゴシック" w:hAnsi="BIZ UDPゴシック" w:cs="ＭＳ 明朝" w:hint="eastAsia"/>
-                <w:b/>
-                <w:bCs/>
+                <w:rFonts w:ascii="BIZ UDPゴシック" w:eastAsia="BIZ UDPゴシック" w:hAnsi="BIZ UDPゴシック"/>
                 <w:noProof/>
               </w:rPr>
-              <w:t>４　知的障がい者の現状</w:t>
+              <w:t xml:space="preserve">４　知的障がい者の現状</w:t>
             </w:r>
             <w:r>
               <w:rPr>
@@ -2498,27 +1823,21 @@
                 <w:rFonts w:ascii="BIZ UDPゴシック" w:eastAsia="BIZ UDPゴシック" w:hAnsi="BIZ UDPゴシック"/>
                 <w:noProof/>
               </w:rPr>
-              <w:instrText xml:space="preserve"> PAGEREF _Toc236400022 \h </w:instrText>
+              <w:instrText xml:space="preserve"> PAGEREF _Toc8100025 \h </w:instrText>
             </w:r>
             <w:r>
               <w:rPr>
                 <w:rFonts w:ascii="BIZ UDPゴシック" w:eastAsia="BIZ UDPゴシック" w:hAnsi="BIZ UDPゴシック"/>
                 <w:noProof/>
               </w:rPr>
+              <w:fldChar w:fldCharType="separate"/>
             </w:r>
             <w:r>
               <w:rPr>
                 <w:rFonts w:ascii="BIZ UDPゴシック" w:eastAsia="BIZ UDPゴシック" w:hAnsi="BIZ UDPゴシック"/>
                 <w:noProof/>
               </w:rPr>
-              <w:fldChar w:fldCharType="separate"/>
-            </w:r>
-            <w:r>
-              <w:rPr>
-                <w:rFonts w:ascii="BIZ UDPゴシック" w:eastAsia="BIZ UDPゴシック" w:hAnsi="BIZ UDPゴシック" w:hint="eastAsia"/>
-                <w:noProof/>
-              </w:rPr>
-              <w:t>1</w:t>
+              <w:t xml:space="preserve">9</w:t>
             </w:r>
             <w:r>
               <w:rPr>
@@ -2540,16 +1859,14 @@
               <w:noProof/>
             </w:rPr>
           </w:pPr>
-          <w:hyperlink w:anchor="_Toc236400023" w:history="1">
+          <w:hyperlink w:anchor="_Toc8100026" w:history="1">
             <w:r>
               <w:rPr>
                 <w:rStyle w:val="a5"/>
-                <w:rFonts w:ascii="BIZ UDPゴシック" w:eastAsia="BIZ UDPゴシック" w:hAnsi="BIZ UDPゴシック" w:cs="ＭＳ 明朝" w:hint="eastAsia"/>
-                <w:b/>
-                <w:bCs/>
+                <w:rFonts w:ascii="BIZ UDPゴシック" w:eastAsia="BIZ UDPゴシック" w:hAnsi="BIZ UDPゴシック"/>
                 <w:noProof/>
               </w:rPr>
-              <w:t>５　精神障がい者の現状</w:t>
+              <w:t xml:space="preserve">５　精神障がい者の現状</w:t>
             </w:r>
             <w:r>
               <w:rPr>
@@ -2570,27 +1887,21 @@
                 <w:rFonts w:ascii="BIZ UDPゴシック" w:eastAsia="BIZ UDPゴシック" w:hAnsi="BIZ UDPゴシック"/>
                 <w:noProof/>
               </w:rPr>
-              <w:instrText xml:space="preserve"> PAGEREF _Toc236400023 \h </w:instrText>
+              <w:instrText xml:space="preserve"> PAGEREF _Toc8100026 \h </w:instrText>
             </w:r>
             <w:r>
               <w:rPr>
                 <w:rFonts w:ascii="BIZ UDPゴシック" w:eastAsia="BIZ UDPゴシック" w:hAnsi="BIZ UDPゴシック"/>
                 <w:noProof/>
               </w:rPr>
+              <w:fldChar w:fldCharType="separate"/>
             </w:r>
             <w:r>
               <w:rPr>
                 <w:rFonts w:ascii="BIZ UDPゴシック" w:eastAsia="BIZ UDPゴシック" w:hAnsi="BIZ UDPゴシック"/>
                 <w:noProof/>
               </w:rPr>
-              <w:fldChar w:fldCharType="separate"/>
-            </w:r>
-            <w:r>
-              <w:rPr>
-                <w:rFonts w:ascii="BIZ UDPゴシック" w:eastAsia="BIZ UDPゴシック" w:hAnsi="BIZ UDPゴシック" w:hint="eastAsia"/>
-                <w:noProof/>
-              </w:rPr>
-              <w:t>1</w:t>
+              <w:t xml:space="preserve">9</w:t>
             </w:r>
             <w:r>
               <w:rPr>
@@ -2612,16 +1923,14 @@
               <w:noProof/>
             </w:rPr>
           </w:pPr>
-          <w:hyperlink w:anchor="_Toc236400024" w:history="1">
+          <w:hyperlink w:anchor="_Toc8100027" w:history="1">
             <w:r>
               <w:rPr>
                 <w:rStyle w:val="a5"/>
-                <w:rFonts w:ascii="BIZ UDPゴシック" w:eastAsia="BIZ UDPゴシック" w:hAnsi="BIZ UDPゴシック" w:cs="ＭＳ 明朝" w:hint="eastAsia"/>
-                <w:b/>
-                <w:bCs/>
+                <w:rFonts w:ascii="BIZ UDPゴシック" w:eastAsia="BIZ UDPゴシック" w:hAnsi="BIZ UDPゴシック"/>
                 <w:noProof/>
               </w:rPr>
-              <w:t>６　障がい児の就学状況</w:t>
+              <w:t xml:space="preserve">６　障がい者手帳所持者数の将来推計</w:t>
             </w:r>
             <w:r>
               <w:rPr>
@@ -2642,27 +1951,21 @@
                 <w:rFonts w:ascii="BIZ UDPゴシック" w:eastAsia="BIZ UDPゴシック" w:hAnsi="BIZ UDPゴシック"/>
                 <w:noProof/>
               </w:rPr>
-              <w:instrText xml:space="preserve"> PAGEREF _Toc236400024 \h </w:instrText>
+              <w:instrText xml:space="preserve"> PAGEREF _Toc8100027 \h </w:instrText>
             </w:r>
             <w:r>
               <w:rPr>
                 <w:rFonts w:ascii="BIZ UDPゴシック" w:eastAsia="BIZ UDPゴシック" w:hAnsi="BIZ UDPゴシック"/>
                 <w:noProof/>
               </w:rPr>
+              <w:fldChar w:fldCharType="separate"/>
             </w:r>
             <w:r>
               <w:rPr>
                 <w:rFonts w:ascii="BIZ UDPゴシック" w:eastAsia="BIZ UDPゴシック" w:hAnsi="BIZ UDPゴシック"/>
                 <w:noProof/>
               </w:rPr>
-              <w:fldChar w:fldCharType="separate"/>
-            </w:r>
-            <w:r>
-              <w:rPr>
-                <w:rFonts w:ascii="BIZ UDPゴシック" w:eastAsia="BIZ UDPゴシック" w:hAnsi="BIZ UDPゴシック" w:hint="eastAsia"/>
-                <w:noProof/>
-              </w:rPr>
-              <w:t>1</w:t>
+              <w:t xml:space="preserve">10</w:t>
             </w:r>
             <w:r>
               <w:rPr>
@@ -2684,16 +1987,14 @@
               <w:noProof/>
             </w:rPr>
           </w:pPr>
-          <w:hyperlink w:anchor="_Toc236400025" w:history="1">
+          <w:hyperlink w:anchor="_Toc8100032" w:history="1">
             <w:r>
               <w:rPr>
                 <w:rStyle w:val="a5"/>
-                <w:rFonts w:ascii="BIZ UDPゴシック" w:eastAsia="BIZ UDPゴシック" w:hAnsi="BIZ UDPゴシック" w:cs="ＭＳ 明朝" w:hint="eastAsia"/>
-                <w:b/>
-                <w:bCs/>
+                <w:rFonts w:ascii="BIZ UDPゴシック" w:eastAsia="BIZ UDPゴシック" w:hAnsi="BIZ UDPゴシック"/>
                 <w:noProof/>
               </w:rPr>
-              <w:t>７　アンケート調査の実施について</w:t>
+              <w:t xml:space="preserve">７　障がい児の就学状況</w:t>
             </w:r>
             <w:r>
               <w:rPr>
@@ -2714,27 +2015,85 @@
                 <w:rFonts w:ascii="BIZ UDPゴシック" w:eastAsia="BIZ UDPゴシック" w:hAnsi="BIZ UDPゴシック"/>
                 <w:noProof/>
               </w:rPr>
-              <w:instrText xml:space="preserve"> PAGEREF _Toc236400025 \h </w:instrText>
+              <w:instrText xml:space="preserve"> PAGEREF _Toc8100032 \h </w:instrText>
             </w:r>
             <w:r>
               <w:rPr>
                 <w:rFonts w:ascii="BIZ UDPゴシック" w:eastAsia="BIZ UDPゴシック" w:hAnsi="BIZ UDPゴシック"/>
                 <w:noProof/>
               </w:rPr>
+              <w:fldChar w:fldCharType="separate"/>
             </w:r>
             <w:r>
               <w:rPr>
                 <w:rFonts w:ascii="BIZ UDPゴシック" w:eastAsia="BIZ UDPゴシック" w:hAnsi="BIZ UDPゴシック"/>
                 <w:noProof/>
               </w:rPr>
+              <w:t xml:space="preserve">12</w:t>
+            </w:r>
+            <w:r>
+              <w:rPr>
+                <w:rFonts w:ascii="BIZ UDPゴシック" w:eastAsia="BIZ UDPゴシック" w:hAnsi="BIZ UDPゴシック"/>
+                <w:noProof/>
+              </w:rPr>
+              <w:fldChar w:fldCharType="end"/>
+            </w:r>
+          </w:hyperlink>
+        </w:p>
+        <w:p>
+          <w:pPr>
+            <w:pStyle w:val="20"/>
+            <w:tabs>
+              <w:tab w:val="right" w:leader="dot" w:pos="9628"/>
+            </w:tabs>
+            <w:rPr>
+              <w:rFonts w:ascii="BIZ UDPゴシック" w:eastAsia="BIZ UDPゴシック" w:hAnsi="BIZ UDPゴシック"/>
+              <w:noProof/>
+            </w:rPr>
+          </w:pPr>
+          <w:hyperlink w:anchor="_Toc8100033" w:history="1">
+            <w:r>
+              <w:rPr>
+                <w:rStyle w:val="a5"/>
+                <w:rFonts w:ascii="BIZ UDPゴシック" w:eastAsia="BIZ UDPゴシック" w:hAnsi="BIZ UDPゴシック"/>
+                <w:noProof/>
+              </w:rPr>
+              <w:t xml:space="preserve">８　アンケート調査の実施について</w:t>
+            </w:r>
+            <w:r>
+              <w:rPr>
+                <w:rFonts w:ascii="BIZ UDPゴシック" w:eastAsia="BIZ UDPゴシック" w:hAnsi="BIZ UDPゴシック"/>
+                <w:noProof/>
+              </w:rPr>
+              <w:tab/>
+            </w:r>
+            <w:r>
+              <w:rPr>
+                <w:rFonts w:ascii="BIZ UDPゴシック" w:eastAsia="BIZ UDPゴシック" w:hAnsi="BIZ UDPゴシック"/>
+                <w:noProof/>
+              </w:rPr>
+              <w:fldChar w:fldCharType="begin"/>
+            </w:r>
+            <w:r>
+              <w:rPr>
+                <w:rFonts w:ascii="BIZ UDPゴシック" w:eastAsia="BIZ UDPゴシック" w:hAnsi="BIZ UDPゴシック"/>
+                <w:noProof/>
+              </w:rPr>
+              <w:instrText xml:space="preserve"> PAGEREF _Toc8100033 \h </w:instrText>
+            </w:r>
+            <w:r>
+              <w:rPr>
+                <w:rFonts w:ascii="BIZ UDPゴシック" w:eastAsia="BIZ UDPゴシック" w:hAnsi="BIZ UDPゴシック"/>
+                <w:noProof/>
+              </w:rPr>
               <w:fldChar w:fldCharType="separate"/>
             </w:r>
             <w:r>
               <w:rPr>
-                <w:rFonts w:ascii="BIZ UDPゴシック" w:eastAsia="BIZ UDPゴシック" w:hAnsi="BIZ UDPゴシック" w:hint="eastAsia"/>
+                <w:rFonts w:ascii="BIZ UDPゴシック" w:eastAsia="BIZ UDPゴシック" w:hAnsi="BIZ UDPゴシック"/>
                 <w:noProof/>
               </w:rPr>
-              <w:t>1</w:t>
+              <w:t xml:space="preserve">12</w:t>
             </w:r>
             <w:r>
               <w:rPr>
@@ -2756,81 +2115,67 @@
               <w:noProof/>
             </w:rPr>
           </w:pPr>
-          <w:hyperlink w:anchor="_Toc236400026" w:history="1">
+          <w:hyperlink w:anchor="_Toc8100034" w:history="1">
             <w:r>
               <w:rPr>
                 <w:rStyle w:val="a5"/>
-                <w:rFonts w:ascii="BIZ UDPゴシック" w:eastAsia="BIZ UDPゴシック" w:hAnsi="BIZ UDPゴシック" w:cs="ＭＳ 明朝" w:hint="eastAsia"/>
+                <w:rFonts w:ascii="BIZ UDPゴシック" w:eastAsia="BIZ UDPゴシック" w:hAnsi="BIZ UDPゴシック"/>
                 <w:b/>
                 <w:bCs/>
                 <w:noProof/>
               </w:rPr>
-              <w:t>第</w:t>
-            </w:r>
-            <w:r>
-              <w:rPr>
-                <w:rStyle w:val="a5"/>
-                <w:rFonts w:ascii="BIZ UDPゴシック" w:eastAsia="BIZ UDPゴシック" w:hAnsi="BIZ UDPゴシック" w:cs="IPAexGothic, MS Gothic, Noto Sa"/>
+              <w:t xml:space="preserve">第3章　計画の基本理念・基本目標及び施策体系</w:t>
+            </w:r>
+            <w:r>
+              <w:rPr>
+                <w:rFonts w:ascii="BIZ UDPゴシック" w:eastAsia="BIZ UDPゴシック" w:hAnsi="BIZ UDPゴシック"/>
                 <w:b/>
                 <w:bCs/>
                 <w:noProof/>
               </w:rPr>
-              <w:t>3</w:t>
-            </w:r>
-            <w:r>
-              <w:rPr>
-                <w:rStyle w:val="a5"/>
-                <w:rFonts w:ascii="BIZ UDPゴシック" w:eastAsia="BIZ UDPゴシック" w:hAnsi="BIZ UDPゴシック" w:cs="ＭＳ 明朝" w:hint="eastAsia"/>
+              <w:tab/>
+            </w:r>
+            <w:r>
+              <w:rPr>
+                <w:rFonts w:ascii="BIZ UDPゴシック" w:eastAsia="BIZ UDPゴシック" w:hAnsi="BIZ UDPゴシック"/>
                 <w:b/>
                 <w:bCs/>
                 <w:noProof/>
               </w:rPr>
-              <w:t>章　第４次北塩原村障がい者計画の推進状況（参考）</w:t>
-            </w:r>
-            <w:r>
-              <w:rPr>
-                <w:rFonts w:ascii="BIZ UDPゴシック" w:eastAsia="BIZ UDPゴシック" w:hAnsi="BIZ UDPゴシック"/>
+              <w:fldChar w:fldCharType="begin"/>
+            </w:r>
+            <w:r>
+              <w:rPr>
+                <w:rFonts w:ascii="BIZ UDPゴシック" w:eastAsia="BIZ UDPゴシック" w:hAnsi="BIZ UDPゴシック"/>
+                <w:b/>
+                <w:bCs/>
                 <w:noProof/>
               </w:rPr>
-              <w:tab/>
-            </w:r>
-            <w:r>
-              <w:rPr>
-                <w:rFonts w:ascii="BIZ UDPゴシック" w:eastAsia="BIZ UDPゴシック" w:hAnsi="BIZ UDPゴシック"/>
+              <w:instrText xml:space="preserve"> PAGEREF _Toc8100034 \h </w:instrText>
+            </w:r>
+            <w:r>
+              <w:rPr>
+                <w:rFonts w:ascii="BIZ UDPゴシック" w:eastAsia="BIZ UDPゴシック" w:hAnsi="BIZ UDPゴシック"/>
+                <w:b/>
+                <w:bCs/>
                 <w:noProof/>
               </w:rPr>
-              <w:fldChar w:fldCharType="begin"/>
-            </w:r>
-            <w:r>
-              <w:rPr>
-                <w:rFonts w:ascii="BIZ UDPゴシック" w:eastAsia="BIZ UDPゴシック" w:hAnsi="BIZ UDPゴシック"/>
+              <w:fldChar w:fldCharType="separate"/>
+            </w:r>
+            <w:r>
+              <w:rPr>
+                <w:rFonts w:ascii="BIZ UDPゴシック" w:eastAsia="BIZ UDPゴシック" w:hAnsi="BIZ UDPゴシック"/>
+                <w:b/>
+                <w:bCs/>
                 <w:noProof/>
               </w:rPr>
-              <w:instrText xml:space="preserve"> PAGEREF _Toc236400026 \h </w:instrText>
-            </w:r>
-            <w:r>
-              <w:rPr>
-                <w:rFonts w:ascii="BIZ UDPゴシック" w:eastAsia="BIZ UDPゴシック" w:hAnsi="BIZ UDPゴシック"/>
-                <w:noProof/>
-              </w:rPr>
-            </w:r>
-            <w:r>
-              <w:rPr>
-                <w:rFonts w:ascii="BIZ UDPゴシック" w:eastAsia="BIZ UDPゴシック" w:hAnsi="BIZ UDPゴシック"/>
-                <w:noProof/>
-              </w:rPr>
-              <w:fldChar w:fldCharType="separate"/>
-            </w:r>
-            <w:r>
-              <w:rPr>
-                <w:rFonts w:ascii="BIZ UDPゴシック" w:eastAsia="BIZ UDPゴシック" w:hAnsi="BIZ UDPゴシック" w:hint="eastAsia"/>
-                <w:noProof/>
-              </w:rPr>
-              <w:t>1</w:t>
-            </w:r>
-            <w:r>
-              <w:rPr>
-                <w:rFonts w:ascii="BIZ UDPゴシック" w:eastAsia="BIZ UDPゴシック" w:hAnsi="BIZ UDPゴシック"/>
+              <w:t xml:space="preserve">14</w:t>
+            </w:r>
+            <w:r>
+              <w:rPr>
+                <w:rFonts w:ascii="BIZ UDPゴシック" w:eastAsia="BIZ UDPゴシック" w:hAnsi="BIZ UDPゴシック"/>
+                <w:b/>
+                <w:bCs/>
                 <w:noProof/>
               </w:rPr>
               <w:fldChar w:fldCharType="end"/>
@@ -2839,7 +2184,7 @@
         </w:p>
         <w:p>
           <w:pPr>
-            <w:pStyle w:val="30"/>
+            <w:pStyle w:val="20"/>
             <w:tabs>
               <w:tab w:val="right" w:leader="dot" w:pos="9628"/>
             </w:tabs>
@@ -2848,16 +2193,14 @@
               <w:noProof/>
             </w:rPr>
           </w:pPr>
-          <w:hyperlink w:anchor="_Toc236400027" w:history="1">
+          <w:hyperlink w:anchor="_Toc8100035" w:history="1">
             <w:r>
               <w:rPr>
                 <w:rStyle w:val="a5"/>
-                <w:rFonts w:ascii="BIZ UDPゴシック" w:eastAsia="BIZ UDPゴシック" w:hAnsi="BIZ UDPゴシック" w:cs="ＭＳ 明朝" w:hint="eastAsia"/>
-                <w:b/>
-                <w:bCs/>
+                <w:rFonts w:ascii="BIZ UDPゴシック" w:eastAsia="BIZ UDPゴシック" w:hAnsi="BIZ UDPゴシック"/>
                 <w:noProof/>
               </w:rPr>
-              <w:t>基本理念</w:t>
+              <w:t xml:space="preserve">１　基本理念</w:t>
             </w:r>
             <w:r>
               <w:rPr>
@@ -2878,27 +2221,21 @@
                 <w:rFonts w:ascii="BIZ UDPゴシック" w:eastAsia="BIZ UDPゴシック" w:hAnsi="BIZ UDPゴシック"/>
                 <w:noProof/>
               </w:rPr>
-              <w:instrText xml:space="preserve"> PAGEREF _Toc236400027 \h </w:instrText>
+              <w:instrText xml:space="preserve"> PAGEREF _Toc8100035 \h </w:instrText>
             </w:r>
             <w:r>
               <w:rPr>
                 <w:rFonts w:ascii="BIZ UDPゴシック" w:eastAsia="BIZ UDPゴシック" w:hAnsi="BIZ UDPゴシック"/>
                 <w:noProof/>
               </w:rPr>
+              <w:fldChar w:fldCharType="separate"/>
             </w:r>
             <w:r>
               <w:rPr>
                 <w:rFonts w:ascii="BIZ UDPゴシック" w:eastAsia="BIZ UDPゴシック" w:hAnsi="BIZ UDPゴシック"/>
                 <w:noProof/>
               </w:rPr>
-              <w:fldChar w:fldCharType="separate"/>
-            </w:r>
-            <w:r>
-              <w:rPr>
-                <w:rFonts w:ascii="BIZ UDPゴシック" w:eastAsia="BIZ UDPゴシック" w:hAnsi="BIZ UDPゴシック" w:hint="eastAsia"/>
-                <w:noProof/>
-              </w:rPr>
-              <w:t>1</w:t>
+              <w:t xml:space="preserve">14</w:t>
             </w:r>
             <w:r>
               <w:rPr>
@@ -2911,7 +2248,7 @@
         </w:p>
         <w:p>
           <w:pPr>
-            <w:pStyle w:val="30"/>
+            <w:pStyle w:val="20"/>
             <w:tabs>
               <w:tab w:val="right" w:leader="dot" w:pos="9628"/>
             </w:tabs>
@@ -2920,16 +2257,14 @@
               <w:noProof/>
             </w:rPr>
           </w:pPr>
-          <w:hyperlink w:anchor="_Toc236400028" w:history="1">
+          <w:hyperlink w:anchor="_Toc8100036" w:history="1">
             <w:r>
               <w:rPr>
                 <w:rStyle w:val="a5"/>
-                <w:rFonts w:ascii="BIZ UDPゴシック" w:eastAsia="BIZ UDPゴシック" w:hAnsi="BIZ UDPゴシック" w:cs="ＭＳ 明朝" w:hint="eastAsia"/>
-                <w:b/>
-                <w:bCs/>
+                <w:rFonts w:ascii="BIZ UDPゴシック" w:eastAsia="BIZ UDPゴシック" w:hAnsi="BIZ UDPゴシック"/>
                 <w:noProof/>
               </w:rPr>
-              <w:t>基本目標</w:t>
+              <w:t xml:space="preserve">２　基本目標</w:t>
             </w:r>
             <w:r>
               <w:rPr>
@@ -2950,27 +2285,21 @@
                 <w:rFonts w:ascii="BIZ UDPゴシック" w:eastAsia="BIZ UDPゴシック" w:hAnsi="BIZ UDPゴシック"/>
                 <w:noProof/>
               </w:rPr>
-              <w:instrText xml:space="preserve"> PAGEREF _Toc236400028 \h </w:instrText>
+              <w:instrText xml:space="preserve"> PAGEREF _Toc8100036 \h </w:instrText>
             </w:r>
             <w:r>
               <w:rPr>
                 <w:rFonts w:ascii="BIZ UDPゴシック" w:eastAsia="BIZ UDPゴシック" w:hAnsi="BIZ UDPゴシック"/>
                 <w:noProof/>
               </w:rPr>
+              <w:fldChar w:fldCharType="separate"/>
             </w:r>
             <w:r>
               <w:rPr>
                 <w:rFonts w:ascii="BIZ UDPゴシック" w:eastAsia="BIZ UDPゴシック" w:hAnsi="BIZ UDPゴシック"/>
                 <w:noProof/>
               </w:rPr>
-              <w:fldChar w:fldCharType="separate"/>
-            </w:r>
-            <w:r>
-              <w:rPr>
-                <w:rFonts w:ascii="BIZ UDPゴシック" w:eastAsia="BIZ UDPゴシック" w:hAnsi="BIZ UDPゴシック" w:hint="eastAsia"/>
-                <w:noProof/>
-              </w:rPr>
-              <w:t>1</w:t>
+              <w:t xml:space="preserve">14</w:t>
             </w:r>
             <w:r>
               <w:rPr>
@@ -2983,7 +2312,7 @@
         </w:p>
         <w:p>
           <w:pPr>
-            <w:pStyle w:val="30"/>
+            <w:pStyle w:val="20"/>
             <w:tabs>
               <w:tab w:val="right" w:leader="dot" w:pos="9628"/>
             </w:tabs>
@@ -2992,36 +2321,142 @@
               <w:noProof/>
             </w:rPr>
           </w:pPr>
-          <w:hyperlink w:anchor="_Toc236400029" w:history="1">
+          <w:hyperlink w:anchor="_Toc8100037" w:history="1">
             <w:r>
               <w:rPr>
                 <w:rStyle w:val="a5"/>
-                <w:rFonts w:ascii="BIZ UDPゴシック" w:eastAsia="BIZ UDPゴシック" w:hAnsi="BIZ UDPゴシック" w:cs="ＭＳ 明朝" w:hint="eastAsia"/>
-                <w:b/>
-                <w:bCs/>
+                <w:rFonts w:ascii="BIZ UDPゴシック" w:eastAsia="BIZ UDPゴシック" w:hAnsi="BIZ UDPゴシック"/>
                 <w:noProof/>
               </w:rPr>
-              <w:t>基本施策と令和</w:t>
-            </w:r>
+              <w:t xml:space="preserve">３　施策体系と各施策の方向性</w:t>
+            </w:r>
+            <w:r>
+              <w:rPr>
+                <w:rFonts w:ascii="BIZ UDPゴシック" w:eastAsia="BIZ UDPゴシック" w:hAnsi="BIZ UDPゴシック"/>
+                <w:noProof/>
+              </w:rPr>
+              <w:tab/>
+            </w:r>
+            <w:r>
+              <w:rPr>
+                <w:rFonts w:ascii="BIZ UDPゴシック" w:eastAsia="BIZ UDPゴシック" w:hAnsi="BIZ UDPゴシック"/>
+                <w:noProof/>
+              </w:rPr>
+              <w:fldChar w:fldCharType="begin"/>
+            </w:r>
+            <w:r>
+              <w:rPr>
+                <w:rFonts w:ascii="BIZ UDPゴシック" w:eastAsia="BIZ UDPゴシック" w:hAnsi="BIZ UDPゴシック"/>
+                <w:noProof/>
+              </w:rPr>
+              <w:instrText xml:space="preserve"> PAGEREF _Toc8100037 \h </w:instrText>
+            </w:r>
+            <w:r>
+              <w:rPr>
+                <w:rFonts w:ascii="BIZ UDPゴシック" w:eastAsia="BIZ UDPゴシック" w:hAnsi="BIZ UDPゴシック"/>
+                <w:noProof/>
+              </w:rPr>
+              <w:fldChar w:fldCharType="separate"/>
+            </w:r>
+            <w:r>
+              <w:rPr>
+                <w:rFonts w:ascii="BIZ UDPゴシック" w:eastAsia="BIZ UDPゴシック" w:hAnsi="BIZ UDPゴシック"/>
+                <w:noProof/>
+              </w:rPr>
+              <w:t xml:space="preserve">14</w:t>
+            </w:r>
+            <w:r>
+              <w:rPr>
+                <w:rFonts w:ascii="BIZ UDPゴシック" w:eastAsia="BIZ UDPゴシック" w:hAnsi="BIZ UDPゴシック"/>
+                <w:noProof/>
+              </w:rPr>
+              <w:fldChar w:fldCharType="end"/>
+            </w:r>
+          </w:hyperlink>
+        </w:p>
+        <w:p>
+          <w:pPr>
+            <w:pStyle w:val="20"/>
+            <w:tabs>
+              <w:tab w:val="right" w:leader="dot" w:pos="9628"/>
+            </w:tabs>
+            <w:rPr>
+              <w:rFonts w:ascii="BIZ UDPゴシック" w:eastAsia="BIZ UDPゴシック" w:hAnsi="BIZ UDPゴシック"/>
+              <w:noProof/>
+            </w:rPr>
+          </w:pPr>
+          <w:hyperlink w:anchor="_Toc8100038" w:history="1">
             <w:r>
               <w:rPr>
                 <w:rStyle w:val="a5"/>
-                <w:rFonts w:ascii="BIZ UDPゴシック" w:eastAsia="BIZ UDPゴシック" w:hAnsi="BIZ UDPゴシック" w:cs="IPAexGothic, MS Gothic, Noto Sa"/>
-                <w:b/>
-                <w:bCs/>
+                <w:rFonts w:ascii="BIZ UDPゴシック" w:eastAsia="BIZ UDPゴシック" w:hAnsi="BIZ UDPゴシック"/>
                 <w:noProof/>
               </w:rPr>
-              <w:t>11</w:t>
-            </w:r>
+              <w:t xml:space="preserve">４　第８期計画で加わる視点と施策体系の対応</w:t>
+            </w:r>
+            <w:r>
+              <w:rPr>
+                <w:rFonts w:ascii="BIZ UDPゴシック" w:eastAsia="BIZ UDPゴシック" w:hAnsi="BIZ UDPゴシック"/>
+                <w:noProof/>
+              </w:rPr>
+              <w:tab/>
+            </w:r>
+            <w:r>
+              <w:rPr>
+                <w:rFonts w:ascii="BIZ UDPゴシック" w:eastAsia="BIZ UDPゴシック" w:hAnsi="BIZ UDPゴシック"/>
+                <w:noProof/>
+              </w:rPr>
+              <w:fldChar w:fldCharType="begin"/>
+            </w:r>
+            <w:r>
+              <w:rPr>
+                <w:rFonts w:ascii="BIZ UDPゴシック" w:eastAsia="BIZ UDPゴシック" w:hAnsi="BIZ UDPゴシック"/>
+                <w:noProof/>
+              </w:rPr>
+              <w:instrText xml:space="preserve"> PAGEREF _Toc8100038 \h </w:instrText>
+            </w:r>
+            <w:r>
+              <w:rPr>
+                <w:rFonts w:ascii="BIZ UDPゴシック" w:eastAsia="BIZ UDPゴシック" w:hAnsi="BIZ UDPゴシック"/>
+                <w:noProof/>
+              </w:rPr>
+              <w:fldChar w:fldCharType="separate"/>
+            </w:r>
+            <w:r>
+              <w:rPr>
+                <w:rFonts w:ascii="BIZ UDPゴシック" w:eastAsia="BIZ UDPゴシック" w:hAnsi="BIZ UDPゴシック"/>
+                <w:noProof/>
+              </w:rPr>
+              <w:t xml:space="preserve">15</w:t>
+            </w:r>
+            <w:r>
+              <w:rPr>
+                <w:rFonts w:ascii="BIZ UDPゴシック" w:eastAsia="BIZ UDPゴシック" w:hAnsi="BIZ UDPゴシック"/>
+                <w:noProof/>
+              </w:rPr>
+              <w:fldChar w:fldCharType="end"/>
+            </w:r>
+          </w:hyperlink>
+        </w:p>
+        <w:p>
+          <w:pPr>
+            <w:pStyle w:val="20"/>
+            <w:tabs>
+              <w:tab w:val="right" w:leader="dot" w:pos="9628"/>
+            </w:tabs>
+            <w:rPr>
+              <w:rFonts w:ascii="BIZ UDPゴシック" w:eastAsia="BIZ UDPゴシック" w:hAnsi="BIZ UDPゴシック"/>
+              <w:noProof/>
+            </w:rPr>
+          </w:pPr>
+          <w:hyperlink w:anchor="_Toc8100040" w:history="1">
             <w:r>
               <w:rPr>
                 <w:rStyle w:val="a5"/>
-                <w:rFonts w:ascii="BIZ UDPゴシック" w:eastAsia="BIZ UDPゴシック" w:hAnsi="BIZ UDPゴシック" w:cs="ＭＳ 明朝" w:hint="eastAsia"/>
-                <w:b/>
-                <w:bCs/>
+                <w:rFonts w:ascii="BIZ UDPゴシック" w:eastAsia="BIZ UDPゴシック" w:hAnsi="BIZ UDPゴシック"/>
                 <w:noProof/>
               </w:rPr>
-              <w:t>年度目標値（第４次計画より）</w:t>
+              <w:t xml:space="preserve">５　第４次障がい者計画の目標値と進捗管理</w:t>
             </w:r>
             <w:r>
               <w:rPr>
@@ -3042,27 +2477,21 @@
                 <w:rFonts w:ascii="BIZ UDPゴシック" w:eastAsia="BIZ UDPゴシック" w:hAnsi="BIZ UDPゴシック"/>
                 <w:noProof/>
               </w:rPr>
-              <w:instrText xml:space="preserve"> PAGEREF _Toc236400029 \h </w:instrText>
+              <w:instrText xml:space="preserve"> PAGEREF _Toc8100040 \h </w:instrText>
             </w:r>
             <w:r>
               <w:rPr>
                 <w:rFonts w:ascii="BIZ UDPゴシック" w:eastAsia="BIZ UDPゴシック" w:hAnsi="BIZ UDPゴシック"/>
                 <w:noProof/>
               </w:rPr>
+              <w:fldChar w:fldCharType="separate"/>
             </w:r>
             <w:r>
               <w:rPr>
                 <w:rFonts w:ascii="BIZ UDPゴシック" w:eastAsia="BIZ UDPゴシック" w:hAnsi="BIZ UDPゴシック"/>
                 <w:noProof/>
               </w:rPr>
-              <w:fldChar w:fldCharType="separate"/>
-            </w:r>
-            <w:r>
-              <w:rPr>
-                <w:rFonts w:ascii="BIZ UDPゴシック" w:eastAsia="BIZ UDPゴシック" w:hAnsi="BIZ UDPゴシック" w:hint="eastAsia"/>
-                <w:noProof/>
-              </w:rPr>
-              <w:t>1</w:t>
+              <w:t xml:space="preserve">17</w:t>
             </w:r>
             <w:r>
               <w:rPr>
@@ -3084,101 +2513,67 @@
               <w:noProof/>
             </w:rPr>
           </w:pPr>
-          <w:hyperlink w:anchor="_Toc236400030" w:history="1">
+          <w:hyperlink w:anchor="_Toc8100041" w:history="1">
             <w:r>
               <w:rPr>
                 <w:rStyle w:val="a5"/>
-                <w:rFonts w:ascii="BIZ UDPゴシック" w:eastAsia="BIZ UDPゴシック" w:hAnsi="BIZ UDPゴシック" w:cs="ＭＳ 明朝" w:hint="eastAsia"/>
+                <w:rFonts w:ascii="BIZ UDPゴシック" w:eastAsia="BIZ UDPゴシック" w:hAnsi="BIZ UDPゴシック"/>
                 <w:b/>
                 <w:bCs/>
                 <w:noProof/>
               </w:rPr>
-              <w:t>第</w:t>
-            </w:r>
-            <w:r>
-              <w:rPr>
-                <w:rStyle w:val="a5"/>
-                <w:rFonts w:ascii="BIZ UDPゴシック" w:eastAsia="BIZ UDPゴシック" w:hAnsi="BIZ UDPゴシック" w:cs="IPAexGothic, MS Gothic, Noto Sa"/>
+              <w:t xml:space="preserve">第4章　令和11年度に向けた成果目標</w:t>
+            </w:r>
+            <w:r>
+              <w:rPr>
+                <w:rFonts w:ascii="BIZ UDPゴシック" w:eastAsia="BIZ UDPゴシック" w:hAnsi="BIZ UDPゴシック"/>
                 <w:b/>
                 <w:bCs/>
                 <w:noProof/>
               </w:rPr>
-              <w:t>4</w:t>
-            </w:r>
-            <w:r>
-              <w:rPr>
-                <w:rStyle w:val="a5"/>
-                <w:rFonts w:ascii="BIZ UDPゴシック" w:eastAsia="BIZ UDPゴシック" w:hAnsi="BIZ UDPゴシック" w:cs="ＭＳ 明朝" w:hint="eastAsia"/>
+              <w:tab/>
+            </w:r>
+            <w:r>
+              <w:rPr>
+                <w:rFonts w:ascii="BIZ UDPゴシック" w:eastAsia="BIZ UDPゴシック" w:hAnsi="BIZ UDPゴシック"/>
                 <w:b/>
                 <w:bCs/>
                 <w:noProof/>
               </w:rPr>
-              <w:t>章　令和</w:t>
-            </w:r>
-            <w:r>
-              <w:rPr>
-                <w:rStyle w:val="a5"/>
-                <w:rFonts w:ascii="BIZ UDPゴシック" w:eastAsia="BIZ UDPゴシック" w:hAnsi="BIZ UDPゴシック" w:cs="IPAexGothic, MS Gothic, Noto Sa"/>
+              <w:fldChar w:fldCharType="begin"/>
+            </w:r>
+            <w:r>
+              <w:rPr>
+                <w:rFonts w:ascii="BIZ UDPゴシック" w:eastAsia="BIZ UDPゴシック" w:hAnsi="BIZ UDPゴシック"/>
                 <w:b/>
                 <w:bCs/>
                 <w:noProof/>
               </w:rPr>
-              <w:t>11</w:t>
-            </w:r>
-            <w:r>
-              <w:rPr>
-                <w:rStyle w:val="a5"/>
-                <w:rFonts w:ascii="BIZ UDPゴシック" w:eastAsia="BIZ UDPゴシック" w:hAnsi="BIZ UDPゴシック" w:cs="ＭＳ 明朝" w:hint="eastAsia"/>
+              <w:instrText xml:space="preserve"> PAGEREF _Toc8100041 \h </w:instrText>
+            </w:r>
+            <w:r>
+              <w:rPr>
+                <w:rFonts w:ascii="BIZ UDPゴシック" w:eastAsia="BIZ UDPゴシック" w:hAnsi="BIZ UDPゴシック"/>
                 <w:b/>
                 <w:bCs/>
                 <w:noProof/>
               </w:rPr>
-              <w:t>年度に向けた成果目標</w:t>
-            </w:r>
-            <w:r>
-              <w:rPr>
-                <w:rFonts w:ascii="BIZ UDPゴシック" w:eastAsia="BIZ UDPゴシック" w:hAnsi="BIZ UDPゴシック"/>
+              <w:fldChar w:fldCharType="separate"/>
+            </w:r>
+            <w:r>
+              <w:rPr>
+                <w:rFonts w:ascii="BIZ UDPゴシック" w:eastAsia="BIZ UDPゴシック" w:hAnsi="BIZ UDPゴシック"/>
+                <w:b/>
+                <w:bCs/>
                 <w:noProof/>
               </w:rPr>
-              <w:tab/>
-            </w:r>
-            <w:r>
-              <w:rPr>
-                <w:rFonts w:ascii="BIZ UDPゴシック" w:eastAsia="BIZ UDPゴシック" w:hAnsi="BIZ UDPゴシック"/>
-                <w:noProof/>
-              </w:rPr>
-              <w:fldChar w:fldCharType="begin"/>
-            </w:r>
-            <w:r>
-              <w:rPr>
-                <w:rFonts w:ascii="BIZ UDPゴシック" w:eastAsia="BIZ UDPゴシック" w:hAnsi="BIZ UDPゴシック"/>
-                <w:noProof/>
-              </w:rPr>
-              <w:instrText xml:space="preserve"> PAGEREF _Toc236400030 \h </w:instrText>
-            </w:r>
-            <w:r>
-              <w:rPr>
-                <w:rFonts w:ascii="BIZ UDPゴシック" w:eastAsia="BIZ UDPゴシック" w:hAnsi="BIZ UDPゴシック"/>
-                <w:noProof/>
-              </w:rPr>
-            </w:r>
-            <w:r>
-              <w:rPr>
-                <w:rFonts w:ascii="BIZ UDPゴシック" w:eastAsia="BIZ UDPゴシック" w:hAnsi="BIZ UDPゴシック"/>
-                <w:noProof/>
-              </w:rPr>
-              <w:fldChar w:fldCharType="separate"/>
-            </w:r>
-            <w:r>
-              <w:rPr>
-                <w:rFonts w:ascii="BIZ UDPゴシック" w:eastAsia="BIZ UDPゴシック" w:hAnsi="BIZ UDPゴシック" w:hint="eastAsia"/>
-                <w:noProof/>
-              </w:rPr>
-              <w:t>1</w:t>
-            </w:r>
-            <w:r>
-              <w:rPr>
-                <w:rFonts w:ascii="BIZ UDPゴシック" w:eastAsia="BIZ UDPゴシック" w:hAnsi="BIZ UDPゴシック"/>
+              <w:t xml:space="preserve">19</w:t>
+            </w:r>
+            <w:r>
+              <w:rPr>
+                <w:rFonts w:ascii="BIZ UDPゴシック" w:eastAsia="BIZ UDPゴシック" w:hAnsi="BIZ UDPゴシック"/>
+                <w:b/>
+                <w:bCs/>
                 <w:noProof/>
               </w:rPr>
               <w:fldChar w:fldCharType="end"/>
@@ -3196,16 +2591,14 @@
               <w:noProof/>
             </w:rPr>
           </w:pPr>
-          <w:hyperlink w:anchor="_Toc236400031" w:history="1">
+          <w:hyperlink w:anchor="_Toc8100042" w:history="1">
             <w:r>
               <w:rPr>
                 <w:rStyle w:val="a5"/>
-                <w:rFonts w:ascii="BIZ UDPゴシック" w:eastAsia="BIZ UDPゴシック" w:hAnsi="BIZ UDPゴシック" w:cs="ＭＳ 明朝" w:hint="eastAsia"/>
-                <w:b/>
-                <w:bCs/>
+                <w:rFonts w:ascii="BIZ UDPゴシック" w:eastAsia="BIZ UDPゴシック" w:hAnsi="BIZ UDPゴシック"/>
                 <w:noProof/>
               </w:rPr>
-              <w:t>（１）　福祉施設の入所者の地域生活への移行</w:t>
+              <w:t xml:space="preserve">（１）　福祉施設の入所者の地域生活への移行</w:t>
             </w:r>
             <w:r>
               <w:rPr>
@@ -3226,27 +2619,21 @@
                 <w:rFonts w:ascii="BIZ UDPゴシック" w:eastAsia="BIZ UDPゴシック" w:hAnsi="BIZ UDPゴシック"/>
                 <w:noProof/>
               </w:rPr>
-              <w:instrText xml:space="preserve"> PAGEREF _Toc236400031 \h </w:instrText>
+              <w:instrText xml:space="preserve"> PAGEREF _Toc8100042 \h </w:instrText>
             </w:r>
             <w:r>
               <w:rPr>
                 <w:rFonts w:ascii="BIZ UDPゴシック" w:eastAsia="BIZ UDPゴシック" w:hAnsi="BIZ UDPゴシック"/>
                 <w:noProof/>
               </w:rPr>
+              <w:fldChar w:fldCharType="separate"/>
             </w:r>
             <w:r>
               <w:rPr>
                 <w:rFonts w:ascii="BIZ UDPゴシック" w:eastAsia="BIZ UDPゴシック" w:hAnsi="BIZ UDPゴシック"/>
                 <w:noProof/>
               </w:rPr>
-              <w:fldChar w:fldCharType="separate"/>
-            </w:r>
-            <w:r>
-              <w:rPr>
-                <w:rFonts w:ascii="BIZ UDPゴシック" w:eastAsia="BIZ UDPゴシック" w:hAnsi="BIZ UDPゴシック" w:hint="eastAsia"/>
-                <w:noProof/>
-              </w:rPr>
-              <w:t>1</w:t>
+              <w:t xml:space="preserve">19</w:t>
             </w:r>
             <w:r>
               <w:rPr>
@@ -3268,16 +2655,14 @@
               <w:noProof/>
             </w:rPr>
           </w:pPr>
-          <w:hyperlink w:anchor="_Toc236400032" w:history="1">
+          <w:hyperlink w:anchor="_Toc8100043" w:history="1">
             <w:r>
               <w:rPr>
                 <w:rStyle w:val="a5"/>
-                <w:rFonts w:ascii="BIZ UDPゴシック" w:eastAsia="BIZ UDPゴシック" w:hAnsi="BIZ UDPゴシック" w:cs="ＭＳ 明朝" w:hint="eastAsia"/>
-                <w:b/>
-                <w:bCs/>
+                <w:rFonts w:ascii="BIZ UDPゴシック" w:eastAsia="BIZ UDPゴシック" w:hAnsi="BIZ UDPゴシック"/>
                 <w:noProof/>
               </w:rPr>
-              <w:t>（２）　精神障害にも対応した地域包括ケアシステムの構築</w:t>
+              <w:t xml:space="preserve">（２）　精神障害にも対応した地域包括ケアシステムの構築</w:t>
             </w:r>
             <w:r>
               <w:rPr>
@@ -3298,27 +2683,21 @@
                 <w:rFonts w:ascii="BIZ UDPゴシック" w:eastAsia="BIZ UDPゴシック" w:hAnsi="BIZ UDPゴシック"/>
                 <w:noProof/>
               </w:rPr>
-              <w:instrText xml:space="preserve"> PAGEREF _Toc236400032 \h </w:instrText>
+              <w:instrText xml:space="preserve"> PAGEREF _Toc8100043 \h </w:instrText>
             </w:r>
             <w:r>
               <w:rPr>
                 <w:rFonts w:ascii="BIZ UDPゴシック" w:eastAsia="BIZ UDPゴシック" w:hAnsi="BIZ UDPゴシック"/>
                 <w:noProof/>
               </w:rPr>
+              <w:fldChar w:fldCharType="separate"/>
             </w:r>
             <w:r>
               <w:rPr>
                 <w:rFonts w:ascii="BIZ UDPゴシック" w:eastAsia="BIZ UDPゴシック" w:hAnsi="BIZ UDPゴシック"/>
                 <w:noProof/>
               </w:rPr>
-              <w:fldChar w:fldCharType="separate"/>
-            </w:r>
-            <w:r>
-              <w:rPr>
-                <w:rFonts w:ascii="BIZ UDPゴシック" w:eastAsia="BIZ UDPゴシック" w:hAnsi="BIZ UDPゴシック" w:hint="eastAsia"/>
-                <w:noProof/>
-              </w:rPr>
-              <w:t>1</w:t>
+              <w:t xml:space="preserve">20</w:t>
             </w:r>
             <w:r>
               <w:rPr>
@@ -3340,16 +2719,14 @@
               <w:noProof/>
             </w:rPr>
           </w:pPr>
-          <w:hyperlink w:anchor="_Toc236400033" w:history="1">
+          <w:hyperlink w:anchor="_Toc8100045" w:history="1">
             <w:r>
               <w:rPr>
                 <w:rStyle w:val="a5"/>
-                <w:rFonts w:ascii="BIZ UDPゴシック" w:eastAsia="BIZ UDPゴシック" w:hAnsi="BIZ UDPゴシック" w:cs="ＭＳ 明朝" w:hint="eastAsia"/>
-                <w:b/>
-                <w:bCs/>
+                <w:rFonts w:ascii="BIZ UDPゴシック" w:eastAsia="BIZ UDPゴシック" w:hAnsi="BIZ UDPゴシック"/>
                 <w:noProof/>
               </w:rPr>
-              <w:t>（３）　福祉施設から一般就労への移行等</w:t>
+              <w:t xml:space="preserve">（３）　福祉施設から一般就労への移行等</w:t>
             </w:r>
             <w:r>
               <w:rPr>
@@ -3370,27 +2747,21 @@
                 <w:rFonts w:ascii="BIZ UDPゴシック" w:eastAsia="BIZ UDPゴシック" w:hAnsi="BIZ UDPゴシック"/>
                 <w:noProof/>
               </w:rPr>
-              <w:instrText xml:space="preserve"> PAGEREF _Toc236400033 \h </w:instrText>
+              <w:instrText xml:space="preserve"> PAGEREF _Toc8100045 \h </w:instrText>
             </w:r>
             <w:r>
               <w:rPr>
                 <w:rFonts w:ascii="BIZ UDPゴシック" w:eastAsia="BIZ UDPゴシック" w:hAnsi="BIZ UDPゴシック"/>
                 <w:noProof/>
               </w:rPr>
+              <w:fldChar w:fldCharType="separate"/>
             </w:r>
             <w:r>
               <w:rPr>
                 <w:rFonts w:ascii="BIZ UDPゴシック" w:eastAsia="BIZ UDPゴシック" w:hAnsi="BIZ UDPゴシック"/>
                 <w:noProof/>
               </w:rPr>
-              <w:fldChar w:fldCharType="separate"/>
-            </w:r>
-            <w:r>
-              <w:rPr>
-                <w:rFonts w:ascii="BIZ UDPゴシック" w:eastAsia="BIZ UDPゴシック" w:hAnsi="BIZ UDPゴシック" w:hint="eastAsia"/>
-                <w:noProof/>
-              </w:rPr>
-              <w:t>1</w:t>
+              <w:t xml:space="preserve">22</w:t>
             </w:r>
             <w:r>
               <w:rPr>
@@ -3412,16 +2783,14 @@
               <w:noProof/>
             </w:rPr>
           </w:pPr>
-          <w:hyperlink w:anchor="_Toc236400034" w:history="1">
+          <w:hyperlink w:anchor="_Toc8100046" w:history="1">
             <w:r>
               <w:rPr>
                 <w:rStyle w:val="a5"/>
-                <w:rFonts w:ascii="BIZ UDPゴシック" w:eastAsia="BIZ UDPゴシック" w:hAnsi="BIZ UDPゴシック" w:cs="ＭＳ 明朝" w:hint="eastAsia"/>
-                <w:b/>
-                <w:bCs/>
+                <w:rFonts w:ascii="BIZ UDPゴシック" w:eastAsia="BIZ UDPゴシック" w:hAnsi="BIZ UDPゴシック"/>
                 <w:noProof/>
               </w:rPr>
-              <w:t>（４）　障がい児支援の提供体制の整備等</w:t>
+              <w:t xml:space="preserve">（４）　障がい児支援の提供体制の整備等</w:t>
             </w:r>
             <w:r>
               <w:rPr>
@@ -3442,27 +2811,21 @@
                 <w:rFonts w:ascii="BIZ UDPゴシック" w:eastAsia="BIZ UDPゴシック" w:hAnsi="BIZ UDPゴシック"/>
                 <w:noProof/>
               </w:rPr>
-              <w:instrText xml:space="preserve"> PAGEREF _Toc236400034 \h </w:instrText>
+              <w:instrText xml:space="preserve"> PAGEREF _Toc8100046 \h </w:instrText>
             </w:r>
             <w:r>
               <w:rPr>
                 <w:rFonts w:ascii="BIZ UDPゴシック" w:eastAsia="BIZ UDPゴシック" w:hAnsi="BIZ UDPゴシック"/>
                 <w:noProof/>
               </w:rPr>
+              <w:fldChar w:fldCharType="separate"/>
             </w:r>
             <w:r>
               <w:rPr>
                 <w:rFonts w:ascii="BIZ UDPゴシック" w:eastAsia="BIZ UDPゴシック" w:hAnsi="BIZ UDPゴシック"/>
                 <w:noProof/>
               </w:rPr>
-              <w:fldChar w:fldCharType="separate"/>
-            </w:r>
-            <w:r>
-              <w:rPr>
-                <w:rFonts w:ascii="BIZ UDPゴシック" w:eastAsia="BIZ UDPゴシック" w:hAnsi="BIZ UDPゴシック" w:hint="eastAsia"/>
-                <w:noProof/>
-              </w:rPr>
-              <w:t>1</w:t>
+              <w:t xml:space="preserve">23</w:t>
             </w:r>
             <w:r>
               <w:rPr>
@@ -3484,16 +2847,14 @@
               <w:noProof/>
             </w:rPr>
           </w:pPr>
-          <w:hyperlink w:anchor="_Toc236400035" w:history="1">
+          <w:hyperlink w:anchor="_Toc8100047" w:history="1">
             <w:r>
               <w:rPr>
                 <w:rStyle w:val="a5"/>
-                <w:rFonts w:ascii="BIZ UDPゴシック" w:eastAsia="BIZ UDPゴシック" w:hAnsi="BIZ UDPゴシック" w:cs="ＭＳ 明朝" w:hint="eastAsia"/>
-                <w:b/>
-                <w:bCs/>
+                <w:rFonts w:ascii="BIZ UDPゴシック" w:eastAsia="BIZ UDPゴシック" w:hAnsi="BIZ UDPゴシック"/>
                 <w:noProof/>
               </w:rPr>
-              <w:t>（５）　地域生活支援の充実</w:t>
+              <w:t xml:space="preserve">（５）　地域生活支援の充実</w:t>
             </w:r>
             <w:r>
               <w:rPr>
@@ -3514,27 +2875,21 @@
                 <w:rFonts w:ascii="BIZ UDPゴシック" w:eastAsia="BIZ UDPゴシック" w:hAnsi="BIZ UDPゴシック"/>
                 <w:noProof/>
               </w:rPr>
-              <w:instrText xml:space="preserve"> PAGEREF _Toc236400035 \h </w:instrText>
+              <w:instrText xml:space="preserve"> PAGEREF _Toc8100047 \h </w:instrText>
             </w:r>
             <w:r>
               <w:rPr>
                 <w:rFonts w:ascii="BIZ UDPゴシック" w:eastAsia="BIZ UDPゴシック" w:hAnsi="BIZ UDPゴシック"/>
                 <w:noProof/>
               </w:rPr>
+              <w:fldChar w:fldCharType="separate"/>
             </w:r>
             <w:r>
               <w:rPr>
                 <w:rFonts w:ascii="BIZ UDPゴシック" w:eastAsia="BIZ UDPゴシック" w:hAnsi="BIZ UDPゴシック"/>
                 <w:noProof/>
               </w:rPr>
-              <w:fldChar w:fldCharType="separate"/>
-            </w:r>
-            <w:r>
-              <w:rPr>
-                <w:rFonts w:ascii="BIZ UDPゴシック" w:eastAsia="BIZ UDPゴシック" w:hAnsi="BIZ UDPゴシック" w:hint="eastAsia"/>
-                <w:noProof/>
-              </w:rPr>
-              <w:t>1</w:t>
+              <w:t xml:space="preserve">24</w:t>
             </w:r>
             <w:r>
               <w:rPr>
@@ -3556,16 +2911,14 @@
               <w:noProof/>
             </w:rPr>
           </w:pPr>
-          <w:hyperlink w:anchor="_Toc236400036" w:history="1">
+          <w:hyperlink w:anchor="_Toc8100048" w:history="1">
             <w:r>
               <w:rPr>
                 <w:rStyle w:val="a5"/>
-                <w:rFonts w:ascii="BIZ UDPゴシック" w:eastAsia="BIZ UDPゴシック" w:hAnsi="BIZ UDPゴシック" w:cs="ＭＳ 明朝" w:hint="eastAsia"/>
-                <w:b/>
-                <w:bCs/>
+                <w:rFonts w:ascii="BIZ UDPゴシック" w:eastAsia="BIZ UDPゴシック" w:hAnsi="BIZ UDPゴシック"/>
                 <w:noProof/>
               </w:rPr>
-              <w:t>（６）　相談支援体制の充実・強化等</w:t>
+              <w:t xml:space="preserve">（６）　相談支援体制の充実・強化等</w:t>
             </w:r>
             <w:r>
               <w:rPr>
@@ -3586,27 +2939,21 @@
                 <w:rFonts w:ascii="BIZ UDPゴシック" w:eastAsia="BIZ UDPゴシック" w:hAnsi="BIZ UDPゴシック"/>
                 <w:noProof/>
               </w:rPr>
-              <w:instrText xml:space="preserve"> PAGEREF _Toc236400036 \h </w:instrText>
+              <w:instrText xml:space="preserve"> PAGEREF _Toc8100048 \h </w:instrText>
             </w:r>
             <w:r>
               <w:rPr>
                 <w:rFonts w:ascii="BIZ UDPゴシック" w:eastAsia="BIZ UDPゴシック" w:hAnsi="BIZ UDPゴシック"/>
                 <w:noProof/>
               </w:rPr>
+              <w:fldChar w:fldCharType="separate"/>
             </w:r>
             <w:r>
               <w:rPr>
                 <w:rFonts w:ascii="BIZ UDPゴシック" w:eastAsia="BIZ UDPゴシック" w:hAnsi="BIZ UDPゴシック"/>
                 <w:noProof/>
               </w:rPr>
-              <w:fldChar w:fldCharType="separate"/>
-            </w:r>
-            <w:r>
-              <w:rPr>
-                <w:rFonts w:ascii="BIZ UDPゴシック" w:eastAsia="BIZ UDPゴシック" w:hAnsi="BIZ UDPゴシック" w:hint="eastAsia"/>
-                <w:noProof/>
-              </w:rPr>
-              <w:t>1</w:t>
+              <w:t xml:space="preserve">25</w:t>
             </w:r>
             <w:r>
               <w:rPr>
@@ -3628,16 +2975,14 @@
               <w:noProof/>
             </w:rPr>
           </w:pPr>
-          <w:hyperlink w:anchor="_Toc236400037" w:history="1">
+          <w:hyperlink w:anchor="_Toc8100049" w:history="1">
             <w:r>
               <w:rPr>
                 <w:rStyle w:val="a5"/>
-                <w:rFonts w:ascii="BIZ UDPゴシック" w:eastAsia="BIZ UDPゴシック" w:hAnsi="BIZ UDPゴシック" w:cs="ＭＳ 明朝" w:hint="eastAsia"/>
-                <w:b/>
-                <w:bCs/>
+                <w:rFonts w:ascii="BIZ UDPゴシック" w:eastAsia="BIZ UDPゴシック" w:hAnsi="BIZ UDPゴシック"/>
                 <w:noProof/>
               </w:rPr>
-              <w:t>（７）　障がい福祉人材の確保・定着及び当事者視点に立ったケアの充実のための生産性向上【新規】</w:t>
+              <w:t xml:space="preserve">（７）　障がい福祉人材の確保・定着及び当事者視点に立ったケアの充実のための生産性向上【新規】</w:t>
             </w:r>
             <w:r>
               <w:rPr>
@@ -3658,27 +3003,21 @@
                 <w:rFonts w:ascii="BIZ UDPゴシック" w:eastAsia="BIZ UDPゴシック" w:hAnsi="BIZ UDPゴシック"/>
                 <w:noProof/>
               </w:rPr>
-              <w:instrText xml:space="preserve"> PAGEREF _Toc236400037 \h </w:instrText>
+              <w:instrText xml:space="preserve"> PAGEREF _Toc8100049 \h </w:instrText>
             </w:r>
             <w:r>
               <w:rPr>
                 <w:rFonts w:ascii="BIZ UDPゴシック" w:eastAsia="BIZ UDPゴシック" w:hAnsi="BIZ UDPゴシック"/>
                 <w:noProof/>
               </w:rPr>
+              <w:fldChar w:fldCharType="separate"/>
             </w:r>
             <w:r>
               <w:rPr>
                 <w:rFonts w:ascii="BIZ UDPゴシック" w:eastAsia="BIZ UDPゴシック" w:hAnsi="BIZ UDPゴシック"/>
                 <w:noProof/>
               </w:rPr>
-              <w:fldChar w:fldCharType="separate"/>
-            </w:r>
-            <w:r>
-              <w:rPr>
-                <w:rFonts w:ascii="BIZ UDPゴシック" w:eastAsia="BIZ UDPゴシック" w:hAnsi="BIZ UDPゴシック" w:hint="eastAsia"/>
-                <w:noProof/>
-              </w:rPr>
-              <w:t>1</w:t>
+              <w:t xml:space="preserve">26</w:t>
             </w:r>
             <w:r>
               <w:rPr>
@@ -3700,16 +3039,14 @@
               <w:noProof/>
             </w:rPr>
           </w:pPr>
-          <w:hyperlink w:anchor="_Toc236400038" w:history="1">
+          <w:hyperlink w:anchor="_Toc8100050" w:history="1">
             <w:r>
               <w:rPr>
                 <w:rStyle w:val="a5"/>
-                <w:rFonts w:ascii="BIZ UDPゴシック" w:eastAsia="BIZ UDPゴシック" w:hAnsi="BIZ UDPゴシック" w:cs="ＭＳ 明朝" w:hint="eastAsia"/>
-                <w:b/>
-                <w:bCs/>
+                <w:rFonts w:ascii="BIZ UDPゴシック" w:eastAsia="BIZ UDPゴシック" w:hAnsi="BIZ UDPゴシック"/>
                 <w:noProof/>
               </w:rPr>
-              <w:t>（８）　障がい福祉サービス等の質を向上させるための取組みに係る体制の構築</w:t>
+              <w:t xml:space="preserve">（８）　障がい福祉サービス等の質を向上させるための取組みに係る体制の構築</w:t>
             </w:r>
             <w:r>
               <w:rPr>
@@ -3730,27 +3067,21 @@
                 <w:rFonts w:ascii="BIZ UDPゴシック" w:eastAsia="BIZ UDPゴシック" w:hAnsi="BIZ UDPゴシック"/>
                 <w:noProof/>
               </w:rPr>
-              <w:instrText xml:space="preserve"> PAGEREF _Toc236400038 \h </w:instrText>
+              <w:instrText xml:space="preserve"> PAGEREF _Toc8100050 \h </w:instrText>
             </w:r>
             <w:r>
               <w:rPr>
                 <w:rFonts w:ascii="BIZ UDPゴシック" w:eastAsia="BIZ UDPゴシック" w:hAnsi="BIZ UDPゴシック"/>
                 <w:noProof/>
               </w:rPr>
+              <w:fldChar w:fldCharType="separate"/>
             </w:r>
             <w:r>
               <w:rPr>
                 <w:rFonts w:ascii="BIZ UDPゴシック" w:eastAsia="BIZ UDPゴシック" w:hAnsi="BIZ UDPゴシック"/>
                 <w:noProof/>
               </w:rPr>
-              <w:fldChar w:fldCharType="separate"/>
-            </w:r>
-            <w:r>
-              <w:rPr>
-                <w:rFonts w:ascii="BIZ UDPゴシック" w:eastAsia="BIZ UDPゴシック" w:hAnsi="BIZ UDPゴシック" w:hint="eastAsia"/>
-                <w:noProof/>
-              </w:rPr>
-              <w:t>1</w:t>
+              <w:t xml:space="preserve">26</w:t>
             </w:r>
             <w:r>
               <w:rPr>
@@ -3772,81 +3103,67 @@
               <w:noProof/>
             </w:rPr>
           </w:pPr>
-          <w:hyperlink w:anchor="_Toc236400039" w:history="1">
+          <w:hyperlink w:anchor="_Toc8100051" w:history="1">
             <w:r>
               <w:rPr>
                 <w:rStyle w:val="a5"/>
-                <w:rFonts w:ascii="BIZ UDPゴシック" w:eastAsia="BIZ UDPゴシック" w:hAnsi="BIZ UDPゴシック" w:cs="ＭＳ 明朝" w:hint="eastAsia"/>
+                <w:rFonts w:ascii="BIZ UDPゴシック" w:eastAsia="BIZ UDPゴシック" w:hAnsi="BIZ UDPゴシック"/>
                 <w:b/>
                 <w:bCs/>
                 <w:noProof/>
               </w:rPr>
-              <w:t>第</w:t>
-            </w:r>
-            <w:r>
-              <w:rPr>
-                <w:rStyle w:val="a5"/>
-                <w:rFonts w:ascii="BIZ UDPゴシック" w:eastAsia="BIZ UDPゴシック" w:hAnsi="BIZ UDPゴシック" w:cs="IPAexGothic, MS Gothic, Noto Sa"/>
+              <w:t xml:space="preserve">第5章　障がい福祉サービス等の実績と今後の見込み量</w:t>
+            </w:r>
+            <w:r>
+              <w:rPr>
+                <w:rFonts w:ascii="BIZ UDPゴシック" w:eastAsia="BIZ UDPゴシック" w:hAnsi="BIZ UDPゴシック"/>
                 <w:b/>
                 <w:bCs/>
                 <w:noProof/>
               </w:rPr>
-              <w:t>5</w:t>
-            </w:r>
-            <w:r>
-              <w:rPr>
-                <w:rStyle w:val="a5"/>
-                <w:rFonts w:ascii="BIZ UDPゴシック" w:eastAsia="BIZ UDPゴシック" w:hAnsi="BIZ UDPゴシック" w:cs="ＭＳ 明朝" w:hint="eastAsia"/>
+              <w:tab/>
+            </w:r>
+            <w:r>
+              <w:rPr>
+                <w:rFonts w:ascii="BIZ UDPゴシック" w:eastAsia="BIZ UDPゴシック" w:hAnsi="BIZ UDPゴシック"/>
                 <w:b/>
                 <w:bCs/>
                 <w:noProof/>
               </w:rPr>
-              <w:t>章　障がい福祉サービス等の実績と今後の見込み量</w:t>
-            </w:r>
-            <w:r>
-              <w:rPr>
-                <w:rFonts w:ascii="BIZ UDPゴシック" w:eastAsia="BIZ UDPゴシック" w:hAnsi="BIZ UDPゴシック"/>
+              <w:fldChar w:fldCharType="begin"/>
+            </w:r>
+            <w:r>
+              <w:rPr>
+                <w:rFonts w:ascii="BIZ UDPゴシック" w:eastAsia="BIZ UDPゴシック" w:hAnsi="BIZ UDPゴシック"/>
+                <w:b/>
+                <w:bCs/>
                 <w:noProof/>
               </w:rPr>
-              <w:tab/>
-            </w:r>
-            <w:r>
-              <w:rPr>
-                <w:rFonts w:ascii="BIZ UDPゴシック" w:eastAsia="BIZ UDPゴシック" w:hAnsi="BIZ UDPゴシック"/>
+              <w:instrText xml:space="preserve"> PAGEREF _Toc8100051 \h </w:instrText>
+            </w:r>
+            <w:r>
+              <w:rPr>
+                <w:rFonts w:ascii="BIZ UDPゴシック" w:eastAsia="BIZ UDPゴシック" w:hAnsi="BIZ UDPゴシック"/>
+                <w:b/>
+                <w:bCs/>
                 <w:noProof/>
               </w:rPr>
-              <w:fldChar w:fldCharType="begin"/>
-            </w:r>
-            <w:r>
-              <w:rPr>
-                <w:rFonts w:ascii="BIZ UDPゴシック" w:eastAsia="BIZ UDPゴシック" w:hAnsi="BIZ UDPゴシック"/>
+              <w:fldChar w:fldCharType="separate"/>
+            </w:r>
+            <w:r>
+              <w:rPr>
+                <w:rFonts w:ascii="BIZ UDPゴシック" w:eastAsia="BIZ UDPゴシック" w:hAnsi="BIZ UDPゴシック"/>
+                <w:b/>
+                <w:bCs/>
                 <w:noProof/>
               </w:rPr>
-              <w:instrText xml:space="preserve"> PAGEREF _Toc236400039 \h </w:instrText>
-            </w:r>
-            <w:r>
-              <w:rPr>
-                <w:rFonts w:ascii="BIZ UDPゴシック" w:eastAsia="BIZ UDPゴシック" w:hAnsi="BIZ UDPゴシック"/>
-                <w:noProof/>
-              </w:rPr>
-            </w:r>
-            <w:r>
-              <w:rPr>
-                <w:rFonts w:ascii="BIZ UDPゴシック" w:eastAsia="BIZ UDPゴシック" w:hAnsi="BIZ UDPゴシック"/>
-                <w:noProof/>
-              </w:rPr>
-              <w:fldChar w:fldCharType="separate"/>
-            </w:r>
-            <w:r>
-              <w:rPr>
-                <w:rFonts w:ascii="BIZ UDPゴシック" w:eastAsia="BIZ UDPゴシック" w:hAnsi="BIZ UDPゴシック" w:hint="eastAsia"/>
-                <w:noProof/>
-              </w:rPr>
-              <w:t>1</w:t>
-            </w:r>
-            <w:r>
-              <w:rPr>
-                <w:rFonts w:ascii="BIZ UDPゴシック" w:eastAsia="BIZ UDPゴシック" w:hAnsi="BIZ UDPゴシック"/>
+              <w:t xml:space="preserve">28</w:t>
+            </w:r>
+            <w:r>
+              <w:rPr>
+                <w:rFonts w:ascii="BIZ UDPゴシック" w:eastAsia="BIZ UDPゴシック" w:hAnsi="BIZ UDPゴシック"/>
+                <w:b/>
+                <w:bCs/>
                 <w:noProof/>
               </w:rPr>
               <w:fldChar w:fldCharType="end"/>
@@ -3864,16 +3181,14 @@
               <w:noProof/>
             </w:rPr>
           </w:pPr>
-          <w:hyperlink w:anchor="_Toc236400040" w:history="1">
+          <w:hyperlink w:anchor="_Toc8100052" w:history="1">
             <w:r>
               <w:rPr>
                 <w:rStyle w:val="a5"/>
-                <w:rFonts w:ascii="BIZ UDPゴシック" w:eastAsia="BIZ UDPゴシック" w:hAnsi="BIZ UDPゴシック" w:cs="ＭＳ 明朝" w:hint="eastAsia"/>
-                <w:b/>
-                <w:bCs/>
+                <w:rFonts w:ascii="BIZ UDPゴシック" w:eastAsia="BIZ UDPゴシック" w:hAnsi="BIZ UDPゴシック"/>
                 <w:noProof/>
               </w:rPr>
-              <w:t>１　訪問系サービス</w:t>
+              <w:t xml:space="preserve">１　見込量の推計方法</w:t>
             </w:r>
             <w:r>
               <w:rPr>
@@ -3894,27 +3209,21 @@
                 <w:rFonts w:ascii="BIZ UDPゴシック" w:eastAsia="BIZ UDPゴシック" w:hAnsi="BIZ UDPゴシック"/>
                 <w:noProof/>
               </w:rPr>
-              <w:instrText xml:space="preserve"> PAGEREF _Toc236400040 \h </w:instrText>
+              <w:instrText xml:space="preserve"> PAGEREF _Toc8100052 \h </w:instrText>
             </w:r>
             <w:r>
               <w:rPr>
                 <w:rFonts w:ascii="BIZ UDPゴシック" w:eastAsia="BIZ UDPゴシック" w:hAnsi="BIZ UDPゴシック"/>
                 <w:noProof/>
               </w:rPr>
+              <w:fldChar w:fldCharType="separate"/>
             </w:r>
             <w:r>
               <w:rPr>
                 <w:rFonts w:ascii="BIZ UDPゴシック" w:eastAsia="BIZ UDPゴシック" w:hAnsi="BIZ UDPゴシック"/>
                 <w:noProof/>
               </w:rPr>
-              <w:fldChar w:fldCharType="separate"/>
-            </w:r>
-            <w:r>
-              <w:rPr>
-                <w:rFonts w:ascii="BIZ UDPゴシック" w:eastAsia="BIZ UDPゴシック" w:hAnsi="BIZ UDPゴシック" w:hint="eastAsia"/>
-                <w:noProof/>
-              </w:rPr>
-              <w:t>1</w:t>
+              <w:t xml:space="preserve">28</w:t>
             </w:r>
             <w:r>
               <w:rPr>
@@ -3936,16 +3245,14 @@
               <w:noProof/>
             </w:rPr>
           </w:pPr>
-          <w:hyperlink w:anchor="_Toc236400041" w:history="1">
+          <w:hyperlink w:anchor="_Toc8100059" w:history="1">
             <w:r>
               <w:rPr>
                 <w:rStyle w:val="a5"/>
-                <w:rFonts w:ascii="BIZ UDPゴシック" w:eastAsia="BIZ UDPゴシック" w:hAnsi="BIZ UDPゴシック" w:cs="ＭＳ 明朝" w:hint="eastAsia"/>
-                <w:b/>
-                <w:bCs/>
+                <w:rFonts w:ascii="BIZ UDPゴシック" w:eastAsia="BIZ UDPゴシック" w:hAnsi="BIZ UDPゴシック"/>
                 <w:noProof/>
               </w:rPr>
-              <w:t>２　日中活動系サービス</w:t>
+              <w:t xml:space="preserve">２　年齢到達に伴うサービスの移行</w:t>
             </w:r>
             <w:r>
               <w:rPr>
@@ -3966,27 +3273,21 @@
                 <w:rFonts w:ascii="BIZ UDPゴシック" w:eastAsia="BIZ UDPゴシック" w:hAnsi="BIZ UDPゴシック"/>
                 <w:noProof/>
               </w:rPr>
-              <w:instrText xml:space="preserve"> PAGEREF _Toc236400041 \h </w:instrText>
+              <w:instrText xml:space="preserve"> PAGEREF _Toc8100059 \h </w:instrText>
             </w:r>
             <w:r>
               <w:rPr>
                 <w:rFonts w:ascii="BIZ UDPゴシック" w:eastAsia="BIZ UDPゴシック" w:hAnsi="BIZ UDPゴシック"/>
                 <w:noProof/>
               </w:rPr>
+              <w:fldChar w:fldCharType="separate"/>
             </w:r>
             <w:r>
               <w:rPr>
                 <w:rFonts w:ascii="BIZ UDPゴシック" w:eastAsia="BIZ UDPゴシック" w:hAnsi="BIZ UDPゴシック"/>
                 <w:noProof/>
               </w:rPr>
-              <w:fldChar w:fldCharType="separate"/>
-            </w:r>
-            <w:r>
-              <w:rPr>
-                <w:rFonts w:ascii="BIZ UDPゴシック" w:eastAsia="BIZ UDPゴシック" w:hAnsi="BIZ UDPゴシック" w:hint="eastAsia"/>
-                <w:noProof/>
-              </w:rPr>
-              <w:t>1</w:t>
+              <w:t xml:space="preserve">34</w:t>
             </w:r>
             <w:r>
               <w:rPr>
@@ -4008,16 +3309,14 @@
               <w:noProof/>
             </w:rPr>
           </w:pPr>
-          <w:hyperlink w:anchor="_Toc236400042" w:history="1">
+          <w:hyperlink w:anchor="_Toc8100062" w:history="1">
             <w:r>
               <w:rPr>
                 <w:rStyle w:val="a5"/>
-                <w:rFonts w:ascii="BIZ UDPゴシック" w:eastAsia="BIZ UDPゴシック" w:hAnsi="BIZ UDPゴシック" w:cs="ＭＳ 明朝" w:hint="eastAsia"/>
-                <w:b/>
-                <w:bCs/>
+                <w:rFonts w:ascii="BIZ UDPゴシック" w:eastAsia="BIZ UDPゴシック" w:hAnsi="BIZ UDPゴシック"/>
                 <w:noProof/>
               </w:rPr>
-              <w:t>３　居住系サービス</w:t>
+              <w:t xml:space="preserve">３　訪問系サービス</w:t>
             </w:r>
             <w:r>
               <w:rPr>
@@ -4038,27 +3337,21 @@
                 <w:rFonts w:ascii="BIZ UDPゴシック" w:eastAsia="BIZ UDPゴシック" w:hAnsi="BIZ UDPゴシック"/>
                 <w:noProof/>
               </w:rPr>
-              <w:instrText xml:space="preserve"> PAGEREF _Toc236400042 \h </w:instrText>
+              <w:instrText xml:space="preserve"> PAGEREF _Toc8100062 \h </w:instrText>
             </w:r>
             <w:r>
               <w:rPr>
                 <w:rFonts w:ascii="BIZ UDPゴシック" w:eastAsia="BIZ UDPゴシック" w:hAnsi="BIZ UDPゴシック"/>
                 <w:noProof/>
               </w:rPr>
+              <w:fldChar w:fldCharType="separate"/>
             </w:r>
             <w:r>
               <w:rPr>
                 <w:rFonts w:ascii="BIZ UDPゴシック" w:eastAsia="BIZ UDPゴシック" w:hAnsi="BIZ UDPゴシック"/>
                 <w:noProof/>
               </w:rPr>
-              <w:fldChar w:fldCharType="separate"/>
-            </w:r>
-            <w:r>
-              <w:rPr>
-                <w:rFonts w:ascii="BIZ UDPゴシック" w:eastAsia="BIZ UDPゴシック" w:hAnsi="BIZ UDPゴシック" w:hint="eastAsia"/>
-                <w:noProof/>
-              </w:rPr>
-              <w:t>1</w:t>
+              <w:t xml:space="preserve">35</w:t>
             </w:r>
             <w:r>
               <w:rPr>
@@ -4080,16 +3373,14 @@
               <w:noProof/>
             </w:rPr>
           </w:pPr>
-          <w:hyperlink w:anchor="_Toc236400043" w:history="1">
+          <w:hyperlink w:anchor="_Toc8100063" w:history="1">
             <w:r>
               <w:rPr>
                 <w:rStyle w:val="a5"/>
-                <w:rFonts w:ascii="BIZ UDPゴシック" w:eastAsia="BIZ UDPゴシック" w:hAnsi="BIZ UDPゴシック" w:cs="ＭＳ 明朝" w:hint="eastAsia"/>
-                <w:b/>
-                <w:bCs/>
+                <w:rFonts w:ascii="BIZ UDPゴシック" w:eastAsia="BIZ UDPゴシック" w:hAnsi="BIZ UDPゴシック"/>
                 <w:noProof/>
               </w:rPr>
-              <w:t>４　相談支援</w:t>
+              <w:t xml:space="preserve">４　日中活動系サービス</w:t>
             </w:r>
             <w:r>
               <w:rPr>
@@ -4110,27 +3401,21 @@
                 <w:rFonts w:ascii="BIZ UDPゴシック" w:eastAsia="BIZ UDPゴシック" w:hAnsi="BIZ UDPゴシック"/>
                 <w:noProof/>
               </w:rPr>
-              <w:instrText xml:space="preserve"> PAGEREF _Toc236400043 \h </w:instrText>
+              <w:instrText xml:space="preserve"> PAGEREF _Toc8100063 \h </w:instrText>
             </w:r>
             <w:r>
               <w:rPr>
                 <w:rFonts w:ascii="BIZ UDPゴシック" w:eastAsia="BIZ UDPゴシック" w:hAnsi="BIZ UDPゴシック"/>
                 <w:noProof/>
               </w:rPr>
+              <w:fldChar w:fldCharType="separate"/>
             </w:r>
             <w:r>
               <w:rPr>
                 <w:rFonts w:ascii="BIZ UDPゴシック" w:eastAsia="BIZ UDPゴシック" w:hAnsi="BIZ UDPゴシック"/>
                 <w:noProof/>
               </w:rPr>
-              <w:fldChar w:fldCharType="separate"/>
-            </w:r>
-            <w:r>
-              <w:rPr>
-                <w:rFonts w:ascii="BIZ UDPゴシック" w:eastAsia="BIZ UDPゴシック" w:hAnsi="BIZ UDPゴシック" w:hint="eastAsia"/>
-                <w:noProof/>
-              </w:rPr>
-              <w:t>1</w:t>
+              <w:t xml:space="preserve">36</w:t>
             </w:r>
             <w:r>
               <w:rPr>
@@ -4152,16 +3437,14 @@
               <w:noProof/>
             </w:rPr>
           </w:pPr>
-          <w:hyperlink w:anchor="_Toc236400044" w:history="1">
+          <w:hyperlink w:anchor="_Toc8100064" w:history="1">
             <w:r>
               <w:rPr>
                 <w:rStyle w:val="a5"/>
-                <w:rFonts w:ascii="BIZ UDPゴシック" w:eastAsia="BIZ UDPゴシック" w:hAnsi="BIZ UDPゴシック" w:cs="ＭＳ 明朝" w:hint="eastAsia"/>
-                <w:b/>
-                <w:bCs/>
+                <w:rFonts w:ascii="BIZ UDPゴシック" w:eastAsia="BIZ UDPゴシック" w:hAnsi="BIZ UDPゴシック"/>
                 <w:noProof/>
               </w:rPr>
-              <w:t>５　障がい児支援</w:t>
+              <w:t xml:space="preserve">５　居住系サービス</w:t>
             </w:r>
             <w:r>
               <w:rPr>
@@ -4182,27 +3465,21 @@
                 <w:rFonts w:ascii="BIZ UDPゴシック" w:eastAsia="BIZ UDPゴシック" w:hAnsi="BIZ UDPゴシック"/>
                 <w:noProof/>
               </w:rPr>
-              <w:instrText xml:space="preserve"> PAGEREF _Toc236400044 \h </w:instrText>
+              <w:instrText xml:space="preserve"> PAGEREF _Toc8100064 \h </w:instrText>
             </w:r>
             <w:r>
               <w:rPr>
                 <w:rFonts w:ascii="BIZ UDPゴシック" w:eastAsia="BIZ UDPゴシック" w:hAnsi="BIZ UDPゴシック"/>
                 <w:noProof/>
               </w:rPr>
+              <w:fldChar w:fldCharType="separate"/>
             </w:r>
             <w:r>
               <w:rPr>
                 <w:rFonts w:ascii="BIZ UDPゴシック" w:eastAsia="BIZ UDPゴシック" w:hAnsi="BIZ UDPゴシック"/>
                 <w:noProof/>
               </w:rPr>
-              <w:fldChar w:fldCharType="separate"/>
-            </w:r>
-            <w:r>
-              <w:rPr>
-                <w:rFonts w:ascii="BIZ UDPゴシック" w:eastAsia="BIZ UDPゴシック" w:hAnsi="BIZ UDPゴシック" w:hint="eastAsia"/>
-                <w:noProof/>
-              </w:rPr>
-              <w:t>1</w:t>
+              <w:t xml:space="preserve">38</w:t>
             </w:r>
             <w:r>
               <w:rPr>
@@ -4224,16 +3501,14 @@
               <w:noProof/>
             </w:rPr>
           </w:pPr>
-          <w:hyperlink w:anchor="_Toc236400045" w:history="1">
+          <w:hyperlink w:anchor="_Toc8100065" w:history="1">
             <w:r>
               <w:rPr>
                 <w:rStyle w:val="a5"/>
-                <w:rFonts w:ascii="BIZ UDPゴシック" w:eastAsia="BIZ UDPゴシック" w:hAnsi="BIZ UDPゴシック" w:cs="ＭＳ 明朝" w:hint="eastAsia"/>
-                <w:b/>
-                <w:bCs/>
+                <w:rFonts w:ascii="BIZ UDPゴシック" w:eastAsia="BIZ UDPゴシック" w:hAnsi="BIZ UDPゴシック"/>
                 <w:noProof/>
               </w:rPr>
-              <w:t>６　必要な見込量の確保のための方策</w:t>
+              <w:t xml:space="preserve">６　相談支援</w:t>
             </w:r>
             <w:r>
               <w:rPr>
@@ -4254,27 +3529,21 @@
                 <w:rFonts w:ascii="BIZ UDPゴシック" w:eastAsia="BIZ UDPゴシック" w:hAnsi="BIZ UDPゴシック"/>
                 <w:noProof/>
               </w:rPr>
-              <w:instrText xml:space="preserve"> PAGEREF _Toc236400045 \h </w:instrText>
+              <w:instrText xml:space="preserve"> PAGEREF _Toc8100065 \h </w:instrText>
             </w:r>
             <w:r>
               <w:rPr>
                 <w:rFonts w:ascii="BIZ UDPゴシック" w:eastAsia="BIZ UDPゴシック" w:hAnsi="BIZ UDPゴシック"/>
                 <w:noProof/>
               </w:rPr>
+              <w:fldChar w:fldCharType="separate"/>
             </w:r>
             <w:r>
               <w:rPr>
                 <w:rFonts w:ascii="BIZ UDPゴシック" w:eastAsia="BIZ UDPゴシック" w:hAnsi="BIZ UDPゴシック"/>
                 <w:noProof/>
               </w:rPr>
-              <w:fldChar w:fldCharType="separate"/>
-            </w:r>
-            <w:r>
-              <w:rPr>
-                <w:rFonts w:ascii="BIZ UDPゴシック" w:eastAsia="BIZ UDPゴシック" w:hAnsi="BIZ UDPゴシック" w:hint="eastAsia"/>
-                <w:noProof/>
-              </w:rPr>
-              <w:t>1</w:t>
+              <w:t xml:space="preserve">38</w:t>
             </w:r>
             <w:r>
               <w:rPr>
@@ -4296,16 +3565,14 @@
               <w:noProof/>
             </w:rPr>
           </w:pPr>
-          <w:hyperlink w:anchor="_Toc236400046" w:history="1">
+          <w:hyperlink w:anchor="_Toc8100066" w:history="1">
             <w:r>
               <w:rPr>
                 <w:rStyle w:val="a5"/>
-                <w:rFonts w:ascii="BIZ UDPゴシック" w:eastAsia="BIZ UDPゴシック" w:hAnsi="BIZ UDPゴシック" w:cs="ＭＳ 明朝" w:hint="eastAsia"/>
-                <w:b/>
-                <w:bCs/>
+                <w:rFonts w:ascii="BIZ UDPゴシック" w:eastAsia="BIZ UDPゴシック" w:hAnsi="BIZ UDPゴシック"/>
                 <w:noProof/>
               </w:rPr>
-              <w:t>７　地域生活支援事業の実施目標</w:t>
+              <w:t xml:space="preserve">７　障がい児支援</w:t>
             </w:r>
             <w:r>
               <w:rPr>
@@ -4326,27 +3593,21 @@
                 <w:rFonts w:ascii="BIZ UDPゴシック" w:eastAsia="BIZ UDPゴシック" w:hAnsi="BIZ UDPゴシック"/>
                 <w:noProof/>
               </w:rPr>
-              <w:instrText xml:space="preserve"> PAGEREF _Toc236400046 \h </w:instrText>
+              <w:instrText xml:space="preserve"> PAGEREF _Toc8100066 \h </w:instrText>
             </w:r>
             <w:r>
               <w:rPr>
                 <w:rFonts w:ascii="BIZ UDPゴシック" w:eastAsia="BIZ UDPゴシック" w:hAnsi="BIZ UDPゴシック"/>
                 <w:noProof/>
               </w:rPr>
+              <w:fldChar w:fldCharType="separate"/>
             </w:r>
             <w:r>
               <w:rPr>
                 <w:rFonts w:ascii="BIZ UDPゴシック" w:eastAsia="BIZ UDPゴシック" w:hAnsi="BIZ UDPゴシック"/>
                 <w:noProof/>
               </w:rPr>
-              <w:fldChar w:fldCharType="separate"/>
-            </w:r>
-            <w:r>
-              <w:rPr>
-                <w:rFonts w:ascii="BIZ UDPゴシック" w:eastAsia="BIZ UDPゴシック" w:hAnsi="BIZ UDPゴシック" w:hint="eastAsia"/>
-                <w:noProof/>
-              </w:rPr>
-              <w:t>1</w:t>
+              <w:t xml:space="preserve">39</w:t>
             </w:r>
             <w:r>
               <w:rPr>
@@ -4368,16 +3629,14 @@
               <w:noProof/>
             </w:rPr>
           </w:pPr>
-          <w:hyperlink w:anchor="_Toc236400047" w:history="1">
+          <w:hyperlink w:anchor="_Toc8100067" w:history="1">
             <w:r>
               <w:rPr>
                 <w:rStyle w:val="a5"/>
-                <w:rFonts w:ascii="BIZ UDPゴシック" w:eastAsia="BIZ UDPゴシック" w:hAnsi="BIZ UDPゴシック" w:cs="ＭＳ 明朝" w:hint="eastAsia"/>
-                <w:b/>
-                <w:bCs/>
+                <w:rFonts w:ascii="BIZ UDPゴシック" w:eastAsia="BIZ UDPゴシック" w:hAnsi="BIZ UDPゴシック"/>
                 <w:noProof/>
               </w:rPr>
-              <w:t>８　事業提供体制の確保のための方策</w:t>
+              <w:t xml:space="preserve">８　必要な見込量の確保のための方策</w:t>
             </w:r>
             <w:r>
               <w:rPr>
@@ -4398,27 +3657,277 @@
                 <w:rFonts w:ascii="BIZ UDPゴシック" w:eastAsia="BIZ UDPゴシック" w:hAnsi="BIZ UDPゴシック"/>
                 <w:noProof/>
               </w:rPr>
-              <w:instrText xml:space="preserve"> PAGEREF _Toc236400047 \h </w:instrText>
+              <w:instrText xml:space="preserve"> PAGEREF _Toc8100067 \h </w:instrText>
             </w:r>
             <w:r>
               <w:rPr>
                 <w:rFonts w:ascii="BIZ UDPゴシック" w:eastAsia="BIZ UDPゴシック" w:hAnsi="BIZ UDPゴシック"/>
                 <w:noProof/>
               </w:rPr>
+              <w:fldChar w:fldCharType="separate"/>
             </w:r>
             <w:r>
               <w:rPr>
                 <w:rFonts w:ascii="BIZ UDPゴシック" w:eastAsia="BIZ UDPゴシック" w:hAnsi="BIZ UDPゴシック"/>
                 <w:noProof/>
               </w:rPr>
+              <w:t xml:space="preserve">40</w:t>
+            </w:r>
+            <w:r>
+              <w:rPr>
+                <w:rFonts w:ascii="BIZ UDPゴシック" w:eastAsia="BIZ UDPゴシック" w:hAnsi="BIZ UDPゴシック"/>
+                <w:noProof/>
+              </w:rPr>
+              <w:fldChar w:fldCharType="end"/>
+            </w:r>
+          </w:hyperlink>
+        </w:p>
+        <w:p>
+          <w:pPr>
+            <w:pStyle w:val="20"/>
+            <w:tabs>
+              <w:tab w:val="right" w:leader="dot" w:pos="9628"/>
+            </w:tabs>
+            <w:rPr>
+              <w:rFonts w:ascii="BIZ UDPゴシック" w:eastAsia="BIZ UDPゴシック" w:hAnsi="BIZ UDPゴシック"/>
+              <w:noProof/>
+            </w:rPr>
+          </w:pPr>
+          <w:hyperlink w:anchor="_Toc8100068" w:history="1">
+            <w:r>
+              <w:rPr>
+                <w:rStyle w:val="a5"/>
+                <w:rFonts w:ascii="BIZ UDPゴシック" w:eastAsia="BIZ UDPゴシック" w:hAnsi="BIZ UDPゴシック"/>
+                <w:noProof/>
+              </w:rPr>
+              <w:t xml:space="preserve">９　地域生活支援事業の実施目標</w:t>
+            </w:r>
+            <w:r>
+              <w:rPr>
+                <w:rFonts w:ascii="BIZ UDPゴシック" w:eastAsia="BIZ UDPゴシック" w:hAnsi="BIZ UDPゴシック"/>
+                <w:noProof/>
+              </w:rPr>
+              <w:tab/>
+            </w:r>
+            <w:r>
+              <w:rPr>
+                <w:rFonts w:ascii="BIZ UDPゴシック" w:eastAsia="BIZ UDPゴシック" w:hAnsi="BIZ UDPゴシック"/>
+                <w:noProof/>
+              </w:rPr>
+              <w:fldChar w:fldCharType="begin"/>
+            </w:r>
+            <w:r>
+              <w:rPr>
+                <w:rFonts w:ascii="BIZ UDPゴシック" w:eastAsia="BIZ UDPゴシック" w:hAnsi="BIZ UDPゴシック"/>
+                <w:noProof/>
+              </w:rPr>
+              <w:instrText xml:space="preserve"> PAGEREF _Toc8100068 \h </w:instrText>
+            </w:r>
+            <w:r>
+              <w:rPr>
+                <w:rFonts w:ascii="BIZ UDPゴシック" w:eastAsia="BIZ UDPゴシック" w:hAnsi="BIZ UDPゴシック"/>
+                <w:noProof/>
+              </w:rPr>
               <w:fldChar w:fldCharType="separate"/>
             </w:r>
             <w:r>
               <w:rPr>
-                <w:rFonts w:ascii="BIZ UDPゴシック" w:eastAsia="BIZ UDPゴシック" w:hAnsi="BIZ UDPゴシック" w:hint="eastAsia"/>
+                <w:rFonts w:ascii="BIZ UDPゴシック" w:eastAsia="BIZ UDPゴシック" w:hAnsi="BIZ UDPゴシック"/>
                 <w:noProof/>
               </w:rPr>
-              <w:t>1</w:t>
+              <w:t xml:space="preserve">42</w:t>
+            </w:r>
+            <w:r>
+              <w:rPr>
+                <w:rFonts w:ascii="BIZ UDPゴシック" w:eastAsia="BIZ UDPゴシック" w:hAnsi="BIZ UDPゴシック"/>
+                <w:noProof/>
+              </w:rPr>
+              <w:fldChar w:fldCharType="end"/>
+            </w:r>
+          </w:hyperlink>
+        </w:p>
+        <w:p>
+          <w:pPr>
+            <w:pStyle w:val="20"/>
+            <w:tabs>
+              <w:tab w:val="right" w:leader="dot" w:pos="9628"/>
+            </w:tabs>
+            <w:rPr>
+              <w:rFonts w:ascii="BIZ UDPゴシック" w:eastAsia="BIZ UDPゴシック" w:hAnsi="BIZ UDPゴシック"/>
+              <w:noProof/>
+            </w:rPr>
+          </w:pPr>
+          <w:hyperlink w:anchor="_Toc8100070" w:history="1">
+            <w:r>
+              <w:rPr>
+                <w:rStyle w:val="a5"/>
+                <w:rFonts w:ascii="BIZ UDPゴシック" w:eastAsia="BIZ UDPゴシック" w:hAnsi="BIZ UDPゴシック"/>
+                <w:noProof/>
+              </w:rPr>
+              <w:t xml:space="preserve">10　活動指標</w:t>
+            </w:r>
+            <w:r>
+              <w:rPr>
+                <w:rFonts w:ascii="BIZ UDPゴシック" w:eastAsia="BIZ UDPゴシック" w:hAnsi="BIZ UDPゴシック"/>
+                <w:noProof/>
+              </w:rPr>
+              <w:tab/>
+            </w:r>
+            <w:r>
+              <w:rPr>
+                <w:rFonts w:ascii="BIZ UDPゴシック" w:eastAsia="BIZ UDPゴシック" w:hAnsi="BIZ UDPゴシック"/>
+                <w:noProof/>
+              </w:rPr>
+              <w:fldChar w:fldCharType="begin"/>
+            </w:r>
+            <w:r>
+              <w:rPr>
+                <w:rFonts w:ascii="BIZ UDPゴシック" w:eastAsia="BIZ UDPゴシック" w:hAnsi="BIZ UDPゴシック"/>
+                <w:noProof/>
+              </w:rPr>
+              <w:instrText xml:space="preserve"> PAGEREF _Toc8100070 \h </w:instrText>
+            </w:r>
+            <w:r>
+              <w:rPr>
+                <w:rFonts w:ascii="BIZ UDPゴシック" w:eastAsia="BIZ UDPゴシック" w:hAnsi="BIZ UDPゴシック"/>
+                <w:noProof/>
+              </w:rPr>
+              <w:fldChar w:fldCharType="separate"/>
+            </w:r>
+            <w:r>
+              <w:rPr>
+                <w:rFonts w:ascii="BIZ UDPゴシック" w:eastAsia="BIZ UDPゴシック" w:hAnsi="BIZ UDPゴシック"/>
+                <w:noProof/>
+              </w:rPr>
+              <w:t xml:space="preserve">44</w:t>
+            </w:r>
+            <w:r>
+              <w:rPr>
+                <w:rFonts w:ascii="BIZ UDPゴシック" w:eastAsia="BIZ UDPゴシック" w:hAnsi="BIZ UDPゴシック"/>
+                <w:noProof/>
+              </w:rPr>
+              <w:fldChar w:fldCharType="end"/>
+            </w:r>
+          </w:hyperlink>
+        </w:p>
+        <w:p>
+          <w:pPr>
+            <w:pStyle w:val="20"/>
+            <w:tabs>
+              <w:tab w:val="right" w:leader="dot" w:pos="9628"/>
+            </w:tabs>
+            <w:rPr>
+              <w:rFonts w:ascii="BIZ UDPゴシック" w:eastAsia="BIZ UDPゴシック" w:hAnsi="BIZ UDPゴシック"/>
+              <w:noProof/>
+            </w:rPr>
+          </w:pPr>
+          <w:hyperlink w:anchor="_Toc8100074" w:history="1">
+            <w:r>
+              <w:rPr>
+                <w:rStyle w:val="a5"/>
+                <w:rFonts w:ascii="BIZ UDPゴシック" w:eastAsia="BIZ UDPゴシック" w:hAnsi="BIZ UDPゴシック"/>
+                <w:noProof/>
+              </w:rPr>
+              <w:t xml:space="preserve">11　事業提供体制の確保のための方策</w:t>
+            </w:r>
+            <w:r>
+              <w:rPr>
+                <w:rFonts w:ascii="BIZ UDPゴシック" w:eastAsia="BIZ UDPゴシック" w:hAnsi="BIZ UDPゴシック"/>
+                <w:noProof/>
+              </w:rPr>
+              <w:tab/>
+            </w:r>
+            <w:r>
+              <w:rPr>
+                <w:rFonts w:ascii="BIZ UDPゴシック" w:eastAsia="BIZ UDPゴシック" w:hAnsi="BIZ UDPゴシック"/>
+                <w:noProof/>
+              </w:rPr>
+              <w:fldChar w:fldCharType="begin"/>
+            </w:r>
+            <w:r>
+              <w:rPr>
+                <w:rFonts w:ascii="BIZ UDPゴシック" w:eastAsia="BIZ UDPゴシック" w:hAnsi="BIZ UDPゴシック"/>
+                <w:noProof/>
+              </w:rPr>
+              <w:instrText xml:space="preserve"> PAGEREF _Toc8100074 \h </w:instrText>
+            </w:r>
+            <w:r>
+              <w:rPr>
+                <w:rFonts w:ascii="BIZ UDPゴシック" w:eastAsia="BIZ UDPゴシック" w:hAnsi="BIZ UDPゴシック"/>
+                <w:noProof/>
+              </w:rPr>
+              <w:fldChar w:fldCharType="separate"/>
+            </w:r>
+            <w:r>
+              <w:rPr>
+                <w:rFonts w:ascii="BIZ UDPゴシック" w:eastAsia="BIZ UDPゴシック" w:hAnsi="BIZ UDPゴシック"/>
+                <w:noProof/>
+              </w:rPr>
+              <w:t xml:space="preserve">47</w:t>
+            </w:r>
+            <w:r>
+              <w:rPr>
+                <w:rFonts w:ascii="BIZ UDPゴシック" w:eastAsia="BIZ UDPゴシック" w:hAnsi="BIZ UDPゴシック"/>
+                <w:noProof/>
+              </w:rPr>
+              <w:fldChar w:fldCharType="end"/>
+            </w:r>
+          </w:hyperlink>
+        </w:p>
+        <w:p>
+          <w:pPr>
+            <w:pStyle w:val="20"/>
+            <w:tabs>
+              <w:tab w:val="right" w:leader="dot" w:pos="9628"/>
+            </w:tabs>
+            <w:rPr>
+              <w:rFonts w:ascii="BIZ UDPゴシック" w:eastAsia="BIZ UDPゴシック" w:hAnsi="BIZ UDPゴシック"/>
+              <w:noProof/>
+            </w:rPr>
+          </w:pPr>
+          <w:hyperlink w:anchor="_Toc8100075" w:history="1">
+            <w:r>
+              <w:rPr>
+                <w:rStyle w:val="a5"/>
+                <w:rFonts w:ascii="BIZ UDPゴシック" w:eastAsia="BIZ UDPゴシック" w:hAnsi="BIZ UDPゴシック"/>
+                <w:noProof/>
+              </w:rPr>
+              <w:t xml:space="preserve">12　障がい福祉サービス等に係る費用の推移と財源構成</w:t>
+            </w:r>
+            <w:r>
+              <w:rPr>
+                <w:rFonts w:ascii="BIZ UDPゴシック" w:eastAsia="BIZ UDPゴシック" w:hAnsi="BIZ UDPゴシック"/>
+                <w:noProof/>
+              </w:rPr>
+              <w:tab/>
+            </w:r>
+            <w:r>
+              <w:rPr>
+                <w:rFonts w:ascii="BIZ UDPゴシック" w:eastAsia="BIZ UDPゴシック" w:hAnsi="BIZ UDPゴシック"/>
+                <w:noProof/>
+              </w:rPr>
+              <w:fldChar w:fldCharType="begin"/>
+            </w:r>
+            <w:r>
+              <w:rPr>
+                <w:rFonts w:ascii="BIZ UDPゴシック" w:eastAsia="BIZ UDPゴシック" w:hAnsi="BIZ UDPゴシック"/>
+                <w:noProof/>
+              </w:rPr>
+              <w:instrText xml:space="preserve"> PAGEREF _Toc8100075 \h </w:instrText>
+            </w:r>
+            <w:r>
+              <w:rPr>
+                <w:rFonts w:ascii="BIZ UDPゴシック" w:eastAsia="BIZ UDPゴシック" w:hAnsi="BIZ UDPゴシック"/>
+                <w:noProof/>
+              </w:rPr>
+              <w:fldChar w:fldCharType="separate"/>
+            </w:r>
+            <w:r>
+              <w:rPr>
+                <w:rFonts w:ascii="BIZ UDPゴシック" w:eastAsia="BIZ UDPゴシック" w:hAnsi="BIZ UDPゴシック"/>
+                <w:noProof/>
+              </w:rPr>
+              <w:t xml:space="preserve">47</w:t>
             </w:r>
             <w:r>
               <w:rPr>
@@ -4440,81 +3949,67 @@
               <w:noProof/>
             </w:rPr>
           </w:pPr>
-          <w:hyperlink w:anchor="_Toc236400048" w:history="1">
+          <w:hyperlink w:anchor="_Toc8100080" w:history="1">
             <w:r>
               <w:rPr>
                 <w:rStyle w:val="a5"/>
-                <w:rFonts w:ascii="BIZ UDPゴシック" w:eastAsia="BIZ UDPゴシック" w:hAnsi="BIZ UDPゴシック" w:cs="ＭＳ 明朝" w:hint="eastAsia"/>
+                <w:rFonts w:ascii="BIZ UDPゴシック" w:eastAsia="BIZ UDPゴシック" w:hAnsi="BIZ UDPゴシック"/>
                 <w:b/>
                 <w:bCs/>
                 <w:noProof/>
               </w:rPr>
-              <w:t>第</w:t>
-            </w:r>
-            <w:r>
-              <w:rPr>
-                <w:rStyle w:val="a5"/>
-                <w:rFonts w:ascii="BIZ UDPゴシック" w:eastAsia="BIZ UDPゴシック" w:hAnsi="BIZ UDPゴシック" w:cs="IPAexGothic, MS Gothic, Noto Sa"/>
+              <w:t xml:space="preserve">第6章　成年後見制度の利用促進</w:t>
+            </w:r>
+            <w:r>
+              <w:rPr>
+                <w:rFonts w:ascii="BIZ UDPゴシック" w:eastAsia="BIZ UDPゴシック" w:hAnsi="BIZ UDPゴシック"/>
                 <w:b/>
                 <w:bCs/>
                 <w:noProof/>
               </w:rPr>
-              <w:t>6</w:t>
-            </w:r>
-            <w:r>
-              <w:rPr>
-                <w:rStyle w:val="a5"/>
-                <w:rFonts w:ascii="BIZ UDPゴシック" w:eastAsia="BIZ UDPゴシック" w:hAnsi="BIZ UDPゴシック" w:cs="ＭＳ 明朝" w:hint="eastAsia"/>
+              <w:tab/>
+            </w:r>
+            <w:r>
+              <w:rPr>
+                <w:rFonts w:ascii="BIZ UDPゴシック" w:eastAsia="BIZ UDPゴシック" w:hAnsi="BIZ UDPゴシック"/>
                 <w:b/>
                 <w:bCs/>
                 <w:noProof/>
               </w:rPr>
-              <w:t>章　成年後見制度の利用促進</w:t>
-            </w:r>
-            <w:r>
-              <w:rPr>
-                <w:rFonts w:ascii="BIZ UDPゴシック" w:eastAsia="BIZ UDPゴシック" w:hAnsi="BIZ UDPゴシック"/>
+              <w:fldChar w:fldCharType="begin"/>
+            </w:r>
+            <w:r>
+              <w:rPr>
+                <w:rFonts w:ascii="BIZ UDPゴシック" w:eastAsia="BIZ UDPゴシック" w:hAnsi="BIZ UDPゴシック"/>
+                <w:b/>
+                <w:bCs/>
                 <w:noProof/>
               </w:rPr>
-              <w:tab/>
-            </w:r>
-            <w:r>
-              <w:rPr>
-                <w:rFonts w:ascii="BIZ UDPゴシック" w:eastAsia="BIZ UDPゴシック" w:hAnsi="BIZ UDPゴシック"/>
+              <w:instrText xml:space="preserve"> PAGEREF _Toc8100080 \h </w:instrText>
+            </w:r>
+            <w:r>
+              <w:rPr>
+                <w:rFonts w:ascii="BIZ UDPゴシック" w:eastAsia="BIZ UDPゴシック" w:hAnsi="BIZ UDPゴシック"/>
+                <w:b/>
+                <w:bCs/>
                 <w:noProof/>
               </w:rPr>
-              <w:fldChar w:fldCharType="begin"/>
-            </w:r>
-            <w:r>
-              <w:rPr>
-                <w:rFonts w:ascii="BIZ UDPゴシック" w:eastAsia="BIZ UDPゴシック" w:hAnsi="BIZ UDPゴシック"/>
+              <w:fldChar w:fldCharType="separate"/>
+            </w:r>
+            <w:r>
+              <w:rPr>
+                <w:rFonts w:ascii="BIZ UDPゴシック" w:eastAsia="BIZ UDPゴシック" w:hAnsi="BIZ UDPゴシック"/>
+                <w:b/>
+                <w:bCs/>
                 <w:noProof/>
               </w:rPr>
-              <w:instrText xml:space="preserve"> PAGEREF _Toc236400048 \h </w:instrText>
-            </w:r>
-            <w:r>
-              <w:rPr>
-                <w:rFonts w:ascii="BIZ UDPゴシック" w:eastAsia="BIZ UDPゴシック" w:hAnsi="BIZ UDPゴシック"/>
-                <w:noProof/>
-              </w:rPr>
-            </w:r>
-            <w:r>
-              <w:rPr>
-                <w:rFonts w:ascii="BIZ UDPゴシック" w:eastAsia="BIZ UDPゴシック" w:hAnsi="BIZ UDPゴシック"/>
-                <w:noProof/>
-              </w:rPr>
-              <w:fldChar w:fldCharType="separate"/>
-            </w:r>
-            <w:r>
-              <w:rPr>
-                <w:rFonts w:ascii="BIZ UDPゴシック" w:eastAsia="BIZ UDPゴシック" w:hAnsi="BIZ UDPゴシック" w:hint="eastAsia"/>
-                <w:noProof/>
-              </w:rPr>
-              <w:t>1</w:t>
-            </w:r>
-            <w:r>
-              <w:rPr>
-                <w:rFonts w:ascii="BIZ UDPゴシック" w:eastAsia="BIZ UDPゴシック" w:hAnsi="BIZ UDPゴシック"/>
+              <w:t xml:space="preserve">50</w:t>
+            </w:r>
+            <w:r>
+              <w:rPr>
+                <w:rFonts w:ascii="BIZ UDPゴシック" w:eastAsia="BIZ UDPゴシック" w:hAnsi="BIZ UDPゴシック"/>
+                <w:b/>
+                <w:bCs/>
                 <w:noProof/>
               </w:rPr>
               <w:fldChar w:fldCharType="end"/>
@@ -4532,16 +4027,14 @@
               <w:noProof/>
             </w:rPr>
           </w:pPr>
-          <w:hyperlink w:anchor="_Toc236400049" w:history="1">
+          <w:hyperlink w:anchor="_Toc8100081" w:history="1">
             <w:r>
               <w:rPr>
                 <w:rStyle w:val="a5"/>
-                <w:rFonts w:ascii="BIZ UDPゴシック" w:eastAsia="BIZ UDPゴシック" w:hAnsi="BIZ UDPゴシック" w:cs="ＭＳ 明朝" w:hint="eastAsia"/>
-                <w:b/>
-                <w:bCs/>
+                <w:rFonts w:ascii="BIZ UDPゴシック" w:eastAsia="BIZ UDPゴシック" w:hAnsi="BIZ UDPゴシック"/>
                 <w:noProof/>
               </w:rPr>
-              <w:t>１　現状と課題</w:t>
+              <w:t xml:space="preserve">１　現状と課題</w:t>
             </w:r>
             <w:r>
               <w:rPr>
@@ -4562,27 +4055,21 @@
                 <w:rFonts w:ascii="BIZ UDPゴシック" w:eastAsia="BIZ UDPゴシック" w:hAnsi="BIZ UDPゴシック"/>
                 <w:noProof/>
               </w:rPr>
-              <w:instrText xml:space="preserve"> PAGEREF _Toc236400049 \h </w:instrText>
+              <w:instrText xml:space="preserve"> PAGEREF _Toc8100081 \h </w:instrText>
             </w:r>
             <w:r>
               <w:rPr>
                 <w:rFonts w:ascii="BIZ UDPゴシック" w:eastAsia="BIZ UDPゴシック" w:hAnsi="BIZ UDPゴシック"/>
                 <w:noProof/>
               </w:rPr>
+              <w:fldChar w:fldCharType="separate"/>
             </w:r>
             <w:r>
               <w:rPr>
                 <w:rFonts w:ascii="BIZ UDPゴシック" w:eastAsia="BIZ UDPゴシック" w:hAnsi="BIZ UDPゴシック"/>
                 <w:noProof/>
               </w:rPr>
-              <w:fldChar w:fldCharType="separate"/>
-            </w:r>
-            <w:r>
-              <w:rPr>
-                <w:rFonts w:ascii="BIZ UDPゴシック" w:eastAsia="BIZ UDPゴシック" w:hAnsi="BIZ UDPゴシック" w:hint="eastAsia"/>
-                <w:noProof/>
-              </w:rPr>
-              <w:t>1</w:t>
+              <w:t xml:space="preserve">50</w:t>
             </w:r>
             <w:r>
               <w:rPr>
@@ -4604,16 +4091,14 @@
               <w:noProof/>
             </w:rPr>
           </w:pPr>
-          <w:hyperlink w:anchor="_Toc236400050" w:history="1">
+          <w:hyperlink w:anchor="_Toc8100082" w:history="1">
             <w:r>
               <w:rPr>
                 <w:rStyle w:val="a5"/>
-                <w:rFonts w:ascii="BIZ UDPゴシック" w:eastAsia="BIZ UDPゴシック" w:hAnsi="BIZ UDPゴシック" w:cs="ＭＳ 明朝" w:hint="eastAsia"/>
-                <w:b/>
-                <w:bCs/>
+                <w:rFonts w:ascii="BIZ UDPゴシック" w:eastAsia="BIZ UDPゴシック" w:hAnsi="BIZ UDPゴシック"/>
                 <w:noProof/>
               </w:rPr>
-              <w:t>２　中核機関の設置</w:t>
+              <w:t xml:space="preserve">２　中核機関の設置</w:t>
             </w:r>
             <w:r>
               <w:rPr>
@@ -4634,27 +4119,21 @@
                 <w:rFonts w:ascii="BIZ UDPゴシック" w:eastAsia="BIZ UDPゴシック" w:hAnsi="BIZ UDPゴシック"/>
                 <w:noProof/>
               </w:rPr>
-              <w:instrText xml:space="preserve"> PAGEREF _Toc236400050 \h </w:instrText>
+              <w:instrText xml:space="preserve"> PAGEREF _Toc8100082 \h </w:instrText>
             </w:r>
             <w:r>
               <w:rPr>
                 <w:rFonts w:ascii="BIZ UDPゴシック" w:eastAsia="BIZ UDPゴシック" w:hAnsi="BIZ UDPゴシック"/>
                 <w:noProof/>
               </w:rPr>
+              <w:fldChar w:fldCharType="separate"/>
             </w:r>
             <w:r>
               <w:rPr>
                 <w:rFonts w:ascii="BIZ UDPゴシック" w:eastAsia="BIZ UDPゴシック" w:hAnsi="BIZ UDPゴシック"/>
                 <w:noProof/>
               </w:rPr>
-              <w:fldChar w:fldCharType="separate"/>
-            </w:r>
-            <w:r>
-              <w:rPr>
-                <w:rFonts w:ascii="BIZ UDPゴシック" w:eastAsia="BIZ UDPゴシック" w:hAnsi="BIZ UDPゴシック" w:hint="eastAsia"/>
-                <w:noProof/>
-              </w:rPr>
-              <w:t>1</w:t>
+              <w:t xml:space="preserve">50</w:t>
             </w:r>
             <w:r>
               <w:rPr>
@@ -4676,81 +4155,67 @@
               <w:noProof/>
             </w:rPr>
           </w:pPr>
-          <w:hyperlink w:anchor="_Toc236400051" w:history="1">
+          <w:hyperlink w:anchor="_Toc8100083" w:history="1">
             <w:r>
               <w:rPr>
                 <w:rStyle w:val="a5"/>
-                <w:rFonts w:ascii="BIZ UDPゴシック" w:eastAsia="BIZ UDPゴシック" w:hAnsi="BIZ UDPゴシック" w:cs="ＭＳ 明朝" w:hint="eastAsia"/>
+                <w:rFonts w:ascii="BIZ UDPゴシック" w:eastAsia="BIZ UDPゴシック" w:hAnsi="BIZ UDPゴシック"/>
                 <w:b/>
                 <w:bCs/>
                 <w:noProof/>
               </w:rPr>
-              <w:t>第</w:t>
-            </w:r>
-            <w:r>
-              <w:rPr>
-                <w:rStyle w:val="a5"/>
-                <w:rFonts w:ascii="BIZ UDPゴシック" w:eastAsia="BIZ UDPゴシック" w:hAnsi="BIZ UDPゴシック" w:cs="IPAexGothic, MS Gothic, Noto Sa"/>
+              <w:t xml:space="preserve">第7章　他計画との連携</w:t>
+            </w:r>
+            <w:r>
+              <w:rPr>
+                <w:rFonts w:ascii="BIZ UDPゴシック" w:eastAsia="BIZ UDPゴシック" w:hAnsi="BIZ UDPゴシック"/>
                 <w:b/>
                 <w:bCs/>
                 <w:noProof/>
               </w:rPr>
-              <w:t>7</w:t>
-            </w:r>
-            <w:r>
-              <w:rPr>
-                <w:rStyle w:val="a5"/>
-                <w:rFonts w:ascii="BIZ UDPゴシック" w:eastAsia="BIZ UDPゴシック" w:hAnsi="BIZ UDPゴシック" w:cs="ＭＳ 明朝" w:hint="eastAsia"/>
+              <w:tab/>
+            </w:r>
+            <w:r>
+              <w:rPr>
+                <w:rFonts w:ascii="BIZ UDPゴシック" w:eastAsia="BIZ UDPゴシック" w:hAnsi="BIZ UDPゴシック"/>
                 <w:b/>
                 <w:bCs/>
                 <w:noProof/>
               </w:rPr>
-              <w:t>章　他計画との連携</w:t>
-            </w:r>
-            <w:r>
-              <w:rPr>
-                <w:rFonts w:ascii="BIZ UDPゴシック" w:eastAsia="BIZ UDPゴシック" w:hAnsi="BIZ UDPゴシック"/>
+              <w:fldChar w:fldCharType="begin"/>
+            </w:r>
+            <w:r>
+              <w:rPr>
+                <w:rFonts w:ascii="BIZ UDPゴシック" w:eastAsia="BIZ UDPゴシック" w:hAnsi="BIZ UDPゴシック"/>
+                <w:b/>
+                <w:bCs/>
                 <w:noProof/>
               </w:rPr>
-              <w:tab/>
-            </w:r>
-            <w:r>
-              <w:rPr>
-                <w:rFonts w:ascii="BIZ UDPゴシック" w:eastAsia="BIZ UDPゴシック" w:hAnsi="BIZ UDPゴシック"/>
+              <w:instrText xml:space="preserve"> PAGEREF _Toc8100083 \h </w:instrText>
+            </w:r>
+            <w:r>
+              <w:rPr>
+                <w:rFonts w:ascii="BIZ UDPゴシック" w:eastAsia="BIZ UDPゴシック" w:hAnsi="BIZ UDPゴシック"/>
+                <w:b/>
+                <w:bCs/>
                 <w:noProof/>
               </w:rPr>
-              <w:fldChar w:fldCharType="begin"/>
-            </w:r>
-            <w:r>
-              <w:rPr>
-                <w:rFonts w:ascii="BIZ UDPゴシック" w:eastAsia="BIZ UDPゴシック" w:hAnsi="BIZ UDPゴシック"/>
+              <w:fldChar w:fldCharType="separate"/>
+            </w:r>
+            <w:r>
+              <w:rPr>
+                <w:rFonts w:ascii="BIZ UDPゴシック" w:eastAsia="BIZ UDPゴシック" w:hAnsi="BIZ UDPゴシック"/>
+                <w:b/>
+                <w:bCs/>
                 <w:noProof/>
               </w:rPr>
-              <w:instrText xml:space="preserve"> PAGEREF _Toc236400051 \h </w:instrText>
-            </w:r>
-            <w:r>
-              <w:rPr>
-                <w:rFonts w:ascii="BIZ UDPゴシック" w:eastAsia="BIZ UDPゴシック" w:hAnsi="BIZ UDPゴシック"/>
-                <w:noProof/>
-              </w:rPr>
-            </w:r>
-            <w:r>
-              <w:rPr>
-                <w:rFonts w:ascii="BIZ UDPゴシック" w:eastAsia="BIZ UDPゴシック" w:hAnsi="BIZ UDPゴシック"/>
-                <w:noProof/>
-              </w:rPr>
-              <w:fldChar w:fldCharType="separate"/>
-            </w:r>
-            <w:r>
-              <w:rPr>
-                <w:rFonts w:ascii="BIZ UDPゴシック" w:eastAsia="BIZ UDPゴシック" w:hAnsi="BIZ UDPゴシック" w:hint="eastAsia"/>
-                <w:noProof/>
-              </w:rPr>
-              <w:t>1</w:t>
-            </w:r>
-            <w:r>
-              <w:rPr>
-                <w:rFonts w:ascii="BIZ UDPゴシック" w:eastAsia="BIZ UDPゴシック" w:hAnsi="BIZ UDPゴシック"/>
+              <w:t xml:space="preserve">51</w:t>
+            </w:r>
+            <w:r>
+              <w:rPr>
+                <w:rFonts w:ascii="BIZ UDPゴシック" w:eastAsia="BIZ UDPゴシック" w:hAnsi="BIZ UDPゴシック"/>
+                <w:b/>
+                <w:bCs/>
                 <w:noProof/>
               </w:rPr>
               <w:fldChar w:fldCharType="end"/>
@@ -4768,149 +4233,49 @@
               <w:noProof/>
             </w:rPr>
           </w:pPr>
-          <w:hyperlink w:anchor="_Toc236400052" w:history="1">
+          <w:hyperlink w:anchor="_Toc8100084" w:history="1">
             <w:r>
               <w:rPr>
                 <w:rStyle w:val="a5"/>
-                <w:rFonts w:ascii="BIZ UDPゴシック" w:eastAsia="BIZ UDPゴシック" w:hAnsi="BIZ UDPゴシック" w:cs="ＭＳ 明朝" w:hint="eastAsia"/>
-                <w:b/>
-                <w:bCs/>
+                <w:rFonts w:ascii="BIZ UDPゴシック" w:eastAsia="BIZ UDPゴシック" w:hAnsi="BIZ UDPゴシック"/>
                 <w:noProof/>
               </w:rPr>
-              <w:t>１　第３次健康</w:t>
-            </w:r>
-            <w:r>
-              <w:rPr>
-                <w:rStyle w:val="a5"/>
-                <w:rFonts w:ascii="BIZ UDPゴシック" w:eastAsia="BIZ UDPゴシック" w:hAnsi="BIZ UDPゴシック" w:cs="IPAexGothic, MS Gothic, Noto Sa"/>
-                <w:b/>
-                <w:bCs/>
+              <w:t xml:space="preserve">１　第３次健康21・北塩原村グッドヘルスプランとの連携</w:t>
+            </w:r>
+            <w:r>
+              <w:rPr>
+                <w:rFonts w:ascii="BIZ UDPゴシック" w:eastAsia="BIZ UDPゴシック" w:hAnsi="BIZ UDPゴシック"/>
                 <w:noProof/>
               </w:rPr>
-              <w:t>21</w:t>
-            </w:r>
-            <w:r>
-              <w:rPr>
-                <w:rStyle w:val="a5"/>
-                <w:rFonts w:ascii="BIZ UDPゴシック" w:eastAsia="BIZ UDPゴシック" w:hAnsi="BIZ UDPゴシック" w:cs="ＭＳ 明朝" w:hint="eastAsia"/>
-                <w:b/>
-                <w:bCs/>
+              <w:tab/>
+            </w:r>
+            <w:r>
+              <w:rPr>
+                <w:rFonts w:ascii="BIZ UDPゴシック" w:eastAsia="BIZ UDPゴシック" w:hAnsi="BIZ UDPゴシック"/>
                 <w:noProof/>
               </w:rPr>
-              <w:t>・北塩原村グッドヘルスプランとの連携</w:t>
+              <w:fldChar w:fldCharType="begin"/>
             </w:r>
             <w:r>
               <w:rPr>
                 <w:rFonts w:ascii="BIZ UDPゴシック" w:eastAsia="BIZ UDPゴシック" w:hAnsi="BIZ UDPゴシック"/>
                 <w:noProof/>
               </w:rPr>
-              <w:tab/>
+              <w:instrText xml:space="preserve"> PAGEREF _Toc8100084 \h </w:instrText>
             </w:r>
             <w:r>
               <w:rPr>
                 <w:rFonts w:ascii="BIZ UDPゴシック" w:eastAsia="BIZ UDPゴシック" w:hAnsi="BIZ UDPゴシック"/>
                 <w:noProof/>
               </w:rPr>
-              <w:fldChar w:fldCharType="begin"/>
+              <w:fldChar w:fldCharType="separate"/>
             </w:r>
             <w:r>
               <w:rPr>
                 <w:rFonts w:ascii="BIZ UDPゴシック" w:eastAsia="BIZ UDPゴシック" w:hAnsi="BIZ UDPゴシック"/>
                 <w:noProof/>
               </w:rPr>
-              <w:instrText xml:space="preserve"> PAGEREF _Toc236400052 \h </w:instrText>
-            </w:r>
-            <w:r>
-              <w:rPr>
-                <w:rFonts w:ascii="BIZ UDPゴシック" w:eastAsia="BIZ UDPゴシック" w:hAnsi="BIZ UDPゴシック"/>
-                <w:noProof/>
-              </w:rPr>
-            </w:r>
-            <w:r>
-              <w:rPr>
-                <w:rFonts w:ascii="BIZ UDPゴシック" w:eastAsia="BIZ UDPゴシック" w:hAnsi="BIZ UDPゴシック"/>
-                <w:noProof/>
-              </w:rPr>
-              <w:fldChar w:fldCharType="separate"/>
-            </w:r>
-            <w:r>
-              <w:rPr>
-                <w:rFonts w:ascii="BIZ UDPゴシック" w:eastAsia="BIZ UDPゴシック" w:hAnsi="BIZ UDPゴシック" w:hint="eastAsia"/>
-                <w:noProof/>
-              </w:rPr>
-              <w:t>1</w:t>
-            </w:r>
-            <w:r>
-              <w:rPr>
-                <w:rFonts w:ascii="BIZ UDPゴシック" w:eastAsia="BIZ UDPゴシック" w:hAnsi="BIZ UDPゴシック"/>
-                <w:noProof/>
-              </w:rPr>
-              <w:fldChar w:fldCharType="end"/>
-            </w:r>
-          </w:hyperlink>
-        </w:p>
-        <w:p>
-          <w:pPr>
-            <w:pStyle w:val="30"/>
-            <w:tabs>
-              <w:tab w:val="right" w:leader="dot" w:pos="9628"/>
-            </w:tabs>
-            <w:rPr>
-              <w:rFonts w:ascii="BIZ UDPゴシック" w:eastAsia="BIZ UDPゴシック" w:hAnsi="BIZ UDPゴシック"/>
-              <w:noProof/>
-            </w:rPr>
-          </w:pPr>
-          <w:hyperlink w:anchor="_Toc236400053" w:history="1">
-            <w:r>
-              <w:rPr>
-                <w:rStyle w:val="a5"/>
-                <w:rFonts w:ascii="BIZ UDPゴシック" w:eastAsia="BIZ UDPゴシック" w:hAnsi="BIZ UDPゴシック" w:cs="ＭＳ 明朝" w:hint="eastAsia"/>
-                <w:b/>
-                <w:bCs/>
-                <w:noProof/>
-              </w:rPr>
-              <w:t>具体的な連携事項</w:t>
-            </w:r>
-            <w:r>
-              <w:rPr>
-                <w:rFonts w:ascii="BIZ UDPゴシック" w:eastAsia="BIZ UDPゴシック" w:hAnsi="BIZ UDPゴシック"/>
-                <w:noProof/>
-              </w:rPr>
-              <w:tab/>
-            </w:r>
-            <w:r>
-              <w:rPr>
-                <w:rFonts w:ascii="BIZ UDPゴシック" w:eastAsia="BIZ UDPゴシック" w:hAnsi="BIZ UDPゴシック"/>
-                <w:noProof/>
-              </w:rPr>
-              <w:fldChar w:fldCharType="begin"/>
-            </w:r>
-            <w:r>
-              <w:rPr>
-                <w:rFonts w:ascii="BIZ UDPゴシック" w:eastAsia="BIZ UDPゴシック" w:hAnsi="BIZ UDPゴシック"/>
-                <w:noProof/>
-              </w:rPr>
-              <w:instrText xml:space="preserve"> PAGEREF _Toc236400053 \h </w:instrText>
-            </w:r>
-            <w:r>
-              <w:rPr>
-                <w:rFonts w:ascii="BIZ UDPゴシック" w:eastAsia="BIZ UDPゴシック" w:hAnsi="BIZ UDPゴシック"/>
-                <w:noProof/>
-              </w:rPr>
-            </w:r>
-            <w:r>
-              <w:rPr>
-                <w:rFonts w:ascii="BIZ UDPゴシック" w:eastAsia="BIZ UDPゴシック" w:hAnsi="BIZ UDPゴシック"/>
-                <w:noProof/>
-              </w:rPr>
-              <w:fldChar w:fldCharType="separate"/>
-            </w:r>
-            <w:r>
-              <w:rPr>
-                <w:rFonts w:ascii="BIZ UDPゴシック" w:eastAsia="BIZ UDPゴシック" w:hAnsi="BIZ UDPゴシック" w:hint="eastAsia"/>
-                <w:noProof/>
-              </w:rPr>
-              <w:t>1</w:t>
+              <w:t xml:space="preserve">51</w:t>
             </w:r>
             <w:r>
               <w:rPr>
@@ -4932,16 +4297,14 @@
               <w:noProof/>
             </w:rPr>
           </w:pPr>
-          <w:hyperlink w:anchor="_Toc236400054" w:history="1">
+          <w:hyperlink w:anchor="_Toc8100086" w:history="1">
             <w:r>
               <w:rPr>
                 <w:rStyle w:val="a5"/>
-                <w:rFonts w:ascii="BIZ UDPゴシック" w:eastAsia="BIZ UDPゴシック" w:hAnsi="BIZ UDPゴシック" w:cs="ＭＳ 明朝" w:hint="eastAsia"/>
-                <w:b/>
-                <w:bCs/>
+                <w:rFonts w:ascii="BIZ UDPゴシック" w:eastAsia="BIZ UDPゴシック" w:hAnsi="BIZ UDPゴシック"/>
                 <w:noProof/>
               </w:rPr>
-              <w:t>２　北塩原村第五次総合振興計画との連携</w:t>
+              <w:t xml:space="preserve">２　北塩原村第五次総合振興計画との連携</w:t>
             </w:r>
             <w:r>
               <w:rPr>
@@ -4962,27 +4325,21 @@
                 <w:rFonts w:ascii="BIZ UDPゴシック" w:eastAsia="BIZ UDPゴシック" w:hAnsi="BIZ UDPゴシック"/>
                 <w:noProof/>
               </w:rPr>
-              <w:instrText xml:space="preserve"> PAGEREF _Toc236400054 \h </w:instrText>
+              <w:instrText xml:space="preserve"> PAGEREF _Toc8100086 \h </w:instrText>
             </w:r>
             <w:r>
               <w:rPr>
                 <w:rFonts w:ascii="BIZ UDPゴシック" w:eastAsia="BIZ UDPゴシック" w:hAnsi="BIZ UDPゴシック"/>
                 <w:noProof/>
               </w:rPr>
+              <w:fldChar w:fldCharType="separate"/>
             </w:r>
             <w:r>
               <w:rPr>
                 <w:rFonts w:ascii="BIZ UDPゴシック" w:eastAsia="BIZ UDPゴシック" w:hAnsi="BIZ UDPゴシック"/>
                 <w:noProof/>
               </w:rPr>
-              <w:fldChar w:fldCharType="separate"/>
-            </w:r>
-            <w:r>
-              <w:rPr>
-                <w:rFonts w:ascii="BIZ UDPゴシック" w:eastAsia="BIZ UDPゴシック" w:hAnsi="BIZ UDPゴシック" w:hint="eastAsia"/>
-                <w:noProof/>
-              </w:rPr>
-              <w:t>1</w:t>
+              <w:t xml:space="preserve">52</w:t>
             </w:r>
             <w:r>
               <w:rPr>
@@ -4995,7 +4352,7 @@
         </w:p>
         <w:p>
           <w:pPr>
-            <w:pStyle w:val="30"/>
+            <w:pStyle w:val="20"/>
             <w:tabs>
               <w:tab w:val="right" w:leader="dot" w:pos="9628"/>
             </w:tabs>
@@ -5004,16 +4361,14 @@
               <w:noProof/>
             </w:rPr>
           </w:pPr>
-          <w:hyperlink w:anchor="_Toc236400055" w:history="1">
+          <w:hyperlink w:anchor="_Toc8100088" w:history="1">
             <w:r>
               <w:rPr>
                 <w:rStyle w:val="a5"/>
-                <w:rFonts w:ascii="BIZ UDPゴシック" w:eastAsia="BIZ UDPゴシック" w:hAnsi="BIZ UDPゴシック" w:cs="ＭＳ 明朝" w:hint="eastAsia"/>
-                <w:b/>
-                <w:bCs/>
+                <w:rFonts w:ascii="BIZ UDPゴシック" w:eastAsia="BIZ UDPゴシック" w:hAnsi="BIZ UDPゴシック"/>
                 <w:noProof/>
               </w:rPr>
-              <w:t>具体的な連携事項</w:t>
+              <w:t xml:space="preserve">３　北塩原村こども・子育て計画との連携</w:t>
             </w:r>
             <w:r>
               <w:rPr>
@@ -5034,27 +4389,21 @@
                 <w:rFonts w:ascii="BIZ UDPゴシック" w:eastAsia="BIZ UDPゴシック" w:hAnsi="BIZ UDPゴシック"/>
                 <w:noProof/>
               </w:rPr>
-              <w:instrText xml:space="preserve"> PAGEREF _Toc236400055 \h </w:instrText>
+              <w:instrText xml:space="preserve"> PAGEREF _Toc8100088 \h </w:instrText>
             </w:r>
             <w:r>
               <w:rPr>
                 <w:rFonts w:ascii="BIZ UDPゴシック" w:eastAsia="BIZ UDPゴシック" w:hAnsi="BIZ UDPゴシック"/>
                 <w:noProof/>
               </w:rPr>
+              <w:fldChar w:fldCharType="separate"/>
             </w:r>
             <w:r>
               <w:rPr>
                 <w:rFonts w:ascii="BIZ UDPゴシック" w:eastAsia="BIZ UDPゴシック" w:hAnsi="BIZ UDPゴシック"/>
                 <w:noProof/>
               </w:rPr>
-              <w:fldChar w:fldCharType="separate"/>
-            </w:r>
-            <w:r>
-              <w:rPr>
-                <w:rFonts w:ascii="BIZ UDPゴシック" w:eastAsia="BIZ UDPゴシック" w:hAnsi="BIZ UDPゴシック" w:hint="eastAsia"/>
-                <w:noProof/>
-              </w:rPr>
-              <w:t>1</w:t>
+              <w:t xml:space="preserve">53</w:t>
             </w:r>
             <w:r>
               <w:rPr>
@@ -5076,81 +4425,67 @@
               <w:noProof/>
             </w:rPr>
           </w:pPr>
-          <w:hyperlink w:anchor="_Toc236400056" w:history="1">
+          <w:hyperlink w:anchor="_Toc8100090" w:history="1">
             <w:r>
               <w:rPr>
                 <w:rStyle w:val="a5"/>
-                <w:rFonts w:ascii="BIZ UDPゴシック" w:eastAsia="BIZ UDPゴシック" w:hAnsi="BIZ UDPゴシック" w:cs="ＭＳ 明朝" w:hint="eastAsia"/>
+                <w:rFonts w:ascii="BIZ UDPゴシック" w:eastAsia="BIZ UDPゴシック" w:hAnsi="BIZ UDPゴシック"/>
                 <w:b/>
                 <w:bCs/>
                 <w:noProof/>
               </w:rPr>
-              <w:t>第</w:t>
-            </w:r>
-            <w:r>
-              <w:rPr>
-                <w:rStyle w:val="a5"/>
-                <w:rFonts w:ascii="BIZ UDPゴシック" w:eastAsia="BIZ UDPゴシック" w:hAnsi="BIZ UDPゴシック" w:cs="IPAexGothic, MS Gothic, Noto Sa"/>
+              <w:t xml:space="preserve">第8章　資料編</w:t>
+            </w:r>
+            <w:r>
+              <w:rPr>
+                <w:rFonts w:ascii="BIZ UDPゴシック" w:eastAsia="BIZ UDPゴシック" w:hAnsi="BIZ UDPゴシック"/>
                 <w:b/>
                 <w:bCs/>
                 <w:noProof/>
               </w:rPr>
-              <w:t>8</w:t>
-            </w:r>
-            <w:r>
-              <w:rPr>
-                <w:rStyle w:val="a5"/>
-                <w:rFonts w:ascii="BIZ UDPゴシック" w:eastAsia="BIZ UDPゴシック" w:hAnsi="BIZ UDPゴシック" w:cs="ＭＳ 明朝" w:hint="eastAsia"/>
+              <w:tab/>
+            </w:r>
+            <w:r>
+              <w:rPr>
+                <w:rFonts w:ascii="BIZ UDPゴシック" w:eastAsia="BIZ UDPゴシック" w:hAnsi="BIZ UDPゴシック"/>
                 <w:b/>
                 <w:bCs/>
                 <w:noProof/>
               </w:rPr>
-              <w:t>章　資料編</w:t>
-            </w:r>
-            <w:r>
-              <w:rPr>
-                <w:rFonts w:ascii="BIZ UDPゴシック" w:eastAsia="BIZ UDPゴシック" w:hAnsi="BIZ UDPゴシック"/>
+              <w:fldChar w:fldCharType="begin"/>
+            </w:r>
+            <w:r>
+              <w:rPr>
+                <w:rFonts w:ascii="BIZ UDPゴシック" w:eastAsia="BIZ UDPゴシック" w:hAnsi="BIZ UDPゴシック"/>
+                <w:b/>
+                <w:bCs/>
                 <w:noProof/>
               </w:rPr>
-              <w:tab/>
-            </w:r>
-            <w:r>
-              <w:rPr>
-                <w:rFonts w:ascii="BIZ UDPゴシック" w:eastAsia="BIZ UDPゴシック" w:hAnsi="BIZ UDPゴシック"/>
+              <w:instrText xml:space="preserve"> PAGEREF _Toc8100090 \h </w:instrText>
+            </w:r>
+            <w:r>
+              <w:rPr>
+                <w:rFonts w:ascii="BIZ UDPゴシック" w:eastAsia="BIZ UDPゴシック" w:hAnsi="BIZ UDPゴシック"/>
+                <w:b/>
+                <w:bCs/>
                 <w:noProof/>
               </w:rPr>
-              <w:fldChar w:fldCharType="begin"/>
-            </w:r>
-            <w:r>
-              <w:rPr>
-                <w:rFonts w:ascii="BIZ UDPゴシック" w:eastAsia="BIZ UDPゴシック" w:hAnsi="BIZ UDPゴシック"/>
+              <w:fldChar w:fldCharType="separate"/>
+            </w:r>
+            <w:r>
+              <w:rPr>
+                <w:rFonts w:ascii="BIZ UDPゴシック" w:eastAsia="BIZ UDPゴシック" w:hAnsi="BIZ UDPゴシック"/>
+                <w:b/>
+                <w:bCs/>
                 <w:noProof/>
               </w:rPr>
-              <w:instrText xml:space="preserve"> PAGEREF _Toc236400056 \h </w:instrText>
-            </w:r>
-            <w:r>
-              <w:rPr>
-                <w:rFonts w:ascii="BIZ UDPゴシック" w:eastAsia="BIZ UDPゴシック" w:hAnsi="BIZ UDPゴシック"/>
-                <w:noProof/>
-              </w:rPr>
-            </w:r>
-            <w:r>
-              <w:rPr>
-                <w:rFonts w:ascii="BIZ UDPゴシック" w:eastAsia="BIZ UDPゴシック" w:hAnsi="BIZ UDPゴシック"/>
-                <w:noProof/>
-              </w:rPr>
-              <w:fldChar w:fldCharType="separate"/>
-            </w:r>
-            <w:r>
-              <w:rPr>
-                <w:rFonts w:ascii="BIZ UDPゴシック" w:eastAsia="BIZ UDPゴシック" w:hAnsi="BIZ UDPゴシック" w:hint="eastAsia"/>
-                <w:noProof/>
-              </w:rPr>
-              <w:t>1</w:t>
-            </w:r>
-            <w:r>
-              <w:rPr>
-                <w:rFonts w:ascii="BIZ UDPゴシック" w:eastAsia="BIZ UDPゴシック" w:hAnsi="BIZ UDPゴシック"/>
+              <w:t xml:space="preserve">54</w:t>
+            </w:r>
+            <w:r>
+              <w:rPr>
+                <w:rFonts w:ascii="BIZ UDPゴシック" w:eastAsia="BIZ UDPゴシック" w:hAnsi="BIZ UDPゴシック"/>
+                <w:b/>
+                <w:bCs/>
                 <w:noProof/>
               </w:rPr>
               <w:fldChar w:fldCharType="end"/>
@@ -5168,16 +4503,14 @@
               <w:noProof/>
             </w:rPr>
           </w:pPr>
-          <w:hyperlink w:anchor="_Toc236400057" w:history="1">
+          <w:hyperlink w:anchor="_Toc8100091" w:history="1">
             <w:r>
               <w:rPr>
                 <w:rStyle w:val="a5"/>
-                <w:rFonts w:ascii="BIZ UDPゴシック" w:eastAsia="BIZ UDPゴシック" w:hAnsi="BIZ UDPゴシック" w:cs="ＭＳ 明朝" w:hint="eastAsia"/>
-                <w:b/>
-                <w:bCs/>
+                <w:rFonts w:ascii="BIZ UDPゴシック" w:eastAsia="BIZ UDPゴシック" w:hAnsi="BIZ UDPゴシック"/>
                 <w:noProof/>
               </w:rPr>
-              <w:t>１　アンケート調査集計結果</w:t>
+              <w:t xml:space="preserve">１　アンケート調査集計結果</w:t>
             </w:r>
             <w:r>
               <w:rPr>
@@ -5198,27 +4531,21 @@
                 <w:rFonts w:ascii="BIZ UDPゴシック" w:eastAsia="BIZ UDPゴシック" w:hAnsi="BIZ UDPゴシック"/>
                 <w:noProof/>
               </w:rPr>
-              <w:instrText xml:space="preserve"> PAGEREF _Toc236400057 \h </w:instrText>
+              <w:instrText xml:space="preserve"> PAGEREF _Toc8100091 \h </w:instrText>
             </w:r>
             <w:r>
               <w:rPr>
                 <w:rFonts w:ascii="BIZ UDPゴシック" w:eastAsia="BIZ UDPゴシック" w:hAnsi="BIZ UDPゴシック"/>
                 <w:noProof/>
               </w:rPr>
+              <w:fldChar w:fldCharType="separate"/>
             </w:r>
             <w:r>
               <w:rPr>
                 <w:rFonts w:ascii="BIZ UDPゴシック" w:eastAsia="BIZ UDPゴシック" w:hAnsi="BIZ UDPゴシック"/>
                 <w:noProof/>
               </w:rPr>
-              <w:fldChar w:fldCharType="separate"/>
-            </w:r>
-            <w:r>
-              <w:rPr>
-                <w:rFonts w:ascii="BIZ UDPゴシック" w:eastAsia="BIZ UDPゴシック" w:hAnsi="BIZ UDPゴシック" w:hint="eastAsia"/>
-                <w:noProof/>
-              </w:rPr>
-              <w:t>1</w:t>
+              <w:t xml:space="preserve">54</w:t>
             </w:r>
             <w:r>
               <w:rPr>
@@ -5240,16 +4567,14 @@
               <w:noProof/>
             </w:rPr>
           </w:pPr>
-          <w:hyperlink w:anchor="_Toc236400058" w:history="1">
+          <w:hyperlink w:anchor="_Toc8100092" w:history="1">
             <w:r>
               <w:rPr>
                 <w:rStyle w:val="a5"/>
-                <w:rFonts w:ascii="BIZ UDPゴシック" w:eastAsia="BIZ UDPゴシック" w:hAnsi="BIZ UDPゴシック" w:cs="ＭＳ 明朝" w:hint="eastAsia"/>
-                <w:b/>
-                <w:bCs/>
+                <w:rFonts w:ascii="BIZ UDPゴシック" w:eastAsia="BIZ UDPゴシック" w:hAnsi="BIZ UDPゴシック"/>
                 <w:noProof/>
               </w:rPr>
-              <w:t>２　北塩原村障がい者自立支援協議会委員名簿</w:t>
+              <w:t xml:space="preserve">２　北塩原村障がい者自立支援協議会委員名簿</w:t>
             </w:r>
             <w:r>
               <w:rPr>
@@ -5270,27 +4595,21 @@
                 <w:rFonts w:ascii="BIZ UDPゴシック" w:eastAsia="BIZ UDPゴシック" w:hAnsi="BIZ UDPゴシック"/>
                 <w:noProof/>
               </w:rPr>
-              <w:instrText xml:space="preserve"> PAGEREF _Toc236400058 \h </w:instrText>
+              <w:instrText xml:space="preserve"> PAGEREF _Toc8100092 \h </w:instrText>
             </w:r>
             <w:r>
               <w:rPr>
                 <w:rFonts w:ascii="BIZ UDPゴシック" w:eastAsia="BIZ UDPゴシック" w:hAnsi="BIZ UDPゴシック"/>
                 <w:noProof/>
               </w:rPr>
+              <w:fldChar w:fldCharType="separate"/>
             </w:r>
             <w:r>
               <w:rPr>
                 <w:rFonts w:ascii="BIZ UDPゴシック" w:eastAsia="BIZ UDPゴシック" w:hAnsi="BIZ UDPゴシック"/>
                 <w:noProof/>
               </w:rPr>
-              <w:fldChar w:fldCharType="separate"/>
-            </w:r>
-            <w:r>
-              <w:rPr>
-                <w:rFonts w:ascii="BIZ UDPゴシック" w:eastAsia="BIZ UDPゴシック" w:hAnsi="BIZ UDPゴシック" w:hint="eastAsia"/>
-                <w:noProof/>
-              </w:rPr>
-              <w:t>1</w:t>
+              <w:t xml:space="preserve">54</w:t>
             </w:r>
             <w:r>
               <w:rPr>
@@ -5312,16 +4631,14 @@
               <w:noProof/>
             </w:rPr>
           </w:pPr>
-          <w:hyperlink w:anchor="_Toc236400059" w:history="1">
+          <w:hyperlink w:anchor="_Toc8100093" w:history="1">
             <w:r>
               <w:rPr>
                 <w:rStyle w:val="a5"/>
-                <w:rFonts w:ascii="BIZ UDPゴシック" w:eastAsia="BIZ UDPゴシック" w:hAnsi="BIZ UDPゴシック" w:cs="ＭＳ 明朝" w:hint="eastAsia"/>
-                <w:b/>
-                <w:bCs/>
+                <w:rFonts w:ascii="BIZ UDPゴシック" w:eastAsia="BIZ UDPゴシック" w:hAnsi="BIZ UDPゴシック"/>
                 <w:noProof/>
               </w:rPr>
-              <w:t>３　策定経過</w:t>
+              <w:t xml:space="preserve">３　策定経過</w:t>
             </w:r>
             <w:r>
               <w:rPr>
@@ -5342,27 +4659,21 @@
                 <w:rFonts w:ascii="BIZ UDPゴシック" w:eastAsia="BIZ UDPゴシック" w:hAnsi="BIZ UDPゴシック"/>
                 <w:noProof/>
               </w:rPr>
-              <w:instrText xml:space="preserve"> PAGEREF _Toc236400059 \h </w:instrText>
+              <w:instrText xml:space="preserve"> PAGEREF _Toc8100093 \h </w:instrText>
             </w:r>
             <w:r>
               <w:rPr>
                 <w:rFonts w:ascii="BIZ UDPゴシック" w:eastAsia="BIZ UDPゴシック" w:hAnsi="BIZ UDPゴシック"/>
                 <w:noProof/>
               </w:rPr>
+              <w:fldChar w:fldCharType="separate"/>
             </w:r>
             <w:r>
               <w:rPr>
                 <w:rFonts w:ascii="BIZ UDPゴシック" w:eastAsia="BIZ UDPゴシック" w:hAnsi="BIZ UDPゴシック"/>
                 <w:noProof/>
               </w:rPr>
-              <w:fldChar w:fldCharType="separate"/>
-            </w:r>
-            <w:r>
-              <w:rPr>
-                <w:rFonts w:ascii="BIZ UDPゴシック" w:eastAsia="BIZ UDPゴシック" w:hAnsi="BIZ UDPゴシック" w:hint="eastAsia"/>
-                <w:noProof/>
-              </w:rPr>
-              <w:t>1</w:t>
+              <w:t xml:space="preserve">54</w:t>
             </w:r>
             <w:r>
               <w:rPr>
@@ -5377,11 +4688,13 @@
           <w:pPr>
             <w:rPr>
               <w:rFonts w:ascii="BIZ UDPゴシック" w:eastAsia="BIZ UDPゴシック" w:hAnsi="BIZ UDPゴシック"/>
+              <w:noProof/>
             </w:rPr>
           </w:pPr>
           <w:r>
             <w:rPr>
               <w:rFonts w:ascii="BIZ UDPゴシック" w:eastAsia="BIZ UDPゴシック" w:hAnsi="BIZ UDPゴシック"/>
+              <w:noProof/>
             </w:rPr>
             <w:fldChar w:fldCharType="end"/>
           </w:r>
@@ -5394,6 +4707,17 @@
         <w:rPr>
           <w:rFonts w:ascii="BIZ UDPゴシック" w:eastAsia="BIZ UDPゴシック" w:hAnsi="BIZ UDPゴシック"/>
         </w:rPr>
+        <w:sectPr>
+          <w:headerReference w:type="default" r:id="rId18"/>
+          <w:footerReference w:type="default" r:id="rId19"/>
+          <w:headerReference w:type="first" r:id="rId18"/>
+          <w:footerReference w:type="first" r:id="rId19"/>
+          <w:pgSz w:w="11906" w:h="16838"/>
+          <w:pgMar w:top="1134" w:right="1134" w:bottom="1134" w:left="1134" w:header="708" w:footer="708" w:gutter="0"/>
+          <w:cols w:space="720"/>
+          <w:titlePg/>
+          <w:docGrid w:linePitch="360"/>
+        </w:sectPr>
       </w:pPr>
       <w:r>
         <w:rPr>
@@ -5417,7 +4741,7 @@
           <w:rFonts w:ascii="BIZ UDPゴシック" w:eastAsia="BIZ UDPゴシック" w:hAnsi="BIZ UDPゴシック"/>
         </w:rPr>
       </w:pPr>
-      <w:bookmarkStart w:id="0" w:name="_Toc236400003"/>
+      <w:bookmarkStart w:id="8100001" w:name="_Toc8100001"/>
       <w:r>
         <w:rPr>
           <w:rFonts w:ascii="BIZ UDPゴシック" w:eastAsia="BIZ UDPゴシック" w:hAnsi="BIZ UDPゴシック" w:cs="IPAexGothic, MS Gothic, Noto Sa"/>
@@ -5428,7 +4752,7 @@
         <w:lastRenderedPageBreak/>
         <w:t>第1章　計画の策定にあたって</w:t>
       </w:r>
-      <w:bookmarkEnd w:id="0"/>
+      <w:bookmarkEnd w:id="8100001"/>
     </w:p>
     <w:p>
       <w:pPr>
@@ -5441,7 +4765,7 @@
           <w:rFonts w:ascii="BIZ UDPゴシック" w:eastAsia="BIZ UDPゴシック" w:hAnsi="BIZ UDPゴシック"/>
         </w:rPr>
       </w:pPr>
-      <w:bookmarkStart w:id="1" w:name="_Toc236400004"/>
+      <w:bookmarkStart w:id="8100002" w:name="_Toc8100002"/>
       <w:r>
         <w:rPr>
           <w:rFonts w:ascii="BIZ UDPゴシック" w:eastAsia="BIZ UDPゴシック" w:hAnsi="BIZ UDPゴシック" w:cs="IPAexGothic, MS Gothic, Noto Sa"/>
@@ -5451,7 +4775,7 @@
         </w:rPr>
         <w:t>１　計画策定の趣旨</w:t>
       </w:r>
-      <w:bookmarkEnd w:id="1"/>
+      <w:bookmarkEnd w:id="8100002"/>
     </w:p>
     <w:p>
       <w:pPr>
@@ -5520,7 +4844,7 @@
           <w:rFonts w:ascii="BIZ UDPゴシック" w:eastAsia="BIZ UDPゴシック" w:hAnsi="BIZ UDPゴシック"/>
         </w:rPr>
       </w:pPr>
-      <w:bookmarkStart w:id="2" w:name="_Toc236400005"/>
+      <w:bookmarkStart w:id="8100003" w:name="_Toc8100003"/>
       <w:r>
         <w:rPr>
           <w:rFonts w:ascii="BIZ UDPゴシック" w:eastAsia="BIZ UDPゴシック" w:hAnsi="BIZ UDPゴシック" w:cs="IPAexGothic, MS Gothic, Noto Sa"/>
@@ -5530,7 +4854,7 @@
         </w:rPr>
         <w:t>２　計画の位置づけ</w:t>
       </w:r>
-      <w:bookmarkEnd w:id="2"/>
+      <w:bookmarkEnd w:id="8100003"/>
     </w:p>
     <w:p>
       <w:pPr>
@@ -5919,7 +5243,7 @@
           <w:rFonts w:ascii="BIZ UDPゴシック" w:eastAsia="BIZ UDPゴシック" w:hAnsi="BIZ UDPゴシック"/>
         </w:rPr>
       </w:pPr>
-      <w:bookmarkStart w:id="3" w:name="_Toc236400006"/>
+      <w:bookmarkStart w:id="8100004" w:name="_Toc8100004"/>
       <w:r>
         <w:rPr>
           <w:rFonts w:ascii="BIZ UDPゴシック" w:eastAsia="BIZ UDPゴシック" w:hAnsi="BIZ UDPゴシック" w:cs="IPAexGothic, MS Gothic, Noto Sa"/>
@@ -5932,7 +5256,7 @@
         <w:lastRenderedPageBreak/>
         <w:t>計画の位置づけ図</w:t>
       </w:r>
-      <w:bookmarkEnd w:id="3"/>
+      <w:bookmarkEnd w:id="8100004"/>
     </w:p>
     <w:tbl>
       <w:tblPr>
@@ -6502,7 +5826,7 @@
           <w:rFonts w:ascii="BIZ UDPゴシック" w:eastAsia="BIZ UDPゴシック" w:hAnsi="BIZ UDPゴシック"/>
         </w:rPr>
       </w:pPr>
-      <w:bookmarkStart w:id="4" w:name="_Toc236400007"/>
+      <w:bookmarkStart w:id="8100005" w:name="_Toc8100005"/>
       <w:r>
         <w:rPr>
           <w:rFonts w:ascii="BIZ UDPゴシック" w:eastAsia="BIZ UDPゴシック" w:hAnsi="BIZ UDPゴシック" w:cs="IPAexGothic, MS Gothic, Noto Sa"/>
@@ -6512,7 +5836,7 @@
         </w:rPr>
         <w:t>３　計画の期間</w:t>
       </w:r>
-      <w:bookmarkEnd w:id="4"/>
+      <w:bookmarkEnd w:id="8100005"/>
     </w:p>
     <w:p>
       <w:pPr>
@@ -7427,7 +6751,7 @@
           <w:rFonts w:ascii="BIZ UDPゴシック" w:eastAsia="BIZ UDPゴシック" w:hAnsi="BIZ UDPゴシック"/>
         </w:rPr>
       </w:pPr>
-      <w:bookmarkStart w:id="5" w:name="_Toc236400008"/>
+      <w:bookmarkStart w:id="8100006" w:name="_Toc8100006"/>
       <w:r>
         <w:rPr>
           <w:rFonts w:ascii="BIZ UDPゴシック" w:eastAsia="BIZ UDPゴシック" w:hAnsi="BIZ UDPゴシック" w:cs="IPAexGothic, MS Gothic, Noto Sa"/>
@@ -7437,7 +6761,7 @@
         </w:rPr>
         <w:t>４　国の基本指針の見直しについて</w:t>
       </w:r>
-      <w:bookmarkEnd w:id="5"/>
+      <w:bookmarkEnd w:id="8100006"/>
     </w:p>
     <w:p>
       <w:pPr>
@@ -7461,7 +6785,7 @@
           <w:rFonts w:ascii="BIZ UDPゴシック" w:eastAsia="BIZ UDPゴシック" w:hAnsi="BIZ UDPゴシック"/>
         </w:rPr>
       </w:pPr>
-      <w:bookmarkStart w:id="6" w:name="_Toc236400009"/>
+      <w:bookmarkStart w:id="8100007" w:name="_Toc8100007"/>
       <w:r>
         <w:rPr>
           <w:rFonts w:ascii="BIZ UDPゴシック" w:eastAsia="BIZ UDPゴシック" w:hAnsi="BIZ UDPゴシック" w:cs="IPAexGothic, MS Gothic, Noto Sa"/>
@@ -7473,7 +6797,7 @@
         </w:rPr>
         <w:t>（１）成果目標の構成の見直し</w:t>
       </w:r>
-      <w:bookmarkEnd w:id="6"/>
+      <w:bookmarkEnd w:id="8100007"/>
     </w:p>
     <w:p>
       <w:pPr>
@@ -7497,7 +6821,7 @@
           <w:rFonts w:ascii="BIZ UDPゴシック" w:eastAsia="BIZ UDPゴシック" w:hAnsi="BIZ UDPゴシック"/>
         </w:rPr>
       </w:pPr>
-      <w:bookmarkStart w:id="7" w:name="_Toc236400010"/>
+      <w:bookmarkStart w:id="8100008" w:name="_Toc8100008"/>
       <w:r>
         <w:rPr>
           <w:rFonts w:ascii="BIZ UDPゴシック" w:eastAsia="BIZ UDPゴシック" w:hAnsi="BIZ UDPゴシック" w:cs="IPAexGothic, MS Gothic, Noto Sa"/>
@@ -7509,7 +6833,7 @@
         </w:rPr>
         <w:t>（２）主な見直し事項（基本指針より）</w:t>
       </w:r>
-      <w:bookmarkEnd w:id="7"/>
+      <w:bookmarkEnd w:id="8100008"/>
     </w:p>
     <w:p>
       <w:pPr>
@@ -7825,7 +7149,7 @@
           <w:rFonts w:ascii="BIZ UDPゴシック" w:eastAsia="BIZ UDPゴシック" w:hAnsi="BIZ UDPゴシック"/>
         </w:rPr>
       </w:pPr>
-      <w:bookmarkStart w:id="8" w:name="_Toc236400011"/>
+      <w:bookmarkStart w:id="8100009" w:name="_Toc8100009"/>
       <w:r>
         <w:rPr>
           <w:rFonts w:ascii="BIZ UDPゴシック" w:eastAsia="BIZ UDPゴシック" w:hAnsi="BIZ UDPゴシック" w:cs="IPAexGothic, MS Gothic, Noto Sa"/>
@@ -7837,7 +7161,7 @@
         </w:rPr>
         <w:t>（３）関連する制度動向</w:t>
       </w:r>
-      <w:bookmarkEnd w:id="8"/>
+      <w:bookmarkEnd w:id="8100009"/>
     </w:p>
     <w:p>
       <w:pPr>
@@ -7864,7 +7188,7 @@
           <w:rFonts w:ascii="BIZ UDPゴシック" w:eastAsia="BIZ UDPゴシック" w:hAnsi="BIZ UDPゴシック"/>
         </w:rPr>
       </w:pPr>
-      <w:bookmarkStart w:id="9" w:name="_Toc236400012"/>
+      <w:bookmarkStart w:id="8100010" w:name="_Toc8100010"/>
       <w:r>
         <w:rPr>
           <w:rFonts w:ascii="BIZ UDPゴシック" w:eastAsia="BIZ UDPゴシック" w:hAnsi="BIZ UDPゴシック" w:cs="IPAexGothic, MS Gothic, Noto Sa"/>
@@ -7874,7 +7198,7 @@
         </w:rPr>
         <w:t>５　計画策定の体制</w:t>
       </w:r>
-      <w:bookmarkEnd w:id="9"/>
+      <w:bookmarkEnd w:id="8100010"/>
     </w:p>
     <w:p>
       <w:pPr>
@@ -7884,7 +7208,7 @@
           <w:rFonts w:ascii="BIZ UDPゴシック" w:eastAsia="BIZ UDPゴシック" w:hAnsi="BIZ UDPゴシック"/>
         </w:rPr>
       </w:pPr>
-      <w:bookmarkStart w:id="10" w:name="_Toc236400013"/>
+      <w:bookmarkStart w:id="8100011" w:name="_Toc8100011"/>
       <w:r>
         <w:rPr>
           <w:rFonts w:ascii="BIZ UDPゴシック" w:eastAsia="BIZ UDPゴシック" w:hAnsi="BIZ UDPゴシック" w:cs="IPAexGothic, MS Gothic, Noto Sa"/>
@@ -7896,7 +7220,7 @@
         </w:rPr>
         <w:t>（１）アンケート調査の実施【要実施】</w:t>
       </w:r>
-      <w:bookmarkEnd w:id="10"/>
+      <w:bookmarkEnd w:id="8100011"/>
     </w:p>
     <w:p>
       <w:pPr>
@@ -8001,7 +7325,7 @@
           <w:rFonts w:ascii="BIZ UDPゴシック" w:eastAsia="BIZ UDPゴシック" w:hAnsi="BIZ UDPゴシック"/>
         </w:rPr>
       </w:pPr>
-      <w:bookmarkStart w:id="11" w:name="_Toc236400014"/>
+      <w:bookmarkStart w:id="8100012" w:name="_Toc8100012"/>
       <w:r>
         <w:rPr>
           <w:rFonts w:ascii="BIZ UDPゴシック" w:eastAsia="BIZ UDPゴシック" w:hAnsi="BIZ UDPゴシック" w:cs="IPAexGothic, MS Gothic, Noto Sa"/>
@@ -8013,7 +7337,7 @@
         </w:rPr>
         <w:t>（２）庁議の開催</w:t>
       </w:r>
-      <w:bookmarkEnd w:id="11"/>
+      <w:bookmarkEnd w:id="8100012"/>
     </w:p>
     <w:p>
       <w:pPr>
@@ -8037,7 +7361,7 @@
           <w:rFonts w:ascii="BIZ UDPゴシック" w:eastAsia="BIZ UDPゴシック" w:hAnsi="BIZ UDPゴシック"/>
         </w:rPr>
       </w:pPr>
-      <w:bookmarkStart w:id="12" w:name="_Toc236400015"/>
+      <w:bookmarkStart w:id="8100013" w:name="_Toc8100013"/>
       <w:r>
         <w:rPr>
           <w:rFonts w:ascii="BIZ UDPゴシック" w:eastAsia="BIZ UDPゴシック" w:hAnsi="BIZ UDPゴシック" w:cs="IPAexGothic, MS Gothic, Noto Sa"/>
@@ -8049,7 +7373,7 @@
         </w:rPr>
         <w:t>（３）北塩原村障がい者自立支援協議会の開催</w:t>
       </w:r>
-      <w:bookmarkEnd w:id="12"/>
+      <w:bookmarkEnd w:id="8100013"/>
     </w:p>
     <w:p>
       <w:pPr>
@@ -8073,7 +7397,7 @@
           <w:rFonts w:ascii="BIZ UDPゴシック" w:eastAsia="BIZ UDPゴシック" w:hAnsi="BIZ UDPゴシック"/>
         </w:rPr>
       </w:pPr>
-      <w:bookmarkStart w:id="13" w:name="_Toc236400016"/>
+      <w:bookmarkStart w:id="8100014" w:name="_Toc8100014"/>
       <w:r>
         <w:rPr>
           <w:rFonts w:ascii="BIZ UDPゴシック" w:eastAsia="BIZ UDPゴシック" w:hAnsi="BIZ UDPゴシック" w:cs="IPAexGothic, MS Gothic, Noto Sa"/>
@@ -8085,7 +7409,7 @@
         </w:rPr>
         <w:t>（４）パブリックコメントの実施</w:t>
       </w:r>
-      <w:bookmarkEnd w:id="13"/>
+      <w:bookmarkEnd w:id="8100014"/>
     </w:p>
     <w:p>
       <w:pPr>
@@ -8112,7 +7436,7 @@
           <w:rFonts w:ascii="BIZ UDPゴシック" w:eastAsia="BIZ UDPゴシック" w:hAnsi="BIZ UDPゴシック"/>
         </w:rPr>
       </w:pPr>
-      <w:bookmarkStart w:id="14" w:name="_Toc236400017"/>
+      <w:bookmarkStart w:id="8100015" w:name="_Toc8100015"/>
       <w:r>
         <w:rPr>
           <w:rFonts w:ascii="BIZ UDPゴシック" w:eastAsia="BIZ UDPゴシック" w:hAnsi="BIZ UDPゴシック" w:cs="IPAexGothic, MS Gothic, Noto Sa"/>
@@ -8122,7 +7446,7 @@
         </w:rPr>
         <w:t>６　計画の推進体制</w:t>
       </w:r>
-      <w:bookmarkEnd w:id="14"/>
+      <w:bookmarkEnd w:id="8100015"/>
     </w:p>
     <w:p>
       <w:pPr>
@@ -8492,6 +7816,7 @@
       <w:pPr>
         <w:pStyle w:val="3"/>
       </w:pPr>
+      <w:bookmarkStart w:id="8100016" w:name="_Toc8100016"/>
       <w:r>
         <w:rPr>
           <w:rFonts w:ascii="BIZ UDPゴシック" w:hAnsi="BIZ UDPゴシック" w:eastAsia="BIZ UDPゴシック"/>
@@ -8500,6 +7825,7 @@
         </w:rPr>
         <w:t>■　評価の体制</w:t>
       </w:r>
+      <w:bookmarkEnd w:id="8100016"/>
     </w:p>
     <w:p>
       <w:pPr>
@@ -8847,6 +8173,7 @@
       <w:pPr>
         <w:pStyle w:val="3"/>
       </w:pPr>
+      <w:bookmarkStart w:id="8100017" w:name="_Toc8100017"/>
       <w:r>
         <w:rPr>
           <w:rFonts w:ascii="BIZ UDPゴシック" w:hAnsi="BIZ UDPゴシック" w:eastAsia="BIZ UDPゴシック"/>
@@ -8855,6 +8182,7 @@
         </w:rPr>
         <w:t>■　評価のスケジュール</w:t>
       </w:r>
+      <w:bookmarkEnd w:id="8100017"/>
     </w:p>
     <w:p>
       <w:pPr>
@@ -9145,6 +8473,7 @@
       <w:pPr>
         <w:pStyle w:val="3"/>
       </w:pPr>
+      <w:bookmarkStart w:id="8100018" w:name="_Toc8100018"/>
       <w:r>
         <w:rPr>
           <w:rFonts w:ascii="BIZ UDPゴシック" w:hAnsi="BIZ UDPゴシック" w:eastAsia="BIZ UDPゴシック"/>
@@ -9153,6 +8482,7 @@
         </w:rPr>
         <w:t>■　目標等の管理シート</w:t>
       </w:r>
+      <w:bookmarkEnd w:id="8100018"/>
     </w:p>
     <w:p>
       <w:pPr>
@@ -9430,6 +8760,7 @@
       <w:pPr>
         <w:pStyle w:val="3"/>
       </w:pPr>
+      <w:bookmarkStart w:id="8100019" w:name="_Toc8100019"/>
       <w:r>
         <w:rPr>
           <w:rFonts w:ascii="BIZ UDPゴシック" w:hAnsi="BIZ UDPゴシック" w:eastAsia="BIZ UDPゴシック"/>
@@ -9438,6 +8769,7 @@
         </w:rPr>
         <w:t>■　結果の公表</w:t>
       </w:r>
+      <w:bookmarkEnd w:id="8100019"/>
     </w:p>
     <w:p>
       <w:pPr>
@@ -9549,7 +8881,7 @@
           <w:rFonts w:ascii="BIZ UDPゴシック" w:eastAsia="BIZ UDPゴシック" w:hAnsi="BIZ UDPゴシック"/>
         </w:rPr>
       </w:pPr>
-      <w:bookmarkStart w:id="15" w:name="_Toc236400018"/>
+      <w:bookmarkStart w:id="8100020" w:name="_Toc8100020"/>
       <w:r>
         <w:rPr>
           <w:rFonts w:ascii="BIZ UDPゴシック" w:eastAsia="BIZ UDPゴシック" w:hAnsi="BIZ UDPゴシック" w:cs="IPAexGothic, MS Gothic, Noto Sa"/>
@@ -9560,7 +8892,7 @@
         <w:lastRenderedPageBreak/>
         <w:t>第2章　本村の障がい者の現状</w:t>
       </w:r>
-      <w:bookmarkEnd w:id="15"/>
+      <w:bookmarkEnd w:id="8100020"/>
     </w:p>
     <w:p>
       <w:pPr>
@@ -9573,7 +8905,7 @@
           <w:rFonts w:ascii="BIZ UDPゴシック" w:eastAsia="BIZ UDPゴシック" w:hAnsi="BIZ UDPゴシック"/>
         </w:rPr>
       </w:pPr>
-      <w:bookmarkStart w:id="16" w:name="_Toc236400019"/>
+      <w:bookmarkStart w:id="8100021" w:name="_Toc8100021"/>
       <w:r>
         <w:rPr>
           <w:rFonts w:ascii="BIZ UDPゴシック" w:eastAsia="BIZ UDPゴシック" w:hAnsi="BIZ UDPゴシック" w:cs="IPAexGothic, MS Gothic, Noto Sa"/>
@@ -9583,7 +8915,7 @@
         </w:rPr>
         <w:t>１　人口の推移</w:t>
       </w:r>
-      <w:bookmarkEnd w:id="16"/>
+      <w:bookmarkEnd w:id="8100021"/>
     </w:p>
     <w:p>
       <w:pPr>
@@ -9761,6 +9093,7 @@
       <w:pPr>
         <w:pStyle w:val="3"/>
       </w:pPr>
+      <w:bookmarkStart w:id="8100022" w:name="_Toc8100022"/>
       <w:r>
         <w:rPr>
           <w:rFonts w:ascii="BIZ UDPゴシック" w:hAnsi="BIZ UDPゴシック" w:eastAsia="BIZ UDPゴシック"/>
@@ -9769,6 +9102,7 @@
         </w:rPr>
         <w:t>■　人口の推移と将来推計</w:t>
       </w:r>
+      <w:bookmarkEnd w:id="8100022"/>
     </w:p>
     <w:tbl>
       <w:tblPr>
@@ -11109,7 +10443,7 @@
           <w:rFonts w:ascii="BIZ UDPゴシック" w:eastAsia="BIZ UDPゴシック" w:hAnsi="BIZ UDPゴシック"/>
         </w:rPr>
       </w:pPr>
-      <w:bookmarkStart w:id="17" w:name="_Toc236400020"/>
+      <w:bookmarkStart w:id="8100023" w:name="_Toc8100023"/>
       <w:r>
         <w:rPr>
           <w:rFonts w:ascii="BIZ UDPゴシック" w:eastAsia="BIZ UDPゴシック" w:hAnsi="BIZ UDPゴシック" w:cs="IPAexGothic, MS Gothic, Noto Sa"/>
@@ -11119,7 +10453,7 @@
         </w:rPr>
         <w:t>２　障がい者手帳の所持者数</w:t>
       </w:r>
-      <w:bookmarkEnd w:id="17"/>
+      <w:bookmarkEnd w:id="8100023"/>
     </w:p>
     <w:p>
       <w:pPr>
@@ -11283,7 +10617,7 @@
           <w:rFonts w:ascii="BIZ UDPゴシック" w:eastAsia="BIZ UDPゴシック" w:hAnsi="BIZ UDPゴシック"/>
         </w:rPr>
       </w:pPr>
-      <w:bookmarkStart w:id="18" w:name="_Toc236400021"/>
+      <w:bookmarkStart w:id="8100024" w:name="_Toc8100024"/>
       <w:r>
         <w:rPr>
           <w:rFonts w:ascii="BIZ UDPゴシック" w:eastAsia="BIZ UDPゴシック" w:hAnsi="BIZ UDPゴシック" w:cs="IPAexGothic, MS Gothic, Noto Sa"/>
@@ -11293,7 +10627,7 @@
         </w:rPr>
         <w:t>３　身体障がい者の現状</w:t>
       </w:r>
-      <w:bookmarkEnd w:id="18"/>
+      <w:bookmarkEnd w:id="8100024"/>
     </w:p>
     <w:p>
       <w:pPr>
@@ -11528,7 +10862,7 @@
           <w:rFonts w:ascii="BIZ UDPゴシック" w:eastAsia="BIZ UDPゴシック" w:hAnsi="BIZ UDPゴシック"/>
         </w:rPr>
       </w:pPr>
-      <w:bookmarkStart w:id="19" w:name="_Toc236400022"/>
+      <w:bookmarkStart w:id="8100025" w:name="_Toc8100025"/>
       <w:r>
         <w:rPr>
           <w:rFonts w:ascii="BIZ UDPゴシック" w:eastAsia="BIZ UDPゴシック" w:hAnsi="BIZ UDPゴシック" w:cs="IPAexGothic, MS Gothic, Noto Sa"/>
@@ -11538,7 +10872,7 @@
         </w:rPr>
         <w:t>４　知的障がい者の現状</w:t>
       </w:r>
-      <w:bookmarkEnd w:id="19"/>
+      <w:bookmarkEnd w:id="8100025"/>
     </w:p>
     <w:p>
       <w:pPr>
@@ -11701,7 +11035,7 @@
           <w:rFonts w:ascii="BIZ UDPゴシック" w:eastAsia="BIZ UDPゴシック" w:hAnsi="BIZ UDPゴシック"/>
         </w:rPr>
       </w:pPr>
-      <w:bookmarkStart w:id="20" w:name="_Toc236400023"/>
+      <w:bookmarkStart w:id="8100026" w:name="_Toc8100026"/>
       <w:r>
         <w:rPr>
           <w:rFonts w:ascii="BIZ UDPゴシック" w:eastAsia="BIZ UDPゴシック" w:hAnsi="BIZ UDPゴシック" w:cs="IPAexGothic, MS Gothic, Noto Sa"/>
@@ -11711,7 +11045,7 @@
         </w:rPr>
         <w:t>５　精神障がい者の現状</w:t>
       </w:r>
-      <w:bookmarkEnd w:id="20"/>
+      <w:bookmarkEnd w:id="8100026"/>
     </w:p>
     <w:p>
       <w:pPr>
@@ -11939,6 +11273,7 @@
       <w:pPr>
         <w:pStyle w:val="2"/>
       </w:pPr>
+      <w:bookmarkStart w:id="8100027" w:name="_Toc8100027"/>
       <w:r>
         <w:rPr>
           <w:rFonts w:ascii="BIZ UDPゴシック" w:hAnsi="BIZ UDPゴシック" w:eastAsia="BIZ UDPゴシック"/>
@@ -11947,6 +11282,7 @@
         </w:rPr>
         <w:t>６　障がい者手帳所持者数の将来推計</w:t>
       </w:r>
+      <w:bookmarkEnd w:id="8100027"/>
     </w:p>
     <w:p>
       <w:pPr>
@@ -11965,6 +11301,7 @@
       <w:pPr>
         <w:pStyle w:val="3"/>
       </w:pPr>
+      <w:bookmarkStart w:id="8100028" w:name="_Toc8100028"/>
       <w:r>
         <w:rPr>
           <w:rFonts w:ascii="BIZ UDPゴシック" w:hAnsi="BIZ UDPゴシック" w:eastAsia="BIZ UDPゴシック"/>
@@ -11973,6 +11310,7 @@
         </w:rPr>
         <w:t>■　推計に用いた実績</w:t>
       </w:r>
+      <w:bookmarkEnd w:id="8100028"/>
     </w:p>
     <w:tbl>
       <w:tblPr>
@@ -12900,6 +12238,7 @@
       <w:pPr>
         <w:pStyle w:val="3"/>
       </w:pPr>
+      <w:bookmarkStart w:id="8100029" w:name="_Toc8100029"/>
       <w:r>
         <w:rPr>
           <w:rFonts w:ascii="BIZ UDPゴシック" w:hAnsi="BIZ UDPゴシック" w:eastAsia="BIZ UDPゴシック"/>
@@ -12908,6 +12247,7 @@
         </w:rPr>
         <w:t>■　推計の方法</w:t>
       </w:r>
+      <w:bookmarkEnd w:id="8100029"/>
     </w:p>
     <w:tbl>
       <w:tblPr>
@@ -13159,6 +12499,7 @@
       <w:pPr>
         <w:pStyle w:val="3"/>
       </w:pPr>
+      <w:bookmarkStart w:id="8100030" w:name="_Toc8100030"/>
       <w:r>
         <w:rPr>
           <w:rFonts w:ascii="BIZ UDPゴシック" w:hAnsi="BIZ UDPゴシック" w:eastAsia="BIZ UDPゴシック"/>
@@ -13167,6 +12508,7 @@
         </w:rPr>
         <w:t>■　推計結果（暫定）</w:t>
       </w:r>
+      <w:bookmarkEnd w:id="8100030"/>
     </w:p>
     <w:tbl>
       <w:tblPr>
@@ -14566,6 +13908,7 @@
       <w:pPr>
         <w:pStyle w:val="3"/>
       </w:pPr>
+      <w:bookmarkStart w:id="8100031" w:name="_Toc8100031"/>
       <w:r>
         <w:rPr>
           <w:rFonts w:ascii="BIZ UDPゴシック" w:hAnsi="BIZ UDPゴシック" w:eastAsia="BIZ UDPゴシック"/>
@@ -14574,6 +13917,7 @@
         </w:rPr>
         <w:t>■　読み取りのポイント</w:t>
       </w:r>
+      <w:bookmarkEnd w:id="8100031"/>
     </w:p>
     <w:p>
       <w:r>
@@ -14681,7 +14025,7 @@
           <w:rFonts w:ascii="BIZ UDPゴシック" w:eastAsia="BIZ UDPゴシック" w:hAnsi="BIZ UDPゴシック"/>
         </w:rPr>
       </w:pPr>
-      <w:bookmarkStart w:id="21" w:name="_Toc236400024"/>
+      <w:bookmarkStart w:id="8100032" w:name="_Toc8100032"/>
       <w:r>
         <w:rPr>
           <w:rFonts w:ascii="BIZ UDPゴシック" w:eastAsia="BIZ UDPゴシック" w:hAnsi="BIZ UDPゴシック" w:cs="IPAexGothic, MS Gothic, Noto Sa"/>
@@ -14691,7 +14035,7 @@
         </w:rPr>
         <w:t>７　障がい児の就学状況</w:t>
       </w:r>
-      <w:bookmarkEnd w:id="21"/>
+      <w:bookmarkEnd w:id="8100032"/>
     </w:p>
     <w:p>
       <w:pPr>
@@ -15893,7 +15237,7 @@
           <w:rFonts w:ascii="BIZ UDPゴシック" w:eastAsia="BIZ UDPゴシック" w:hAnsi="BIZ UDPゴシック"/>
         </w:rPr>
       </w:pPr>
-      <w:bookmarkStart w:id="22" w:name="_Toc236400025"/>
+      <w:bookmarkStart w:id="8100033" w:name="_Toc8100033"/>
       <w:r>
         <w:rPr>
           <w:rFonts w:ascii="BIZ UDPゴシック" w:eastAsia="BIZ UDPゴシック" w:hAnsi="BIZ UDPゴシック" w:cs="IPAexGothic, MS Gothic, Noto Sa"/>
@@ -15903,7 +15247,7 @@
         </w:rPr>
         <w:t>８　アンケート調査の実施について</w:t>
       </w:r>
-      <w:bookmarkEnd w:id="22"/>
+      <w:bookmarkEnd w:id="8100033"/>
     </w:p>
     <w:p>
       <w:pPr>
@@ -16449,7 +15793,7 @@
           <w:rFonts w:ascii="BIZ UDPゴシック" w:eastAsia="BIZ UDPゴシック" w:hAnsi="BIZ UDPゴシック"/>
         </w:rPr>
       </w:pPr>
-      <w:bookmarkStart w:id="23" w:name="_Toc236400026"/>
+      <w:bookmarkStart w:id="8100034" w:name="_Toc8100034"/>
       <w:r>
         <w:rPr>
           <w:rFonts w:ascii="BIZ UDPゴシック" w:eastAsia="BIZ UDPゴシック" w:hAnsi="BIZ UDPゴシック" w:cs="IPAexGothic, MS Gothic, Noto Sa"/>
@@ -16459,7 +15803,7 @@
         </w:rPr>
         <w:t>第3章　計画の基本理念・基本目標及び施策体系</w:t>
       </w:r>
-      <w:bookmarkEnd w:id="23"/>
+      <w:bookmarkEnd w:id="8100034"/>
     </w:p>
     <w:p>
       <w:pPr>
@@ -16478,6 +15822,7 @@
       <w:pPr>
         <w:pStyle w:val="2"/>
       </w:pPr>
+      <w:bookmarkStart w:id="8100035" w:name="_Toc8100035"/>
       <w:r>
         <w:rPr>
           <w:rFonts w:ascii="BIZ UDPゴシック" w:hAnsi="BIZ UDPゴシック" w:eastAsia="BIZ UDPゴシック"/>
@@ -16486,6 +15831,7 @@
         </w:rPr>
         <w:t>１　基本理念</w:t>
       </w:r>
+      <w:bookmarkEnd w:id="8100035"/>
     </w:p>
     <w:p>
       <w:pPr>
@@ -16517,6 +15863,7 @@
       <w:pPr>
         <w:pStyle w:val="2"/>
       </w:pPr>
+      <w:bookmarkStart w:id="8100036" w:name="_Toc8100036"/>
       <w:r>
         <w:rPr>
           <w:rFonts w:ascii="BIZ UDPゴシック" w:hAnsi="BIZ UDPゴシック" w:eastAsia="BIZ UDPゴシック"/>
@@ -16525,6 +15872,7 @@
         </w:rPr>
         <w:t>２　基本目標</w:t>
       </w:r>
+      <w:bookmarkEnd w:id="8100036"/>
     </w:p>
     <w:p>
       <w:pPr>
@@ -16757,6 +16105,7 @@
       <w:pPr>
         <w:pStyle w:val="2"/>
       </w:pPr>
+      <w:bookmarkStart w:id="8100037" w:name="_Toc8100037"/>
       <w:r>
         <w:rPr>
           <w:rFonts w:ascii="BIZ UDPゴシック" w:hAnsi="BIZ UDPゴシック" w:eastAsia="BIZ UDPゴシック"/>
@@ -16765,6 +16114,7 @@
         </w:rPr>
         <w:t>３　施策体系と各施策の方向性</w:t>
       </w:r>
+      <w:bookmarkEnd w:id="8100037"/>
     </w:p>
     <w:p>
       <w:pPr>
@@ -17224,6 +16574,7 @@
       <w:pPr>
         <w:pStyle w:val="2"/>
       </w:pPr>
+      <w:bookmarkStart w:id="8100038" w:name="_Toc8100038"/>
       <w:r>
         <w:rPr>
           <w:rFonts w:ascii="BIZ UDPゴシック" w:hAnsi="BIZ UDPゴシック" w:eastAsia="BIZ UDPゴシック"/>
@@ -17232,6 +16583,7 @@
         </w:rPr>
         <w:t>４　第８期計画で加わる視点と施策体系の対応</w:t>
       </w:r>
+      <w:bookmarkEnd w:id="8100038"/>
     </w:p>
     <w:p>
       <w:pPr>
@@ -18033,6 +17385,7 @@
       <w:pPr>
         <w:pStyle w:val="3"/>
       </w:pPr>
+      <w:bookmarkStart w:id="8100039" w:name="_Toc8100039"/>
       <w:r>
         <w:rPr>
           <w:rFonts w:ascii="BIZ UDPゴシック" w:hAnsi="BIZ UDPゴシック" w:eastAsia="BIZ UDPゴシック"/>
@@ -18041,6 +17394,7 @@
         </w:rPr>
         <w:t>■　人材確保・定着の扱い</w:t>
       </w:r>
+      <w:bookmarkEnd w:id="8100039"/>
     </w:p>
     <w:p>
       <w:pPr>
@@ -18060,6 +17414,7 @@
       <w:pPr>
         <w:pStyle w:val="2"/>
       </w:pPr>
+      <w:bookmarkStart w:id="8100040" w:name="_Toc8100040"/>
       <w:r>
         <w:rPr>
           <w:rFonts w:ascii="BIZ UDPゴシック" w:hAnsi="BIZ UDPゴシック" w:eastAsia="BIZ UDPゴシック"/>
@@ -18068,6 +17423,7 @@
         </w:rPr>
         <w:t>５　第４次障がい者計画の目標値と進捗管理</w:t>
       </w:r>
+      <w:bookmarkEnd w:id="8100040"/>
     </w:p>
     <w:p>
       <w:pPr>
@@ -19262,7 +18618,7 @@
           <w:rFonts w:ascii="BIZ UDPゴシック" w:eastAsia="BIZ UDPゴシック" w:hAnsi="BIZ UDPゴシック"/>
         </w:rPr>
       </w:pPr>
-      <w:bookmarkStart w:id="27" w:name="_Toc236400030"/>
+      <w:bookmarkStart w:id="8100041" w:name="_Toc8100041"/>
       <w:r>
         <w:rPr>
           <w:rFonts w:ascii="BIZ UDPゴシック" w:eastAsia="BIZ UDPゴシック" w:hAnsi="BIZ UDPゴシック" w:cs="IPAexGothic, MS Gothic, Noto Sa"/>
@@ -19273,7 +18629,7 @@
         <w:lastRenderedPageBreak/>
         <w:t>第4章　令和11年度に向けた成果目標</w:t>
       </w:r>
-      <w:bookmarkEnd w:id="27"/>
+      <w:bookmarkEnd w:id="8100041"/>
     </w:p>
     <w:p>
       <w:pPr>
@@ -19344,7 +18700,7 @@
           <w:rFonts w:ascii="BIZ UDPゴシック" w:eastAsia="BIZ UDPゴシック" w:hAnsi="BIZ UDPゴシック"/>
         </w:rPr>
       </w:pPr>
-      <w:bookmarkStart w:id="28" w:name="_Toc236400031"/>
+      <w:bookmarkStart w:id="8100042" w:name="_Toc8100042"/>
       <w:r>
         <w:rPr>
           <w:rFonts w:ascii="BIZ UDPゴシック" w:eastAsia="BIZ UDPゴシック" w:hAnsi="BIZ UDPゴシック" w:cs="IPAexGothic, MS Gothic, Noto Sa"/>
@@ -19354,7 +18710,7 @@
         </w:rPr>
         <w:t>（１）　福祉施設の入所者の地域生活への移行</w:t>
       </w:r>
-      <w:bookmarkEnd w:id="28"/>
+      <w:bookmarkEnd w:id="8100042"/>
     </w:p>
     <w:p>
       <w:pPr>
@@ -20065,7 +19421,7 @@
           <w:rFonts w:ascii="BIZ UDPゴシック" w:eastAsia="BIZ UDPゴシック" w:hAnsi="BIZ UDPゴシック"/>
         </w:rPr>
       </w:pPr>
-      <w:bookmarkStart w:id="29" w:name="_Toc236400032"/>
+      <w:bookmarkStart w:id="8100043" w:name="_Toc8100043"/>
       <w:r>
         <w:rPr>
           <w:rFonts w:ascii="BIZ UDPゴシック" w:eastAsia="BIZ UDPゴシック" w:hAnsi="BIZ UDPゴシック" w:cs="IPAexGothic, MS Gothic, Noto Sa"/>
@@ -20075,7 +19431,7 @@
         </w:rPr>
         <w:t>（２）　精神障害にも対応した地域包括ケアシステムの構築</w:t>
       </w:r>
-      <w:bookmarkEnd w:id="29"/>
+      <w:bookmarkEnd w:id="8100043"/>
     </w:p>
     <w:p>
       <w:pPr>
@@ -20691,6 +20047,7 @@
       <w:pPr>
         <w:pStyle w:val="3"/>
       </w:pPr>
+      <w:bookmarkStart w:id="8100044" w:name="_Toc8100044"/>
       <w:r>
         <w:rPr>
           <w:rFonts w:ascii="BIZ UDPゴシック" w:hAnsi="BIZ UDPゴシック" w:eastAsia="BIZ UDPゴシック"/>
@@ -20699,6 +20056,7 @@
         </w:rPr>
         <w:t>■　福島県の実績と本村の目標設定</w:t>
       </w:r>
+      <w:bookmarkEnd w:id="8100044"/>
     </w:p>
     <w:p>
       <w:pPr>
@@ -21295,7 +20653,7 @@
           <w:rFonts w:ascii="BIZ UDPゴシック" w:eastAsia="BIZ UDPゴシック" w:hAnsi="BIZ UDPゴシック"/>
         </w:rPr>
       </w:pPr>
-      <w:bookmarkStart w:id="30" w:name="_Toc236400033"/>
+      <w:bookmarkStart w:id="8100045" w:name="_Toc8100045"/>
       <w:r>
         <w:rPr>
           <w:rFonts w:ascii="BIZ UDPゴシック" w:eastAsia="BIZ UDPゴシック" w:hAnsi="BIZ UDPゴシック" w:cs="IPAexGothic, MS Gothic, Noto Sa"/>
@@ -21305,7 +20663,7 @@
         </w:rPr>
         <w:t>（３）　福祉施設から一般就労への移行等</w:t>
       </w:r>
-      <w:bookmarkEnd w:id="30"/>
+      <w:bookmarkEnd w:id="8100045"/>
     </w:p>
     <w:p>
       <w:pPr>
@@ -22058,7 +21416,7 @@
           <w:rFonts w:ascii="BIZ UDPゴシック" w:eastAsia="BIZ UDPゴシック" w:hAnsi="BIZ UDPゴシック"/>
         </w:rPr>
       </w:pPr>
-      <w:bookmarkStart w:id="31" w:name="_Toc236400034"/>
+      <w:bookmarkStart w:id="8100046" w:name="_Toc8100046"/>
       <w:r>
         <w:rPr>
           <w:rFonts w:ascii="BIZ UDPゴシック" w:eastAsia="BIZ UDPゴシック" w:hAnsi="BIZ UDPゴシック" w:cs="IPAexGothic, MS Gothic, Noto Sa"/>
@@ -22068,7 +21426,7 @@
         </w:rPr>
         <w:t>（４）　障がい児支援の提供体制の整備等</w:t>
       </w:r>
-      <w:bookmarkEnd w:id="31"/>
+      <w:bookmarkEnd w:id="8100046"/>
     </w:p>
     <w:p>
       <w:pPr>
@@ -22998,7 +22356,7 @@
           <w:rFonts w:ascii="BIZ UDPゴシック" w:eastAsia="BIZ UDPゴシック" w:hAnsi="BIZ UDPゴシック"/>
         </w:rPr>
       </w:pPr>
-      <w:bookmarkStart w:id="32" w:name="_Toc236400035"/>
+      <w:bookmarkStart w:id="8100047" w:name="_Toc8100047"/>
       <w:r>
         <w:rPr>
           <w:rFonts w:ascii="BIZ UDPゴシック" w:eastAsia="BIZ UDPゴシック" w:hAnsi="BIZ UDPゴシック" w:cs="IPAexGothic, MS Gothic, Noto Sa"/>
@@ -23008,7 +22366,7 @@
         </w:rPr>
         <w:t>（５）　地域生活支援の充実</w:t>
       </w:r>
-      <w:bookmarkEnd w:id="32"/>
+      <w:bookmarkEnd w:id="8100047"/>
     </w:p>
     <w:p>
       <w:pPr>
@@ -23700,7 +23058,7 @@
           <w:rFonts w:ascii="BIZ UDPゴシック" w:eastAsia="BIZ UDPゴシック" w:hAnsi="BIZ UDPゴシック"/>
         </w:rPr>
       </w:pPr>
-      <w:bookmarkStart w:id="33" w:name="_Toc236400036"/>
+      <w:bookmarkStart w:id="8100048" w:name="_Toc8100048"/>
       <w:r>
         <w:rPr>
           <w:rFonts w:ascii="BIZ UDPゴシック" w:eastAsia="BIZ UDPゴシック" w:hAnsi="BIZ UDPゴシック" w:cs="IPAexGothic, MS Gothic, Noto Sa"/>
@@ -23711,7 +23069,7 @@
         <w:lastRenderedPageBreak/>
         <w:t>（６）　相談支援体制の充実・強化等</w:t>
       </w:r>
-      <w:bookmarkEnd w:id="33"/>
+      <w:bookmarkEnd w:id="8100048"/>
     </w:p>
     <w:p>
       <w:pPr>
@@ -24380,7 +23738,7 @@
           <w:rFonts w:ascii="BIZ UDPゴシック" w:eastAsia="BIZ UDPゴシック" w:hAnsi="BIZ UDPゴシック"/>
         </w:rPr>
       </w:pPr>
-      <w:bookmarkStart w:id="34" w:name="_Toc236400037"/>
+      <w:bookmarkStart w:id="8100049" w:name="_Toc8100049"/>
       <w:r>
         <w:rPr>
           <w:rFonts w:ascii="BIZ UDPゴシック" w:eastAsia="BIZ UDPゴシック" w:hAnsi="BIZ UDPゴシック" w:cs="IPAexGothic, MS Gothic, Noto Sa"/>
@@ -24390,7 +23748,7 @@
         </w:rPr>
         <w:t>（７）　障がい福祉人材の確保・定着及び当事者視点に立ったケアの充実のための生産性向上【新規】</w:t>
       </w:r>
-      <w:bookmarkEnd w:id="34"/>
+      <w:bookmarkEnd w:id="8100049"/>
     </w:p>
     <w:p>
       <w:pPr>
@@ -24872,7 +24230,7 @@
           <w:rFonts w:ascii="BIZ UDPゴシック" w:eastAsia="BIZ UDPゴシック" w:hAnsi="BIZ UDPゴシック"/>
         </w:rPr>
       </w:pPr>
-      <w:bookmarkStart w:id="35" w:name="_Toc236400038"/>
+      <w:bookmarkStart w:id="8100050" w:name="_Toc8100050"/>
       <w:r>
         <w:rPr>
           <w:rFonts w:ascii="BIZ UDPゴシック" w:eastAsia="BIZ UDPゴシック" w:hAnsi="BIZ UDPゴシック" w:cs="IPAexGothic, MS Gothic, Noto Sa"/>
@@ -24882,7 +24240,7 @@
         </w:rPr>
         <w:t>（８）　障がい福祉サービス等の質を向上させるための取組みに係る体制の構築</w:t>
       </w:r>
-      <w:bookmarkEnd w:id="35"/>
+      <w:bookmarkEnd w:id="8100050"/>
     </w:p>
     <w:p>
       <w:pPr>
@@ -25351,7 +24709,7 @@
           <w:rFonts w:ascii="BIZ UDPゴシック" w:eastAsia="BIZ UDPゴシック" w:hAnsi="BIZ UDPゴシック"/>
         </w:rPr>
       </w:pPr>
-      <w:bookmarkStart w:id="36" w:name="_Toc236400039"/>
+      <w:bookmarkStart w:id="8100051" w:name="_Toc8100051"/>
       <w:r>
         <w:rPr>
           <w:rFonts w:ascii="BIZ UDPゴシック" w:eastAsia="BIZ UDPゴシック" w:hAnsi="BIZ UDPゴシック" w:cs="IPAexGothic, MS Gothic, Noto Sa"/>
@@ -25362,7 +24720,7 @@
         <w:lastRenderedPageBreak/>
         <w:t>第5章　障がい福祉サービス等の実績と今後の見込み量</w:t>
       </w:r>
-      <w:bookmarkEnd w:id="36"/>
+      <w:bookmarkEnd w:id="8100051"/>
     </w:p>
     <w:p>
       <w:pPr>
@@ -26215,6 +25573,7 @@
       <w:pPr>
         <w:pStyle w:val="2"/>
       </w:pPr>
+      <w:bookmarkStart w:id="8100052" w:name="_Toc8100052"/>
       <w:r>
         <w:rPr>
           <w:rFonts w:ascii="BIZ UDPゴシック" w:hAnsi="BIZ UDPゴシック" w:eastAsia="BIZ UDPゴシック"/>
@@ -26223,6 +25582,7 @@
         </w:rPr>
         <w:t>１　見込量の推計方法</w:t>
       </w:r>
+      <w:bookmarkEnd w:id="8100052"/>
     </w:p>
     <w:p>
       <w:pPr>
@@ -26267,6 +25627,7 @@
       <w:pPr>
         <w:pStyle w:val="3"/>
       </w:pPr>
+      <w:bookmarkStart w:id="8100053" w:name="_Toc8100053"/>
       <w:r>
         <w:rPr>
           <w:rFonts w:ascii="BIZ UDPゴシック" w:hAnsi="BIZ UDPゴシック" w:eastAsia="BIZ UDPゴシック"/>
@@ -26275,11 +25636,13 @@
         </w:rPr>
         <w:t>■　算定方法の根拠となる基本指針の規定</w:t>
       </w:r>
+      <w:bookmarkEnd w:id="8100053"/>
     </w:p>
     <w:p>
       <w:pPr>
         <w:pStyle w:val="3"/>
       </w:pPr>
+      <w:bookmarkStart w:id="8100054" w:name="_Toc8100054"/>
       <w:r>
         <w:rPr>
           <w:rFonts w:ascii="BIZ UDPゴシック" w:hAnsi="BIZ UDPゴシック" w:eastAsia="BIZ UDPゴシック"/>
@@ -26288,6 +25651,7 @@
         </w:rPr>
         <w:t>■　国が示す推計方法との関係</w:t>
       </w:r>
+      <w:bookmarkEnd w:id="8100054"/>
     </w:p>
     <w:p>
       <w:pPr>
@@ -26666,6 +26030,7 @@
       <w:pPr>
         <w:pStyle w:val="3"/>
       </w:pPr>
+      <w:bookmarkStart w:id="8100055" w:name="_Toc8100055"/>
       <w:r>
         <w:rPr>
           <w:rFonts w:ascii="BIZ UDPゴシック" w:hAnsi="BIZ UDPゴシック" w:eastAsia="BIZ UDPゴシック"/>
@@ -26674,6 +26039,7 @@
         </w:rPr>
         <w:t>■　障害支援区分別人数による見込量の検証</w:t>
       </w:r>
+      <w:bookmarkEnd w:id="8100055"/>
     </w:p>
     <w:p>
       <w:pPr>
@@ -28224,6 +27590,7 @@
       <w:pPr>
         <w:pStyle w:val="3"/>
       </w:pPr>
+      <w:bookmarkStart w:id="8100056" w:name="_Toc8100056"/>
       <w:r>
         <w:rPr>
           <w:rFonts w:ascii="BIZ UDPゴシック" w:hAnsi="BIZ UDPゴシック" w:eastAsia="BIZ UDPゴシック"/>
@@ -28232,6 +27599,7 @@
         </w:rPr>
         <w:t>■　推計の算式</w:t>
       </w:r>
+      <w:bookmarkEnd w:id="8100056"/>
     </w:p>
     <w:tbl>
       <w:tblPr>
@@ -28405,6 +27773,7 @@
       <w:pPr>
         <w:pStyle w:val="3"/>
       </w:pPr>
+      <w:bookmarkStart w:id="8100057" w:name="_Toc8100057"/>
       <w:r>
         <w:rPr>
           <w:rFonts w:ascii="BIZ UDPゴシック" w:hAnsi="BIZ UDPゴシック" w:eastAsia="BIZ UDPゴシック"/>
@@ -28413,6 +27782,7 @@
         </w:rPr>
         <w:t>■　推計対象の３層</w:t>
       </w:r>
+      <w:bookmarkEnd w:id="8100057"/>
     </w:p>
     <w:p>
       <w:pPr>
@@ -28754,6 +28124,7 @@
       <w:pPr>
         <w:pStyle w:val="3"/>
       </w:pPr>
+      <w:bookmarkStart w:id="8100058" w:name="_Toc8100058"/>
       <w:r>
         <w:rPr>
           <w:rFonts w:ascii="BIZ UDPゴシック" w:hAnsi="BIZ UDPゴシック" w:eastAsia="BIZ UDPゴシック"/>
@@ -28762,6 +28133,7 @@
         </w:rPr>
         <w:t>■　利用希望量と利用可能量の区別</w:t>
       </w:r>
+      <w:bookmarkEnd w:id="8100058"/>
     </w:p>
     <w:p>
       <w:pPr>
@@ -28824,6 +28196,7 @@
       <w:pPr>
         <w:pStyle w:val="2"/>
       </w:pPr>
+      <w:bookmarkStart w:id="8100059" w:name="_Toc8100059"/>
       <w:r>
         <w:rPr>
           <w:rFonts w:ascii="BIZ UDPゴシック" w:hAnsi="BIZ UDPゴシック" w:eastAsia="BIZ UDPゴシック"/>
@@ -28832,6 +28205,7 @@
         </w:rPr>
         <w:t>２　年齢到達に伴うサービスの移行</w:t>
       </w:r>
+      <w:bookmarkEnd w:id="8100059"/>
     </w:p>
     <w:p>
       <w:pPr>
@@ -29382,6 +28756,7 @@
       <w:pPr>
         <w:pStyle w:val="3"/>
       </w:pPr>
+      <w:bookmarkStart w:id="8100060" w:name="_Toc8100060"/>
       <w:r>
         <w:rPr>
           <w:rFonts w:ascii="BIZ UDPゴシック" w:hAnsi="BIZ UDPゴシック" w:eastAsia="BIZ UDPゴシック"/>
@@ -29390,6 +28765,7 @@
         </w:rPr>
         <w:t>■　65歳到達時のサービスの区分</w:t>
       </w:r>
+      <w:bookmarkEnd w:id="8100060"/>
     </w:p>
     <w:tbl>
       <w:tblPr>
@@ -29712,6 +29088,7 @@
       <w:pPr>
         <w:pStyle w:val="3"/>
       </w:pPr>
+      <w:bookmarkStart w:id="8100061" w:name="_Toc8100061"/>
       <w:r>
         <w:rPr>
           <w:rFonts w:ascii="BIZ UDPゴシック" w:hAnsi="BIZ UDPゴシック" w:eastAsia="BIZ UDPゴシック"/>
@@ -29720,6 +29097,7 @@
         </w:rPr>
         <w:t>■　利用者負担の軽減</w:t>
       </w:r>
+      <w:bookmarkEnd w:id="8100061"/>
     </w:p>
     <w:p>
       <w:pPr>
@@ -29789,7 +29167,7 @@
           <w:rFonts w:ascii="BIZ UDPゴシック" w:eastAsia="BIZ UDPゴシック" w:hAnsi="BIZ UDPゴシック"/>
         </w:rPr>
       </w:pPr>
-      <w:bookmarkStart w:id="37" w:name="_Toc236400040"/>
+      <w:bookmarkStart w:id="8100062" w:name="_Toc8100062"/>
       <w:r>
         <w:rPr>
           <w:rFonts w:ascii="BIZ UDPゴシック" w:eastAsia="BIZ UDPゴシック" w:hAnsi="BIZ UDPゴシック" w:cs="IPAexGothic, MS Gothic, Noto Sa"/>
@@ -29799,7 +29177,7 @@
         </w:rPr>
         <w:t>３　訪問系サービス</w:t>
       </w:r>
-      <w:bookmarkEnd w:id="37"/>
+      <w:bookmarkEnd w:id="8100062"/>
     </w:p>
     <w:p>
       <w:pPr>
@@ -31554,7 +30932,7 @@
           <w:rFonts w:ascii="BIZ UDPゴシック" w:eastAsia="BIZ UDPゴシック" w:hAnsi="BIZ UDPゴシック"/>
         </w:rPr>
       </w:pPr>
-      <w:bookmarkStart w:id="38" w:name="_Toc236400041"/>
+      <w:bookmarkStart w:id="8100063" w:name="_Toc8100063"/>
       <w:r>
         <w:rPr>
           <w:rFonts w:ascii="BIZ UDPゴシック" w:eastAsia="BIZ UDPゴシック" w:hAnsi="BIZ UDPゴシック" w:cs="IPAexGothic, MS Gothic, Noto Sa"/>
@@ -31564,7 +30942,7 @@
         </w:rPr>
         <w:t>４　日中活動系サービス</w:t>
       </w:r>
-      <w:bookmarkEnd w:id="38"/>
+      <w:bookmarkEnd w:id="8100063"/>
     </w:p>
     <w:p>
       <w:pPr>
@@ -34703,7 +34081,7 @@
           <w:rFonts w:ascii="BIZ UDPゴシック" w:eastAsia="BIZ UDPゴシック" w:hAnsi="BIZ UDPゴシック"/>
         </w:rPr>
       </w:pPr>
-      <w:bookmarkStart w:id="39" w:name="_Toc236400042"/>
+      <w:bookmarkStart w:id="8100064" w:name="_Toc8100064"/>
       <w:r>
         <w:rPr>
           <w:rFonts w:ascii="BIZ UDPゴシック" w:eastAsia="BIZ UDPゴシック" w:hAnsi="BIZ UDPゴシック" w:cs="IPAexGothic, MS Gothic, Noto Sa"/>
@@ -34713,7 +34091,7 @@
         </w:rPr>
         <w:t>５　居住系サービス</w:t>
       </w:r>
-      <w:bookmarkEnd w:id="39"/>
+      <w:bookmarkEnd w:id="8100064"/>
     </w:p>
     <w:p>
       <w:pPr>
@@ -35699,7 +35077,7 @@
           <w:rFonts w:ascii="BIZ UDPゴシック" w:eastAsia="BIZ UDPゴシック" w:hAnsi="BIZ UDPゴシック"/>
         </w:rPr>
       </w:pPr>
-      <w:bookmarkStart w:id="40" w:name="_Toc236400043"/>
+      <w:bookmarkStart w:id="8100065" w:name="_Toc8100065"/>
       <w:r>
         <w:rPr>
           <w:rFonts w:ascii="BIZ UDPゴシック" w:eastAsia="BIZ UDPゴシック" w:hAnsi="BIZ UDPゴシック" w:cs="IPAexGothic, MS Gothic, Noto Sa"/>
@@ -35709,7 +35087,7 @@
         </w:rPr>
         <w:t>６　相談支援</w:t>
       </w:r>
-      <w:bookmarkEnd w:id="40"/>
+      <w:bookmarkEnd w:id="8100065"/>
     </w:p>
     <w:p>
       <w:pPr>
@@ -36688,7 +36066,7 @@
           <w:rFonts w:ascii="BIZ UDPゴシック" w:eastAsia="BIZ UDPゴシック" w:hAnsi="BIZ UDPゴシック"/>
         </w:rPr>
       </w:pPr>
-      <w:bookmarkStart w:id="41" w:name="_Toc236400044"/>
+      <w:bookmarkStart w:id="8100066" w:name="_Toc8100066"/>
       <w:r>
         <w:rPr>
           <w:rFonts w:ascii="BIZ UDPゴシック" w:eastAsia="BIZ UDPゴシック" w:hAnsi="BIZ UDPゴシック" w:cs="IPAexGothic, MS Gothic, Noto Sa"/>
@@ -36698,7 +36076,7 @@
         </w:rPr>
         <w:t>７　障がい児支援</w:t>
       </w:r>
-      <w:bookmarkEnd w:id="41"/>
+      <w:bookmarkEnd w:id="8100066"/>
     </w:p>
     <w:p>
       <w:pPr>
@@ -38693,7 +38071,7 @@
           <w:rFonts w:ascii="BIZ UDPゴシック" w:eastAsia="BIZ UDPゴシック" w:hAnsi="BIZ UDPゴシック"/>
         </w:rPr>
       </w:pPr>
-      <w:bookmarkStart w:id="42" w:name="_Toc236400045"/>
+      <w:bookmarkStart w:id="8100067" w:name="_Toc8100067"/>
       <w:r>
         <w:rPr>
           <w:rFonts w:ascii="BIZ UDPゴシック" w:eastAsia="BIZ UDPゴシック" w:hAnsi="BIZ UDPゴシック" w:cs="IPAexGothic, MS Gothic, Noto Sa"/>
@@ -38703,7 +38081,7 @@
         </w:rPr>
         <w:t>８　必要な見込量の確保のための方策</w:t>
       </w:r>
-      <w:bookmarkEnd w:id="42"/>
+      <w:bookmarkEnd w:id="8100067"/>
     </w:p>
     <w:p>
       <w:pPr>
@@ -40830,7 +40208,7 @@
           <w:rFonts w:ascii="BIZ UDPゴシック" w:eastAsia="BIZ UDPゴシック" w:hAnsi="BIZ UDPゴシック"/>
         </w:rPr>
       </w:pPr>
-      <w:bookmarkStart w:id="43" w:name="_Toc236400046"/>
+      <w:bookmarkStart w:id="8100068" w:name="_Toc8100068"/>
       <w:r>
         <w:rPr>
           <w:rFonts w:ascii="BIZ UDPゴシック" w:eastAsia="BIZ UDPゴシック" w:hAnsi="BIZ UDPゴシック" w:cs="IPAexGothic, MS Gothic, Noto Sa"/>
@@ -40840,7 +40218,7 @@
         </w:rPr>
         <w:t>９　地域生活支援事業の実施目標</w:t>
       </w:r>
-      <w:bookmarkEnd w:id="43"/>
+      <w:bookmarkEnd w:id="8100068"/>
     </w:p>
     <w:p>
       <w:pPr>
@@ -43146,6 +42524,7 @@
       <w:pPr>
         <w:pStyle w:val="3"/>
       </w:pPr>
+      <w:bookmarkStart w:id="8100069" w:name="_Toc8100069"/>
       <w:r>
         <w:rPr>
           <w:rFonts w:ascii="BIZ UDPゴシック" w:hAnsi="BIZ UDPゴシック" w:eastAsia="BIZ UDPゴシック"/>
@@ -43154,6 +42533,7 @@
         </w:rPr>
         <w:t>■　事業ごとの実施に関する考え方</w:t>
       </w:r>
+      <w:bookmarkEnd w:id="8100069"/>
     </w:p>
     <w:p>
       <w:pPr>
@@ -43609,6 +42989,7 @@
       <w:pPr>
         <w:pStyle w:val="2"/>
       </w:pPr>
+      <w:bookmarkStart w:id="8100070" w:name="_Toc8100070"/>
       <w:r>
         <w:rPr>
           <w:rFonts w:ascii="BIZ UDPゴシック" w:hAnsi="BIZ UDPゴシック" w:eastAsia="BIZ UDPゴシック"/>
@@ -43617,6 +42998,7 @@
         </w:rPr>
         <w:t>10　活動指標</w:t>
       </w:r>
+      <w:bookmarkEnd w:id="8100070"/>
     </w:p>
     <w:p>
       <w:pPr>
@@ -43648,6 +43030,7 @@
       <w:pPr>
         <w:pStyle w:val="3"/>
       </w:pPr>
+      <w:bookmarkStart w:id="8100071" w:name="_Toc8100071"/>
       <w:r>
         <w:rPr>
           <w:rFonts w:ascii="BIZ UDPゴシック" w:hAnsi="BIZ UDPゴシック" w:eastAsia="BIZ UDPゴシック"/>
@@ -43656,6 +43039,7 @@
         </w:rPr>
         <w:t>■　サービスの見込量に相当する活動指標</w:t>
       </w:r>
+      <w:bookmarkEnd w:id="8100071"/>
     </w:p>
     <w:p>
       <w:pPr>
@@ -43674,6 +43058,7 @@
       <w:pPr>
         <w:pStyle w:val="3"/>
       </w:pPr>
+      <w:bookmarkStart w:id="8100072" w:name="_Toc8100072"/>
       <w:r>
         <w:rPr>
           <w:rFonts w:ascii="BIZ UDPゴシック" w:hAnsi="BIZ UDPゴシック" w:eastAsia="BIZ UDPゴシック"/>
@@ -43682,6 +43067,7 @@
         </w:rPr>
         <w:t>■　その他の活動指標</w:t>
       </w:r>
+      <w:bookmarkEnd w:id="8100072"/>
     </w:p>
     <w:tbl>
       <w:tblPr>
@@ -45361,6 +44747,7 @@
       <w:pPr>
         <w:pStyle w:val="3"/>
       </w:pPr>
+      <w:bookmarkStart w:id="8100073" w:name="_Toc8100073"/>
       <w:r>
         <w:rPr>
           <w:rFonts w:ascii="BIZ UDPゴシック" w:hAnsi="BIZ UDPゴシック" w:eastAsia="BIZ UDPゴシック"/>
@@ -45369,6 +44756,7 @@
         </w:rPr>
         <w:t>■　本村では設定しない活動指標</w:t>
       </w:r>
+      <w:bookmarkEnd w:id="8100073"/>
     </w:p>
     <w:p>
       <w:pPr>
@@ -45438,7 +44826,7 @@
           <w:rFonts w:ascii="BIZ UDPゴシック" w:eastAsia="BIZ UDPゴシック" w:hAnsi="BIZ UDPゴシック"/>
         </w:rPr>
       </w:pPr>
-      <w:bookmarkStart w:id="44" w:name="_Toc236400047"/>
+      <w:bookmarkStart w:id="8100074" w:name="_Toc8100074"/>
       <w:r>
         <w:rPr>
           <w:rFonts w:ascii="BIZ UDPゴシック" w:eastAsia="BIZ UDPゴシック" w:hAnsi="BIZ UDPゴシック" w:cs="IPAexGothic, MS Gothic, Noto Sa"/>
@@ -45448,7 +44836,7 @@
         </w:rPr>
         <w:t>11　事業提供体制の確保のための方策</w:t>
       </w:r>
-      <w:bookmarkEnd w:id="44"/>
+      <w:bookmarkEnd w:id="8100074"/>
     </w:p>
     <w:p>
       <w:pPr>
@@ -45499,6 +44887,7 @@
       <w:pPr>
         <w:pStyle w:val="2"/>
       </w:pPr>
+      <w:bookmarkStart w:id="8100075" w:name="_Toc8100075"/>
       <w:r>
         <w:rPr>
           <w:rFonts w:ascii="BIZ UDPゴシック" w:hAnsi="BIZ UDPゴシック" w:eastAsia="BIZ UDPゴシック"/>
@@ -45507,6 +44896,7 @@
         </w:rPr>
         <w:t>12　障がい福祉サービス等に係る費用の推移と財源構成</w:t>
       </w:r>
+      <w:bookmarkEnd w:id="8100075"/>
     </w:p>
     <w:p>
       <w:pPr>
@@ -45525,6 +44915,7 @@
       <w:pPr>
         <w:pStyle w:val="3"/>
       </w:pPr>
+      <w:bookmarkStart w:id="8100076" w:name="_Toc8100076"/>
       <w:r>
         <w:rPr>
           <w:rFonts w:ascii="BIZ UDPゴシック" w:hAnsi="BIZ UDPゴシック" w:eastAsia="BIZ UDPゴシック"/>
@@ -45533,6 +44924,7 @@
         </w:rPr>
         <w:t>■　給付費の推移</w:t>
       </w:r>
+      <w:bookmarkEnd w:id="8100076"/>
     </w:p>
     <w:tbl>
       <w:tblPr>
@@ -46465,6 +45857,7 @@
       <w:pPr>
         <w:pStyle w:val="3"/>
       </w:pPr>
+      <w:bookmarkStart w:id="8100077" w:name="_Toc8100077"/>
       <w:r>
         <w:rPr>
           <w:rFonts w:ascii="BIZ UDPゴシック" w:hAnsi="BIZ UDPゴシック" w:eastAsia="BIZ UDPゴシック"/>
@@ -46473,6 +45866,7 @@
         </w:rPr>
         <w:t>■　財源構成（令和７年度・法定負担割合による試算）</w:t>
       </w:r>
+      <w:bookmarkEnd w:id="8100077"/>
     </w:p>
     <w:tbl>
       <w:tblPr>
@@ -47006,6 +46400,7 @@
       <w:pPr>
         <w:pStyle w:val="3"/>
       </w:pPr>
+      <w:bookmarkStart w:id="8100078" w:name="_Toc8100078"/>
       <w:r>
         <w:rPr>
           <w:rFonts w:ascii="BIZ UDPゴシック" w:hAnsi="BIZ UDPゴシック" w:eastAsia="BIZ UDPゴシック"/>
@@ -47014,6 +46409,7 @@
         </w:rPr>
         <w:t>■　サービス別の構成（令和７年度）</w:t>
       </w:r>
+      <w:bookmarkEnd w:id="8100078"/>
     </w:p>
     <w:tbl>
       <w:tblPr>
@@ -47943,6 +47339,7 @@
       <w:pPr>
         <w:pStyle w:val="3"/>
       </w:pPr>
+      <w:bookmarkStart w:id="8100079" w:name="_Toc8100079"/>
       <w:r>
         <w:rPr>
           <w:rFonts w:ascii="BIZ UDPゴシック" w:hAnsi="BIZ UDPゴシック" w:eastAsia="BIZ UDPゴシック"/>
@@ -47951,6 +47348,7 @@
         </w:rPr>
         <w:t>■　地域生活支援事業及び村単独事業の財源</w:t>
       </w:r>
+      <w:bookmarkEnd w:id="8100079"/>
     </w:p>
     <w:p>
       <w:pPr>
@@ -48076,7 +47474,7 @@
           <w:rFonts w:ascii="BIZ UDPゴシック" w:eastAsia="BIZ UDPゴシック" w:hAnsi="BIZ UDPゴシック"/>
         </w:rPr>
       </w:pPr>
-      <w:bookmarkStart w:id="45" w:name="_Toc236400048"/>
+      <w:bookmarkStart w:id="8100080" w:name="_Toc8100080"/>
       <w:r>
         <w:rPr>
           <w:rFonts w:ascii="BIZ UDPゴシック" w:eastAsia="BIZ UDPゴシック" w:hAnsi="BIZ UDPゴシック" w:cs="IPAexGothic, MS Gothic, Noto Sa"/>
@@ -48087,7 +47485,7 @@
         <w:lastRenderedPageBreak/>
         <w:t>第6章　成年後見制度の利用促進</w:t>
       </w:r>
-      <w:bookmarkEnd w:id="45"/>
+      <w:bookmarkEnd w:id="8100080"/>
     </w:p>
     <w:p>
       <w:pPr>
@@ -48100,7 +47498,7 @@
           <w:rFonts w:ascii="BIZ UDPゴシック" w:eastAsia="BIZ UDPゴシック" w:hAnsi="BIZ UDPゴシック"/>
         </w:rPr>
       </w:pPr>
-      <w:bookmarkStart w:id="46" w:name="_Toc236400049"/>
+      <w:bookmarkStart w:id="8100081" w:name="_Toc8100081"/>
       <w:r>
         <w:rPr>
           <w:rFonts w:ascii="BIZ UDPゴシック" w:eastAsia="BIZ UDPゴシック" w:hAnsi="BIZ UDPゴシック" w:cs="IPAexGothic, MS Gothic, Noto Sa"/>
@@ -48110,7 +47508,7 @@
         </w:rPr>
         <w:t>１　現状と課題</w:t>
       </w:r>
-      <w:bookmarkEnd w:id="46"/>
+      <w:bookmarkEnd w:id="8100081"/>
     </w:p>
     <w:p>
       <w:pPr>
@@ -48598,7 +47996,7 @@
           <w:rFonts w:ascii="BIZ UDPゴシック" w:eastAsia="BIZ UDPゴシック" w:hAnsi="BIZ UDPゴシック"/>
         </w:rPr>
       </w:pPr>
-      <w:bookmarkStart w:id="47" w:name="_Toc236400050"/>
+      <w:bookmarkStart w:id="8100082" w:name="_Toc8100082"/>
       <w:r>
         <w:rPr>
           <w:rFonts w:ascii="BIZ UDPゴシック" w:eastAsia="BIZ UDPゴシック" w:hAnsi="BIZ UDPゴシック" w:cs="IPAexGothic, MS Gothic, Noto Sa"/>
@@ -48608,7 +48006,7 @@
         </w:rPr>
         <w:t>２　中核機関の設置</w:t>
       </w:r>
-      <w:bookmarkEnd w:id="47"/>
+      <w:bookmarkEnd w:id="8100082"/>
     </w:p>
     <w:p>
       <w:pPr>
@@ -48699,7 +48097,7 @@
           <w:rFonts w:ascii="BIZ UDPゴシック" w:eastAsia="BIZ UDPゴシック" w:hAnsi="BIZ UDPゴシック"/>
         </w:rPr>
       </w:pPr>
-      <w:bookmarkStart w:id="48" w:name="_Toc236400051"/>
+      <w:bookmarkStart w:id="8100083" w:name="_Toc8100083"/>
       <w:r>
         <w:rPr>
           <w:rFonts w:ascii="BIZ UDPゴシック" w:eastAsia="BIZ UDPゴシック" w:hAnsi="BIZ UDPゴシック" w:cs="IPAexGothic, MS Gothic, Noto Sa"/>
@@ -48710,7 +48108,7 @@
         <w:lastRenderedPageBreak/>
         <w:t>第7章　他計画との連携</w:t>
       </w:r>
-      <w:bookmarkEnd w:id="48"/>
+      <w:bookmarkEnd w:id="8100083"/>
     </w:p>
     <w:p>
       <w:pPr>
@@ -48737,7 +48135,7 @@
           <w:rFonts w:ascii="BIZ UDPゴシック" w:eastAsia="BIZ UDPゴシック" w:hAnsi="BIZ UDPゴシック"/>
         </w:rPr>
       </w:pPr>
-      <w:bookmarkStart w:id="49" w:name="_Toc236400052"/>
+      <w:bookmarkStart w:id="8100084" w:name="_Toc8100084"/>
       <w:r>
         <w:rPr>
           <w:rFonts w:ascii="BIZ UDPゴシック" w:eastAsia="BIZ UDPゴシック" w:hAnsi="BIZ UDPゴシック" w:cs="IPAexGothic, MS Gothic, Noto Sa"/>
@@ -48747,7 +48145,7 @@
         </w:rPr>
         <w:t>１　第３次健康21・北塩原村グッドヘルスプランとの連携</w:t>
       </w:r>
-      <w:bookmarkEnd w:id="49"/>
+      <w:bookmarkEnd w:id="8100084"/>
     </w:p>
     <w:p>
       <w:pPr>
@@ -49179,7 +48577,7 @@
           <w:rFonts w:ascii="BIZ UDPゴシック" w:eastAsia="BIZ UDPゴシック" w:hAnsi="BIZ UDPゴシック"/>
         </w:rPr>
       </w:pPr>
-      <w:bookmarkStart w:id="50" w:name="_Toc236400053"/>
+      <w:bookmarkStart w:id="8100085" w:name="_Toc8100085"/>
       <w:r>
         <w:rPr>
           <w:rFonts w:ascii="BIZ UDPゴシック" w:eastAsia="BIZ UDPゴシック" w:hAnsi="BIZ UDPゴシック" w:cs="IPAexGothic, MS Gothic, Noto Sa"/>
@@ -49191,7 +48589,7 @@
         </w:rPr>
         <w:t>具体的な連携事項</w:t>
       </w:r>
-      <w:bookmarkEnd w:id="50"/>
+      <w:bookmarkEnd w:id="8100085"/>
     </w:p>
     <w:p>
       <w:pPr>
@@ -49279,7 +48677,7 @@
           <w:rFonts w:ascii="BIZ UDPゴシック" w:eastAsia="BIZ UDPゴシック" w:hAnsi="BIZ UDPゴシック"/>
         </w:rPr>
       </w:pPr>
-      <w:bookmarkStart w:id="51" w:name="_Toc236400054"/>
+      <w:bookmarkStart w:id="8100086" w:name="_Toc8100086"/>
       <w:r>
         <w:rPr>
           <w:rFonts w:ascii="BIZ UDPゴシック" w:eastAsia="BIZ UDPゴシック" w:hAnsi="BIZ UDPゴシック" w:cs="IPAexGothic, MS Gothic, Noto Sa"/>
@@ -49289,7 +48687,7 @@
         </w:rPr>
         <w:t>２　北塩原村第五次総合振興計画との連携</w:t>
       </w:r>
-      <w:bookmarkEnd w:id="51"/>
+      <w:bookmarkEnd w:id="8100086"/>
     </w:p>
     <w:p>
       <w:pPr>
@@ -49753,7 +49151,7 @@
           <w:rFonts w:ascii="BIZ UDPゴシック" w:eastAsia="BIZ UDPゴシック" w:hAnsi="BIZ UDPゴシック"/>
         </w:rPr>
       </w:pPr>
-      <w:bookmarkStart w:id="52" w:name="_Toc236400055"/>
+      <w:bookmarkStart w:id="8100087" w:name="_Toc8100087"/>
       <w:r>
         <w:rPr>
           <w:rFonts w:ascii="BIZ UDPゴシック" w:eastAsia="BIZ UDPゴシック" w:hAnsi="BIZ UDPゴシック" w:cs="IPAexGothic, MS Gothic, Noto Sa"/>
@@ -49765,7 +49163,7 @@
         </w:rPr>
         <w:t>具体的な連携事項</w:t>
       </w:r>
-      <w:bookmarkEnd w:id="52"/>
+      <w:bookmarkEnd w:id="8100087"/>
     </w:p>
     <w:p>
       <w:pPr>
@@ -49896,6 +49294,7 @@
       <w:pPr>
         <w:pStyle w:val="2"/>
       </w:pPr>
+      <w:bookmarkStart w:id="8100088" w:name="_Toc8100088"/>
       <w:r>
         <w:rPr>
           <w:rFonts w:ascii="BIZ UDPゴシック" w:hAnsi="BIZ UDPゴシック" w:eastAsia="BIZ UDPゴシック"/>
@@ -49904,6 +49303,7 @@
         </w:rPr>
         <w:t>３　北塩原村こども・子育て計画との連携</w:t>
       </w:r>
+      <w:bookmarkEnd w:id="8100088"/>
     </w:p>
     <w:p>
       <w:pPr>
@@ -50310,6 +49710,7 @@
       <w:pPr>
         <w:pStyle w:val="3"/>
       </w:pPr>
+      <w:bookmarkStart w:id="8100089" w:name="_Toc8100089"/>
       <w:r>
         <w:rPr>
           <w:rFonts w:ascii="BIZ UDPゴシック" w:hAnsi="BIZ UDPゴシック" w:eastAsia="BIZ UDPゴシック"/>
@@ -50318,6 +49719,7 @@
         </w:rPr>
         <w:t>具体的な連携事項</w:t>
       </w:r>
+      <w:bookmarkEnd w:id="8100089"/>
     </w:p>
     <w:p>
       <w:r>
@@ -50380,7 +49782,7 @@
           <w:rFonts w:ascii="BIZ UDPゴシック" w:eastAsia="BIZ UDPゴシック" w:hAnsi="BIZ UDPゴシック"/>
         </w:rPr>
       </w:pPr>
-      <w:bookmarkStart w:id="53" w:name="_Toc236400056"/>
+      <w:bookmarkStart w:id="8100090" w:name="_Toc8100090"/>
       <w:r>
         <w:rPr>
           <w:rFonts w:ascii="BIZ UDPゴシック" w:eastAsia="BIZ UDPゴシック" w:hAnsi="BIZ UDPゴシック" w:cs="IPAexGothic, MS Gothic, Noto Sa"/>
@@ -50391,7 +49793,7 @@
         <w:lastRenderedPageBreak/>
         <w:t>第8章　資料編</w:t>
       </w:r>
-      <w:bookmarkEnd w:id="53"/>
+      <w:bookmarkEnd w:id="8100090"/>
     </w:p>
     <w:p>
       <w:pPr>
@@ -50404,7 +49806,7 @@
           <w:rFonts w:ascii="BIZ UDPゴシック" w:eastAsia="BIZ UDPゴシック" w:hAnsi="BIZ UDPゴシック"/>
         </w:rPr>
       </w:pPr>
-      <w:bookmarkStart w:id="54" w:name="_Toc236400057"/>
+      <w:bookmarkStart w:id="8100091" w:name="_Toc8100091"/>
       <w:r>
         <w:rPr>
           <w:rFonts w:ascii="BIZ UDPゴシック" w:eastAsia="BIZ UDPゴシック" w:hAnsi="BIZ UDPゴシック" w:cs="IPAexGothic, MS Gothic, Noto Sa"/>
@@ -50414,7 +49816,7 @@
         </w:rPr>
         <w:t>１　アンケート調査集計結果</w:t>
       </w:r>
-      <w:bookmarkEnd w:id="54"/>
+      <w:bookmarkEnd w:id="8100091"/>
     </w:p>
     <w:p>
       <w:pPr>
@@ -50506,7 +49908,7 @@
           <w:rFonts w:ascii="BIZ UDPゴシック" w:eastAsia="BIZ UDPゴシック" w:hAnsi="BIZ UDPゴシック"/>
         </w:rPr>
       </w:pPr>
-      <w:bookmarkStart w:id="55" w:name="_Toc236400058"/>
+      <w:bookmarkStart w:id="8100092" w:name="_Toc8100092"/>
       <w:r>
         <w:rPr>
           <w:rFonts w:ascii="BIZ UDPゴシック" w:eastAsia="BIZ UDPゴシック" w:hAnsi="BIZ UDPゴシック" w:cs="IPAexGothic, MS Gothic, Noto Sa"/>
@@ -50516,7 +49918,7 @@
         </w:rPr>
         <w:t>２　北塩原村障がい者自立支援協議会委員名簿</w:t>
       </w:r>
-      <w:bookmarkEnd w:id="55"/>
+      <w:bookmarkEnd w:id="8100092"/>
     </w:p>
     <w:tbl>
       <w:tblPr>
@@ -50594,7 +49996,7 @@
           <w:rFonts w:ascii="BIZ UDPゴシック" w:eastAsia="BIZ UDPゴシック" w:hAnsi="BIZ UDPゴシック"/>
         </w:rPr>
       </w:pPr>
-      <w:bookmarkStart w:id="56" w:name="_Toc236400059"/>
+      <w:bookmarkStart w:id="8100093" w:name="_Toc8100093"/>
       <w:r>
         <w:rPr>
           <w:rFonts w:ascii="BIZ UDPゴシック" w:eastAsia="BIZ UDPゴシック" w:hAnsi="BIZ UDPゴシック" w:cs="IPAexGothic, MS Gothic, Noto Sa"/>
@@ -50604,7 +50006,7 @@
         </w:rPr>
         <w:t>３　策定経過</w:t>
       </w:r>
-      <w:bookmarkEnd w:id="56"/>
+      <w:bookmarkEnd w:id="8100093"/>
     </w:p>
     <w:tbl>
       <w:tblPr>
@@ -51183,8 +50585,8 @@
       <w:footerReference w:type="first" r:id="rId19"/>
       <w:pgSz w:w="11906" w:h="16838"/>
       <w:pgMar w:top="1134" w:right="1134" w:bottom="1134" w:left="1134" w:header="708" w:footer="708" w:gutter="0"/>
+      <w:pgNumType w:start="1"/>
       <w:cols w:space="720"/>
-      <w:titlePg/>
       <w:docGrid w:linePitch="360"/>
     </w:sectPr>
   </w:body>

--- a/output/北塩原村_骨子案_修正版.docx
+++ b/output/北塩原村_骨子案_修正版.docx
@@ -1516,6 +1516,70 @@
         </w:p>
         <w:p>
           <w:pPr>
+            <w:pStyle w:val="20"/>
+            <w:tabs>
+              <w:tab w:val="right" w:leader="dot" w:pos="9628"/>
+            </w:tabs>
+            <w:rPr>
+              <w:rFonts w:ascii="BIZ UDPゴシック" w:eastAsia="BIZ UDPゴシック" w:hAnsi="BIZ UDPゴシック"/>
+              <w:noProof/>
+            </w:rPr>
+          </w:pPr>
+          <w:hyperlink w:anchor="_Toc8100020" w:history="1">
+            <w:r>
+              <w:rPr>
+                <w:rStyle w:val="a5"/>
+                <w:rFonts w:ascii="BIZ UDPゴシック" w:eastAsia="BIZ UDPゴシック" w:hAnsi="BIZ UDPゴシック"/>
+                <w:noProof/>
+              </w:rPr>
+              <w:t xml:space="preserve">７　障がい福祉サービスの体系</w:t>
+            </w:r>
+            <w:r>
+              <w:rPr>
+                <w:rFonts w:ascii="BIZ UDPゴシック" w:eastAsia="BIZ UDPゴシック" w:hAnsi="BIZ UDPゴシック"/>
+                <w:noProof/>
+              </w:rPr>
+              <w:tab/>
+            </w:r>
+            <w:r>
+              <w:rPr>
+                <w:rFonts w:ascii="BIZ UDPゴシック" w:eastAsia="BIZ UDPゴシック" w:hAnsi="BIZ UDPゴシック"/>
+                <w:noProof/>
+              </w:rPr>
+              <w:fldChar w:fldCharType="begin"/>
+            </w:r>
+            <w:r>
+              <w:rPr>
+                <w:rFonts w:ascii="BIZ UDPゴシック" w:eastAsia="BIZ UDPゴシック" w:hAnsi="BIZ UDPゴシック"/>
+                <w:noProof/>
+              </w:rPr>
+              <w:instrText xml:space="preserve"> PAGEREF _Toc8100020 \h </w:instrText>
+            </w:r>
+            <w:r>
+              <w:rPr>
+                <w:rFonts w:ascii="BIZ UDPゴシック" w:eastAsia="BIZ UDPゴシック" w:hAnsi="BIZ UDPゴシック"/>
+                <w:noProof/>
+              </w:rPr>
+              <w:fldChar w:fldCharType="separate"/>
+            </w:r>
+            <w:r>
+              <w:rPr>
+                <w:rFonts w:ascii="BIZ UDPゴシック" w:eastAsia="BIZ UDPゴシック" w:hAnsi="BIZ UDPゴシック"/>
+                <w:noProof/>
+              </w:rPr>
+              <w:t xml:space="preserve">7</w:t>
+            </w:r>
+            <w:r>
+              <w:rPr>
+                <w:rFonts w:ascii="BIZ UDPゴシック" w:eastAsia="BIZ UDPゴシック" w:hAnsi="BIZ UDPゴシック"/>
+                <w:noProof/>
+              </w:rPr>
+              <w:fldChar w:fldCharType="end"/>
+            </w:r>
+          </w:hyperlink>
+        </w:p>
+        <w:p>
+          <w:pPr>
             <w:pStyle w:val="11"/>
             <w:tabs>
               <w:tab w:val="right" w:leader="dot" w:pos="9628"/>
@@ -1525,7 +1589,7 @@
               <w:noProof/>
             </w:rPr>
           </w:pPr>
-          <w:hyperlink w:anchor="_Toc8100020" w:history="1">
+          <w:hyperlink w:anchor="_Toc8100021" w:history="1">
             <w:r>
               <w:rPr>
                 <w:rStyle w:val="a5"/>
@@ -1561,7 +1625,7 @@
                 <w:bCs/>
                 <w:noProof/>
               </w:rPr>
-              <w:instrText xml:space="preserve"> PAGEREF _Toc8100020 \h </w:instrText>
+              <w:instrText xml:space="preserve"> PAGEREF _Toc8100021 \h </w:instrText>
             </w:r>
             <w:r>
               <w:rPr>
@@ -1579,7 +1643,7 @@
                 <w:bCs/>
                 <w:noProof/>
               </w:rPr>
-              <w:t xml:space="preserve">8</w:t>
+              <w:t xml:space="preserve">10</w:t>
             </w:r>
             <w:r>
               <w:rPr>
@@ -1603,7 +1667,7 @@
               <w:noProof/>
             </w:rPr>
           </w:pPr>
-          <w:hyperlink w:anchor="_Toc8100021" w:history="1">
+          <w:hyperlink w:anchor="_Toc8100022" w:history="1">
             <w:r>
               <w:rPr>
                 <w:rStyle w:val="a5"/>
@@ -1631,7 +1695,7 @@
                 <w:rFonts w:ascii="BIZ UDPゴシック" w:eastAsia="BIZ UDPゴシック" w:hAnsi="BIZ UDPゴシック"/>
                 <w:noProof/>
               </w:rPr>
-              <w:instrText xml:space="preserve"> PAGEREF _Toc8100021 \h </w:instrText>
+              <w:instrText xml:space="preserve"> PAGEREF _Toc8100022 \h </w:instrText>
             </w:r>
             <w:r>
               <w:rPr>
@@ -1645,71 +1709,7 @@
                 <w:rFonts w:ascii="BIZ UDPゴシック" w:eastAsia="BIZ UDPゴシック" w:hAnsi="BIZ UDPゴシック"/>
                 <w:noProof/>
               </w:rPr>
-              <w:t xml:space="preserve">8</w:t>
-            </w:r>
-            <w:r>
-              <w:rPr>
-                <w:rFonts w:ascii="BIZ UDPゴシック" w:eastAsia="BIZ UDPゴシック" w:hAnsi="BIZ UDPゴシック"/>
-                <w:noProof/>
-              </w:rPr>
-              <w:fldChar w:fldCharType="end"/>
-            </w:r>
-          </w:hyperlink>
-        </w:p>
-        <w:p>
-          <w:pPr>
-            <w:pStyle w:val="20"/>
-            <w:tabs>
-              <w:tab w:val="right" w:leader="dot" w:pos="9628"/>
-            </w:tabs>
-            <w:rPr>
-              <w:rFonts w:ascii="BIZ UDPゴシック" w:eastAsia="BIZ UDPゴシック" w:hAnsi="BIZ UDPゴシック"/>
-              <w:noProof/>
-            </w:rPr>
-          </w:pPr>
-          <w:hyperlink w:anchor="_Toc8100023" w:history="1">
-            <w:r>
-              <w:rPr>
-                <w:rStyle w:val="a5"/>
-                <w:rFonts w:ascii="BIZ UDPゴシック" w:eastAsia="BIZ UDPゴシック" w:hAnsi="BIZ UDPゴシック"/>
-                <w:noProof/>
-              </w:rPr>
-              <w:t xml:space="preserve">２　障がい者手帳の所持者数</w:t>
-            </w:r>
-            <w:r>
-              <w:rPr>
-                <w:rFonts w:ascii="BIZ UDPゴシック" w:eastAsia="BIZ UDPゴシック" w:hAnsi="BIZ UDPゴシック"/>
-                <w:noProof/>
-              </w:rPr>
-              <w:tab/>
-            </w:r>
-            <w:r>
-              <w:rPr>
-                <w:rFonts w:ascii="BIZ UDPゴシック" w:eastAsia="BIZ UDPゴシック" w:hAnsi="BIZ UDPゴシック"/>
-                <w:noProof/>
-              </w:rPr>
-              <w:fldChar w:fldCharType="begin"/>
-            </w:r>
-            <w:r>
-              <w:rPr>
-                <w:rFonts w:ascii="BIZ UDPゴシック" w:eastAsia="BIZ UDPゴシック" w:hAnsi="BIZ UDPゴシック"/>
-                <w:noProof/>
-              </w:rPr>
-              <w:instrText xml:space="preserve"> PAGEREF _Toc8100023 \h </w:instrText>
-            </w:r>
-            <w:r>
-              <w:rPr>
-                <w:rFonts w:ascii="BIZ UDPゴシック" w:eastAsia="BIZ UDPゴシック" w:hAnsi="BIZ UDPゴシック"/>
-                <w:noProof/>
-              </w:rPr>
-              <w:fldChar w:fldCharType="separate"/>
-            </w:r>
-            <w:r>
-              <w:rPr>
-                <w:rFonts w:ascii="BIZ UDPゴシック" w:eastAsia="BIZ UDPゴシック" w:hAnsi="BIZ UDPゴシック"/>
-                <w:noProof/>
-              </w:rPr>
-              <w:t xml:space="preserve">9</w:t>
+              <w:t xml:space="preserve">10</w:t>
             </w:r>
             <w:r>
               <w:rPr>
@@ -1738,7 +1738,7 @@
                 <w:rFonts w:ascii="BIZ UDPゴシック" w:eastAsia="BIZ UDPゴシック" w:hAnsi="BIZ UDPゴシック"/>
                 <w:noProof/>
               </w:rPr>
-              <w:t xml:space="preserve">３　身体障がい者の現状</w:t>
+              <w:t xml:space="preserve">２　障がい者手帳の所持者数</w:t>
             </w:r>
             <w:r>
               <w:rPr>
@@ -1773,7 +1773,7 @@
                 <w:rFonts w:ascii="BIZ UDPゴシック" w:eastAsia="BIZ UDPゴシック" w:hAnsi="BIZ UDPゴシック"/>
                 <w:noProof/>
               </w:rPr>
-              <w:t xml:space="preserve">9</w:t>
+              <w:t xml:space="preserve">11</w:t>
             </w:r>
             <w:r>
               <w:rPr>
@@ -1802,7 +1802,7 @@
                 <w:rFonts w:ascii="BIZ UDPゴシック" w:eastAsia="BIZ UDPゴシック" w:hAnsi="BIZ UDPゴシック"/>
                 <w:noProof/>
               </w:rPr>
-              <w:t xml:space="preserve">４　知的障がい者の現状</w:t>
+              <w:t xml:space="preserve">３　身体障がい者の現状</w:t>
             </w:r>
             <w:r>
               <w:rPr>
@@ -1837,7 +1837,7 @@
                 <w:rFonts w:ascii="BIZ UDPゴシック" w:eastAsia="BIZ UDPゴシック" w:hAnsi="BIZ UDPゴシック"/>
                 <w:noProof/>
               </w:rPr>
-              <w:t xml:space="preserve">9</w:t>
+              <w:t xml:space="preserve">11</w:t>
             </w:r>
             <w:r>
               <w:rPr>
@@ -1866,7 +1866,7 @@
                 <w:rFonts w:ascii="BIZ UDPゴシック" w:eastAsia="BIZ UDPゴシック" w:hAnsi="BIZ UDPゴシック"/>
                 <w:noProof/>
               </w:rPr>
-              <w:t xml:space="preserve">５　精神障がい者の現状</w:t>
+              <w:t xml:space="preserve">４　知的障がい者の現状</w:t>
             </w:r>
             <w:r>
               <w:rPr>
@@ -1901,7 +1901,7 @@
                 <w:rFonts w:ascii="BIZ UDPゴシック" w:eastAsia="BIZ UDPゴシック" w:hAnsi="BIZ UDPゴシック"/>
                 <w:noProof/>
               </w:rPr>
-              <w:t xml:space="preserve">9</w:t>
+              <w:t xml:space="preserve">11</w:t>
             </w:r>
             <w:r>
               <w:rPr>
@@ -1930,7 +1930,7 @@
                 <w:rFonts w:ascii="BIZ UDPゴシック" w:eastAsia="BIZ UDPゴシック" w:hAnsi="BIZ UDPゴシック"/>
                 <w:noProof/>
               </w:rPr>
-              <w:t xml:space="preserve">６　障がい者手帳所持者数の将来推計</w:t>
+              <w:t xml:space="preserve">５　精神障がい者の現状</w:t>
             </w:r>
             <w:r>
               <w:rPr>
@@ -1965,7 +1965,7 @@
                 <w:rFonts w:ascii="BIZ UDPゴシック" w:eastAsia="BIZ UDPゴシック" w:hAnsi="BIZ UDPゴシック"/>
                 <w:noProof/>
               </w:rPr>
-              <w:t xml:space="preserve">10</w:t>
+              <w:t xml:space="preserve">11</w:t>
             </w:r>
             <w:r>
               <w:rPr>
@@ -1987,14 +1987,14 @@
               <w:noProof/>
             </w:rPr>
           </w:pPr>
-          <w:hyperlink w:anchor="_Toc8100032" w:history="1">
+          <w:hyperlink w:anchor="_Toc8100028" w:history="1">
             <w:r>
               <w:rPr>
                 <w:rStyle w:val="a5"/>
                 <w:rFonts w:ascii="BIZ UDPゴシック" w:eastAsia="BIZ UDPゴシック" w:hAnsi="BIZ UDPゴシック"/>
                 <w:noProof/>
               </w:rPr>
-              <w:t xml:space="preserve">７　障がい児の就学状況</w:t>
+              <w:t xml:space="preserve">６　障がい者手帳所持者数の将来推計</w:t>
             </w:r>
             <w:r>
               <w:rPr>
@@ -2015,7 +2015,7 @@
                 <w:rFonts w:ascii="BIZ UDPゴシック" w:eastAsia="BIZ UDPゴシック" w:hAnsi="BIZ UDPゴシック"/>
                 <w:noProof/>
               </w:rPr>
-              <w:instrText xml:space="preserve"> PAGEREF _Toc8100032 \h </w:instrText>
+              <w:instrText xml:space="preserve"> PAGEREF _Toc8100028 \h </w:instrText>
             </w:r>
             <w:r>
               <w:rPr>
@@ -2058,6 +2058,70 @@
                 <w:rFonts w:ascii="BIZ UDPゴシック" w:eastAsia="BIZ UDPゴシック" w:hAnsi="BIZ UDPゴシック"/>
                 <w:noProof/>
               </w:rPr>
+              <w:t xml:space="preserve">７　障がい児の就学状況</w:t>
+            </w:r>
+            <w:r>
+              <w:rPr>
+                <w:rFonts w:ascii="BIZ UDPゴシック" w:eastAsia="BIZ UDPゴシック" w:hAnsi="BIZ UDPゴシック"/>
+                <w:noProof/>
+              </w:rPr>
+              <w:tab/>
+            </w:r>
+            <w:r>
+              <w:rPr>
+                <w:rFonts w:ascii="BIZ UDPゴシック" w:eastAsia="BIZ UDPゴシック" w:hAnsi="BIZ UDPゴシック"/>
+                <w:noProof/>
+              </w:rPr>
+              <w:fldChar w:fldCharType="begin"/>
+            </w:r>
+            <w:r>
+              <w:rPr>
+                <w:rFonts w:ascii="BIZ UDPゴシック" w:eastAsia="BIZ UDPゴシック" w:hAnsi="BIZ UDPゴシック"/>
+                <w:noProof/>
+              </w:rPr>
+              <w:instrText xml:space="preserve"> PAGEREF _Toc8100033 \h </w:instrText>
+            </w:r>
+            <w:r>
+              <w:rPr>
+                <w:rFonts w:ascii="BIZ UDPゴシック" w:eastAsia="BIZ UDPゴシック" w:hAnsi="BIZ UDPゴシック"/>
+                <w:noProof/>
+              </w:rPr>
+              <w:fldChar w:fldCharType="separate"/>
+            </w:r>
+            <w:r>
+              <w:rPr>
+                <w:rFonts w:ascii="BIZ UDPゴシック" w:eastAsia="BIZ UDPゴシック" w:hAnsi="BIZ UDPゴシック"/>
+                <w:noProof/>
+              </w:rPr>
+              <w:t xml:space="preserve">14</w:t>
+            </w:r>
+            <w:r>
+              <w:rPr>
+                <w:rFonts w:ascii="BIZ UDPゴシック" w:eastAsia="BIZ UDPゴシック" w:hAnsi="BIZ UDPゴシック"/>
+                <w:noProof/>
+              </w:rPr>
+              <w:fldChar w:fldCharType="end"/>
+            </w:r>
+          </w:hyperlink>
+        </w:p>
+        <w:p>
+          <w:pPr>
+            <w:pStyle w:val="20"/>
+            <w:tabs>
+              <w:tab w:val="right" w:leader="dot" w:pos="9628"/>
+            </w:tabs>
+            <w:rPr>
+              <w:rFonts w:ascii="BIZ UDPゴシック" w:eastAsia="BIZ UDPゴシック" w:hAnsi="BIZ UDPゴシック"/>
+              <w:noProof/>
+            </w:rPr>
+          </w:pPr>
+          <w:hyperlink w:anchor="_Toc8100034" w:history="1">
+            <w:r>
+              <w:rPr>
+                <w:rStyle w:val="a5"/>
+                <w:rFonts w:ascii="BIZ UDPゴシック" w:eastAsia="BIZ UDPゴシック" w:hAnsi="BIZ UDPゴシック"/>
+                <w:noProof/>
+              </w:rPr>
               <w:t xml:space="preserve">８　アンケート調査の実施について</w:t>
             </w:r>
             <w:r>
@@ -2079,7 +2143,7 @@
                 <w:rFonts w:ascii="BIZ UDPゴシック" w:eastAsia="BIZ UDPゴシック" w:hAnsi="BIZ UDPゴシック"/>
                 <w:noProof/>
               </w:rPr>
-              <w:instrText xml:space="preserve"> PAGEREF _Toc8100033 \h </w:instrText>
+              <w:instrText xml:space="preserve"> PAGEREF _Toc8100034 \h </w:instrText>
             </w:r>
             <w:r>
               <w:rPr>
@@ -2093,7 +2157,7 @@
                 <w:rFonts w:ascii="BIZ UDPゴシック" w:eastAsia="BIZ UDPゴシック" w:hAnsi="BIZ UDPゴシック"/>
                 <w:noProof/>
               </w:rPr>
-              <w:t xml:space="preserve">12</w:t>
+              <w:t xml:space="preserve">14</w:t>
             </w:r>
             <w:r>
               <w:rPr>
@@ -2115,7 +2179,7 @@
               <w:noProof/>
             </w:rPr>
           </w:pPr>
-          <w:hyperlink w:anchor="_Toc8100034" w:history="1">
+          <w:hyperlink w:anchor="_Toc8100035" w:history="1">
             <w:r>
               <w:rPr>
                 <w:rStyle w:val="a5"/>
@@ -2151,7 +2215,7 @@
                 <w:bCs/>
                 <w:noProof/>
               </w:rPr>
-              <w:instrText xml:space="preserve"> PAGEREF _Toc8100034 \h </w:instrText>
+              <w:instrText xml:space="preserve"> PAGEREF _Toc8100035 \h </w:instrText>
             </w:r>
             <w:r>
               <w:rPr>
@@ -2169,77 +2233,13 @@
                 <w:bCs/>
                 <w:noProof/>
               </w:rPr>
-              <w:t xml:space="preserve">14</w:t>
+              <w:t xml:space="preserve">16</w:t>
             </w:r>
             <w:r>
               <w:rPr>
                 <w:rFonts w:ascii="BIZ UDPゴシック" w:eastAsia="BIZ UDPゴシック" w:hAnsi="BIZ UDPゴシック"/>
                 <w:b/>
                 <w:bCs/>
-                <w:noProof/>
-              </w:rPr>
-              <w:fldChar w:fldCharType="end"/>
-            </w:r>
-          </w:hyperlink>
-        </w:p>
-        <w:p>
-          <w:pPr>
-            <w:pStyle w:val="20"/>
-            <w:tabs>
-              <w:tab w:val="right" w:leader="dot" w:pos="9628"/>
-            </w:tabs>
-            <w:rPr>
-              <w:rFonts w:ascii="BIZ UDPゴシック" w:eastAsia="BIZ UDPゴシック" w:hAnsi="BIZ UDPゴシック"/>
-              <w:noProof/>
-            </w:rPr>
-          </w:pPr>
-          <w:hyperlink w:anchor="_Toc8100035" w:history="1">
-            <w:r>
-              <w:rPr>
-                <w:rStyle w:val="a5"/>
-                <w:rFonts w:ascii="BIZ UDPゴシック" w:eastAsia="BIZ UDPゴシック" w:hAnsi="BIZ UDPゴシック"/>
-                <w:noProof/>
-              </w:rPr>
-              <w:t xml:space="preserve">１　基本理念</w:t>
-            </w:r>
-            <w:r>
-              <w:rPr>
-                <w:rFonts w:ascii="BIZ UDPゴシック" w:eastAsia="BIZ UDPゴシック" w:hAnsi="BIZ UDPゴシック"/>
-                <w:noProof/>
-              </w:rPr>
-              <w:tab/>
-            </w:r>
-            <w:r>
-              <w:rPr>
-                <w:rFonts w:ascii="BIZ UDPゴシック" w:eastAsia="BIZ UDPゴシック" w:hAnsi="BIZ UDPゴシック"/>
-                <w:noProof/>
-              </w:rPr>
-              <w:fldChar w:fldCharType="begin"/>
-            </w:r>
-            <w:r>
-              <w:rPr>
-                <w:rFonts w:ascii="BIZ UDPゴシック" w:eastAsia="BIZ UDPゴシック" w:hAnsi="BIZ UDPゴシック"/>
-                <w:noProof/>
-              </w:rPr>
-              <w:instrText xml:space="preserve"> PAGEREF _Toc8100035 \h </w:instrText>
-            </w:r>
-            <w:r>
-              <w:rPr>
-                <w:rFonts w:ascii="BIZ UDPゴシック" w:eastAsia="BIZ UDPゴシック" w:hAnsi="BIZ UDPゴシック"/>
-                <w:noProof/>
-              </w:rPr>
-              <w:fldChar w:fldCharType="separate"/>
-            </w:r>
-            <w:r>
-              <w:rPr>
-                <w:rFonts w:ascii="BIZ UDPゴシック" w:eastAsia="BIZ UDPゴシック" w:hAnsi="BIZ UDPゴシック"/>
-                <w:noProof/>
-              </w:rPr>
-              <w:t xml:space="preserve">14</w:t>
-            </w:r>
-            <w:r>
-              <w:rPr>
-                <w:rFonts w:ascii="BIZ UDPゴシック" w:eastAsia="BIZ UDPゴシック" w:hAnsi="BIZ UDPゴシック"/>
                 <w:noProof/>
               </w:rPr>
               <w:fldChar w:fldCharType="end"/>
@@ -2264,7 +2264,7 @@
                 <w:rFonts w:ascii="BIZ UDPゴシック" w:eastAsia="BIZ UDPゴシック" w:hAnsi="BIZ UDPゴシック"/>
                 <w:noProof/>
               </w:rPr>
-              <w:t xml:space="preserve">２　基本目標</w:t>
+              <w:t xml:space="preserve">１　基本理念</w:t>
             </w:r>
             <w:r>
               <w:rPr>
@@ -2299,7 +2299,7 @@
                 <w:rFonts w:ascii="BIZ UDPゴシック" w:eastAsia="BIZ UDPゴシック" w:hAnsi="BIZ UDPゴシック"/>
                 <w:noProof/>
               </w:rPr>
-              <w:t xml:space="preserve">14</w:t>
+              <w:t xml:space="preserve">16</w:t>
             </w:r>
             <w:r>
               <w:rPr>
@@ -2328,7 +2328,7 @@
                 <w:rFonts w:ascii="BIZ UDPゴシック" w:eastAsia="BIZ UDPゴシック" w:hAnsi="BIZ UDPゴシック"/>
                 <w:noProof/>
               </w:rPr>
-              <w:t xml:space="preserve">３　施策体系と各施策の方向性</w:t>
+              <w:t xml:space="preserve">２　基本目標</w:t>
             </w:r>
             <w:r>
               <w:rPr>
@@ -2363,7 +2363,7 @@
                 <w:rFonts w:ascii="BIZ UDPゴシック" w:eastAsia="BIZ UDPゴシック" w:hAnsi="BIZ UDPゴシック"/>
                 <w:noProof/>
               </w:rPr>
-              <w:t xml:space="preserve">14</w:t>
+              <w:t xml:space="preserve">16</w:t>
             </w:r>
             <w:r>
               <w:rPr>
@@ -2392,7 +2392,7 @@
                 <w:rFonts w:ascii="BIZ UDPゴシック" w:eastAsia="BIZ UDPゴシック" w:hAnsi="BIZ UDPゴシック"/>
                 <w:noProof/>
               </w:rPr>
-              <w:t xml:space="preserve">４　第８期計画で加わる視点と施策体系の対応</w:t>
+              <w:t xml:space="preserve">３　施策体系と各施策の方向性</w:t>
             </w:r>
             <w:r>
               <w:rPr>
@@ -2427,7 +2427,7 @@
                 <w:rFonts w:ascii="BIZ UDPゴシック" w:eastAsia="BIZ UDPゴシック" w:hAnsi="BIZ UDPゴシック"/>
                 <w:noProof/>
               </w:rPr>
-              <w:t xml:space="preserve">15</w:t>
+              <w:t xml:space="preserve">16</w:t>
             </w:r>
             <w:r>
               <w:rPr>
@@ -2449,13 +2449,77 @@
               <w:noProof/>
             </w:rPr>
           </w:pPr>
-          <w:hyperlink w:anchor="_Toc8100040" w:history="1">
+          <w:hyperlink w:anchor="_Toc8100039" w:history="1">
             <w:r>
               <w:rPr>
                 <w:rStyle w:val="a5"/>
                 <w:rFonts w:ascii="BIZ UDPゴシック" w:eastAsia="BIZ UDPゴシック" w:hAnsi="BIZ UDPゴシック"/>
                 <w:noProof/>
               </w:rPr>
+              <w:t xml:space="preserve">４　第８期計画で加わる視点と施策体系の対応</w:t>
+            </w:r>
+            <w:r>
+              <w:rPr>
+                <w:rFonts w:ascii="BIZ UDPゴシック" w:eastAsia="BIZ UDPゴシック" w:hAnsi="BIZ UDPゴシック"/>
+                <w:noProof/>
+              </w:rPr>
+              <w:tab/>
+            </w:r>
+            <w:r>
+              <w:rPr>
+                <w:rFonts w:ascii="BIZ UDPゴシック" w:eastAsia="BIZ UDPゴシック" w:hAnsi="BIZ UDPゴシック"/>
+                <w:noProof/>
+              </w:rPr>
+              <w:fldChar w:fldCharType="begin"/>
+            </w:r>
+            <w:r>
+              <w:rPr>
+                <w:rFonts w:ascii="BIZ UDPゴシック" w:eastAsia="BIZ UDPゴシック" w:hAnsi="BIZ UDPゴシック"/>
+                <w:noProof/>
+              </w:rPr>
+              <w:instrText xml:space="preserve"> PAGEREF _Toc8100039 \h </w:instrText>
+            </w:r>
+            <w:r>
+              <w:rPr>
+                <w:rFonts w:ascii="BIZ UDPゴシック" w:eastAsia="BIZ UDPゴシック" w:hAnsi="BIZ UDPゴシック"/>
+                <w:noProof/>
+              </w:rPr>
+              <w:fldChar w:fldCharType="separate"/>
+            </w:r>
+            <w:r>
+              <w:rPr>
+                <w:rFonts w:ascii="BIZ UDPゴシック" w:eastAsia="BIZ UDPゴシック" w:hAnsi="BIZ UDPゴシック"/>
+                <w:noProof/>
+              </w:rPr>
+              <w:t xml:space="preserve">17</w:t>
+            </w:r>
+            <w:r>
+              <w:rPr>
+                <w:rFonts w:ascii="BIZ UDPゴシック" w:eastAsia="BIZ UDPゴシック" w:hAnsi="BIZ UDPゴシック"/>
+                <w:noProof/>
+              </w:rPr>
+              <w:fldChar w:fldCharType="end"/>
+            </w:r>
+          </w:hyperlink>
+        </w:p>
+        <w:p>
+          <w:pPr>
+            <w:pStyle w:val="20"/>
+            <w:tabs>
+              <w:tab w:val="right" w:leader="dot" w:pos="9628"/>
+            </w:tabs>
+            <w:rPr>
+              <w:rFonts w:ascii="BIZ UDPゴシック" w:eastAsia="BIZ UDPゴシック" w:hAnsi="BIZ UDPゴシック"/>
+              <w:noProof/>
+            </w:rPr>
+          </w:pPr>
+          <w:hyperlink w:anchor="_Toc8100041" w:history="1">
+            <w:r>
+              <w:rPr>
+                <w:rStyle w:val="a5"/>
+                <w:rFonts w:ascii="BIZ UDPゴシック" w:eastAsia="BIZ UDPゴシック" w:hAnsi="BIZ UDPゴシック"/>
+                <w:noProof/>
+              </w:rPr>
               <w:t xml:space="preserve">５　第４次障がい者計画の目標値と進捗管理</w:t>
             </w:r>
             <w:r>
@@ -2477,7 +2541,7 @@
                 <w:rFonts w:ascii="BIZ UDPゴシック" w:eastAsia="BIZ UDPゴシック" w:hAnsi="BIZ UDPゴシック"/>
                 <w:noProof/>
               </w:rPr>
-              <w:instrText xml:space="preserve"> PAGEREF _Toc8100040 \h </w:instrText>
+              <w:instrText xml:space="preserve"> PAGEREF _Toc8100041 \h </w:instrText>
             </w:r>
             <w:r>
               <w:rPr>
@@ -2491,7 +2555,7 @@
                 <w:rFonts w:ascii="BIZ UDPゴシック" w:eastAsia="BIZ UDPゴシック" w:hAnsi="BIZ UDPゴシック"/>
                 <w:noProof/>
               </w:rPr>
-              <w:t xml:space="preserve">17</w:t>
+              <w:t xml:space="preserve">19</w:t>
             </w:r>
             <w:r>
               <w:rPr>
@@ -2513,7 +2577,7 @@
               <w:noProof/>
             </w:rPr>
           </w:pPr>
-          <w:hyperlink w:anchor="_Toc8100041" w:history="1">
+          <w:hyperlink w:anchor="_Toc8100042" w:history="1">
             <w:r>
               <w:rPr>
                 <w:rStyle w:val="a5"/>
@@ -2549,7 +2613,7 @@
                 <w:bCs/>
                 <w:noProof/>
               </w:rPr>
-              <w:instrText xml:space="preserve"> PAGEREF _Toc8100041 \h </w:instrText>
+              <w:instrText xml:space="preserve"> PAGEREF _Toc8100042 \h </w:instrText>
             </w:r>
             <w:r>
               <w:rPr>
@@ -2567,77 +2631,13 @@
                 <w:bCs/>
                 <w:noProof/>
               </w:rPr>
-              <w:t xml:space="preserve">19</w:t>
+              <w:t xml:space="preserve">21</w:t>
             </w:r>
             <w:r>
               <w:rPr>
                 <w:rFonts w:ascii="BIZ UDPゴシック" w:eastAsia="BIZ UDPゴシック" w:hAnsi="BIZ UDPゴシック"/>
                 <w:b/>
                 <w:bCs/>
-                <w:noProof/>
-              </w:rPr>
-              <w:fldChar w:fldCharType="end"/>
-            </w:r>
-          </w:hyperlink>
-        </w:p>
-        <w:p>
-          <w:pPr>
-            <w:pStyle w:val="20"/>
-            <w:tabs>
-              <w:tab w:val="right" w:leader="dot" w:pos="9628"/>
-            </w:tabs>
-            <w:rPr>
-              <w:rFonts w:ascii="BIZ UDPゴシック" w:eastAsia="BIZ UDPゴシック" w:hAnsi="BIZ UDPゴシック"/>
-              <w:noProof/>
-            </w:rPr>
-          </w:pPr>
-          <w:hyperlink w:anchor="_Toc8100042" w:history="1">
-            <w:r>
-              <w:rPr>
-                <w:rStyle w:val="a5"/>
-                <w:rFonts w:ascii="BIZ UDPゴシック" w:eastAsia="BIZ UDPゴシック" w:hAnsi="BIZ UDPゴシック"/>
-                <w:noProof/>
-              </w:rPr>
-              <w:t xml:space="preserve">（１）　福祉施設の入所者の地域生活への移行</w:t>
-            </w:r>
-            <w:r>
-              <w:rPr>
-                <w:rFonts w:ascii="BIZ UDPゴシック" w:eastAsia="BIZ UDPゴシック" w:hAnsi="BIZ UDPゴシック"/>
-                <w:noProof/>
-              </w:rPr>
-              <w:tab/>
-            </w:r>
-            <w:r>
-              <w:rPr>
-                <w:rFonts w:ascii="BIZ UDPゴシック" w:eastAsia="BIZ UDPゴシック" w:hAnsi="BIZ UDPゴシック"/>
-                <w:noProof/>
-              </w:rPr>
-              <w:fldChar w:fldCharType="begin"/>
-            </w:r>
-            <w:r>
-              <w:rPr>
-                <w:rFonts w:ascii="BIZ UDPゴシック" w:eastAsia="BIZ UDPゴシック" w:hAnsi="BIZ UDPゴシック"/>
-                <w:noProof/>
-              </w:rPr>
-              <w:instrText xml:space="preserve"> PAGEREF _Toc8100042 \h </w:instrText>
-            </w:r>
-            <w:r>
-              <w:rPr>
-                <w:rFonts w:ascii="BIZ UDPゴシック" w:eastAsia="BIZ UDPゴシック" w:hAnsi="BIZ UDPゴシック"/>
-                <w:noProof/>
-              </w:rPr>
-              <w:fldChar w:fldCharType="separate"/>
-            </w:r>
-            <w:r>
-              <w:rPr>
-                <w:rFonts w:ascii="BIZ UDPゴシック" w:eastAsia="BIZ UDPゴシック" w:hAnsi="BIZ UDPゴシック"/>
-                <w:noProof/>
-              </w:rPr>
-              <w:t xml:space="preserve">19</w:t>
-            </w:r>
-            <w:r>
-              <w:rPr>
-                <w:rFonts w:ascii="BIZ UDPゴシック" w:eastAsia="BIZ UDPゴシック" w:hAnsi="BIZ UDPゴシック"/>
                 <w:noProof/>
               </w:rPr>
               <w:fldChar w:fldCharType="end"/>
@@ -2662,7 +2662,7 @@
                 <w:rFonts w:ascii="BIZ UDPゴシック" w:eastAsia="BIZ UDPゴシック" w:hAnsi="BIZ UDPゴシック"/>
                 <w:noProof/>
               </w:rPr>
-              <w:t xml:space="preserve">（２）　精神障害にも対応した地域包括ケアシステムの構築</w:t>
+              <w:t xml:space="preserve">（１）　福祉施設の入所者の地域生活への移行</w:t>
             </w:r>
             <w:r>
               <w:rPr>
@@ -2697,7 +2697,7 @@
                 <w:rFonts w:ascii="BIZ UDPゴシック" w:eastAsia="BIZ UDPゴシック" w:hAnsi="BIZ UDPゴシック"/>
                 <w:noProof/>
               </w:rPr>
-              <w:t xml:space="preserve">20</w:t>
+              <w:t xml:space="preserve">21</w:t>
             </w:r>
             <w:r>
               <w:rPr>
@@ -2719,14 +2719,14 @@
               <w:noProof/>
             </w:rPr>
           </w:pPr>
-          <w:hyperlink w:anchor="_Toc8100045" w:history="1">
+          <w:hyperlink w:anchor="_Toc8100044" w:history="1">
             <w:r>
               <w:rPr>
                 <w:rStyle w:val="a5"/>
                 <w:rFonts w:ascii="BIZ UDPゴシック" w:eastAsia="BIZ UDPゴシック" w:hAnsi="BIZ UDPゴシック"/>
                 <w:noProof/>
               </w:rPr>
-              <w:t xml:space="preserve">（３）　福祉施設から一般就労への移行等</w:t>
+              <w:t xml:space="preserve">（２）　精神障害にも対応した地域包括ケアシステムの構築</w:t>
             </w:r>
             <w:r>
               <w:rPr>
@@ -2747,7 +2747,7 @@
                 <w:rFonts w:ascii="BIZ UDPゴシック" w:eastAsia="BIZ UDPゴシック" w:hAnsi="BIZ UDPゴシック"/>
                 <w:noProof/>
               </w:rPr>
-              <w:instrText xml:space="preserve"> PAGEREF _Toc8100045 \h </w:instrText>
+              <w:instrText xml:space="preserve"> PAGEREF _Toc8100044 \h </w:instrText>
             </w:r>
             <w:r>
               <w:rPr>
@@ -2790,7 +2790,7 @@
                 <w:rFonts w:ascii="BIZ UDPゴシック" w:eastAsia="BIZ UDPゴシック" w:hAnsi="BIZ UDPゴシック"/>
                 <w:noProof/>
               </w:rPr>
-              <w:t xml:space="preserve">（４）　障がい児支援の提供体制の整備等</w:t>
+              <w:t xml:space="preserve">（３）　福祉施設から一般就労への移行等</w:t>
             </w:r>
             <w:r>
               <w:rPr>
@@ -2825,7 +2825,7 @@
                 <w:rFonts w:ascii="BIZ UDPゴシック" w:eastAsia="BIZ UDPゴシック" w:hAnsi="BIZ UDPゴシック"/>
                 <w:noProof/>
               </w:rPr>
-              <w:t xml:space="preserve">23</w:t>
+              <w:t xml:space="preserve">24</w:t>
             </w:r>
             <w:r>
               <w:rPr>
@@ -2854,7 +2854,7 @@
                 <w:rFonts w:ascii="BIZ UDPゴシック" w:eastAsia="BIZ UDPゴシック" w:hAnsi="BIZ UDPゴシック"/>
                 <w:noProof/>
               </w:rPr>
-              <w:t xml:space="preserve">（５）　地域生活支援の充実</w:t>
+              <w:t xml:space="preserve">（４）　障がい児支援の提供体制の整備等</w:t>
             </w:r>
             <w:r>
               <w:rPr>
@@ -2889,7 +2889,7 @@
                 <w:rFonts w:ascii="BIZ UDPゴシック" w:eastAsia="BIZ UDPゴシック" w:hAnsi="BIZ UDPゴシック"/>
                 <w:noProof/>
               </w:rPr>
-              <w:t xml:space="preserve">24</w:t>
+              <w:t xml:space="preserve">25</w:t>
             </w:r>
             <w:r>
               <w:rPr>
@@ -2918,7 +2918,7 @@
                 <w:rFonts w:ascii="BIZ UDPゴシック" w:eastAsia="BIZ UDPゴシック" w:hAnsi="BIZ UDPゴシック"/>
                 <w:noProof/>
               </w:rPr>
-              <w:t xml:space="preserve">（６）　相談支援体制の充実・強化等</w:t>
+              <w:t xml:space="preserve">（５）　地域生活支援の充実</w:t>
             </w:r>
             <w:r>
               <w:rPr>
@@ -2953,7 +2953,7 @@
                 <w:rFonts w:ascii="BIZ UDPゴシック" w:eastAsia="BIZ UDPゴシック" w:hAnsi="BIZ UDPゴシック"/>
                 <w:noProof/>
               </w:rPr>
-              <w:t xml:space="preserve">25</w:t>
+              <w:t xml:space="preserve">26</w:t>
             </w:r>
             <w:r>
               <w:rPr>
@@ -2982,7 +2982,7 @@
                 <w:rFonts w:ascii="BIZ UDPゴシック" w:eastAsia="BIZ UDPゴシック" w:hAnsi="BIZ UDPゴシック"/>
                 <w:noProof/>
               </w:rPr>
-              <w:t xml:space="preserve">（７）　障がい福祉人材の確保・定着及び当事者視点に立ったケアの充実のための生産性向上【新規】</w:t>
+              <w:t xml:space="preserve">（６）　相談支援体制の充実・強化等</w:t>
             </w:r>
             <w:r>
               <w:rPr>
@@ -3017,7 +3017,7 @@
                 <w:rFonts w:ascii="BIZ UDPゴシック" w:eastAsia="BIZ UDPゴシック" w:hAnsi="BIZ UDPゴシック"/>
                 <w:noProof/>
               </w:rPr>
-              <w:t xml:space="preserve">26</w:t>
+              <w:t xml:space="preserve">27</w:t>
             </w:r>
             <w:r>
               <w:rPr>
@@ -3046,6 +3046,70 @@
                 <w:rFonts w:ascii="BIZ UDPゴシック" w:eastAsia="BIZ UDPゴシック" w:hAnsi="BIZ UDPゴシック"/>
                 <w:noProof/>
               </w:rPr>
+              <w:t xml:space="preserve">（７）　障がい福祉人材の確保・定着及び当事者視点に立ったケアの充実のための生産性向上【新規】</w:t>
+            </w:r>
+            <w:r>
+              <w:rPr>
+                <w:rFonts w:ascii="BIZ UDPゴシック" w:eastAsia="BIZ UDPゴシック" w:hAnsi="BIZ UDPゴシック"/>
+                <w:noProof/>
+              </w:rPr>
+              <w:tab/>
+            </w:r>
+            <w:r>
+              <w:rPr>
+                <w:rFonts w:ascii="BIZ UDPゴシック" w:eastAsia="BIZ UDPゴシック" w:hAnsi="BIZ UDPゴシック"/>
+                <w:noProof/>
+              </w:rPr>
+              <w:fldChar w:fldCharType="begin"/>
+            </w:r>
+            <w:r>
+              <w:rPr>
+                <w:rFonts w:ascii="BIZ UDPゴシック" w:eastAsia="BIZ UDPゴシック" w:hAnsi="BIZ UDPゴシック"/>
+                <w:noProof/>
+              </w:rPr>
+              <w:instrText xml:space="preserve"> PAGEREF _Toc8100050 \h </w:instrText>
+            </w:r>
+            <w:r>
+              <w:rPr>
+                <w:rFonts w:ascii="BIZ UDPゴシック" w:eastAsia="BIZ UDPゴシック" w:hAnsi="BIZ UDPゴシック"/>
+                <w:noProof/>
+              </w:rPr>
+              <w:fldChar w:fldCharType="separate"/>
+            </w:r>
+            <w:r>
+              <w:rPr>
+                <w:rFonts w:ascii="BIZ UDPゴシック" w:eastAsia="BIZ UDPゴシック" w:hAnsi="BIZ UDPゴシック"/>
+                <w:noProof/>
+              </w:rPr>
+              <w:t xml:space="preserve">28</w:t>
+            </w:r>
+            <w:r>
+              <w:rPr>
+                <w:rFonts w:ascii="BIZ UDPゴシック" w:eastAsia="BIZ UDPゴシック" w:hAnsi="BIZ UDPゴシック"/>
+                <w:noProof/>
+              </w:rPr>
+              <w:fldChar w:fldCharType="end"/>
+            </w:r>
+          </w:hyperlink>
+        </w:p>
+        <w:p>
+          <w:pPr>
+            <w:pStyle w:val="20"/>
+            <w:tabs>
+              <w:tab w:val="right" w:leader="dot" w:pos="9628"/>
+            </w:tabs>
+            <w:rPr>
+              <w:rFonts w:ascii="BIZ UDPゴシック" w:eastAsia="BIZ UDPゴシック" w:hAnsi="BIZ UDPゴシック"/>
+              <w:noProof/>
+            </w:rPr>
+          </w:pPr>
+          <w:hyperlink w:anchor="_Toc8100051" w:history="1">
+            <w:r>
+              <w:rPr>
+                <w:rStyle w:val="a5"/>
+                <w:rFonts w:ascii="BIZ UDPゴシック" w:eastAsia="BIZ UDPゴシック" w:hAnsi="BIZ UDPゴシック"/>
+                <w:noProof/>
+              </w:rPr>
               <w:t xml:space="preserve">（８）　障がい福祉サービス等の質を向上させるための取組みに係る体制の構築</w:t>
             </w:r>
             <w:r>
@@ -3067,7 +3131,7 @@
                 <w:rFonts w:ascii="BIZ UDPゴシック" w:eastAsia="BIZ UDPゴシック" w:hAnsi="BIZ UDPゴシック"/>
                 <w:noProof/>
               </w:rPr>
-              <w:instrText xml:space="preserve"> PAGEREF _Toc8100050 \h </w:instrText>
+              <w:instrText xml:space="preserve"> PAGEREF _Toc8100051 \h </w:instrText>
             </w:r>
             <w:r>
               <w:rPr>
@@ -3081,7 +3145,7 @@
                 <w:rFonts w:ascii="BIZ UDPゴシック" w:eastAsia="BIZ UDPゴシック" w:hAnsi="BIZ UDPゴシック"/>
                 <w:noProof/>
               </w:rPr>
-              <w:t xml:space="preserve">26</w:t>
+              <w:t xml:space="preserve">28</w:t>
             </w:r>
             <w:r>
               <w:rPr>
@@ -3103,7 +3167,7 @@
               <w:noProof/>
             </w:rPr>
           </w:pPr>
-          <w:hyperlink w:anchor="_Toc8100051" w:history="1">
+          <w:hyperlink w:anchor="_Toc8100052" w:history="1">
             <w:r>
               <w:rPr>
                 <w:rStyle w:val="a5"/>
@@ -3139,7 +3203,7 @@
                 <w:bCs/>
                 <w:noProof/>
               </w:rPr>
-              <w:instrText xml:space="preserve"> PAGEREF _Toc8100051 \h </w:instrText>
+              <w:instrText xml:space="preserve"> PAGEREF _Toc8100052 \h </w:instrText>
             </w:r>
             <w:r>
               <w:rPr>
@@ -3157,7 +3221,7 @@
                 <w:bCs/>
                 <w:noProof/>
               </w:rPr>
-              <w:t xml:space="preserve">28</w:t>
+              <w:t xml:space="preserve">30</w:t>
             </w:r>
             <w:r>
               <w:rPr>
@@ -3181,7 +3245,7 @@
               <w:noProof/>
             </w:rPr>
           </w:pPr>
-          <w:hyperlink w:anchor="_Toc8100052" w:history="1">
+          <w:hyperlink w:anchor="_Toc8100053" w:history="1">
             <w:r>
               <w:rPr>
                 <w:rStyle w:val="a5"/>
@@ -3209,7 +3273,7 @@
                 <w:rFonts w:ascii="BIZ UDPゴシック" w:eastAsia="BIZ UDPゴシック" w:hAnsi="BIZ UDPゴシック"/>
                 <w:noProof/>
               </w:rPr>
-              <w:instrText xml:space="preserve"> PAGEREF _Toc8100052 \h </w:instrText>
+              <w:instrText xml:space="preserve"> PAGEREF _Toc8100053 \h </w:instrText>
             </w:r>
             <w:r>
               <w:rPr>
@@ -3223,7 +3287,7 @@
                 <w:rFonts w:ascii="BIZ UDPゴシック" w:eastAsia="BIZ UDPゴシック" w:hAnsi="BIZ UDPゴシック"/>
                 <w:noProof/>
               </w:rPr>
-              <w:t xml:space="preserve">28</w:t>
+              <w:t xml:space="preserve">30</w:t>
             </w:r>
             <w:r>
               <w:rPr>
@@ -3245,7 +3309,7 @@
               <w:noProof/>
             </w:rPr>
           </w:pPr>
-          <w:hyperlink w:anchor="_Toc8100059" w:history="1">
+          <w:hyperlink w:anchor="_Toc8100060" w:history="1">
             <w:r>
               <w:rPr>
                 <w:rStyle w:val="a5"/>
@@ -3273,7 +3337,7 @@
                 <w:rFonts w:ascii="BIZ UDPゴシック" w:eastAsia="BIZ UDPゴシック" w:hAnsi="BIZ UDPゴシック"/>
                 <w:noProof/>
               </w:rPr>
-              <w:instrText xml:space="preserve"> PAGEREF _Toc8100059 \h </w:instrText>
+              <w:instrText xml:space="preserve"> PAGEREF _Toc8100060 \h </w:instrText>
             </w:r>
             <w:r>
               <w:rPr>
@@ -3287,71 +3351,7 @@
                 <w:rFonts w:ascii="BIZ UDPゴシック" w:eastAsia="BIZ UDPゴシック" w:hAnsi="BIZ UDPゴシック"/>
                 <w:noProof/>
               </w:rPr>
-              <w:t xml:space="preserve">34</w:t>
-            </w:r>
-            <w:r>
-              <w:rPr>
-                <w:rFonts w:ascii="BIZ UDPゴシック" w:eastAsia="BIZ UDPゴシック" w:hAnsi="BIZ UDPゴシック"/>
-                <w:noProof/>
-              </w:rPr>
-              <w:fldChar w:fldCharType="end"/>
-            </w:r>
-          </w:hyperlink>
-        </w:p>
-        <w:p>
-          <w:pPr>
-            <w:pStyle w:val="20"/>
-            <w:tabs>
-              <w:tab w:val="right" w:leader="dot" w:pos="9628"/>
-            </w:tabs>
-            <w:rPr>
-              <w:rFonts w:ascii="BIZ UDPゴシック" w:eastAsia="BIZ UDPゴシック" w:hAnsi="BIZ UDPゴシック"/>
-              <w:noProof/>
-            </w:rPr>
-          </w:pPr>
-          <w:hyperlink w:anchor="_Toc8100062" w:history="1">
-            <w:r>
-              <w:rPr>
-                <w:rStyle w:val="a5"/>
-                <w:rFonts w:ascii="BIZ UDPゴシック" w:eastAsia="BIZ UDPゴシック" w:hAnsi="BIZ UDPゴシック"/>
-                <w:noProof/>
-              </w:rPr>
-              <w:t xml:space="preserve">３　訪問系サービス</w:t>
-            </w:r>
-            <w:r>
-              <w:rPr>
-                <w:rFonts w:ascii="BIZ UDPゴシック" w:eastAsia="BIZ UDPゴシック" w:hAnsi="BIZ UDPゴシック"/>
-                <w:noProof/>
-              </w:rPr>
-              <w:tab/>
-            </w:r>
-            <w:r>
-              <w:rPr>
-                <w:rFonts w:ascii="BIZ UDPゴシック" w:eastAsia="BIZ UDPゴシック" w:hAnsi="BIZ UDPゴシック"/>
-                <w:noProof/>
-              </w:rPr>
-              <w:fldChar w:fldCharType="begin"/>
-            </w:r>
-            <w:r>
-              <w:rPr>
-                <w:rFonts w:ascii="BIZ UDPゴシック" w:eastAsia="BIZ UDPゴシック" w:hAnsi="BIZ UDPゴシック"/>
-                <w:noProof/>
-              </w:rPr>
-              <w:instrText xml:space="preserve"> PAGEREF _Toc8100062 \h </w:instrText>
-            </w:r>
-            <w:r>
-              <w:rPr>
-                <w:rFonts w:ascii="BIZ UDPゴシック" w:eastAsia="BIZ UDPゴシック" w:hAnsi="BIZ UDPゴシック"/>
-                <w:noProof/>
-              </w:rPr>
-              <w:fldChar w:fldCharType="separate"/>
-            </w:r>
-            <w:r>
-              <w:rPr>
-                <w:rFonts w:ascii="BIZ UDPゴシック" w:eastAsia="BIZ UDPゴシック" w:hAnsi="BIZ UDPゴシック"/>
-                <w:noProof/>
-              </w:rPr>
-              <w:t xml:space="preserve">35</w:t>
+              <w:t xml:space="preserve">36</w:t>
             </w:r>
             <w:r>
               <w:rPr>
@@ -3380,7 +3380,7 @@
                 <w:rFonts w:ascii="BIZ UDPゴシック" w:eastAsia="BIZ UDPゴシック" w:hAnsi="BIZ UDPゴシック"/>
                 <w:noProof/>
               </w:rPr>
-              <w:t xml:space="preserve">４　日中活動系サービス</w:t>
+              <w:t xml:space="preserve">３　訪問系サービス</w:t>
             </w:r>
             <w:r>
               <w:rPr>
@@ -3415,7 +3415,7 @@
                 <w:rFonts w:ascii="BIZ UDPゴシック" w:eastAsia="BIZ UDPゴシック" w:hAnsi="BIZ UDPゴシック"/>
                 <w:noProof/>
               </w:rPr>
-              <w:t xml:space="preserve">36</w:t>
+              <w:t xml:space="preserve">37</w:t>
             </w:r>
             <w:r>
               <w:rPr>
@@ -3444,7 +3444,7 @@
                 <w:rFonts w:ascii="BIZ UDPゴシック" w:eastAsia="BIZ UDPゴシック" w:hAnsi="BIZ UDPゴシック"/>
                 <w:noProof/>
               </w:rPr>
-              <w:t xml:space="preserve">５　居住系サービス</w:t>
+              <w:t xml:space="preserve">４　日中活動系サービス</w:t>
             </w:r>
             <w:r>
               <w:rPr>
@@ -3508,7 +3508,7 @@
                 <w:rFonts w:ascii="BIZ UDPゴシック" w:eastAsia="BIZ UDPゴシック" w:hAnsi="BIZ UDPゴシック"/>
                 <w:noProof/>
               </w:rPr>
-              <w:t xml:space="preserve">６　相談支援</w:t>
+              <w:t xml:space="preserve">５　居住系サービス</w:t>
             </w:r>
             <w:r>
               <w:rPr>
@@ -3543,7 +3543,7 @@
                 <w:rFonts w:ascii="BIZ UDPゴシック" w:eastAsia="BIZ UDPゴシック" w:hAnsi="BIZ UDPゴシック"/>
                 <w:noProof/>
               </w:rPr>
-              <w:t xml:space="preserve">38</w:t>
+              <w:t xml:space="preserve">40</w:t>
             </w:r>
             <w:r>
               <w:rPr>
@@ -3572,7 +3572,7 @@
                 <w:rFonts w:ascii="BIZ UDPゴシック" w:eastAsia="BIZ UDPゴシック" w:hAnsi="BIZ UDPゴシック"/>
                 <w:noProof/>
               </w:rPr>
-              <w:t xml:space="preserve">７　障がい児支援</w:t>
+              <w:t xml:space="preserve">６　相談支援</w:t>
             </w:r>
             <w:r>
               <w:rPr>
@@ -3607,7 +3607,7 @@
                 <w:rFonts w:ascii="BIZ UDPゴシック" w:eastAsia="BIZ UDPゴシック" w:hAnsi="BIZ UDPゴシック"/>
                 <w:noProof/>
               </w:rPr>
-              <w:t xml:space="preserve">39</w:t>
+              <w:t xml:space="preserve">40</w:t>
             </w:r>
             <w:r>
               <w:rPr>
@@ -3636,7 +3636,7 @@
                 <w:rFonts w:ascii="BIZ UDPゴシック" w:eastAsia="BIZ UDPゴシック" w:hAnsi="BIZ UDPゴシック"/>
                 <w:noProof/>
               </w:rPr>
-              <w:t xml:space="preserve">８　必要な見込量の確保のための方策</w:t>
+              <w:t xml:space="preserve">７　障がい児支援</w:t>
             </w:r>
             <w:r>
               <w:rPr>
@@ -3671,7 +3671,7 @@
                 <w:rFonts w:ascii="BIZ UDPゴシック" w:eastAsia="BIZ UDPゴシック" w:hAnsi="BIZ UDPゴシック"/>
                 <w:noProof/>
               </w:rPr>
-              <w:t xml:space="preserve">40</w:t>
+              <w:t xml:space="preserve">41</w:t>
             </w:r>
             <w:r>
               <w:rPr>
@@ -3700,7 +3700,7 @@
                 <w:rFonts w:ascii="BIZ UDPゴシック" w:eastAsia="BIZ UDPゴシック" w:hAnsi="BIZ UDPゴシック"/>
                 <w:noProof/>
               </w:rPr>
-              <w:t xml:space="preserve">９　地域生活支援事業の実施目標</w:t>
+              <w:t xml:space="preserve">８　必要な見込量の確保のための方策</w:t>
             </w:r>
             <w:r>
               <w:rPr>
@@ -3757,14 +3757,14 @@
               <w:noProof/>
             </w:rPr>
           </w:pPr>
-          <w:hyperlink w:anchor="_Toc8100070" w:history="1">
+          <w:hyperlink w:anchor="_Toc8100069" w:history="1">
             <w:r>
               <w:rPr>
                 <w:rStyle w:val="a5"/>
                 <w:rFonts w:ascii="BIZ UDPゴシック" w:eastAsia="BIZ UDPゴシック" w:hAnsi="BIZ UDPゴシック"/>
                 <w:noProof/>
               </w:rPr>
-              <w:t xml:space="preserve">10　活動指標</w:t>
+              <w:t xml:space="preserve">９　地域生活支援事業の実施目標</w:t>
             </w:r>
             <w:r>
               <w:rPr>
@@ -3785,7 +3785,7 @@
                 <w:rFonts w:ascii="BIZ UDPゴシック" w:eastAsia="BIZ UDPゴシック" w:hAnsi="BIZ UDPゴシック"/>
                 <w:noProof/>
               </w:rPr>
-              <w:instrText xml:space="preserve"> PAGEREF _Toc8100070 \h </w:instrText>
+              <w:instrText xml:space="preserve"> PAGEREF _Toc8100069 \h </w:instrText>
             </w:r>
             <w:r>
               <w:rPr>
@@ -3821,14 +3821,14 @@
               <w:noProof/>
             </w:rPr>
           </w:pPr>
-          <w:hyperlink w:anchor="_Toc8100074" w:history="1">
+          <w:hyperlink w:anchor="_Toc8100071" w:history="1">
             <w:r>
               <w:rPr>
                 <w:rStyle w:val="a5"/>
                 <w:rFonts w:ascii="BIZ UDPゴシック" w:eastAsia="BIZ UDPゴシック" w:hAnsi="BIZ UDPゴシック"/>
                 <w:noProof/>
               </w:rPr>
-              <w:t xml:space="preserve">11　事業提供体制の確保のための方策</w:t>
+              <w:t xml:space="preserve">10　活動指標</w:t>
             </w:r>
             <w:r>
               <w:rPr>
@@ -3849,7 +3849,7 @@
                 <w:rFonts w:ascii="BIZ UDPゴシック" w:eastAsia="BIZ UDPゴシック" w:hAnsi="BIZ UDPゴシック"/>
                 <w:noProof/>
               </w:rPr>
-              <w:instrText xml:space="preserve"> PAGEREF _Toc8100074 \h </w:instrText>
+              <w:instrText xml:space="preserve"> PAGEREF _Toc8100071 \h </w:instrText>
             </w:r>
             <w:r>
               <w:rPr>
@@ -3863,7 +3863,7 @@
                 <w:rFonts w:ascii="BIZ UDPゴシック" w:eastAsia="BIZ UDPゴシック" w:hAnsi="BIZ UDPゴシック"/>
                 <w:noProof/>
               </w:rPr>
-              <w:t xml:space="preserve">47</w:t>
+              <w:t xml:space="preserve">46</w:t>
             </w:r>
             <w:r>
               <w:rPr>
@@ -3892,6 +3892,70 @@
                 <w:rFonts w:ascii="BIZ UDPゴシック" w:eastAsia="BIZ UDPゴシック" w:hAnsi="BIZ UDPゴシック"/>
                 <w:noProof/>
               </w:rPr>
+              <w:t xml:space="preserve">11　事業提供体制の確保のための方策</w:t>
+            </w:r>
+            <w:r>
+              <w:rPr>
+                <w:rFonts w:ascii="BIZ UDPゴシック" w:eastAsia="BIZ UDPゴシック" w:hAnsi="BIZ UDPゴシック"/>
+                <w:noProof/>
+              </w:rPr>
+              <w:tab/>
+            </w:r>
+            <w:r>
+              <w:rPr>
+                <w:rFonts w:ascii="BIZ UDPゴシック" w:eastAsia="BIZ UDPゴシック" w:hAnsi="BIZ UDPゴシック"/>
+                <w:noProof/>
+              </w:rPr>
+              <w:fldChar w:fldCharType="begin"/>
+            </w:r>
+            <w:r>
+              <w:rPr>
+                <w:rFonts w:ascii="BIZ UDPゴシック" w:eastAsia="BIZ UDPゴシック" w:hAnsi="BIZ UDPゴシック"/>
+                <w:noProof/>
+              </w:rPr>
+              <w:instrText xml:space="preserve"> PAGEREF _Toc8100075 \h </w:instrText>
+            </w:r>
+            <w:r>
+              <w:rPr>
+                <w:rFonts w:ascii="BIZ UDPゴシック" w:eastAsia="BIZ UDPゴシック" w:hAnsi="BIZ UDPゴシック"/>
+                <w:noProof/>
+              </w:rPr>
+              <w:fldChar w:fldCharType="separate"/>
+            </w:r>
+            <w:r>
+              <w:rPr>
+                <w:rFonts w:ascii="BIZ UDPゴシック" w:eastAsia="BIZ UDPゴシック" w:hAnsi="BIZ UDPゴシック"/>
+                <w:noProof/>
+              </w:rPr>
+              <w:t xml:space="preserve">49</w:t>
+            </w:r>
+            <w:r>
+              <w:rPr>
+                <w:rFonts w:ascii="BIZ UDPゴシック" w:eastAsia="BIZ UDPゴシック" w:hAnsi="BIZ UDPゴシック"/>
+                <w:noProof/>
+              </w:rPr>
+              <w:fldChar w:fldCharType="end"/>
+            </w:r>
+          </w:hyperlink>
+        </w:p>
+        <w:p>
+          <w:pPr>
+            <w:pStyle w:val="20"/>
+            <w:tabs>
+              <w:tab w:val="right" w:leader="dot" w:pos="9628"/>
+            </w:tabs>
+            <w:rPr>
+              <w:rFonts w:ascii="BIZ UDPゴシック" w:eastAsia="BIZ UDPゴシック" w:hAnsi="BIZ UDPゴシック"/>
+              <w:noProof/>
+            </w:rPr>
+          </w:pPr>
+          <w:hyperlink w:anchor="_Toc8100076" w:history="1">
+            <w:r>
+              <w:rPr>
+                <w:rStyle w:val="a5"/>
+                <w:rFonts w:ascii="BIZ UDPゴシック" w:eastAsia="BIZ UDPゴシック" w:hAnsi="BIZ UDPゴシック"/>
+                <w:noProof/>
+              </w:rPr>
               <w:t xml:space="preserve">12　障がい福祉サービス等に係る費用の推移と財源構成</w:t>
             </w:r>
             <w:r>
@@ -3913,7 +3977,7 @@
                 <w:rFonts w:ascii="BIZ UDPゴシック" w:eastAsia="BIZ UDPゴシック" w:hAnsi="BIZ UDPゴシック"/>
                 <w:noProof/>
               </w:rPr>
-              <w:instrText xml:space="preserve"> PAGEREF _Toc8100075 \h </w:instrText>
+              <w:instrText xml:space="preserve"> PAGEREF _Toc8100076 \h </w:instrText>
             </w:r>
             <w:r>
               <w:rPr>
@@ -3927,7 +3991,7 @@
                 <w:rFonts w:ascii="BIZ UDPゴシック" w:eastAsia="BIZ UDPゴシック" w:hAnsi="BIZ UDPゴシック"/>
                 <w:noProof/>
               </w:rPr>
-              <w:t xml:space="preserve">47</w:t>
+              <w:t xml:space="preserve">49</w:t>
             </w:r>
             <w:r>
               <w:rPr>
@@ -3949,7 +4013,7 @@
               <w:noProof/>
             </w:rPr>
           </w:pPr>
-          <w:hyperlink w:anchor="_Toc8100080" w:history="1">
+          <w:hyperlink w:anchor="_Toc8100081" w:history="1">
             <w:r>
               <w:rPr>
                 <w:rStyle w:val="a5"/>
@@ -3985,7 +4049,7 @@
                 <w:bCs/>
                 <w:noProof/>
               </w:rPr>
-              <w:instrText xml:space="preserve"> PAGEREF _Toc8100080 \h </w:instrText>
+              <w:instrText xml:space="preserve"> PAGEREF _Toc8100081 \h </w:instrText>
             </w:r>
             <w:r>
               <w:rPr>
@@ -4003,77 +4067,13 @@
                 <w:bCs/>
                 <w:noProof/>
               </w:rPr>
-              <w:t xml:space="preserve">50</w:t>
+              <w:t xml:space="preserve">52</w:t>
             </w:r>
             <w:r>
               <w:rPr>
                 <w:rFonts w:ascii="BIZ UDPゴシック" w:eastAsia="BIZ UDPゴシック" w:hAnsi="BIZ UDPゴシック"/>
                 <w:b/>
                 <w:bCs/>
-                <w:noProof/>
-              </w:rPr>
-              <w:fldChar w:fldCharType="end"/>
-            </w:r>
-          </w:hyperlink>
-        </w:p>
-        <w:p>
-          <w:pPr>
-            <w:pStyle w:val="20"/>
-            <w:tabs>
-              <w:tab w:val="right" w:leader="dot" w:pos="9628"/>
-            </w:tabs>
-            <w:rPr>
-              <w:rFonts w:ascii="BIZ UDPゴシック" w:eastAsia="BIZ UDPゴシック" w:hAnsi="BIZ UDPゴシック"/>
-              <w:noProof/>
-            </w:rPr>
-          </w:pPr>
-          <w:hyperlink w:anchor="_Toc8100081" w:history="1">
-            <w:r>
-              <w:rPr>
-                <w:rStyle w:val="a5"/>
-                <w:rFonts w:ascii="BIZ UDPゴシック" w:eastAsia="BIZ UDPゴシック" w:hAnsi="BIZ UDPゴシック"/>
-                <w:noProof/>
-              </w:rPr>
-              <w:t xml:space="preserve">１　現状と課題</w:t>
-            </w:r>
-            <w:r>
-              <w:rPr>
-                <w:rFonts w:ascii="BIZ UDPゴシック" w:eastAsia="BIZ UDPゴシック" w:hAnsi="BIZ UDPゴシック"/>
-                <w:noProof/>
-              </w:rPr>
-              <w:tab/>
-            </w:r>
-            <w:r>
-              <w:rPr>
-                <w:rFonts w:ascii="BIZ UDPゴシック" w:eastAsia="BIZ UDPゴシック" w:hAnsi="BIZ UDPゴシック"/>
-                <w:noProof/>
-              </w:rPr>
-              <w:fldChar w:fldCharType="begin"/>
-            </w:r>
-            <w:r>
-              <w:rPr>
-                <w:rFonts w:ascii="BIZ UDPゴシック" w:eastAsia="BIZ UDPゴシック" w:hAnsi="BIZ UDPゴシック"/>
-                <w:noProof/>
-              </w:rPr>
-              <w:instrText xml:space="preserve"> PAGEREF _Toc8100081 \h </w:instrText>
-            </w:r>
-            <w:r>
-              <w:rPr>
-                <w:rFonts w:ascii="BIZ UDPゴシック" w:eastAsia="BIZ UDPゴシック" w:hAnsi="BIZ UDPゴシック"/>
-                <w:noProof/>
-              </w:rPr>
-              <w:fldChar w:fldCharType="separate"/>
-            </w:r>
-            <w:r>
-              <w:rPr>
-                <w:rFonts w:ascii="BIZ UDPゴシック" w:eastAsia="BIZ UDPゴシック" w:hAnsi="BIZ UDPゴシック"/>
-                <w:noProof/>
-              </w:rPr>
-              <w:t xml:space="preserve">50</w:t>
-            </w:r>
-            <w:r>
-              <w:rPr>
-                <w:rFonts w:ascii="BIZ UDPゴシック" w:eastAsia="BIZ UDPゴシック" w:hAnsi="BIZ UDPゴシック"/>
                 <w:noProof/>
               </w:rPr>
               <w:fldChar w:fldCharType="end"/>
@@ -4098,6 +4098,70 @@
                 <w:rFonts w:ascii="BIZ UDPゴシック" w:eastAsia="BIZ UDPゴシック" w:hAnsi="BIZ UDPゴシック"/>
                 <w:noProof/>
               </w:rPr>
+              <w:t xml:space="preserve">１　現状と課題</w:t>
+            </w:r>
+            <w:r>
+              <w:rPr>
+                <w:rFonts w:ascii="BIZ UDPゴシック" w:eastAsia="BIZ UDPゴシック" w:hAnsi="BIZ UDPゴシック"/>
+                <w:noProof/>
+              </w:rPr>
+              <w:tab/>
+            </w:r>
+            <w:r>
+              <w:rPr>
+                <w:rFonts w:ascii="BIZ UDPゴシック" w:eastAsia="BIZ UDPゴシック" w:hAnsi="BIZ UDPゴシック"/>
+                <w:noProof/>
+              </w:rPr>
+              <w:fldChar w:fldCharType="begin"/>
+            </w:r>
+            <w:r>
+              <w:rPr>
+                <w:rFonts w:ascii="BIZ UDPゴシック" w:eastAsia="BIZ UDPゴシック" w:hAnsi="BIZ UDPゴシック"/>
+                <w:noProof/>
+              </w:rPr>
+              <w:instrText xml:space="preserve"> PAGEREF _Toc8100082 \h </w:instrText>
+            </w:r>
+            <w:r>
+              <w:rPr>
+                <w:rFonts w:ascii="BIZ UDPゴシック" w:eastAsia="BIZ UDPゴシック" w:hAnsi="BIZ UDPゴシック"/>
+                <w:noProof/>
+              </w:rPr>
+              <w:fldChar w:fldCharType="separate"/>
+            </w:r>
+            <w:r>
+              <w:rPr>
+                <w:rFonts w:ascii="BIZ UDPゴシック" w:eastAsia="BIZ UDPゴシック" w:hAnsi="BIZ UDPゴシック"/>
+                <w:noProof/>
+              </w:rPr>
+              <w:t xml:space="preserve">52</w:t>
+            </w:r>
+            <w:r>
+              <w:rPr>
+                <w:rFonts w:ascii="BIZ UDPゴシック" w:eastAsia="BIZ UDPゴシック" w:hAnsi="BIZ UDPゴシック"/>
+                <w:noProof/>
+              </w:rPr>
+              <w:fldChar w:fldCharType="end"/>
+            </w:r>
+          </w:hyperlink>
+        </w:p>
+        <w:p>
+          <w:pPr>
+            <w:pStyle w:val="20"/>
+            <w:tabs>
+              <w:tab w:val="right" w:leader="dot" w:pos="9628"/>
+            </w:tabs>
+            <w:rPr>
+              <w:rFonts w:ascii="BIZ UDPゴシック" w:eastAsia="BIZ UDPゴシック" w:hAnsi="BIZ UDPゴシック"/>
+              <w:noProof/>
+            </w:rPr>
+          </w:pPr>
+          <w:hyperlink w:anchor="_Toc8100083" w:history="1">
+            <w:r>
+              <w:rPr>
+                <w:rStyle w:val="a5"/>
+                <w:rFonts w:ascii="BIZ UDPゴシック" w:eastAsia="BIZ UDPゴシック" w:hAnsi="BIZ UDPゴシック"/>
+                <w:noProof/>
+              </w:rPr>
               <w:t xml:space="preserve">２　中核機関の設置</w:t>
             </w:r>
             <w:r>
@@ -4119,7 +4183,7 @@
                 <w:rFonts w:ascii="BIZ UDPゴシック" w:eastAsia="BIZ UDPゴシック" w:hAnsi="BIZ UDPゴシック"/>
                 <w:noProof/>
               </w:rPr>
-              <w:instrText xml:space="preserve"> PAGEREF _Toc8100082 \h </w:instrText>
+              <w:instrText xml:space="preserve"> PAGEREF _Toc8100083 \h </w:instrText>
             </w:r>
             <w:r>
               <w:rPr>
@@ -4133,7 +4197,7 @@
                 <w:rFonts w:ascii="BIZ UDPゴシック" w:eastAsia="BIZ UDPゴシック" w:hAnsi="BIZ UDPゴシック"/>
                 <w:noProof/>
               </w:rPr>
-              <w:t xml:space="preserve">50</w:t>
+              <w:t xml:space="preserve">52</w:t>
             </w:r>
             <w:r>
               <w:rPr>
@@ -4155,7 +4219,7 @@
               <w:noProof/>
             </w:rPr>
           </w:pPr>
-          <w:hyperlink w:anchor="_Toc8100083" w:history="1">
+          <w:hyperlink w:anchor="_Toc8100084" w:history="1">
             <w:r>
               <w:rPr>
                 <w:rStyle w:val="a5"/>
@@ -4191,7 +4255,7 @@
                 <w:bCs/>
                 <w:noProof/>
               </w:rPr>
-              <w:instrText xml:space="preserve"> PAGEREF _Toc8100083 \h </w:instrText>
+              <w:instrText xml:space="preserve"> PAGEREF _Toc8100084 \h </w:instrText>
             </w:r>
             <w:r>
               <w:rPr>
@@ -4209,7 +4273,7 @@
                 <w:bCs/>
                 <w:noProof/>
               </w:rPr>
-              <w:t xml:space="preserve">51</w:t>
+              <w:t xml:space="preserve">53</w:t>
             </w:r>
             <w:r>
               <w:rPr>
@@ -4233,7 +4297,7 @@
               <w:noProof/>
             </w:rPr>
           </w:pPr>
-          <w:hyperlink w:anchor="_Toc8100084" w:history="1">
+          <w:hyperlink w:anchor="_Toc8100085" w:history="1">
             <w:r>
               <w:rPr>
                 <w:rStyle w:val="a5"/>
@@ -4261,7 +4325,7 @@
                 <w:rFonts w:ascii="BIZ UDPゴシック" w:eastAsia="BIZ UDPゴシック" w:hAnsi="BIZ UDPゴシック"/>
                 <w:noProof/>
               </w:rPr>
-              <w:instrText xml:space="preserve"> PAGEREF _Toc8100084 \h </w:instrText>
+              <w:instrText xml:space="preserve"> PAGEREF _Toc8100085 \h </w:instrText>
             </w:r>
             <w:r>
               <w:rPr>
@@ -4275,7 +4339,7 @@
                 <w:rFonts w:ascii="BIZ UDPゴシック" w:eastAsia="BIZ UDPゴシック" w:hAnsi="BIZ UDPゴシック"/>
                 <w:noProof/>
               </w:rPr>
-              <w:t xml:space="preserve">51</w:t>
+              <w:t xml:space="preserve">53</w:t>
             </w:r>
             <w:r>
               <w:rPr>
@@ -4297,7 +4361,7 @@
               <w:noProof/>
             </w:rPr>
           </w:pPr>
-          <w:hyperlink w:anchor="_Toc8100086" w:history="1">
+          <w:hyperlink w:anchor="_Toc8100087" w:history="1">
             <w:r>
               <w:rPr>
                 <w:rStyle w:val="a5"/>
@@ -4325,7 +4389,7 @@
                 <w:rFonts w:ascii="BIZ UDPゴシック" w:eastAsia="BIZ UDPゴシック" w:hAnsi="BIZ UDPゴシック"/>
                 <w:noProof/>
               </w:rPr>
-              <w:instrText xml:space="preserve"> PAGEREF _Toc8100086 \h </w:instrText>
+              <w:instrText xml:space="preserve"> PAGEREF _Toc8100087 \h </w:instrText>
             </w:r>
             <w:r>
               <w:rPr>
@@ -4339,7 +4403,7 @@
                 <w:rFonts w:ascii="BIZ UDPゴシック" w:eastAsia="BIZ UDPゴシック" w:hAnsi="BIZ UDPゴシック"/>
                 <w:noProof/>
               </w:rPr>
-              <w:t xml:space="preserve">52</w:t>
+              <w:t xml:space="preserve">54</w:t>
             </w:r>
             <w:r>
               <w:rPr>
@@ -4361,7 +4425,7 @@
               <w:noProof/>
             </w:rPr>
           </w:pPr>
-          <w:hyperlink w:anchor="_Toc8100088" w:history="1">
+          <w:hyperlink w:anchor="_Toc8100089" w:history="1">
             <w:r>
               <w:rPr>
                 <w:rStyle w:val="a5"/>
@@ -4389,7 +4453,7 @@
                 <w:rFonts w:ascii="BIZ UDPゴシック" w:eastAsia="BIZ UDPゴシック" w:hAnsi="BIZ UDPゴシック"/>
                 <w:noProof/>
               </w:rPr>
-              <w:instrText xml:space="preserve"> PAGEREF _Toc8100088 \h </w:instrText>
+              <w:instrText xml:space="preserve"> PAGEREF _Toc8100089 \h </w:instrText>
             </w:r>
             <w:r>
               <w:rPr>
@@ -4403,7 +4467,7 @@
                 <w:rFonts w:ascii="BIZ UDPゴシック" w:eastAsia="BIZ UDPゴシック" w:hAnsi="BIZ UDPゴシック"/>
                 <w:noProof/>
               </w:rPr>
-              <w:t xml:space="preserve">53</w:t>
+              <w:t xml:space="preserve">55</w:t>
             </w:r>
             <w:r>
               <w:rPr>
@@ -4425,7 +4489,7 @@
               <w:noProof/>
             </w:rPr>
           </w:pPr>
-          <w:hyperlink w:anchor="_Toc8100090" w:history="1">
+          <w:hyperlink w:anchor="_Toc8100091" w:history="1">
             <w:r>
               <w:rPr>
                 <w:rStyle w:val="a5"/>
@@ -4461,7 +4525,7 @@
                 <w:bCs/>
                 <w:noProof/>
               </w:rPr>
-              <w:instrText xml:space="preserve"> PAGEREF _Toc8100090 \h </w:instrText>
+              <w:instrText xml:space="preserve"> PAGEREF _Toc8100091 \h </w:instrText>
             </w:r>
             <w:r>
               <w:rPr>
@@ -4479,77 +4543,13 @@
                 <w:bCs/>
                 <w:noProof/>
               </w:rPr>
-              <w:t xml:space="preserve">54</w:t>
+              <w:t xml:space="preserve">56</w:t>
             </w:r>
             <w:r>
               <w:rPr>
                 <w:rFonts w:ascii="BIZ UDPゴシック" w:eastAsia="BIZ UDPゴシック" w:hAnsi="BIZ UDPゴシック"/>
                 <w:b/>
                 <w:bCs/>
-                <w:noProof/>
-              </w:rPr>
-              <w:fldChar w:fldCharType="end"/>
-            </w:r>
-          </w:hyperlink>
-        </w:p>
-        <w:p>
-          <w:pPr>
-            <w:pStyle w:val="20"/>
-            <w:tabs>
-              <w:tab w:val="right" w:leader="dot" w:pos="9628"/>
-            </w:tabs>
-            <w:rPr>
-              <w:rFonts w:ascii="BIZ UDPゴシック" w:eastAsia="BIZ UDPゴシック" w:hAnsi="BIZ UDPゴシック"/>
-              <w:noProof/>
-            </w:rPr>
-          </w:pPr>
-          <w:hyperlink w:anchor="_Toc8100091" w:history="1">
-            <w:r>
-              <w:rPr>
-                <w:rStyle w:val="a5"/>
-                <w:rFonts w:ascii="BIZ UDPゴシック" w:eastAsia="BIZ UDPゴシック" w:hAnsi="BIZ UDPゴシック"/>
-                <w:noProof/>
-              </w:rPr>
-              <w:t xml:space="preserve">１　アンケート調査集計結果</w:t>
-            </w:r>
-            <w:r>
-              <w:rPr>
-                <w:rFonts w:ascii="BIZ UDPゴシック" w:eastAsia="BIZ UDPゴシック" w:hAnsi="BIZ UDPゴシック"/>
-                <w:noProof/>
-              </w:rPr>
-              <w:tab/>
-            </w:r>
-            <w:r>
-              <w:rPr>
-                <w:rFonts w:ascii="BIZ UDPゴシック" w:eastAsia="BIZ UDPゴシック" w:hAnsi="BIZ UDPゴシック"/>
-                <w:noProof/>
-              </w:rPr>
-              <w:fldChar w:fldCharType="begin"/>
-            </w:r>
-            <w:r>
-              <w:rPr>
-                <w:rFonts w:ascii="BIZ UDPゴシック" w:eastAsia="BIZ UDPゴシック" w:hAnsi="BIZ UDPゴシック"/>
-                <w:noProof/>
-              </w:rPr>
-              <w:instrText xml:space="preserve"> PAGEREF _Toc8100091 \h </w:instrText>
-            </w:r>
-            <w:r>
-              <w:rPr>
-                <w:rFonts w:ascii="BIZ UDPゴシック" w:eastAsia="BIZ UDPゴシック" w:hAnsi="BIZ UDPゴシック"/>
-                <w:noProof/>
-              </w:rPr>
-              <w:fldChar w:fldCharType="separate"/>
-            </w:r>
-            <w:r>
-              <w:rPr>
-                <w:rFonts w:ascii="BIZ UDPゴシック" w:eastAsia="BIZ UDPゴシック" w:hAnsi="BIZ UDPゴシック"/>
-                <w:noProof/>
-              </w:rPr>
-              <w:t xml:space="preserve">54</w:t>
-            </w:r>
-            <w:r>
-              <w:rPr>
-                <w:rFonts w:ascii="BIZ UDPゴシック" w:eastAsia="BIZ UDPゴシック" w:hAnsi="BIZ UDPゴシック"/>
                 <w:noProof/>
               </w:rPr>
               <w:fldChar w:fldCharType="end"/>
@@ -4574,7 +4574,7 @@
                 <w:rFonts w:ascii="BIZ UDPゴシック" w:eastAsia="BIZ UDPゴシック" w:hAnsi="BIZ UDPゴシック"/>
                 <w:noProof/>
               </w:rPr>
-              <w:t xml:space="preserve">２　北塩原村障がい者自立支援協議会委員名簿</w:t>
+              <w:t xml:space="preserve">１　アンケート調査集計結果</w:t>
             </w:r>
             <w:r>
               <w:rPr>
@@ -4609,7 +4609,7 @@
                 <w:rFonts w:ascii="BIZ UDPゴシック" w:eastAsia="BIZ UDPゴシック" w:hAnsi="BIZ UDPゴシック"/>
                 <w:noProof/>
               </w:rPr>
-              <w:t xml:space="preserve">54</w:t>
+              <w:t xml:space="preserve">56</w:t>
             </w:r>
             <w:r>
               <w:rPr>
@@ -4638,6 +4638,70 @@
                 <w:rFonts w:ascii="BIZ UDPゴシック" w:eastAsia="BIZ UDPゴシック" w:hAnsi="BIZ UDPゴシック"/>
                 <w:noProof/>
               </w:rPr>
+              <w:t xml:space="preserve">２　北塩原村障がい者自立支援協議会委員名簿</w:t>
+            </w:r>
+            <w:r>
+              <w:rPr>
+                <w:rFonts w:ascii="BIZ UDPゴシック" w:eastAsia="BIZ UDPゴシック" w:hAnsi="BIZ UDPゴシック"/>
+                <w:noProof/>
+              </w:rPr>
+              <w:tab/>
+            </w:r>
+            <w:r>
+              <w:rPr>
+                <w:rFonts w:ascii="BIZ UDPゴシック" w:eastAsia="BIZ UDPゴシック" w:hAnsi="BIZ UDPゴシック"/>
+                <w:noProof/>
+              </w:rPr>
+              <w:fldChar w:fldCharType="begin"/>
+            </w:r>
+            <w:r>
+              <w:rPr>
+                <w:rFonts w:ascii="BIZ UDPゴシック" w:eastAsia="BIZ UDPゴシック" w:hAnsi="BIZ UDPゴシック"/>
+                <w:noProof/>
+              </w:rPr>
+              <w:instrText xml:space="preserve"> PAGEREF _Toc8100093 \h </w:instrText>
+            </w:r>
+            <w:r>
+              <w:rPr>
+                <w:rFonts w:ascii="BIZ UDPゴシック" w:eastAsia="BIZ UDPゴシック" w:hAnsi="BIZ UDPゴシック"/>
+                <w:noProof/>
+              </w:rPr>
+              <w:fldChar w:fldCharType="separate"/>
+            </w:r>
+            <w:r>
+              <w:rPr>
+                <w:rFonts w:ascii="BIZ UDPゴシック" w:eastAsia="BIZ UDPゴシック" w:hAnsi="BIZ UDPゴシック"/>
+                <w:noProof/>
+              </w:rPr>
+              <w:t xml:space="preserve">56</w:t>
+            </w:r>
+            <w:r>
+              <w:rPr>
+                <w:rFonts w:ascii="BIZ UDPゴシック" w:eastAsia="BIZ UDPゴシック" w:hAnsi="BIZ UDPゴシック"/>
+                <w:noProof/>
+              </w:rPr>
+              <w:fldChar w:fldCharType="end"/>
+            </w:r>
+          </w:hyperlink>
+        </w:p>
+        <w:p>
+          <w:pPr>
+            <w:pStyle w:val="20"/>
+            <w:tabs>
+              <w:tab w:val="right" w:leader="dot" w:pos="9628"/>
+            </w:tabs>
+            <w:rPr>
+              <w:rFonts w:ascii="BIZ UDPゴシック" w:eastAsia="BIZ UDPゴシック" w:hAnsi="BIZ UDPゴシック"/>
+              <w:noProof/>
+            </w:rPr>
+          </w:pPr>
+          <w:hyperlink w:anchor="_Toc8100094" w:history="1">
+            <w:r>
+              <w:rPr>
+                <w:rStyle w:val="a5"/>
+                <w:rFonts w:ascii="BIZ UDPゴシック" w:eastAsia="BIZ UDPゴシック" w:hAnsi="BIZ UDPゴシック"/>
+                <w:noProof/>
+              </w:rPr>
               <w:t xml:space="preserve">３　策定経過</w:t>
             </w:r>
             <w:r>
@@ -4659,7 +4723,7 @@
                 <w:rFonts w:ascii="BIZ UDPゴシック" w:eastAsia="BIZ UDPゴシック" w:hAnsi="BIZ UDPゴシック"/>
                 <w:noProof/>
               </w:rPr>
-              <w:instrText xml:space="preserve"> PAGEREF _Toc8100093 \h </w:instrText>
+              <w:instrText xml:space="preserve"> PAGEREF _Toc8100094 \h </w:instrText>
             </w:r>
             <w:r>
               <w:rPr>
@@ -4673,7 +4737,71 @@
                 <w:rFonts w:ascii="BIZ UDPゴシック" w:eastAsia="BIZ UDPゴシック" w:hAnsi="BIZ UDPゴシック"/>
                 <w:noProof/>
               </w:rPr>
-              <w:t xml:space="preserve">54</w:t>
+              <w:t xml:space="preserve">56</w:t>
+            </w:r>
+            <w:r>
+              <w:rPr>
+                <w:rFonts w:ascii="BIZ UDPゴシック" w:eastAsia="BIZ UDPゴシック" w:hAnsi="BIZ UDPゴシック"/>
+                <w:noProof/>
+              </w:rPr>
+              <w:fldChar w:fldCharType="end"/>
+            </w:r>
+          </w:hyperlink>
+        </w:p>
+        <w:p>
+          <w:pPr>
+            <w:pStyle w:val="20"/>
+            <w:tabs>
+              <w:tab w:val="right" w:leader="dot" w:pos="9628"/>
+            </w:tabs>
+            <w:rPr>
+              <w:rFonts w:ascii="BIZ UDPゴシック" w:eastAsia="BIZ UDPゴシック" w:hAnsi="BIZ UDPゴシック"/>
+              <w:noProof/>
+            </w:rPr>
+          </w:pPr>
+          <w:hyperlink w:anchor="_Toc8100095" w:history="1">
+            <w:r>
+              <w:rPr>
+                <w:rStyle w:val="a5"/>
+                <w:rFonts w:ascii="BIZ UDPゴシック" w:eastAsia="BIZ UDPゴシック" w:hAnsi="BIZ UDPゴシック"/>
+                <w:noProof/>
+              </w:rPr>
+              <w:t xml:space="preserve">４　用語解説</w:t>
+            </w:r>
+            <w:r>
+              <w:rPr>
+                <w:rFonts w:ascii="BIZ UDPゴシック" w:eastAsia="BIZ UDPゴシック" w:hAnsi="BIZ UDPゴシック"/>
+                <w:noProof/>
+              </w:rPr>
+              <w:tab/>
+            </w:r>
+            <w:r>
+              <w:rPr>
+                <w:rFonts w:ascii="BIZ UDPゴシック" w:eastAsia="BIZ UDPゴシック" w:hAnsi="BIZ UDPゴシック"/>
+                <w:noProof/>
+              </w:rPr>
+              <w:fldChar w:fldCharType="begin"/>
+            </w:r>
+            <w:r>
+              <w:rPr>
+                <w:rFonts w:ascii="BIZ UDPゴシック" w:eastAsia="BIZ UDPゴシック" w:hAnsi="BIZ UDPゴシック"/>
+                <w:noProof/>
+              </w:rPr>
+              <w:instrText xml:space="preserve"> PAGEREF _Toc8100095 \h </w:instrText>
+            </w:r>
+            <w:r>
+              <w:rPr>
+                <w:rFonts w:ascii="BIZ UDPゴシック" w:eastAsia="BIZ UDPゴシック" w:hAnsi="BIZ UDPゴシック"/>
+                <w:noProof/>
+              </w:rPr>
+              <w:fldChar w:fldCharType="separate"/>
+            </w:r>
+            <w:r>
+              <w:rPr>
+                <w:rFonts w:ascii="BIZ UDPゴシック" w:eastAsia="BIZ UDPゴシック" w:hAnsi="BIZ UDPゴシック"/>
+                <w:noProof/>
+              </w:rPr>
+              <w:t xml:space="preserve">56</w:t>
             </w:r>
             <w:r>
               <w:rPr>
@@ -4707,6 +4835,33 @@
         <w:rPr>
           <w:rFonts w:ascii="BIZ UDPゴシック" w:eastAsia="BIZ UDPゴシック" w:hAnsi="BIZ UDPゴシック"/>
         </w:rPr>
+      </w:pPr>
+      <w:r>
+        <w:rPr>
+          <w:rFonts w:ascii="BIZ UDPゴシック" w:eastAsia="BIZ UDPゴシック" w:hAnsi="BIZ UDPゴシック" w:cs="IPAexGothic, MS Gothic, Noto Sa"/>
+          <w:i/>
+          <w:iCs/>
+          <w:color w:val="666666"/>
+          <w:sz w:val="18"/>
+          <w:szCs w:val="18"/>
+        </w:rPr>
+        <w:t>（Wordで本ファイルを開いた後、目次部分を右クリックし「フィールド更新」を行うと、実際のページ番号が反映されます。）</w:t>
+      </w:r>
+    </w:p>
+    <w:p/>
+    <w:p>
+      <w:r>
+        <w:rPr>
+          <w:rFonts w:ascii="BIZ UDPゴシック" w:hAnsi="BIZ UDPゴシック" w:eastAsia="BIZ UDPゴシック"/>
+          <w:b/>
+          <w:sz w:val="21"/>
+        </w:rPr>
+        <w:t>「障害」と「障がい」の表記について</w:t>
+      </w:r>
+    </w:p>
+    <w:p>
+      <w:pPr>
+        <w:ind w:firstLine="210"/>
         <w:sectPr>
           <w:headerReference w:type="default" r:id="rId18"/>
           <w:footerReference w:type="default" r:id="rId19"/>
@@ -4721,14 +4876,11 @@
       </w:pPr>
       <w:r>
         <w:rPr>
-          <w:rFonts w:ascii="BIZ UDPゴシック" w:eastAsia="BIZ UDPゴシック" w:hAnsi="BIZ UDPゴシック" w:cs="IPAexGothic, MS Gothic, Noto Sa"/>
-          <w:i/>
-          <w:iCs/>
-          <w:color w:val="666666"/>
-          <w:sz w:val="18"/>
-          <w:szCs w:val="18"/>
-        </w:rPr>
-        <w:t>（Wordで本ファイルを開いた後、目次部分を右クリックし「フィールド更新」を行うと、実際のページ番号が反映されます。）</w:t>
+          <w:rFonts w:ascii="BIZ UDPゴシック" w:hAnsi="BIZ UDPゴシック" w:eastAsia="BIZ UDPゴシック"/>
+          <w:b w:val="0"/>
+          <w:sz w:val="21"/>
+        </w:rPr>
+        <w:t>本計画では「障害」などの「害」の字の表記について、字に対する印象に配慮するとともに、障がい者の人権をより尊重する観点から、国の法令等に基づく法律用語や施設名等の固有名称を除き、可能な限り「害」の字をひらがなで表記しています。このため、本計画では「がい」と「害」の字が混在する表現となっています。</w:t>
       </w:r>
     </w:p>
     <w:p>
@@ -8873,6 +9025,2311 @@
     <w:p/>
     <w:p>
       <w:pPr>
+        <w:pStyle w:val="2"/>
+      </w:pPr>
+      <w:bookmarkStart w:id="8100020" w:name="_Toc8100020"/>
+      <w:r>
+        <w:rPr>
+          <w:rFonts w:ascii="BIZ UDPゴシック" w:hAnsi="BIZ UDPゴシック" w:eastAsia="BIZ UDPゴシック"/>
+          <w:b w:val="0"/>
+          <w:sz w:val="21"/>
+        </w:rPr>
+        <w:t>７　障がい福祉サービスの体系</w:t>
+      </w:r>
+      <w:bookmarkEnd w:id="8100020"/>
+    </w:p>
+    <w:p>
+      <w:pPr>
+        <w:ind w:firstLine="210"/>
+      </w:pPr>
+      <w:r>
+        <w:rPr>
+          <w:rFonts w:ascii="BIZ UDPゴシック" w:hAnsi="BIZ UDPゴシック" w:eastAsia="BIZ UDPゴシック"/>
+          <w:b w:val="0"/>
+          <w:sz w:val="21"/>
+        </w:rPr>
+        <w:t>本計画が見込量を定める障がい福祉サービス等は、障害者総合支援法に基づく自立支援給付、児童福祉法に基づく障害児支援、及び市町村が地域の実情に応じて実施する地域生活支援事業に分かれます。第５章の見込量は、この体系に沿って記載しています。</w:t>
+      </w:r>
+    </w:p>
+    <w:tbl>
+      <w:tblPr>
+        <w:tblW w:type="auto" w:w="0"/>
+        <w:tblLook w:firstColumn="1" w:firstRow="1" w:lastColumn="0" w:lastRow="0" w:noHBand="0" w:noVBand="1" w:val="04A0"/>
+        <w:tblBorders>
+          <w:top w:val="single" w:sz="4" w:space="0" w:color="AAAAAA"/>
+          <w:left w:val="single" w:sz="4" w:space="0" w:color="AAAAAA"/>
+          <w:bottom w:val="single" w:sz="4" w:space="0" w:color="AAAAAA"/>
+          <w:right w:val="single" w:sz="4" w:space="0" w:color="AAAAAA"/>
+          <w:insideH w:val="single" w:sz="4" w:space="0" w:color="AAAAAA"/>
+          <w:insideV w:val="single" w:sz="4" w:space="0" w:color="AAAAAA"/>
+        </w:tblBorders>
+        <w:tblLook w:val="0000" w:firstRow="0" w:lastRow="0" w:firstColumn="0" w:lastColumn="0" w:noHBand="0" w:noVBand="0"/>
+      </w:tblPr>
+      <w:tblGrid>
+        <w:gridCol w:w="3213"/>
+        <w:gridCol w:w="3213"/>
+        <w:gridCol w:w="3213"/>
+      </w:tblGrid>
+      <w:tr>
+        <w:tc>
+          <w:tcPr>
+            <w:tcW w:w="1700" w:type="dxa"/>
+            <w:tcMar>
+              <w:top w:w="60" w:type="dxa"/>
+              <w:left w:w="100" w:type="dxa"/>
+              <w:bottom w:w="60" w:type="dxa"/>
+              <w:right w:w="100" w:type="dxa"/>
+            </w:tcMar>
+            <w:vAlign w:val="center"/>
+            <w:shd w:val="clear" w:color="auto" w:fill="1F3864"/>
+          </w:tcPr>
+          <w:p>
+            <w:pPr>
+              <w:jc w:val="center"/>
+            </w:pPr>
+            <w:r>
+              <w:rPr>
+                <w:rFonts w:ascii="BIZ UDPゴシック" w:hAnsi="BIZ UDPゴシック" w:eastAsia="BIZ UDPゴシック"/>
+                <w:b/>
+                <w:color w:val="FFFFFF"/>
+                <w:sz w:val="19"/>
+              </w:rPr>
+              <w:t>区分</w:t>
+            </w:r>
+          </w:p>
+        </w:tc>
+        <w:tc>
+          <w:tcPr>
+            <w:tcW w:w="2600" w:type="dxa"/>
+            <w:tcMar>
+              <w:top w:w="60" w:type="dxa"/>
+              <w:left w:w="100" w:type="dxa"/>
+              <w:bottom w:w="60" w:type="dxa"/>
+              <w:right w:w="100" w:type="dxa"/>
+            </w:tcMar>
+            <w:vAlign w:val="center"/>
+            <w:shd w:val="clear" w:color="auto" w:fill="1F3864"/>
+          </w:tcPr>
+          <w:p>
+            <w:pPr>
+              <w:jc w:val="center"/>
+            </w:pPr>
+            <w:r>
+              <w:rPr>
+                <w:rFonts w:ascii="BIZ UDPゴシック" w:hAnsi="BIZ UDPゴシック" w:eastAsia="BIZ UDPゴシック"/>
+                <w:b/>
+                <w:color w:val="FFFFFF"/>
+                <w:sz w:val="19"/>
+              </w:rPr>
+              <w:t>サービス名</w:t>
+            </w:r>
+          </w:p>
+        </w:tc>
+        <w:tc>
+          <w:tcPr>
+            <w:tcW w:w="5338" w:type="dxa"/>
+            <w:tcMar>
+              <w:top w:w="60" w:type="dxa"/>
+              <w:left w:w="100" w:type="dxa"/>
+              <w:bottom w:w="60" w:type="dxa"/>
+              <w:right w:w="100" w:type="dxa"/>
+            </w:tcMar>
+            <w:vAlign w:val="center"/>
+            <w:shd w:val="clear" w:color="auto" w:fill="1F3864"/>
+          </w:tcPr>
+          <w:p>
+            <w:pPr>
+              <w:jc w:val="center"/>
+            </w:pPr>
+            <w:r>
+              <w:rPr>
+                <w:rFonts w:ascii="BIZ UDPゴシック" w:hAnsi="BIZ UDPゴシック" w:eastAsia="BIZ UDPゴシック"/>
+                <w:b/>
+                <w:color w:val="FFFFFF"/>
+                <w:sz w:val="19"/>
+              </w:rPr>
+              <w:t>内容</w:t>
+            </w:r>
+          </w:p>
+        </w:tc>
+      </w:tr>
+      <w:tr>
+        <w:tc>
+          <w:tcPr>
+            <w:tcW w:w="1700" w:type="dxa"/>
+            <w:tcMar>
+              <w:top w:w="60" w:type="dxa"/>
+              <w:left w:w="100" w:type="dxa"/>
+              <w:bottom w:w="60" w:type="dxa"/>
+              <w:right w:w="100" w:type="dxa"/>
+            </w:tcMar>
+            <w:vAlign w:val="center"/>
+          </w:tcPr>
+          <w:p>
+            <w:pPr>
+              <w:jc w:val="left"/>
+            </w:pPr>
+            <w:r>
+              <w:rPr>
+                <w:rFonts w:ascii="BIZ UDPゴシック" w:hAnsi="BIZ UDPゴシック" w:eastAsia="BIZ UDPゴシック"/>
+                <w:b w:val="0"/>
+                <w:sz w:val="19"/>
+              </w:rPr>
+              <w:t>介護給付</w:t>
+            </w:r>
+          </w:p>
+        </w:tc>
+        <w:tc>
+          <w:tcPr>
+            <w:tcW w:w="2600" w:type="dxa"/>
+            <w:tcMar>
+              <w:top w:w="60" w:type="dxa"/>
+              <w:left w:w="100" w:type="dxa"/>
+              <w:bottom w:w="60" w:type="dxa"/>
+              <w:right w:w="100" w:type="dxa"/>
+            </w:tcMar>
+            <w:vAlign w:val="center"/>
+          </w:tcPr>
+          <w:p>
+            <w:r>
+              <w:rPr>
+                <w:rFonts w:ascii="BIZ UDPゴシック" w:hAnsi="BIZ UDPゴシック" w:eastAsia="BIZ UDPゴシック"/>
+                <w:b w:val="0"/>
+                <w:sz w:val="19"/>
+              </w:rPr>
+              <w:t>居宅介護（ホームヘルプ）</w:t>
+            </w:r>
+          </w:p>
+        </w:tc>
+        <w:tc>
+          <w:tcPr>
+            <w:tcW w:w="5338" w:type="dxa"/>
+            <w:tcMar>
+              <w:top w:w="60" w:type="dxa"/>
+              <w:left w:w="100" w:type="dxa"/>
+              <w:bottom w:w="60" w:type="dxa"/>
+              <w:right w:w="100" w:type="dxa"/>
+            </w:tcMar>
+            <w:vAlign w:val="center"/>
+          </w:tcPr>
+          <w:p>
+            <w:r>
+              <w:rPr>
+                <w:rFonts w:ascii="BIZ UDPゴシック" w:hAnsi="BIZ UDPゴシック" w:eastAsia="BIZ UDPゴシック"/>
+                <w:b w:val="0"/>
+                <w:sz w:val="19"/>
+              </w:rPr>
+              <w:t>自宅での入浴、排せつ、食事の介護等を行います。</w:t>
+            </w:r>
+          </w:p>
+        </w:tc>
+      </w:tr>
+      <w:tr>
+        <w:tc>
+          <w:tcPr>
+            <w:tcW w:w="1700" w:type="dxa"/>
+            <w:tcMar>
+              <w:top w:w="60" w:type="dxa"/>
+              <w:left w:w="100" w:type="dxa"/>
+              <w:bottom w:w="60" w:type="dxa"/>
+              <w:right w:w="100" w:type="dxa"/>
+            </w:tcMar>
+            <w:vAlign w:val="center"/>
+          </w:tcPr>
+          <w:p>
+            <w:pPr>
+              <w:jc w:val="left"/>
+            </w:pPr>
+            <w:r>
+              <w:rPr>
+                <w:rFonts w:ascii="BIZ UDPゴシック" w:hAnsi="BIZ UDPゴシック" w:eastAsia="BIZ UDPゴシック"/>
+                <w:b w:val="0"/>
+                <w:sz w:val="19"/>
+              </w:rPr>
+              <w:t>介護給付</w:t>
+            </w:r>
+          </w:p>
+        </w:tc>
+        <w:tc>
+          <w:tcPr>
+            <w:tcW w:w="2600" w:type="dxa"/>
+            <w:tcMar>
+              <w:top w:w="60" w:type="dxa"/>
+              <w:left w:w="100" w:type="dxa"/>
+              <w:bottom w:w="60" w:type="dxa"/>
+              <w:right w:w="100" w:type="dxa"/>
+            </w:tcMar>
+            <w:vAlign w:val="center"/>
+          </w:tcPr>
+          <w:p>
+            <w:r>
+              <w:rPr>
+                <w:rFonts w:ascii="BIZ UDPゴシック" w:hAnsi="BIZ UDPゴシック" w:eastAsia="BIZ UDPゴシック"/>
+                <w:b w:val="0"/>
+                <w:sz w:val="19"/>
+              </w:rPr>
+              <w:t>重度訪問介護</w:t>
+            </w:r>
+          </w:p>
+        </w:tc>
+        <w:tc>
+          <w:tcPr>
+            <w:tcW w:w="5338" w:type="dxa"/>
+            <w:tcMar>
+              <w:top w:w="60" w:type="dxa"/>
+              <w:left w:w="100" w:type="dxa"/>
+              <w:bottom w:w="60" w:type="dxa"/>
+              <w:right w:w="100" w:type="dxa"/>
+            </w:tcMar>
+            <w:vAlign w:val="center"/>
+          </w:tcPr>
+          <w:p>
+            <w:r>
+              <w:rPr>
+                <w:rFonts w:ascii="BIZ UDPゴシック" w:hAnsi="BIZ UDPゴシック" w:eastAsia="BIZ UDPゴシック"/>
+                <w:b w:val="0"/>
+                <w:sz w:val="19"/>
+              </w:rPr>
+              <w:t>重度の肢体不自由等により常時介護を要する方に、居宅での介護から外出時の移動支援まで総合的に行います。</w:t>
+            </w:r>
+          </w:p>
+        </w:tc>
+      </w:tr>
+      <w:tr>
+        <w:tc>
+          <w:tcPr>
+            <w:tcW w:w="1700" w:type="dxa"/>
+            <w:tcMar>
+              <w:top w:w="60" w:type="dxa"/>
+              <w:left w:w="100" w:type="dxa"/>
+              <w:bottom w:w="60" w:type="dxa"/>
+              <w:right w:w="100" w:type="dxa"/>
+            </w:tcMar>
+            <w:vAlign w:val="center"/>
+          </w:tcPr>
+          <w:p>
+            <w:pPr>
+              <w:jc w:val="left"/>
+            </w:pPr>
+            <w:r>
+              <w:rPr>
+                <w:rFonts w:ascii="BIZ UDPゴシック" w:hAnsi="BIZ UDPゴシック" w:eastAsia="BIZ UDPゴシック"/>
+                <w:b w:val="0"/>
+                <w:sz w:val="19"/>
+              </w:rPr>
+              <w:t>介護給付</w:t>
+            </w:r>
+          </w:p>
+        </w:tc>
+        <w:tc>
+          <w:tcPr>
+            <w:tcW w:w="2600" w:type="dxa"/>
+            <w:tcMar>
+              <w:top w:w="60" w:type="dxa"/>
+              <w:left w:w="100" w:type="dxa"/>
+              <w:bottom w:w="60" w:type="dxa"/>
+              <w:right w:w="100" w:type="dxa"/>
+            </w:tcMar>
+            <w:vAlign w:val="center"/>
+          </w:tcPr>
+          <w:p>
+            <w:r>
+              <w:rPr>
+                <w:rFonts w:ascii="BIZ UDPゴシック" w:hAnsi="BIZ UDPゴシック" w:eastAsia="BIZ UDPゴシック"/>
+                <w:b w:val="0"/>
+                <w:sz w:val="19"/>
+              </w:rPr>
+              <w:t>同行援護</w:t>
+            </w:r>
+          </w:p>
+        </w:tc>
+        <w:tc>
+          <w:tcPr>
+            <w:tcW w:w="5338" w:type="dxa"/>
+            <w:tcMar>
+              <w:top w:w="60" w:type="dxa"/>
+              <w:left w:w="100" w:type="dxa"/>
+              <w:bottom w:w="60" w:type="dxa"/>
+              <w:right w:w="100" w:type="dxa"/>
+            </w:tcMar>
+            <w:vAlign w:val="center"/>
+          </w:tcPr>
+          <w:p>
+            <w:r>
+              <w:rPr>
+                <w:rFonts w:ascii="BIZ UDPゴシック" w:hAnsi="BIZ UDPゴシック" w:eastAsia="BIZ UDPゴシック"/>
+                <w:b w:val="0"/>
+                <w:sz w:val="19"/>
+              </w:rPr>
+              <w:t>視覚障がいにより移動が著しく困難な方の外出に同行し、情報提供や援護を行います。</w:t>
+            </w:r>
+          </w:p>
+        </w:tc>
+      </w:tr>
+      <w:tr>
+        <w:tc>
+          <w:tcPr>
+            <w:tcW w:w="1700" w:type="dxa"/>
+            <w:tcMar>
+              <w:top w:w="60" w:type="dxa"/>
+              <w:left w:w="100" w:type="dxa"/>
+              <w:bottom w:w="60" w:type="dxa"/>
+              <w:right w:w="100" w:type="dxa"/>
+            </w:tcMar>
+            <w:vAlign w:val="center"/>
+          </w:tcPr>
+          <w:p>
+            <w:pPr>
+              <w:jc w:val="left"/>
+            </w:pPr>
+            <w:r>
+              <w:rPr>
+                <w:rFonts w:ascii="BIZ UDPゴシック" w:hAnsi="BIZ UDPゴシック" w:eastAsia="BIZ UDPゴシック"/>
+                <w:b w:val="0"/>
+                <w:sz w:val="19"/>
+              </w:rPr>
+              <w:t>介護給付</w:t>
+            </w:r>
+          </w:p>
+        </w:tc>
+        <w:tc>
+          <w:tcPr>
+            <w:tcW w:w="2600" w:type="dxa"/>
+            <w:tcMar>
+              <w:top w:w="60" w:type="dxa"/>
+              <w:left w:w="100" w:type="dxa"/>
+              <w:bottom w:w="60" w:type="dxa"/>
+              <w:right w:w="100" w:type="dxa"/>
+            </w:tcMar>
+            <w:vAlign w:val="center"/>
+          </w:tcPr>
+          <w:p>
+            <w:r>
+              <w:rPr>
+                <w:rFonts w:ascii="BIZ UDPゴシック" w:hAnsi="BIZ UDPゴシック" w:eastAsia="BIZ UDPゴシック"/>
+                <w:b w:val="0"/>
+                <w:sz w:val="19"/>
+              </w:rPr>
+              <w:t>行動援護</w:t>
+            </w:r>
+          </w:p>
+        </w:tc>
+        <w:tc>
+          <w:tcPr>
+            <w:tcW w:w="5338" w:type="dxa"/>
+            <w:tcMar>
+              <w:top w:w="60" w:type="dxa"/>
+              <w:left w:w="100" w:type="dxa"/>
+              <w:bottom w:w="60" w:type="dxa"/>
+              <w:right w:w="100" w:type="dxa"/>
+            </w:tcMar>
+            <w:vAlign w:val="center"/>
+          </w:tcPr>
+          <w:p>
+            <w:r>
+              <w:rPr>
+                <w:rFonts w:ascii="BIZ UDPゴシック" w:hAnsi="BIZ UDPゴシック" w:eastAsia="BIZ UDPゴシック"/>
+                <w:b w:val="0"/>
+                <w:sz w:val="19"/>
+              </w:rPr>
+              <w:t>行動上著しい困難があり常時介護を要する方に、行動する際の危険を回避するための援護等を行います。</w:t>
+            </w:r>
+          </w:p>
+        </w:tc>
+      </w:tr>
+      <w:tr>
+        <w:tc>
+          <w:tcPr>
+            <w:tcW w:w="1700" w:type="dxa"/>
+            <w:tcMar>
+              <w:top w:w="60" w:type="dxa"/>
+              <w:left w:w="100" w:type="dxa"/>
+              <w:bottom w:w="60" w:type="dxa"/>
+              <w:right w:w="100" w:type="dxa"/>
+            </w:tcMar>
+            <w:vAlign w:val="center"/>
+          </w:tcPr>
+          <w:p>
+            <w:pPr>
+              <w:jc w:val="left"/>
+            </w:pPr>
+            <w:r>
+              <w:rPr>
+                <w:rFonts w:ascii="BIZ UDPゴシック" w:hAnsi="BIZ UDPゴシック" w:eastAsia="BIZ UDPゴシック"/>
+                <w:b w:val="0"/>
+                <w:sz w:val="19"/>
+              </w:rPr>
+              <w:t>介護給付</w:t>
+            </w:r>
+          </w:p>
+        </w:tc>
+        <w:tc>
+          <w:tcPr>
+            <w:tcW w:w="2600" w:type="dxa"/>
+            <w:tcMar>
+              <w:top w:w="60" w:type="dxa"/>
+              <w:left w:w="100" w:type="dxa"/>
+              <w:bottom w:w="60" w:type="dxa"/>
+              <w:right w:w="100" w:type="dxa"/>
+            </w:tcMar>
+            <w:vAlign w:val="center"/>
+          </w:tcPr>
+          <w:p>
+            <w:r>
+              <w:rPr>
+                <w:rFonts w:ascii="BIZ UDPゴシック" w:hAnsi="BIZ UDPゴシック" w:eastAsia="BIZ UDPゴシック"/>
+                <w:b w:val="0"/>
+                <w:sz w:val="19"/>
+              </w:rPr>
+              <w:t>重度障害者等包括支援</w:t>
+            </w:r>
+          </w:p>
+        </w:tc>
+        <w:tc>
+          <w:tcPr>
+            <w:tcW w:w="5338" w:type="dxa"/>
+            <w:tcMar>
+              <w:top w:w="60" w:type="dxa"/>
+              <w:left w:w="100" w:type="dxa"/>
+              <w:bottom w:w="60" w:type="dxa"/>
+              <w:right w:w="100" w:type="dxa"/>
+            </w:tcMar>
+            <w:vAlign w:val="center"/>
+          </w:tcPr>
+          <w:p>
+            <w:r>
+              <w:rPr>
+                <w:rFonts w:ascii="BIZ UDPゴシック" w:hAnsi="BIZ UDPゴシック" w:eastAsia="BIZ UDPゴシック"/>
+                <w:b w:val="0"/>
+                <w:sz w:val="19"/>
+              </w:rPr>
+              <w:t>常時介護を要し意思疎通が著しく困難な方に、複数のサービスを包括的に行います。</w:t>
+            </w:r>
+          </w:p>
+        </w:tc>
+      </w:tr>
+      <w:tr>
+        <w:tc>
+          <w:tcPr>
+            <w:tcW w:w="1700" w:type="dxa"/>
+            <w:tcMar>
+              <w:top w:w="60" w:type="dxa"/>
+              <w:left w:w="100" w:type="dxa"/>
+              <w:bottom w:w="60" w:type="dxa"/>
+              <w:right w:w="100" w:type="dxa"/>
+            </w:tcMar>
+            <w:vAlign w:val="center"/>
+          </w:tcPr>
+          <w:p>
+            <w:pPr>
+              <w:jc w:val="left"/>
+            </w:pPr>
+            <w:r>
+              <w:rPr>
+                <w:rFonts w:ascii="BIZ UDPゴシック" w:hAnsi="BIZ UDPゴシック" w:eastAsia="BIZ UDPゴシック"/>
+                <w:b w:val="0"/>
+                <w:sz w:val="19"/>
+              </w:rPr>
+              <w:t>介護給付</w:t>
+            </w:r>
+          </w:p>
+        </w:tc>
+        <w:tc>
+          <w:tcPr>
+            <w:tcW w:w="2600" w:type="dxa"/>
+            <w:tcMar>
+              <w:top w:w="60" w:type="dxa"/>
+              <w:left w:w="100" w:type="dxa"/>
+              <w:bottom w:w="60" w:type="dxa"/>
+              <w:right w:w="100" w:type="dxa"/>
+            </w:tcMar>
+            <w:vAlign w:val="center"/>
+          </w:tcPr>
+          <w:p>
+            <w:r>
+              <w:rPr>
+                <w:rFonts w:ascii="BIZ UDPゴシック" w:hAnsi="BIZ UDPゴシック" w:eastAsia="BIZ UDPゴシック"/>
+                <w:b w:val="0"/>
+                <w:sz w:val="19"/>
+              </w:rPr>
+              <w:t>短期入所（ショートステイ）</w:t>
+            </w:r>
+          </w:p>
+        </w:tc>
+        <w:tc>
+          <w:tcPr>
+            <w:tcW w:w="5338" w:type="dxa"/>
+            <w:tcMar>
+              <w:top w:w="60" w:type="dxa"/>
+              <w:left w:w="100" w:type="dxa"/>
+              <w:bottom w:w="60" w:type="dxa"/>
+              <w:right w:w="100" w:type="dxa"/>
+            </w:tcMar>
+            <w:vAlign w:val="center"/>
+          </w:tcPr>
+          <w:p>
+            <w:r>
+              <w:rPr>
+                <w:rFonts w:ascii="BIZ UDPゴシック" w:hAnsi="BIZ UDPゴシック" w:eastAsia="BIZ UDPゴシック"/>
+                <w:b w:val="0"/>
+                <w:sz w:val="19"/>
+              </w:rPr>
+              <w:t>介護者の疾病等の場合に、短期間、施設で入浴、排せつ、食事の介護等を行います。</w:t>
+            </w:r>
+          </w:p>
+        </w:tc>
+      </w:tr>
+      <w:tr>
+        <w:tc>
+          <w:tcPr>
+            <w:tcW w:w="1700" w:type="dxa"/>
+            <w:tcMar>
+              <w:top w:w="60" w:type="dxa"/>
+              <w:left w:w="100" w:type="dxa"/>
+              <w:bottom w:w="60" w:type="dxa"/>
+              <w:right w:w="100" w:type="dxa"/>
+            </w:tcMar>
+            <w:vAlign w:val="center"/>
+          </w:tcPr>
+          <w:p>
+            <w:pPr>
+              <w:jc w:val="left"/>
+            </w:pPr>
+            <w:r>
+              <w:rPr>
+                <w:rFonts w:ascii="BIZ UDPゴシック" w:hAnsi="BIZ UDPゴシック" w:eastAsia="BIZ UDPゴシック"/>
+                <w:b w:val="0"/>
+                <w:sz w:val="19"/>
+              </w:rPr>
+              <w:t>介護給付</w:t>
+            </w:r>
+          </w:p>
+        </w:tc>
+        <w:tc>
+          <w:tcPr>
+            <w:tcW w:w="2600" w:type="dxa"/>
+            <w:tcMar>
+              <w:top w:w="60" w:type="dxa"/>
+              <w:left w:w="100" w:type="dxa"/>
+              <w:bottom w:w="60" w:type="dxa"/>
+              <w:right w:w="100" w:type="dxa"/>
+            </w:tcMar>
+            <w:vAlign w:val="center"/>
+          </w:tcPr>
+          <w:p>
+            <w:r>
+              <w:rPr>
+                <w:rFonts w:ascii="BIZ UDPゴシック" w:hAnsi="BIZ UDPゴシック" w:eastAsia="BIZ UDPゴシック"/>
+                <w:b w:val="0"/>
+                <w:sz w:val="19"/>
+              </w:rPr>
+              <w:t>療養介護</w:t>
+            </w:r>
+          </w:p>
+        </w:tc>
+        <w:tc>
+          <w:tcPr>
+            <w:tcW w:w="5338" w:type="dxa"/>
+            <w:tcMar>
+              <w:top w:w="60" w:type="dxa"/>
+              <w:left w:w="100" w:type="dxa"/>
+              <w:bottom w:w="60" w:type="dxa"/>
+              <w:right w:w="100" w:type="dxa"/>
+            </w:tcMar>
+            <w:vAlign w:val="center"/>
+          </w:tcPr>
+          <w:p>
+            <w:r>
+              <w:rPr>
+                <w:rFonts w:ascii="BIZ UDPゴシック" w:hAnsi="BIZ UDPゴシック" w:eastAsia="BIZ UDPゴシック"/>
+                <w:b w:val="0"/>
+                <w:sz w:val="19"/>
+              </w:rPr>
+              <w:t>医療を要し常時介護を要する方に、医療機関で機能訓練、療養上の管理、看護、介護等を行います。</w:t>
+            </w:r>
+          </w:p>
+        </w:tc>
+      </w:tr>
+      <w:tr>
+        <w:tc>
+          <w:tcPr>
+            <w:tcW w:w="1700" w:type="dxa"/>
+            <w:tcMar>
+              <w:top w:w="60" w:type="dxa"/>
+              <w:left w:w="100" w:type="dxa"/>
+              <w:bottom w:w="60" w:type="dxa"/>
+              <w:right w:w="100" w:type="dxa"/>
+            </w:tcMar>
+            <w:vAlign w:val="center"/>
+          </w:tcPr>
+          <w:p>
+            <w:pPr>
+              <w:jc w:val="left"/>
+            </w:pPr>
+            <w:r>
+              <w:rPr>
+                <w:rFonts w:ascii="BIZ UDPゴシック" w:hAnsi="BIZ UDPゴシック" w:eastAsia="BIZ UDPゴシック"/>
+                <w:b w:val="0"/>
+                <w:sz w:val="19"/>
+              </w:rPr>
+              <w:t>介護給付</w:t>
+            </w:r>
+          </w:p>
+        </w:tc>
+        <w:tc>
+          <w:tcPr>
+            <w:tcW w:w="2600" w:type="dxa"/>
+            <w:tcMar>
+              <w:top w:w="60" w:type="dxa"/>
+              <w:left w:w="100" w:type="dxa"/>
+              <w:bottom w:w="60" w:type="dxa"/>
+              <w:right w:w="100" w:type="dxa"/>
+            </w:tcMar>
+            <w:vAlign w:val="center"/>
+          </w:tcPr>
+          <w:p>
+            <w:r>
+              <w:rPr>
+                <w:rFonts w:ascii="BIZ UDPゴシック" w:hAnsi="BIZ UDPゴシック" w:eastAsia="BIZ UDPゴシック"/>
+                <w:b w:val="0"/>
+                <w:sz w:val="19"/>
+              </w:rPr>
+              <w:t>生活介護</w:t>
+            </w:r>
+          </w:p>
+        </w:tc>
+        <w:tc>
+          <w:tcPr>
+            <w:tcW w:w="5338" w:type="dxa"/>
+            <w:tcMar>
+              <w:top w:w="60" w:type="dxa"/>
+              <w:left w:w="100" w:type="dxa"/>
+              <w:bottom w:w="60" w:type="dxa"/>
+              <w:right w:w="100" w:type="dxa"/>
+            </w:tcMar>
+            <w:vAlign w:val="center"/>
+          </w:tcPr>
+          <w:p>
+            <w:r>
+              <w:rPr>
+                <w:rFonts w:ascii="BIZ UDPゴシック" w:hAnsi="BIZ UDPゴシック" w:eastAsia="BIZ UDPゴシック"/>
+                <w:b w:val="0"/>
+                <w:sz w:val="19"/>
+              </w:rPr>
+              <w:t>常時介護を要する方に、施設で入浴、排せつ、食事の介護のほか、創作的活動や生産活動の機会を提供します。</w:t>
+            </w:r>
+          </w:p>
+        </w:tc>
+      </w:tr>
+      <w:tr>
+        <w:tc>
+          <w:tcPr>
+            <w:tcW w:w="1700" w:type="dxa"/>
+            <w:tcMar>
+              <w:top w:w="60" w:type="dxa"/>
+              <w:left w:w="100" w:type="dxa"/>
+              <w:bottom w:w="60" w:type="dxa"/>
+              <w:right w:w="100" w:type="dxa"/>
+            </w:tcMar>
+            <w:vAlign w:val="center"/>
+          </w:tcPr>
+          <w:p>
+            <w:pPr>
+              <w:jc w:val="left"/>
+            </w:pPr>
+            <w:r>
+              <w:rPr>
+                <w:rFonts w:ascii="BIZ UDPゴシック" w:hAnsi="BIZ UDPゴシック" w:eastAsia="BIZ UDPゴシック"/>
+                <w:b w:val="0"/>
+                <w:sz w:val="19"/>
+              </w:rPr>
+              <w:t>介護給付</w:t>
+            </w:r>
+          </w:p>
+        </w:tc>
+        <w:tc>
+          <w:tcPr>
+            <w:tcW w:w="2600" w:type="dxa"/>
+            <w:tcMar>
+              <w:top w:w="60" w:type="dxa"/>
+              <w:left w:w="100" w:type="dxa"/>
+              <w:bottom w:w="60" w:type="dxa"/>
+              <w:right w:w="100" w:type="dxa"/>
+            </w:tcMar>
+            <w:vAlign w:val="center"/>
+          </w:tcPr>
+          <w:p>
+            <w:r>
+              <w:rPr>
+                <w:rFonts w:ascii="BIZ UDPゴシック" w:hAnsi="BIZ UDPゴシック" w:eastAsia="BIZ UDPゴシック"/>
+                <w:b w:val="0"/>
+                <w:sz w:val="19"/>
+              </w:rPr>
+              <w:t>施設入所支援</w:t>
+            </w:r>
+          </w:p>
+        </w:tc>
+        <w:tc>
+          <w:tcPr>
+            <w:tcW w:w="5338" w:type="dxa"/>
+            <w:tcMar>
+              <w:top w:w="60" w:type="dxa"/>
+              <w:left w:w="100" w:type="dxa"/>
+              <w:bottom w:w="60" w:type="dxa"/>
+              <w:right w:w="100" w:type="dxa"/>
+            </w:tcMar>
+            <w:vAlign w:val="center"/>
+          </w:tcPr>
+          <w:p>
+            <w:r>
+              <w:rPr>
+                <w:rFonts w:ascii="BIZ UDPゴシック" w:hAnsi="BIZ UDPゴシック" w:eastAsia="BIZ UDPゴシック"/>
+                <w:b w:val="0"/>
+                <w:sz w:val="19"/>
+              </w:rPr>
+              <w:t>施設に入所する方に、夜間や休日の入浴、排せつ、食事の介護等を行います。</w:t>
+            </w:r>
+          </w:p>
+        </w:tc>
+      </w:tr>
+      <w:tr>
+        <w:tc>
+          <w:tcPr>
+            <w:tcW w:w="1700" w:type="dxa"/>
+            <w:tcMar>
+              <w:top w:w="60" w:type="dxa"/>
+              <w:left w:w="100" w:type="dxa"/>
+              <w:bottom w:w="60" w:type="dxa"/>
+              <w:right w:w="100" w:type="dxa"/>
+            </w:tcMar>
+            <w:vAlign w:val="center"/>
+          </w:tcPr>
+          <w:p>
+            <w:pPr>
+              <w:jc w:val="left"/>
+            </w:pPr>
+            <w:r>
+              <w:rPr>
+                <w:rFonts w:ascii="BIZ UDPゴシック" w:hAnsi="BIZ UDPゴシック" w:eastAsia="BIZ UDPゴシック"/>
+                <w:b w:val="0"/>
+                <w:sz w:val="19"/>
+              </w:rPr>
+              <w:t>訓練等給付</w:t>
+            </w:r>
+          </w:p>
+        </w:tc>
+        <w:tc>
+          <w:tcPr>
+            <w:tcW w:w="2600" w:type="dxa"/>
+            <w:tcMar>
+              <w:top w:w="60" w:type="dxa"/>
+              <w:left w:w="100" w:type="dxa"/>
+              <w:bottom w:w="60" w:type="dxa"/>
+              <w:right w:w="100" w:type="dxa"/>
+            </w:tcMar>
+            <w:vAlign w:val="center"/>
+          </w:tcPr>
+          <w:p>
+            <w:r>
+              <w:rPr>
+                <w:rFonts w:ascii="BIZ UDPゴシック" w:hAnsi="BIZ UDPゴシック" w:eastAsia="BIZ UDPゴシック"/>
+                <w:b w:val="0"/>
+                <w:sz w:val="19"/>
+              </w:rPr>
+              <w:t>自立訓練（機能訓練・生活訓練）</w:t>
+            </w:r>
+          </w:p>
+        </w:tc>
+        <w:tc>
+          <w:tcPr>
+            <w:tcW w:w="5338" w:type="dxa"/>
+            <w:tcMar>
+              <w:top w:w="60" w:type="dxa"/>
+              <w:left w:w="100" w:type="dxa"/>
+              <w:bottom w:w="60" w:type="dxa"/>
+              <w:right w:w="100" w:type="dxa"/>
+            </w:tcMar>
+            <w:vAlign w:val="center"/>
+          </w:tcPr>
+          <w:p>
+            <w:r>
+              <w:rPr>
+                <w:rFonts w:ascii="BIZ UDPゴシック" w:hAnsi="BIZ UDPゴシック" w:eastAsia="BIZ UDPゴシック"/>
+                <w:b w:val="0"/>
+                <w:sz w:val="19"/>
+              </w:rPr>
+              <w:t>自立した日常生活・社会生活ができるよう、身体機能又は生活能力の向上のための訓練を行います。</w:t>
+            </w:r>
+          </w:p>
+        </w:tc>
+      </w:tr>
+      <w:tr>
+        <w:tc>
+          <w:tcPr>
+            <w:tcW w:w="1700" w:type="dxa"/>
+            <w:tcMar>
+              <w:top w:w="60" w:type="dxa"/>
+              <w:left w:w="100" w:type="dxa"/>
+              <w:bottom w:w="60" w:type="dxa"/>
+              <w:right w:w="100" w:type="dxa"/>
+            </w:tcMar>
+            <w:vAlign w:val="center"/>
+          </w:tcPr>
+          <w:p>
+            <w:pPr>
+              <w:jc w:val="left"/>
+            </w:pPr>
+            <w:r>
+              <w:rPr>
+                <w:rFonts w:ascii="BIZ UDPゴシック" w:hAnsi="BIZ UDPゴシック" w:eastAsia="BIZ UDPゴシック"/>
+                <w:b w:val="0"/>
+                <w:sz w:val="19"/>
+              </w:rPr>
+              <w:t>訓練等給付</w:t>
+            </w:r>
+          </w:p>
+        </w:tc>
+        <w:tc>
+          <w:tcPr>
+            <w:tcW w:w="2600" w:type="dxa"/>
+            <w:tcMar>
+              <w:top w:w="60" w:type="dxa"/>
+              <w:left w:w="100" w:type="dxa"/>
+              <w:bottom w:w="60" w:type="dxa"/>
+              <w:right w:w="100" w:type="dxa"/>
+            </w:tcMar>
+            <w:vAlign w:val="center"/>
+          </w:tcPr>
+          <w:p>
+            <w:r>
+              <w:rPr>
+                <w:rFonts w:ascii="BIZ UDPゴシック" w:hAnsi="BIZ UDPゴシック" w:eastAsia="BIZ UDPゴシック"/>
+                <w:b w:val="0"/>
+                <w:sz w:val="19"/>
+              </w:rPr>
+              <w:t>就労選択支援</w:t>
+            </w:r>
+          </w:p>
+        </w:tc>
+        <w:tc>
+          <w:tcPr>
+            <w:tcW w:w="5338" w:type="dxa"/>
+            <w:tcMar>
+              <w:top w:w="60" w:type="dxa"/>
+              <w:left w:w="100" w:type="dxa"/>
+              <w:bottom w:w="60" w:type="dxa"/>
+              <w:right w:w="100" w:type="dxa"/>
+            </w:tcMar>
+            <w:vAlign w:val="center"/>
+          </w:tcPr>
+          <w:p>
+            <w:r>
+              <w:rPr>
+                <w:rFonts w:ascii="BIZ UDPゴシック" w:hAnsi="BIZ UDPゴシック" w:eastAsia="BIZ UDPゴシック"/>
+                <w:b w:val="0"/>
+                <w:sz w:val="19"/>
+              </w:rPr>
+              <w:t>就労アセスメントの手法を用いて本人の希望・就労能力・適性等を整理し、就労先や働き方の選択を支援します（令和７年10月創設）。</w:t>
+            </w:r>
+          </w:p>
+        </w:tc>
+      </w:tr>
+      <w:tr>
+        <w:tc>
+          <w:tcPr>
+            <w:tcW w:w="1700" w:type="dxa"/>
+            <w:tcMar>
+              <w:top w:w="60" w:type="dxa"/>
+              <w:left w:w="100" w:type="dxa"/>
+              <w:bottom w:w="60" w:type="dxa"/>
+              <w:right w:w="100" w:type="dxa"/>
+            </w:tcMar>
+            <w:vAlign w:val="center"/>
+          </w:tcPr>
+          <w:p>
+            <w:pPr>
+              <w:jc w:val="left"/>
+            </w:pPr>
+            <w:r>
+              <w:rPr>
+                <w:rFonts w:ascii="BIZ UDPゴシック" w:hAnsi="BIZ UDPゴシック" w:eastAsia="BIZ UDPゴシック"/>
+                <w:b w:val="0"/>
+                <w:sz w:val="19"/>
+              </w:rPr>
+              <w:t>訓練等給付</w:t>
+            </w:r>
+          </w:p>
+        </w:tc>
+        <w:tc>
+          <w:tcPr>
+            <w:tcW w:w="2600" w:type="dxa"/>
+            <w:tcMar>
+              <w:top w:w="60" w:type="dxa"/>
+              <w:left w:w="100" w:type="dxa"/>
+              <w:bottom w:w="60" w:type="dxa"/>
+              <w:right w:w="100" w:type="dxa"/>
+            </w:tcMar>
+            <w:vAlign w:val="center"/>
+          </w:tcPr>
+          <w:p>
+            <w:r>
+              <w:rPr>
+                <w:rFonts w:ascii="BIZ UDPゴシック" w:hAnsi="BIZ UDPゴシック" w:eastAsia="BIZ UDPゴシック"/>
+                <w:b w:val="0"/>
+                <w:sz w:val="19"/>
+              </w:rPr>
+              <w:t>就労移行支援</w:t>
+            </w:r>
+          </w:p>
+        </w:tc>
+        <w:tc>
+          <w:tcPr>
+            <w:tcW w:w="5338" w:type="dxa"/>
+            <w:tcMar>
+              <w:top w:w="60" w:type="dxa"/>
+              <w:left w:w="100" w:type="dxa"/>
+              <w:bottom w:w="60" w:type="dxa"/>
+              <w:right w:w="100" w:type="dxa"/>
+            </w:tcMar>
+            <w:vAlign w:val="center"/>
+          </w:tcPr>
+          <w:p>
+            <w:r>
+              <w:rPr>
+                <w:rFonts w:ascii="BIZ UDPゴシック" w:hAnsi="BIZ UDPゴシック" w:eastAsia="BIZ UDPゴシック"/>
+                <w:b w:val="0"/>
+                <w:sz w:val="19"/>
+              </w:rPr>
+              <w:t>一般就労を希望する方に、必要な知識及び能力の向上のための訓練を行います。</w:t>
+            </w:r>
+          </w:p>
+        </w:tc>
+      </w:tr>
+      <w:tr>
+        <w:tc>
+          <w:tcPr>
+            <w:tcW w:w="1700" w:type="dxa"/>
+            <w:tcMar>
+              <w:top w:w="60" w:type="dxa"/>
+              <w:left w:w="100" w:type="dxa"/>
+              <w:bottom w:w="60" w:type="dxa"/>
+              <w:right w:w="100" w:type="dxa"/>
+            </w:tcMar>
+            <w:vAlign w:val="center"/>
+          </w:tcPr>
+          <w:p>
+            <w:pPr>
+              <w:jc w:val="left"/>
+            </w:pPr>
+            <w:r>
+              <w:rPr>
+                <w:rFonts w:ascii="BIZ UDPゴシック" w:hAnsi="BIZ UDPゴシック" w:eastAsia="BIZ UDPゴシック"/>
+                <w:b w:val="0"/>
+                <w:sz w:val="19"/>
+              </w:rPr>
+              <w:t>訓練等給付</w:t>
+            </w:r>
+          </w:p>
+        </w:tc>
+        <w:tc>
+          <w:tcPr>
+            <w:tcW w:w="2600" w:type="dxa"/>
+            <w:tcMar>
+              <w:top w:w="60" w:type="dxa"/>
+              <w:left w:w="100" w:type="dxa"/>
+              <w:bottom w:w="60" w:type="dxa"/>
+              <w:right w:w="100" w:type="dxa"/>
+            </w:tcMar>
+            <w:vAlign w:val="center"/>
+          </w:tcPr>
+          <w:p>
+            <w:r>
+              <w:rPr>
+                <w:rFonts w:ascii="BIZ UDPゴシック" w:hAnsi="BIZ UDPゴシック" w:eastAsia="BIZ UDPゴシック"/>
+                <w:b w:val="0"/>
+                <w:sz w:val="19"/>
+              </w:rPr>
+              <w:t>就労継続支援Ａ型</w:t>
+            </w:r>
+          </w:p>
+        </w:tc>
+        <w:tc>
+          <w:tcPr>
+            <w:tcW w:w="5338" w:type="dxa"/>
+            <w:tcMar>
+              <w:top w:w="60" w:type="dxa"/>
+              <w:left w:w="100" w:type="dxa"/>
+              <w:bottom w:w="60" w:type="dxa"/>
+              <w:right w:w="100" w:type="dxa"/>
+            </w:tcMar>
+            <w:vAlign w:val="center"/>
+          </w:tcPr>
+          <w:p>
+            <w:r>
+              <w:rPr>
+                <w:rFonts w:ascii="BIZ UDPゴシック" w:hAnsi="BIZ UDPゴシック" w:eastAsia="BIZ UDPゴシック"/>
+                <w:b w:val="0"/>
+                <w:sz w:val="19"/>
+              </w:rPr>
+              <w:t>事業所と雇用契約を結び、最低賃金以上の給与を受けながら働く福祉サービスです。</w:t>
+            </w:r>
+          </w:p>
+        </w:tc>
+      </w:tr>
+      <w:tr>
+        <w:tc>
+          <w:tcPr>
+            <w:tcW w:w="1700" w:type="dxa"/>
+            <w:tcMar>
+              <w:top w:w="60" w:type="dxa"/>
+              <w:left w:w="100" w:type="dxa"/>
+              <w:bottom w:w="60" w:type="dxa"/>
+              <w:right w:w="100" w:type="dxa"/>
+            </w:tcMar>
+            <w:vAlign w:val="center"/>
+          </w:tcPr>
+          <w:p>
+            <w:pPr>
+              <w:jc w:val="left"/>
+            </w:pPr>
+            <w:r>
+              <w:rPr>
+                <w:rFonts w:ascii="BIZ UDPゴシック" w:hAnsi="BIZ UDPゴシック" w:eastAsia="BIZ UDPゴシック"/>
+                <w:b w:val="0"/>
+                <w:sz w:val="19"/>
+              </w:rPr>
+              <w:t>訓練等給付</w:t>
+            </w:r>
+          </w:p>
+        </w:tc>
+        <w:tc>
+          <w:tcPr>
+            <w:tcW w:w="2600" w:type="dxa"/>
+            <w:tcMar>
+              <w:top w:w="60" w:type="dxa"/>
+              <w:left w:w="100" w:type="dxa"/>
+              <w:bottom w:w="60" w:type="dxa"/>
+              <w:right w:w="100" w:type="dxa"/>
+            </w:tcMar>
+            <w:vAlign w:val="center"/>
+          </w:tcPr>
+          <w:p>
+            <w:r>
+              <w:rPr>
+                <w:rFonts w:ascii="BIZ UDPゴシック" w:hAnsi="BIZ UDPゴシック" w:eastAsia="BIZ UDPゴシック"/>
+                <w:b w:val="0"/>
+                <w:sz w:val="19"/>
+              </w:rPr>
+              <w:t>就労継続支援Ｂ型</w:t>
+            </w:r>
+          </w:p>
+        </w:tc>
+        <w:tc>
+          <w:tcPr>
+            <w:tcW w:w="5338" w:type="dxa"/>
+            <w:tcMar>
+              <w:top w:w="60" w:type="dxa"/>
+              <w:left w:w="100" w:type="dxa"/>
+              <w:bottom w:w="60" w:type="dxa"/>
+              <w:right w:w="100" w:type="dxa"/>
+            </w:tcMar>
+            <w:vAlign w:val="center"/>
+          </w:tcPr>
+          <w:p>
+            <w:r>
+              <w:rPr>
+                <w:rFonts w:ascii="BIZ UDPゴシック" w:hAnsi="BIZ UDPゴシック" w:eastAsia="BIZ UDPゴシック"/>
+                <w:b w:val="0"/>
+                <w:sz w:val="19"/>
+              </w:rPr>
+              <w:t>雇用契約を結ばず、自分のペースで作業し、その対価として工賃を受け取る福祉サービスです。</w:t>
+            </w:r>
+          </w:p>
+        </w:tc>
+      </w:tr>
+      <w:tr>
+        <w:tc>
+          <w:tcPr>
+            <w:tcW w:w="1700" w:type="dxa"/>
+            <w:tcMar>
+              <w:top w:w="60" w:type="dxa"/>
+              <w:left w:w="100" w:type="dxa"/>
+              <w:bottom w:w="60" w:type="dxa"/>
+              <w:right w:w="100" w:type="dxa"/>
+            </w:tcMar>
+            <w:vAlign w:val="center"/>
+          </w:tcPr>
+          <w:p>
+            <w:pPr>
+              <w:jc w:val="left"/>
+            </w:pPr>
+            <w:r>
+              <w:rPr>
+                <w:rFonts w:ascii="BIZ UDPゴシック" w:hAnsi="BIZ UDPゴシック" w:eastAsia="BIZ UDPゴシック"/>
+                <w:b w:val="0"/>
+                <w:sz w:val="19"/>
+              </w:rPr>
+              <w:t>訓練等給付</w:t>
+            </w:r>
+          </w:p>
+        </w:tc>
+        <w:tc>
+          <w:tcPr>
+            <w:tcW w:w="2600" w:type="dxa"/>
+            <w:tcMar>
+              <w:top w:w="60" w:type="dxa"/>
+              <w:left w:w="100" w:type="dxa"/>
+              <w:bottom w:w="60" w:type="dxa"/>
+              <w:right w:w="100" w:type="dxa"/>
+            </w:tcMar>
+            <w:vAlign w:val="center"/>
+          </w:tcPr>
+          <w:p>
+            <w:r>
+              <w:rPr>
+                <w:rFonts w:ascii="BIZ UDPゴシック" w:hAnsi="BIZ UDPゴシック" w:eastAsia="BIZ UDPゴシック"/>
+                <w:b w:val="0"/>
+                <w:sz w:val="19"/>
+              </w:rPr>
+              <w:t>就労定着支援</w:t>
+            </w:r>
+          </w:p>
+        </w:tc>
+        <w:tc>
+          <w:tcPr>
+            <w:tcW w:w="5338" w:type="dxa"/>
+            <w:tcMar>
+              <w:top w:w="60" w:type="dxa"/>
+              <w:left w:w="100" w:type="dxa"/>
+              <w:bottom w:w="60" w:type="dxa"/>
+              <w:right w:w="100" w:type="dxa"/>
+            </w:tcMar>
+            <w:vAlign w:val="center"/>
+          </w:tcPr>
+          <w:p>
+            <w:r>
+              <w:rPr>
+                <w:rFonts w:ascii="BIZ UDPゴシック" w:hAnsi="BIZ UDPゴシック" w:eastAsia="BIZ UDPゴシック"/>
+                <w:b w:val="0"/>
+                <w:sz w:val="19"/>
+              </w:rPr>
+              <w:t>一般就労に移行した方の就労の継続を図るため、企業や家族との連絡調整等を行います。</w:t>
+            </w:r>
+          </w:p>
+        </w:tc>
+      </w:tr>
+      <w:tr>
+        <w:tc>
+          <w:tcPr>
+            <w:tcW w:w="1700" w:type="dxa"/>
+            <w:tcMar>
+              <w:top w:w="60" w:type="dxa"/>
+              <w:left w:w="100" w:type="dxa"/>
+              <w:bottom w:w="60" w:type="dxa"/>
+              <w:right w:w="100" w:type="dxa"/>
+            </w:tcMar>
+            <w:vAlign w:val="center"/>
+          </w:tcPr>
+          <w:p>
+            <w:pPr>
+              <w:jc w:val="left"/>
+            </w:pPr>
+            <w:r>
+              <w:rPr>
+                <w:rFonts w:ascii="BIZ UDPゴシック" w:hAnsi="BIZ UDPゴシック" w:eastAsia="BIZ UDPゴシック"/>
+                <w:b w:val="0"/>
+                <w:sz w:val="19"/>
+              </w:rPr>
+              <w:t>訓練等給付</w:t>
+            </w:r>
+          </w:p>
+        </w:tc>
+        <w:tc>
+          <w:tcPr>
+            <w:tcW w:w="2600" w:type="dxa"/>
+            <w:tcMar>
+              <w:top w:w="60" w:type="dxa"/>
+              <w:left w:w="100" w:type="dxa"/>
+              <w:bottom w:w="60" w:type="dxa"/>
+              <w:right w:w="100" w:type="dxa"/>
+            </w:tcMar>
+            <w:vAlign w:val="center"/>
+          </w:tcPr>
+          <w:p>
+            <w:r>
+              <w:rPr>
+                <w:rFonts w:ascii="BIZ UDPゴシック" w:hAnsi="BIZ UDPゴシック" w:eastAsia="BIZ UDPゴシック"/>
+                <w:b w:val="0"/>
+                <w:sz w:val="19"/>
+              </w:rPr>
+              <w:t>自立生活援助</w:t>
+            </w:r>
+          </w:p>
+        </w:tc>
+        <w:tc>
+          <w:tcPr>
+            <w:tcW w:w="5338" w:type="dxa"/>
+            <w:tcMar>
+              <w:top w:w="60" w:type="dxa"/>
+              <w:left w:w="100" w:type="dxa"/>
+              <w:bottom w:w="60" w:type="dxa"/>
+              <w:right w:w="100" w:type="dxa"/>
+            </w:tcMar>
+            <w:vAlign w:val="center"/>
+          </w:tcPr>
+          <w:p>
+            <w:r>
+              <w:rPr>
+                <w:rFonts w:ascii="BIZ UDPゴシック" w:hAnsi="BIZ UDPゴシック" w:eastAsia="BIZ UDPゴシック"/>
+                <w:b w:val="0"/>
+                <w:sz w:val="19"/>
+              </w:rPr>
+              <w:t>一人暮らしを始めた方に、定期的な訪問等により必要な助言や関係機関との連絡調整を行います。</w:t>
+            </w:r>
+          </w:p>
+        </w:tc>
+      </w:tr>
+      <w:tr>
+        <w:tc>
+          <w:tcPr>
+            <w:tcW w:w="1700" w:type="dxa"/>
+            <w:tcMar>
+              <w:top w:w="60" w:type="dxa"/>
+              <w:left w:w="100" w:type="dxa"/>
+              <w:bottom w:w="60" w:type="dxa"/>
+              <w:right w:w="100" w:type="dxa"/>
+            </w:tcMar>
+            <w:vAlign w:val="center"/>
+          </w:tcPr>
+          <w:p>
+            <w:pPr>
+              <w:jc w:val="left"/>
+            </w:pPr>
+            <w:r>
+              <w:rPr>
+                <w:rFonts w:ascii="BIZ UDPゴシック" w:hAnsi="BIZ UDPゴシック" w:eastAsia="BIZ UDPゴシック"/>
+                <w:b w:val="0"/>
+                <w:sz w:val="19"/>
+              </w:rPr>
+              <w:t>訓練等給付</w:t>
+            </w:r>
+          </w:p>
+        </w:tc>
+        <w:tc>
+          <w:tcPr>
+            <w:tcW w:w="2600" w:type="dxa"/>
+            <w:tcMar>
+              <w:top w:w="60" w:type="dxa"/>
+              <w:left w:w="100" w:type="dxa"/>
+              <w:bottom w:w="60" w:type="dxa"/>
+              <w:right w:w="100" w:type="dxa"/>
+            </w:tcMar>
+            <w:vAlign w:val="center"/>
+          </w:tcPr>
+          <w:p>
+            <w:r>
+              <w:rPr>
+                <w:rFonts w:ascii="BIZ UDPゴシック" w:hAnsi="BIZ UDPゴシック" w:eastAsia="BIZ UDPゴシック"/>
+                <w:b w:val="0"/>
+                <w:sz w:val="19"/>
+              </w:rPr>
+              <w:t>共同生活援助（グループホーム）</w:t>
+            </w:r>
+          </w:p>
+        </w:tc>
+        <w:tc>
+          <w:tcPr>
+            <w:tcW w:w="5338" w:type="dxa"/>
+            <w:tcMar>
+              <w:top w:w="60" w:type="dxa"/>
+              <w:left w:w="100" w:type="dxa"/>
+              <w:bottom w:w="60" w:type="dxa"/>
+              <w:right w:w="100" w:type="dxa"/>
+            </w:tcMar>
+            <w:vAlign w:val="center"/>
+          </w:tcPr>
+          <w:p>
+            <w:r>
+              <w:rPr>
+                <w:rFonts w:ascii="BIZ UDPゴシック" w:hAnsi="BIZ UDPゴシック" w:eastAsia="BIZ UDPゴシック"/>
+                <w:b w:val="0"/>
+                <w:sz w:val="19"/>
+              </w:rPr>
+              <w:t>共同生活を営む住居で、相談、入浴、排せつ、食事の介護等を行います。</w:t>
+            </w:r>
+          </w:p>
+        </w:tc>
+      </w:tr>
+      <w:tr>
+        <w:tc>
+          <w:tcPr>
+            <w:tcW w:w="1700" w:type="dxa"/>
+            <w:tcMar>
+              <w:top w:w="60" w:type="dxa"/>
+              <w:left w:w="100" w:type="dxa"/>
+              <w:bottom w:w="60" w:type="dxa"/>
+              <w:right w:w="100" w:type="dxa"/>
+            </w:tcMar>
+            <w:vAlign w:val="center"/>
+          </w:tcPr>
+          <w:p>
+            <w:pPr>
+              <w:jc w:val="left"/>
+            </w:pPr>
+            <w:r>
+              <w:rPr>
+                <w:rFonts w:ascii="BIZ UDPゴシック" w:hAnsi="BIZ UDPゴシック" w:eastAsia="BIZ UDPゴシック"/>
+                <w:b w:val="0"/>
+                <w:sz w:val="19"/>
+              </w:rPr>
+              <w:t>相談支援</w:t>
+            </w:r>
+          </w:p>
+        </w:tc>
+        <w:tc>
+          <w:tcPr>
+            <w:tcW w:w="2600" w:type="dxa"/>
+            <w:tcMar>
+              <w:top w:w="60" w:type="dxa"/>
+              <w:left w:w="100" w:type="dxa"/>
+              <w:bottom w:w="60" w:type="dxa"/>
+              <w:right w:w="100" w:type="dxa"/>
+            </w:tcMar>
+            <w:vAlign w:val="center"/>
+          </w:tcPr>
+          <w:p>
+            <w:r>
+              <w:rPr>
+                <w:rFonts w:ascii="BIZ UDPゴシック" w:hAnsi="BIZ UDPゴシック" w:eastAsia="BIZ UDPゴシック"/>
+                <w:b w:val="0"/>
+                <w:sz w:val="19"/>
+              </w:rPr>
+              <w:t>計画相談支援</w:t>
+            </w:r>
+          </w:p>
+        </w:tc>
+        <w:tc>
+          <w:tcPr>
+            <w:tcW w:w="5338" w:type="dxa"/>
+            <w:tcMar>
+              <w:top w:w="60" w:type="dxa"/>
+              <w:left w:w="100" w:type="dxa"/>
+              <w:bottom w:w="60" w:type="dxa"/>
+              <w:right w:w="100" w:type="dxa"/>
+            </w:tcMar>
+            <w:vAlign w:val="center"/>
+          </w:tcPr>
+          <w:p>
+            <w:r>
+              <w:rPr>
+                <w:rFonts w:ascii="BIZ UDPゴシック" w:hAnsi="BIZ UDPゴシック" w:eastAsia="BIZ UDPゴシック"/>
+                <w:b w:val="0"/>
+                <w:sz w:val="19"/>
+              </w:rPr>
+              <w:t>サービス等利用計画を作成し、支給決定後に見直し（モニタリング）を行います。</w:t>
+            </w:r>
+          </w:p>
+        </w:tc>
+      </w:tr>
+      <w:tr>
+        <w:tc>
+          <w:tcPr>
+            <w:tcW w:w="1700" w:type="dxa"/>
+            <w:tcMar>
+              <w:top w:w="60" w:type="dxa"/>
+              <w:left w:w="100" w:type="dxa"/>
+              <w:bottom w:w="60" w:type="dxa"/>
+              <w:right w:w="100" w:type="dxa"/>
+            </w:tcMar>
+            <w:vAlign w:val="center"/>
+          </w:tcPr>
+          <w:p>
+            <w:pPr>
+              <w:jc w:val="left"/>
+            </w:pPr>
+            <w:r>
+              <w:rPr>
+                <w:rFonts w:ascii="BIZ UDPゴシック" w:hAnsi="BIZ UDPゴシック" w:eastAsia="BIZ UDPゴシック"/>
+                <w:b w:val="0"/>
+                <w:sz w:val="19"/>
+              </w:rPr>
+              <w:t>相談支援</w:t>
+            </w:r>
+          </w:p>
+        </w:tc>
+        <w:tc>
+          <w:tcPr>
+            <w:tcW w:w="2600" w:type="dxa"/>
+            <w:tcMar>
+              <w:top w:w="60" w:type="dxa"/>
+              <w:left w:w="100" w:type="dxa"/>
+              <w:bottom w:w="60" w:type="dxa"/>
+              <w:right w:w="100" w:type="dxa"/>
+            </w:tcMar>
+            <w:vAlign w:val="center"/>
+          </w:tcPr>
+          <w:p>
+            <w:r>
+              <w:rPr>
+                <w:rFonts w:ascii="BIZ UDPゴシック" w:hAnsi="BIZ UDPゴシック" w:eastAsia="BIZ UDPゴシック"/>
+                <w:b w:val="0"/>
+                <w:sz w:val="19"/>
+              </w:rPr>
+              <w:t>地域移行支援</w:t>
+            </w:r>
+          </w:p>
+        </w:tc>
+        <w:tc>
+          <w:tcPr>
+            <w:tcW w:w="5338" w:type="dxa"/>
+            <w:tcMar>
+              <w:top w:w="60" w:type="dxa"/>
+              <w:left w:w="100" w:type="dxa"/>
+              <w:bottom w:w="60" w:type="dxa"/>
+              <w:right w:w="100" w:type="dxa"/>
+            </w:tcMar>
+            <w:vAlign w:val="center"/>
+          </w:tcPr>
+          <w:p>
+            <w:r>
+              <w:rPr>
+                <w:rFonts w:ascii="BIZ UDPゴシック" w:hAnsi="BIZ UDPゴシック" w:eastAsia="BIZ UDPゴシック"/>
+                <w:b w:val="0"/>
+                <w:sz w:val="19"/>
+              </w:rPr>
+              <w:t>施設に入所している方や精神科病院に入院している方に、住居の確保等、地域生活へ移行するための支援を行います。</w:t>
+            </w:r>
+          </w:p>
+        </w:tc>
+      </w:tr>
+      <w:tr>
+        <w:tc>
+          <w:tcPr>
+            <w:tcW w:w="1700" w:type="dxa"/>
+            <w:tcMar>
+              <w:top w:w="60" w:type="dxa"/>
+              <w:left w:w="100" w:type="dxa"/>
+              <w:bottom w:w="60" w:type="dxa"/>
+              <w:right w:w="100" w:type="dxa"/>
+            </w:tcMar>
+            <w:vAlign w:val="center"/>
+          </w:tcPr>
+          <w:p>
+            <w:pPr>
+              <w:jc w:val="left"/>
+            </w:pPr>
+            <w:r>
+              <w:rPr>
+                <w:rFonts w:ascii="BIZ UDPゴシック" w:hAnsi="BIZ UDPゴシック" w:eastAsia="BIZ UDPゴシック"/>
+                <w:b w:val="0"/>
+                <w:sz w:val="19"/>
+              </w:rPr>
+              <w:t>相談支援</w:t>
+            </w:r>
+          </w:p>
+        </w:tc>
+        <w:tc>
+          <w:tcPr>
+            <w:tcW w:w="2600" w:type="dxa"/>
+            <w:tcMar>
+              <w:top w:w="60" w:type="dxa"/>
+              <w:left w:w="100" w:type="dxa"/>
+              <w:bottom w:w="60" w:type="dxa"/>
+              <w:right w:w="100" w:type="dxa"/>
+            </w:tcMar>
+            <w:vAlign w:val="center"/>
+          </w:tcPr>
+          <w:p>
+            <w:r>
+              <w:rPr>
+                <w:rFonts w:ascii="BIZ UDPゴシック" w:hAnsi="BIZ UDPゴシック" w:eastAsia="BIZ UDPゴシック"/>
+                <w:b w:val="0"/>
+                <w:sz w:val="19"/>
+              </w:rPr>
+              <w:t>地域定着支援</w:t>
+            </w:r>
+          </w:p>
+        </w:tc>
+        <w:tc>
+          <w:tcPr>
+            <w:tcW w:w="5338" w:type="dxa"/>
+            <w:tcMar>
+              <w:top w:w="60" w:type="dxa"/>
+              <w:left w:w="100" w:type="dxa"/>
+              <w:bottom w:w="60" w:type="dxa"/>
+              <w:right w:w="100" w:type="dxa"/>
+            </w:tcMar>
+            <w:vAlign w:val="center"/>
+          </w:tcPr>
+          <w:p>
+            <w:r>
+              <w:rPr>
+                <w:rFonts w:ascii="BIZ UDPゴシック" w:hAnsi="BIZ UDPゴシック" w:eastAsia="BIZ UDPゴシック"/>
+                <w:b w:val="0"/>
+                <w:sz w:val="19"/>
+              </w:rPr>
+              <w:t>単身等で生活する方に、常時の連絡体制を確保し、緊急時の相談等を行います。</w:t>
+            </w:r>
+          </w:p>
+        </w:tc>
+      </w:tr>
+      <w:tr>
+        <w:tc>
+          <w:tcPr>
+            <w:tcW w:w="1700" w:type="dxa"/>
+            <w:tcMar>
+              <w:top w:w="60" w:type="dxa"/>
+              <w:left w:w="100" w:type="dxa"/>
+              <w:bottom w:w="60" w:type="dxa"/>
+              <w:right w:w="100" w:type="dxa"/>
+            </w:tcMar>
+            <w:vAlign w:val="center"/>
+          </w:tcPr>
+          <w:p>
+            <w:pPr>
+              <w:jc w:val="left"/>
+            </w:pPr>
+            <w:r>
+              <w:rPr>
+                <w:rFonts w:ascii="BIZ UDPゴシック" w:hAnsi="BIZ UDPゴシック" w:eastAsia="BIZ UDPゴシック"/>
+                <w:b w:val="0"/>
+                <w:sz w:val="19"/>
+              </w:rPr>
+              <w:t>その他の給付</w:t>
+            </w:r>
+          </w:p>
+        </w:tc>
+        <w:tc>
+          <w:tcPr>
+            <w:tcW w:w="2600" w:type="dxa"/>
+            <w:tcMar>
+              <w:top w:w="60" w:type="dxa"/>
+              <w:left w:w="100" w:type="dxa"/>
+              <w:bottom w:w="60" w:type="dxa"/>
+              <w:right w:w="100" w:type="dxa"/>
+            </w:tcMar>
+            <w:vAlign w:val="center"/>
+          </w:tcPr>
+          <w:p>
+            <w:r>
+              <w:rPr>
+                <w:rFonts w:ascii="BIZ UDPゴシック" w:hAnsi="BIZ UDPゴシック" w:eastAsia="BIZ UDPゴシック"/>
+                <w:b w:val="0"/>
+                <w:sz w:val="19"/>
+              </w:rPr>
+              <w:t>自立支援医療</w:t>
+            </w:r>
+          </w:p>
+        </w:tc>
+        <w:tc>
+          <w:tcPr>
+            <w:tcW w:w="5338" w:type="dxa"/>
+            <w:tcMar>
+              <w:top w:w="60" w:type="dxa"/>
+              <w:left w:w="100" w:type="dxa"/>
+              <w:bottom w:w="60" w:type="dxa"/>
+              <w:right w:w="100" w:type="dxa"/>
+            </w:tcMar>
+            <w:vAlign w:val="center"/>
+          </w:tcPr>
+          <w:p>
+            <w:r>
+              <w:rPr>
+                <w:rFonts w:ascii="BIZ UDPゴシック" w:hAnsi="BIZ UDPゴシック" w:eastAsia="BIZ UDPゴシック"/>
+                <w:b w:val="0"/>
+                <w:sz w:val="19"/>
+              </w:rPr>
+              <w:t>心身の障がいを軽減するための医療について、自己負担を軽減します（更生医療・育成医療・精神通院医療）。</w:t>
+            </w:r>
+          </w:p>
+        </w:tc>
+      </w:tr>
+      <w:tr>
+        <w:tc>
+          <w:tcPr>
+            <w:tcW w:w="1700" w:type="dxa"/>
+            <w:tcMar>
+              <w:top w:w="60" w:type="dxa"/>
+              <w:left w:w="100" w:type="dxa"/>
+              <w:bottom w:w="60" w:type="dxa"/>
+              <w:right w:w="100" w:type="dxa"/>
+            </w:tcMar>
+            <w:vAlign w:val="center"/>
+          </w:tcPr>
+          <w:p>
+            <w:pPr>
+              <w:jc w:val="left"/>
+            </w:pPr>
+            <w:r>
+              <w:rPr>
+                <w:rFonts w:ascii="BIZ UDPゴシック" w:hAnsi="BIZ UDPゴシック" w:eastAsia="BIZ UDPゴシック"/>
+                <w:b w:val="0"/>
+                <w:sz w:val="19"/>
+              </w:rPr>
+              <w:t>その他の給付</w:t>
+            </w:r>
+          </w:p>
+        </w:tc>
+        <w:tc>
+          <w:tcPr>
+            <w:tcW w:w="2600" w:type="dxa"/>
+            <w:tcMar>
+              <w:top w:w="60" w:type="dxa"/>
+              <w:left w:w="100" w:type="dxa"/>
+              <w:bottom w:w="60" w:type="dxa"/>
+              <w:right w:w="100" w:type="dxa"/>
+            </w:tcMar>
+            <w:vAlign w:val="center"/>
+          </w:tcPr>
+          <w:p>
+            <w:r>
+              <w:rPr>
+                <w:rFonts w:ascii="BIZ UDPゴシック" w:hAnsi="BIZ UDPゴシック" w:eastAsia="BIZ UDPゴシック"/>
+                <w:b w:val="0"/>
+                <w:sz w:val="19"/>
+              </w:rPr>
+              <w:t>補装具費</w:t>
+            </w:r>
+          </w:p>
+        </w:tc>
+        <w:tc>
+          <w:tcPr>
+            <w:tcW w:w="5338" w:type="dxa"/>
+            <w:tcMar>
+              <w:top w:w="60" w:type="dxa"/>
+              <w:left w:w="100" w:type="dxa"/>
+              <w:bottom w:w="60" w:type="dxa"/>
+              <w:right w:w="100" w:type="dxa"/>
+            </w:tcMar>
+            <w:vAlign w:val="center"/>
+          </w:tcPr>
+          <w:p>
+            <w:r>
+              <w:rPr>
+                <w:rFonts w:ascii="BIZ UDPゴシック" w:hAnsi="BIZ UDPゴシック" w:eastAsia="BIZ UDPゴシック"/>
+                <w:b w:val="0"/>
+                <w:sz w:val="19"/>
+              </w:rPr>
+              <w:t>義肢、車いす、補聴器等の購入・修理に要する費用を支給します。</w:t>
+            </w:r>
+          </w:p>
+        </w:tc>
+      </w:tr>
+      <w:tr>
+        <w:tc>
+          <w:tcPr>
+            <w:tcW w:w="1700" w:type="dxa"/>
+            <w:tcMar>
+              <w:top w:w="60" w:type="dxa"/>
+              <w:left w:w="100" w:type="dxa"/>
+              <w:bottom w:w="60" w:type="dxa"/>
+              <w:right w:w="100" w:type="dxa"/>
+            </w:tcMar>
+            <w:vAlign w:val="center"/>
+          </w:tcPr>
+          <w:p>
+            <w:pPr>
+              <w:jc w:val="left"/>
+            </w:pPr>
+            <w:r>
+              <w:rPr>
+                <w:rFonts w:ascii="BIZ UDPゴシック" w:hAnsi="BIZ UDPゴシック" w:eastAsia="BIZ UDPゴシック"/>
+                <w:b w:val="0"/>
+                <w:sz w:val="19"/>
+              </w:rPr>
+              <w:t>障害児通所支援</w:t>
+            </w:r>
+          </w:p>
+        </w:tc>
+        <w:tc>
+          <w:tcPr>
+            <w:tcW w:w="2600" w:type="dxa"/>
+            <w:tcMar>
+              <w:top w:w="60" w:type="dxa"/>
+              <w:left w:w="100" w:type="dxa"/>
+              <w:bottom w:w="60" w:type="dxa"/>
+              <w:right w:w="100" w:type="dxa"/>
+            </w:tcMar>
+            <w:vAlign w:val="center"/>
+          </w:tcPr>
+          <w:p>
+            <w:r>
+              <w:rPr>
+                <w:rFonts w:ascii="BIZ UDPゴシック" w:hAnsi="BIZ UDPゴシック" w:eastAsia="BIZ UDPゴシック"/>
+                <w:b w:val="0"/>
+                <w:sz w:val="19"/>
+              </w:rPr>
+              <w:t>児童発達支援</w:t>
+            </w:r>
+          </w:p>
+        </w:tc>
+        <w:tc>
+          <w:tcPr>
+            <w:tcW w:w="5338" w:type="dxa"/>
+            <w:tcMar>
+              <w:top w:w="60" w:type="dxa"/>
+              <w:left w:w="100" w:type="dxa"/>
+              <w:bottom w:w="60" w:type="dxa"/>
+              <w:right w:w="100" w:type="dxa"/>
+            </w:tcMar>
+            <w:vAlign w:val="center"/>
+          </w:tcPr>
+          <w:p>
+            <w:r>
+              <w:rPr>
+                <w:rFonts w:ascii="BIZ UDPゴシック" w:hAnsi="BIZ UDPゴシック" w:eastAsia="BIZ UDPゴシック"/>
+                <w:b w:val="0"/>
+                <w:sz w:val="19"/>
+              </w:rPr>
+              <w:t>未就学の障がい児に、日常生活の基本的動作の指導や集団生活への適応訓練等を行います。</w:t>
+            </w:r>
+          </w:p>
+        </w:tc>
+      </w:tr>
+      <w:tr>
+        <w:tc>
+          <w:tcPr>
+            <w:tcW w:w="1700" w:type="dxa"/>
+            <w:tcMar>
+              <w:top w:w="60" w:type="dxa"/>
+              <w:left w:w="100" w:type="dxa"/>
+              <w:bottom w:w="60" w:type="dxa"/>
+              <w:right w:w="100" w:type="dxa"/>
+            </w:tcMar>
+            <w:vAlign w:val="center"/>
+          </w:tcPr>
+          <w:p>
+            <w:pPr>
+              <w:jc w:val="left"/>
+            </w:pPr>
+            <w:r>
+              <w:rPr>
+                <w:rFonts w:ascii="BIZ UDPゴシック" w:hAnsi="BIZ UDPゴシック" w:eastAsia="BIZ UDPゴシック"/>
+                <w:b w:val="0"/>
+                <w:sz w:val="19"/>
+              </w:rPr>
+              <w:t>障害児通所支援</w:t>
+            </w:r>
+          </w:p>
+        </w:tc>
+        <w:tc>
+          <w:tcPr>
+            <w:tcW w:w="2600" w:type="dxa"/>
+            <w:tcMar>
+              <w:top w:w="60" w:type="dxa"/>
+              <w:left w:w="100" w:type="dxa"/>
+              <w:bottom w:w="60" w:type="dxa"/>
+              <w:right w:w="100" w:type="dxa"/>
+            </w:tcMar>
+            <w:vAlign w:val="center"/>
+          </w:tcPr>
+          <w:p>
+            <w:r>
+              <w:rPr>
+                <w:rFonts w:ascii="BIZ UDPゴシック" w:hAnsi="BIZ UDPゴシック" w:eastAsia="BIZ UDPゴシック"/>
+                <w:b w:val="0"/>
+                <w:sz w:val="19"/>
+              </w:rPr>
+              <w:t>放課後等デイサービス</w:t>
+            </w:r>
+          </w:p>
+        </w:tc>
+        <w:tc>
+          <w:tcPr>
+            <w:tcW w:w="5338" w:type="dxa"/>
+            <w:tcMar>
+              <w:top w:w="60" w:type="dxa"/>
+              <w:left w:w="100" w:type="dxa"/>
+              <w:bottom w:w="60" w:type="dxa"/>
+              <w:right w:w="100" w:type="dxa"/>
+            </w:tcMar>
+            <w:vAlign w:val="center"/>
+          </w:tcPr>
+          <w:p>
+            <w:r>
+              <w:rPr>
+                <w:rFonts w:ascii="BIZ UDPゴシック" w:hAnsi="BIZ UDPゴシック" w:eastAsia="BIZ UDPゴシック"/>
+                <w:b w:val="0"/>
+                <w:sz w:val="19"/>
+              </w:rPr>
+              <w:t>就学中の障がい児に、放課後や長期休暇中、生活能力の向上のための訓練等を行います。</w:t>
+            </w:r>
+          </w:p>
+        </w:tc>
+      </w:tr>
+      <w:tr>
+        <w:tc>
+          <w:tcPr>
+            <w:tcW w:w="1700" w:type="dxa"/>
+            <w:tcMar>
+              <w:top w:w="60" w:type="dxa"/>
+              <w:left w:w="100" w:type="dxa"/>
+              <w:bottom w:w="60" w:type="dxa"/>
+              <w:right w:w="100" w:type="dxa"/>
+            </w:tcMar>
+            <w:vAlign w:val="center"/>
+          </w:tcPr>
+          <w:p>
+            <w:pPr>
+              <w:jc w:val="left"/>
+            </w:pPr>
+            <w:r>
+              <w:rPr>
+                <w:rFonts w:ascii="BIZ UDPゴシック" w:hAnsi="BIZ UDPゴシック" w:eastAsia="BIZ UDPゴシック"/>
+                <w:b w:val="0"/>
+                <w:sz w:val="19"/>
+              </w:rPr>
+              <w:t>障害児通所支援</w:t>
+            </w:r>
+          </w:p>
+        </w:tc>
+        <w:tc>
+          <w:tcPr>
+            <w:tcW w:w="2600" w:type="dxa"/>
+            <w:tcMar>
+              <w:top w:w="60" w:type="dxa"/>
+              <w:left w:w="100" w:type="dxa"/>
+              <w:bottom w:w="60" w:type="dxa"/>
+              <w:right w:w="100" w:type="dxa"/>
+            </w:tcMar>
+            <w:vAlign w:val="center"/>
+          </w:tcPr>
+          <w:p>
+            <w:r>
+              <w:rPr>
+                <w:rFonts w:ascii="BIZ UDPゴシック" w:hAnsi="BIZ UDPゴシック" w:eastAsia="BIZ UDPゴシック"/>
+                <w:b w:val="0"/>
+                <w:sz w:val="19"/>
+              </w:rPr>
+              <w:t>居宅訪問型児童発達支援</w:t>
+            </w:r>
+          </w:p>
+        </w:tc>
+        <w:tc>
+          <w:tcPr>
+            <w:tcW w:w="5338" w:type="dxa"/>
+            <w:tcMar>
+              <w:top w:w="60" w:type="dxa"/>
+              <w:left w:w="100" w:type="dxa"/>
+              <w:bottom w:w="60" w:type="dxa"/>
+              <w:right w:w="100" w:type="dxa"/>
+            </w:tcMar>
+            <w:vAlign w:val="center"/>
+          </w:tcPr>
+          <w:p>
+            <w:r>
+              <w:rPr>
+                <w:rFonts w:ascii="BIZ UDPゴシック" w:hAnsi="BIZ UDPゴシック" w:eastAsia="BIZ UDPゴシック"/>
+                <w:b w:val="0"/>
+                <w:sz w:val="19"/>
+              </w:rPr>
+              <w:t>外出が著しく困難な障がい児の居宅を訪問し、発達支援を行います。</w:t>
+            </w:r>
+          </w:p>
+        </w:tc>
+      </w:tr>
+      <w:tr>
+        <w:tc>
+          <w:tcPr>
+            <w:tcW w:w="1700" w:type="dxa"/>
+            <w:tcMar>
+              <w:top w:w="60" w:type="dxa"/>
+              <w:left w:w="100" w:type="dxa"/>
+              <w:bottom w:w="60" w:type="dxa"/>
+              <w:right w:w="100" w:type="dxa"/>
+            </w:tcMar>
+            <w:vAlign w:val="center"/>
+          </w:tcPr>
+          <w:p>
+            <w:pPr>
+              <w:jc w:val="left"/>
+            </w:pPr>
+            <w:r>
+              <w:rPr>
+                <w:rFonts w:ascii="BIZ UDPゴシック" w:hAnsi="BIZ UDPゴシック" w:eastAsia="BIZ UDPゴシック"/>
+                <w:b w:val="0"/>
+                <w:sz w:val="19"/>
+              </w:rPr>
+              <w:t>障害児通所支援</w:t>
+            </w:r>
+          </w:p>
+        </w:tc>
+        <w:tc>
+          <w:tcPr>
+            <w:tcW w:w="2600" w:type="dxa"/>
+            <w:tcMar>
+              <w:top w:w="60" w:type="dxa"/>
+              <w:left w:w="100" w:type="dxa"/>
+              <w:bottom w:w="60" w:type="dxa"/>
+              <w:right w:w="100" w:type="dxa"/>
+            </w:tcMar>
+            <w:vAlign w:val="center"/>
+          </w:tcPr>
+          <w:p>
+            <w:r>
+              <w:rPr>
+                <w:rFonts w:ascii="BIZ UDPゴシック" w:hAnsi="BIZ UDPゴシック" w:eastAsia="BIZ UDPゴシック"/>
+                <w:b w:val="0"/>
+                <w:sz w:val="19"/>
+              </w:rPr>
+              <w:t>保育所等訪問支援</w:t>
+            </w:r>
+          </w:p>
+        </w:tc>
+        <w:tc>
+          <w:tcPr>
+            <w:tcW w:w="5338" w:type="dxa"/>
+            <w:tcMar>
+              <w:top w:w="60" w:type="dxa"/>
+              <w:left w:w="100" w:type="dxa"/>
+              <w:bottom w:w="60" w:type="dxa"/>
+              <w:right w:w="100" w:type="dxa"/>
+            </w:tcMar>
+            <w:vAlign w:val="center"/>
+          </w:tcPr>
+          <w:p>
+            <w:r>
+              <w:rPr>
+                <w:rFonts w:ascii="BIZ UDPゴシック" w:hAnsi="BIZ UDPゴシック" w:eastAsia="BIZ UDPゴシック"/>
+                <w:b w:val="0"/>
+                <w:sz w:val="19"/>
+              </w:rPr>
+              <w:t>保育所等を訪問し、集団生活への適応のための専門的な支援を行います。</w:t>
+            </w:r>
+          </w:p>
+        </w:tc>
+      </w:tr>
+      <w:tr>
+        <w:tc>
+          <w:tcPr>
+            <w:tcW w:w="1700" w:type="dxa"/>
+            <w:tcMar>
+              <w:top w:w="60" w:type="dxa"/>
+              <w:left w:w="100" w:type="dxa"/>
+              <w:bottom w:w="60" w:type="dxa"/>
+              <w:right w:w="100" w:type="dxa"/>
+            </w:tcMar>
+            <w:vAlign w:val="center"/>
+          </w:tcPr>
+          <w:p>
+            <w:pPr>
+              <w:jc w:val="left"/>
+            </w:pPr>
+            <w:r>
+              <w:rPr>
+                <w:rFonts w:ascii="BIZ UDPゴシック" w:hAnsi="BIZ UDPゴシック" w:eastAsia="BIZ UDPゴシック"/>
+                <w:b w:val="0"/>
+                <w:sz w:val="19"/>
+              </w:rPr>
+              <w:t>障害児入所支援</w:t>
+            </w:r>
+          </w:p>
+        </w:tc>
+        <w:tc>
+          <w:tcPr>
+            <w:tcW w:w="2600" w:type="dxa"/>
+            <w:tcMar>
+              <w:top w:w="60" w:type="dxa"/>
+              <w:left w:w="100" w:type="dxa"/>
+              <w:bottom w:w="60" w:type="dxa"/>
+              <w:right w:w="100" w:type="dxa"/>
+            </w:tcMar>
+            <w:vAlign w:val="center"/>
+          </w:tcPr>
+          <w:p>
+            <w:r>
+              <w:rPr>
+                <w:rFonts w:ascii="BIZ UDPゴシック" w:hAnsi="BIZ UDPゴシック" w:eastAsia="BIZ UDPゴシック"/>
+                <w:b w:val="0"/>
+                <w:sz w:val="19"/>
+              </w:rPr>
+              <w:t>障害児入所支援</w:t>
+            </w:r>
+          </w:p>
+        </w:tc>
+        <w:tc>
+          <w:tcPr>
+            <w:tcW w:w="5338" w:type="dxa"/>
+            <w:tcMar>
+              <w:top w:w="60" w:type="dxa"/>
+              <w:left w:w="100" w:type="dxa"/>
+              <w:bottom w:w="60" w:type="dxa"/>
+              <w:right w:w="100" w:type="dxa"/>
+            </w:tcMar>
+            <w:vAlign w:val="center"/>
+          </w:tcPr>
+          <w:p>
+            <w:r>
+              <w:rPr>
+                <w:rFonts w:ascii="BIZ UDPゴシック" w:hAnsi="BIZ UDPゴシック" w:eastAsia="BIZ UDPゴシック"/>
+                <w:b w:val="0"/>
+                <w:sz w:val="19"/>
+              </w:rPr>
+              <w:t>施設に入所する障がい児に、保護、日常生活の指導、知識技能の付与等を行います（都道府県が実施主体）。</w:t>
+            </w:r>
+          </w:p>
+        </w:tc>
+      </w:tr>
+      <w:tr>
+        <w:tc>
+          <w:tcPr>
+            <w:tcW w:w="1700" w:type="dxa"/>
+            <w:tcMar>
+              <w:top w:w="60" w:type="dxa"/>
+              <w:left w:w="100" w:type="dxa"/>
+              <w:bottom w:w="60" w:type="dxa"/>
+              <w:right w:w="100" w:type="dxa"/>
+            </w:tcMar>
+            <w:vAlign w:val="center"/>
+          </w:tcPr>
+          <w:p>
+            <w:pPr>
+              <w:jc w:val="left"/>
+            </w:pPr>
+            <w:r>
+              <w:rPr>
+                <w:rFonts w:ascii="BIZ UDPゴシック" w:hAnsi="BIZ UDPゴシック" w:eastAsia="BIZ UDPゴシック"/>
+                <w:b w:val="0"/>
+                <w:sz w:val="19"/>
+              </w:rPr>
+              <w:t>障害児相談支援</w:t>
+            </w:r>
+          </w:p>
+        </w:tc>
+        <w:tc>
+          <w:tcPr>
+            <w:tcW w:w="2600" w:type="dxa"/>
+            <w:tcMar>
+              <w:top w:w="60" w:type="dxa"/>
+              <w:left w:w="100" w:type="dxa"/>
+              <w:bottom w:w="60" w:type="dxa"/>
+              <w:right w:w="100" w:type="dxa"/>
+            </w:tcMar>
+            <w:vAlign w:val="center"/>
+          </w:tcPr>
+          <w:p>
+            <w:r>
+              <w:rPr>
+                <w:rFonts w:ascii="BIZ UDPゴシック" w:hAnsi="BIZ UDPゴシック" w:eastAsia="BIZ UDPゴシック"/>
+                <w:b w:val="0"/>
+                <w:sz w:val="19"/>
+              </w:rPr>
+              <w:t>障がい児相談支援</w:t>
+            </w:r>
+          </w:p>
+        </w:tc>
+        <w:tc>
+          <w:tcPr>
+            <w:tcW w:w="5338" w:type="dxa"/>
+            <w:tcMar>
+              <w:top w:w="60" w:type="dxa"/>
+              <w:left w:w="100" w:type="dxa"/>
+              <w:bottom w:w="60" w:type="dxa"/>
+              <w:right w:w="100" w:type="dxa"/>
+            </w:tcMar>
+            <w:vAlign w:val="center"/>
+          </w:tcPr>
+          <w:p>
+            <w:r>
+              <w:rPr>
+                <w:rFonts w:ascii="BIZ UDPゴシック" w:hAnsi="BIZ UDPゴシック" w:eastAsia="BIZ UDPゴシック"/>
+                <w:b w:val="0"/>
+                <w:sz w:val="19"/>
+              </w:rPr>
+              <w:t>障害児支援利用計画を作成し、支給決定後に見直しを行います。</w:t>
+            </w:r>
+          </w:p>
+        </w:tc>
+      </w:tr>
+      <w:tr>
+        <w:tc>
+          <w:tcPr>
+            <w:tcW w:w="1700" w:type="dxa"/>
+            <w:tcMar>
+              <w:top w:w="60" w:type="dxa"/>
+              <w:left w:w="100" w:type="dxa"/>
+              <w:bottom w:w="60" w:type="dxa"/>
+              <w:right w:w="100" w:type="dxa"/>
+            </w:tcMar>
+            <w:vAlign w:val="center"/>
+          </w:tcPr>
+          <w:p>
+            <w:pPr>
+              <w:jc w:val="left"/>
+            </w:pPr>
+            <w:r>
+              <w:rPr>
+                <w:rFonts w:ascii="BIZ UDPゴシック" w:hAnsi="BIZ UDPゴシック" w:eastAsia="BIZ UDPゴシック"/>
+                <w:b w:val="0"/>
+                <w:sz w:val="19"/>
+              </w:rPr>
+              <w:t>地域生活支援事業（必須）</w:t>
+            </w:r>
+          </w:p>
+        </w:tc>
+        <w:tc>
+          <w:tcPr>
+            <w:tcW w:w="2600" w:type="dxa"/>
+            <w:tcMar>
+              <w:top w:w="60" w:type="dxa"/>
+              <w:left w:w="100" w:type="dxa"/>
+              <w:bottom w:w="60" w:type="dxa"/>
+              <w:right w:w="100" w:type="dxa"/>
+            </w:tcMar>
+            <w:vAlign w:val="center"/>
+          </w:tcPr>
+          <w:p>
+            <w:r>
+              <w:rPr>
+                <w:rFonts w:ascii="BIZ UDPゴシック" w:hAnsi="BIZ UDPゴシック" w:eastAsia="BIZ UDPゴシック"/>
+                <w:b w:val="0"/>
+                <w:sz w:val="19"/>
+              </w:rPr>
+              <w:t>相談支援、意思疎通支援、日常生活用具給付等、移動支援ほか</w:t>
+            </w:r>
+          </w:p>
+        </w:tc>
+        <w:tc>
+          <w:tcPr>
+            <w:tcW w:w="5338" w:type="dxa"/>
+            <w:tcMar>
+              <w:top w:w="60" w:type="dxa"/>
+              <w:left w:w="100" w:type="dxa"/>
+              <w:bottom w:w="60" w:type="dxa"/>
+              <w:right w:w="100" w:type="dxa"/>
+            </w:tcMar>
+            <w:vAlign w:val="center"/>
+          </w:tcPr>
+          <w:p>
+            <w:r>
+              <w:rPr>
+                <w:rFonts w:ascii="BIZ UDPゴシック" w:hAnsi="BIZ UDPゴシック" w:eastAsia="BIZ UDPゴシック"/>
+                <w:b w:val="0"/>
+                <w:sz w:val="19"/>
+              </w:rPr>
+              <w:t>理解促進研修・啓発、自発的活動支援、相談支援、成年後見制度利用支援、意思疎通支援、日常生活用具給付等、手話奉仕員養成研修、移動支援、地域活動支援センター機能強化等を行います。</w:t>
+            </w:r>
+          </w:p>
+        </w:tc>
+      </w:tr>
+      <w:tr>
+        <w:tc>
+          <w:tcPr>
+            <w:tcW w:w="1700" w:type="dxa"/>
+            <w:tcMar>
+              <w:top w:w="60" w:type="dxa"/>
+              <w:left w:w="100" w:type="dxa"/>
+              <w:bottom w:w="60" w:type="dxa"/>
+              <w:right w:w="100" w:type="dxa"/>
+            </w:tcMar>
+            <w:vAlign w:val="center"/>
+          </w:tcPr>
+          <w:p>
+            <w:pPr>
+              <w:jc w:val="left"/>
+            </w:pPr>
+            <w:r>
+              <w:rPr>
+                <w:rFonts w:ascii="BIZ UDPゴシック" w:hAnsi="BIZ UDPゴシック" w:eastAsia="BIZ UDPゴシック"/>
+                <w:b w:val="0"/>
+                <w:sz w:val="19"/>
+              </w:rPr>
+              <w:t>地域生活支援事業（任意）</w:t>
+            </w:r>
+          </w:p>
+        </w:tc>
+        <w:tc>
+          <w:tcPr>
+            <w:tcW w:w="2600" w:type="dxa"/>
+            <w:tcMar>
+              <w:top w:w="60" w:type="dxa"/>
+              <w:left w:w="100" w:type="dxa"/>
+              <w:bottom w:w="60" w:type="dxa"/>
+              <w:right w:w="100" w:type="dxa"/>
+            </w:tcMar>
+            <w:vAlign w:val="center"/>
+          </w:tcPr>
+          <w:p>
+            <w:r>
+              <w:rPr>
+                <w:rFonts w:ascii="BIZ UDPゴシック" w:hAnsi="BIZ UDPゴシック" w:eastAsia="BIZ UDPゴシック"/>
+                <w:b w:val="0"/>
+                <w:sz w:val="19"/>
+              </w:rPr>
+              <w:t>訪問入浴サービス、日中一時支援、福祉ホームほか</w:t>
+            </w:r>
+          </w:p>
+        </w:tc>
+        <w:tc>
+          <w:tcPr>
+            <w:tcW w:w="5338" w:type="dxa"/>
+            <w:tcMar>
+              <w:top w:w="60" w:type="dxa"/>
+              <w:left w:w="100" w:type="dxa"/>
+              <w:bottom w:w="60" w:type="dxa"/>
+              <w:right w:w="100" w:type="dxa"/>
+            </w:tcMar>
+            <w:vAlign w:val="center"/>
+          </w:tcPr>
+          <w:p>
+            <w:r>
+              <w:rPr>
+                <w:rFonts w:ascii="BIZ UDPゴシック" w:hAnsi="BIZ UDPゴシック" w:eastAsia="BIZ UDPゴシック"/>
+                <w:b w:val="0"/>
+                <w:sz w:val="19"/>
+              </w:rPr>
+              <w:t>地域の実情に応じて村が定める事業です。</w:t>
+            </w:r>
+          </w:p>
+        </w:tc>
+      </w:tr>
+    </w:tbl>
+    <w:tbl>
+      <w:tblPr>
+        <w:tblW w:type="auto" w:w="0"/>
+        <w:tblLook w:firstColumn="1" w:firstRow="1" w:lastColumn="0" w:lastRow="0" w:noHBand="0" w:noVBand="1" w:val="04A0"/>
+        <w:tblBorders>
+          <w:top w:val="single" w:sz="4" w:space="0" w:color="C9A03B"/>
+          <w:left w:val="single" w:sz="4" w:space="0" w:color="C9A03B"/>
+          <w:bottom w:val="single" w:sz="4" w:space="0" w:color="C9A03B"/>
+          <w:right w:val="single" w:sz="4" w:space="0" w:color="C9A03B"/>
+          <w:insideH w:val="single" w:sz="4" w:space="0" w:color="C9A03B"/>
+          <w:insideV w:val="single" w:sz="4" w:space="0" w:color="C9A03B"/>
+        </w:tblBorders>
+      </w:tblPr>
+      <w:tblGrid>
+        <w:gridCol w:w="9638"/>
+      </w:tblGrid>
+      <w:tr>
+        <w:tc>
+          <w:tcPr>
+            <w:tcW w:type="dxa" w:w="9638"/>
+            <w:tcW w:w="9638" w:type="dxa"/>
+            <w:shd w:val="clear" w:color="auto" w:fill="FFF2CC"/>
+            <w:tcMar>
+              <w:top w:w="120" w:type="dxa"/>
+              <w:left w:w="160" w:type="dxa"/>
+              <w:bottom w:w="120" w:type="dxa"/>
+              <w:right w:w="160" w:type="dxa"/>
+            </w:tcMar>
+            <w:vAlign w:val="center"/>
+          </w:tcPr>
+          <w:p>
+            <w:r>
+              <w:rPr>
+                <w:rFonts w:ascii="BIZ UDPゴシック" w:hAnsi="BIZ UDPゴシック" w:eastAsia="BIZ UDPゴシック"/>
+                <w:b w:val="0"/>
+                <w:sz w:val="19"/>
+              </w:rPr>
+              <w:t>【確認済み】本表のサービス名は、村から受領した給付実績及びサービス見込量ブックの区分と一致させています。医療型児童発達支援は令和６年度に児童発達支援へ一元化されたため掲げていません。障害児入所支援の実施主体は都道府県であり、市町村障害児福祉計画では見込量を定めません。</w:t>
+            </w:r>
+          </w:p>
+        </w:tc>
+      </w:tr>
+    </w:tbl>
+    <w:p/>
+    <w:p>
+      <w:pPr>
         <w:pStyle w:val="1"/>
         <w:pageBreakBefore/>
         <w:shd w:val="clear" w:color="auto" w:fill="D9D9D9"/>
@@ -8881,7 +11338,7 @@
           <w:rFonts w:ascii="BIZ UDPゴシック" w:eastAsia="BIZ UDPゴシック" w:hAnsi="BIZ UDPゴシック"/>
         </w:rPr>
       </w:pPr>
-      <w:bookmarkStart w:id="8100020" w:name="_Toc8100020"/>
+      <w:bookmarkStart w:id="8100021" w:name="_Toc8100021"/>
       <w:r>
         <w:rPr>
           <w:rFonts w:ascii="BIZ UDPゴシック" w:eastAsia="BIZ UDPゴシック" w:hAnsi="BIZ UDPゴシック" w:cs="IPAexGothic, MS Gothic, Noto Sa"/>
@@ -8892,7 +11349,7 @@
         <w:lastRenderedPageBreak/>
         <w:t>第2章　本村の障がい者の現状</w:t>
       </w:r>
-      <w:bookmarkEnd w:id="8100020"/>
+      <w:bookmarkEnd w:id="8100021"/>
     </w:p>
     <w:p>
       <w:pPr>
@@ -8905,7 +11362,7 @@
           <w:rFonts w:ascii="BIZ UDPゴシック" w:eastAsia="BIZ UDPゴシック" w:hAnsi="BIZ UDPゴシック"/>
         </w:rPr>
       </w:pPr>
-      <w:bookmarkStart w:id="8100021" w:name="_Toc8100021"/>
+      <w:bookmarkStart w:id="8100022" w:name="_Toc8100022"/>
       <w:r>
         <w:rPr>
           <w:rFonts w:ascii="BIZ UDPゴシック" w:eastAsia="BIZ UDPゴシック" w:hAnsi="BIZ UDPゴシック" w:cs="IPAexGothic, MS Gothic, Noto Sa"/>
@@ -8915,7 +11372,7 @@
         </w:rPr>
         <w:t>１　人口の推移</w:t>
       </w:r>
-      <w:bookmarkEnd w:id="8100021"/>
+      <w:bookmarkEnd w:id="8100022"/>
     </w:p>
     <w:p>
       <w:pPr>
@@ -9093,7 +11550,7 @@
       <w:pPr>
         <w:pStyle w:val="3"/>
       </w:pPr>
-      <w:bookmarkStart w:id="8100022" w:name="_Toc8100022"/>
+      <w:bookmarkStart w:id="8100023" w:name="_Toc8100023"/>
       <w:r>
         <w:rPr>
           <w:rFonts w:ascii="BIZ UDPゴシック" w:hAnsi="BIZ UDPゴシック" w:eastAsia="BIZ UDPゴシック"/>
@@ -9102,7 +11559,7 @@
         </w:rPr>
         <w:t>■　人口の推移と将来推計</w:t>
       </w:r>
-      <w:bookmarkEnd w:id="8100022"/>
+      <w:bookmarkEnd w:id="8100023"/>
     </w:p>
     <w:tbl>
       <w:tblPr>
@@ -10443,7 +12900,7 @@
           <w:rFonts w:ascii="BIZ UDPゴシック" w:eastAsia="BIZ UDPゴシック" w:hAnsi="BIZ UDPゴシック"/>
         </w:rPr>
       </w:pPr>
-      <w:bookmarkStart w:id="8100023" w:name="_Toc8100023"/>
+      <w:bookmarkStart w:id="8100024" w:name="_Toc8100024"/>
       <w:r>
         <w:rPr>
           <w:rFonts w:ascii="BIZ UDPゴシック" w:eastAsia="BIZ UDPゴシック" w:hAnsi="BIZ UDPゴシック" w:cs="IPAexGothic, MS Gothic, Noto Sa"/>
@@ -10453,7 +12910,7 @@
         </w:rPr>
         <w:t>２　障がい者手帳の所持者数</w:t>
       </w:r>
-      <w:bookmarkEnd w:id="8100023"/>
+      <w:bookmarkEnd w:id="8100024"/>
     </w:p>
     <w:p>
       <w:pPr>
@@ -10617,7 +13074,7 @@
           <w:rFonts w:ascii="BIZ UDPゴシック" w:eastAsia="BIZ UDPゴシック" w:hAnsi="BIZ UDPゴシック"/>
         </w:rPr>
       </w:pPr>
-      <w:bookmarkStart w:id="8100024" w:name="_Toc8100024"/>
+      <w:bookmarkStart w:id="8100025" w:name="_Toc8100025"/>
       <w:r>
         <w:rPr>
           <w:rFonts w:ascii="BIZ UDPゴシック" w:eastAsia="BIZ UDPゴシック" w:hAnsi="BIZ UDPゴシック" w:cs="IPAexGothic, MS Gothic, Noto Sa"/>
@@ -10627,7 +13084,7 @@
         </w:rPr>
         <w:t>３　身体障がい者の現状</w:t>
       </w:r>
-      <w:bookmarkEnd w:id="8100024"/>
+      <w:bookmarkEnd w:id="8100025"/>
     </w:p>
     <w:p>
       <w:pPr>
@@ -10862,7 +13319,7 @@
           <w:rFonts w:ascii="BIZ UDPゴシック" w:eastAsia="BIZ UDPゴシック" w:hAnsi="BIZ UDPゴシック"/>
         </w:rPr>
       </w:pPr>
-      <w:bookmarkStart w:id="8100025" w:name="_Toc8100025"/>
+      <w:bookmarkStart w:id="8100026" w:name="_Toc8100026"/>
       <w:r>
         <w:rPr>
           <w:rFonts w:ascii="BIZ UDPゴシック" w:eastAsia="BIZ UDPゴシック" w:hAnsi="BIZ UDPゴシック" w:cs="IPAexGothic, MS Gothic, Noto Sa"/>
@@ -10872,7 +13329,7 @@
         </w:rPr>
         <w:t>４　知的障がい者の現状</w:t>
       </w:r>
-      <w:bookmarkEnd w:id="8100025"/>
+      <w:bookmarkEnd w:id="8100026"/>
     </w:p>
     <w:p>
       <w:pPr>
@@ -11035,7 +13492,7 @@
           <w:rFonts w:ascii="BIZ UDPゴシック" w:eastAsia="BIZ UDPゴシック" w:hAnsi="BIZ UDPゴシック"/>
         </w:rPr>
       </w:pPr>
-      <w:bookmarkStart w:id="8100026" w:name="_Toc8100026"/>
+      <w:bookmarkStart w:id="8100027" w:name="_Toc8100027"/>
       <w:r>
         <w:rPr>
           <w:rFonts w:ascii="BIZ UDPゴシック" w:eastAsia="BIZ UDPゴシック" w:hAnsi="BIZ UDPゴシック" w:cs="IPAexGothic, MS Gothic, Noto Sa"/>
@@ -11045,7 +13502,7 @@
         </w:rPr>
         <w:t>５　精神障がい者の現状</w:t>
       </w:r>
-      <w:bookmarkEnd w:id="8100026"/>
+      <w:bookmarkEnd w:id="8100027"/>
     </w:p>
     <w:p>
       <w:pPr>
@@ -11273,7 +13730,7 @@
       <w:pPr>
         <w:pStyle w:val="2"/>
       </w:pPr>
-      <w:bookmarkStart w:id="8100027" w:name="_Toc8100027"/>
+      <w:bookmarkStart w:id="8100028" w:name="_Toc8100028"/>
       <w:r>
         <w:rPr>
           <w:rFonts w:ascii="BIZ UDPゴシック" w:hAnsi="BIZ UDPゴシック" w:eastAsia="BIZ UDPゴシック"/>
@@ -11282,7 +13739,7 @@
         </w:rPr>
         <w:t>６　障がい者手帳所持者数の将来推計</w:t>
       </w:r>
-      <w:bookmarkEnd w:id="8100027"/>
+      <w:bookmarkEnd w:id="8100028"/>
     </w:p>
     <w:p>
       <w:pPr>
@@ -11301,7 +13758,7 @@
       <w:pPr>
         <w:pStyle w:val="3"/>
       </w:pPr>
-      <w:bookmarkStart w:id="8100028" w:name="_Toc8100028"/>
+      <w:bookmarkStart w:id="8100029" w:name="_Toc8100029"/>
       <w:r>
         <w:rPr>
           <w:rFonts w:ascii="BIZ UDPゴシック" w:hAnsi="BIZ UDPゴシック" w:eastAsia="BIZ UDPゴシック"/>
@@ -11310,7 +13767,7 @@
         </w:rPr>
         <w:t>■　推計に用いた実績</w:t>
       </w:r>
-      <w:bookmarkEnd w:id="8100028"/>
+      <w:bookmarkEnd w:id="8100029"/>
     </w:p>
     <w:tbl>
       <w:tblPr>
@@ -12238,7 +14695,7 @@
       <w:pPr>
         <w:pStyle w:val="3"/>
       </w:pPr>
-      <w:bookmarkStart w:id="8100029" w:name="_Toc8100029"/>
+      <w:bookmarkStart w:id="8100030" w:name="_Toc8100030"/>
       <w:r>
         <w:rPr>
           <w:rFonts w:ascii="BIZ UDPゴシック" w:hAnsi="BIZ UDPゴシック" w:eastAsia="BIZ UDPゴシック"/>
@@ -12247,7 +14704,7 @@
         </w:rPr>
         <w:t>■　推計の方法</w:t>
       </w:r>
-      <w:bookmarkEnd w:id="8100029"/>
+      <w:bookmarkEnd w:id="8100030"/>
     </w:p>
     <w:tbl>
       <w:tblPr>
@@ -12499,7 +14956,7 @@
       <w:pPr>
         <w:pStyle w:val="3"/>
       </w:pPr>
-      <w:bookmarkStart w:id="8100030" w:name="_Toc8100030"/>
+      <w:bookmarkStart w:id="8100031" w:name="_Toc8100031"/>
       <w:r>
         <w:rPr>
           <w:rFonts w:ascii="BIZ UDPゴシック" w:hAnsi="BIZ UDPゴシック" w:eastAsia="BIZ UDPゴシック"/>
@@ -12508,7 +14965,7 @@
         </w:rPr>
         <w:t>■　推計結果（暫定）</w:t>
       </w:r>
-      <w:bookmarkEnd w:id="8100030"/>
+      <w:bookmarkEnd w:id="8100031"/>
     </w:p>
     <w:tbl>
       <w:tblPr>
@@ -13908,7 +16365,7 @@
       <w:pPr>
         <w:pStyle w:val="3"/>
       </w:pPr>
-      <w:bookmarkStart w:id="8100031" w:name="_Toc8100031"/>
+      <w:bookmarkStart w:id="8100032" w:name="_Toc8100032"/>
       <w:r>
         <w:rPr>
           <w:rFonts w:ascii="BIZ UDPゴシック" w:hAnsi="BIZ UDPゴシック" w:eastAsia="BIZ UDPゴシック"/>
@@ -13917,7 +16374,7 @@
         </w:rPr>
         <w:t>■　読み取りのポイント</w:t>
       </w:r>
-      <w:bookmarkEnd w:id="8100031"/>
+      <w:bookmarkEnd w:id="8100032"/>
     </w:p>
     <w:p>
       <w:r>
@@ -14025,7 +16482,7 @@
           <w:rFonts w:ascii="BIZ UDPゴシック" w:eastAsia="BIZ UDPゴシック" w:hAnsi="BIZ UDPゴシック"/>
         </w:rPr>
       </w:pPr>
-      <w:bookmarkStart w:id="8100032" w:name="_Toc8100032"/>
+      <w:bookmarkStart w:id="8100033" w:name="_Toc8100033"/>
       <w:r>
         <w:rPr>
           <w:rFonts w:ascii="BIZ UDPゴシック" w:eastAsia="BIZ UDPゴシック" w:hAnsi="BIZ UDPゴシック" w:cs="IPAexGothic, MS Gothic, Noto Sa"/>
@@ -14035,7 +16492,7 @@
         </w:rPr>
         <w:t>７　障がい児の就学状況</w:t>
       </w:r>
-      <w:bookmarkEnd w:id="8100032"/>
+      <w:bookmarkEnd w:id="8100033"/>
     </w:p>
     <w:p>
       <w:pPr>
@@ -15237,7 +17694,7 @@
           <w:rFonts w:ascii="BIZ UDPゴシック" w:eastAsia="BIZ UDPゴシック" w:hAnsi="BIZ UDPゴシック"/>
         </w:rPr>
       </w:pPr>
-      <w:bookmarkStart w:id="8100033" w:name="_Toc8100033"/>
+      <w:bookmarkStart w:id="8100034" w:name="_Toc8100034"/>
       <w:r>
         <w:rPr>
           <w:rFonts w:ascii="BIZ UDPゴシック" w:eastAsia="BIZ UDPゴシック" w:hAnsi="BIZ UDPゴシック" w:cs="IPAexGothic, MS Gothic, Noto Sa"/>
@@ -15247,7 +17704,7 @@
         </w:rPr>
         <w:t>８　アンケート調査の実施について</w:t>
       </w:r>
-      <w:bookmarkEnd w:id="8100033"/>
+      <w:bookmarkEnd w:id="8100034"/>
     </w:p>
     <w:p>
       <w:pPr>
@@ -15793,7 +18250,7 @@
           <w:rFonts w:ascii="BIZ UDPゴシック" w:eastAsia="BIZ UDPゴシック" w:hAnsi="BIZ UDPゴシック"/>
         </w:rPr>
       </w:pPr>
-      <w:bookmarkStart w:id="8100034" w:name="_Toc8100034"/>
+      <w:bookmarkStart w:id="8100035" w:name="_Toc8100035"/>
       <w:r>
         <w:rPr>
           <w:rFonts w:ascii="BIZ UDPゴシック" w:eastAsia="BIZ UDPゴシック" w:hAnsi="BIZ UDPゴシック" w:cs="IPAexGothic, MS Gothic, Noto Sa"/>
@@ -15802,34 +18259,6 @@
           <w:color w:val="1A1A1A"/>
         </w:rPr>
         <w:t>第3章　計画の基本理念・基本目標及び施策体系</w:t>
-      </w:r>
-      <w:bookmarkEnd w:id="8100034"/>
-    </w:p>
-    <w:p>
-      <w:pPr>
-        <w:ind w:firstLine="210"/>
-      </w:pPr>
-      <w:r>
-        <w:rPr>
-          <w:rFonts w:ascii="BIZ UDPゴシック" w:hAnsi="BIZ UDPゴシック" w:eastAsia="BIZ UDPゴシック"/>
-          <w:b w:val="0"/>
-          <w:sz w:val="21"/>
-        </w:rPr>
-        <w:t>本計画は、令和６年度から令和11年度までを計画期間とする「第４次北塩原村障がい者計画」と一体的に推進するものです。同計画は今回の見直しの対象ではないため、その基本理念、基本目標及び施策体系は変更せず、本計画においても共有する理念・目標・体系として継承します。本章では、継承する内容を明らかにしたうえで、第８期障がい福祉計画・第４期障がい児福祉計画で新たに加わる視点がどの施策に接続するかを整理します。</w:t>
-      </w:r>
-    </w:p>
-    <w:p>
-      <w:pPr>
-        <w:pStyle w:val="2"/>
-      </w:pPr>
-      <w:bookmarkStart w:id="8100035" w:name="_Toc8100035"/>
-      <w:r>
-        <w:rPr>
-          <w:rFonts w:ascii="BIZ UDPゴシック" w:hAnsi="BIZ UDPゴシック" w:eastAsia="BIZ UDPゴシック"/>
-          <w:b w:val="0"/>
-          <w:sz w:val="21"/>
-        </w:rPr>
-        <w:t>１　基本理念</w:t>
       </w:r>
       <w:bookmarkEnd w:id="8100035"/>
     </w:p>
@@ -15840,6 +18269,34 @@
       <w:r>
         <w:rPr>
           <w:rFonts w:ascii="BIZ UDPゴシック" w:hAnsi="BIZ UDPゴシック" w:eastAsia="BIZ UDPゴシック"/>
+          <w:b w:val="0"/>
+          <w:sz w:val="21"/>
+        </w:rPr>
+        <w:t>本計画は、令和６年度から令和11年度までを計画期間とする「第４次北塩原村障がい者計画」と一体的に推進するものです。同計画は今回の見直しの対象ではないため、その基本理念、基本目標及び施策体系は変更せず、本計画においても共有する理念・目標・体系として継承します。本章では、継承する内容を明らかにしたうえで、第８期障がい福祉計画・第４期障がい児福祉計画で新たに加わる視点がどの施策に接続するかを整理します。</w:t>
+      </w:r>
+    </w:p>
+    <w:p>
+      <w:pPr>
+        <w:pStyle w:val="2"/>
+      </w:pPr>
+      <w:bookmarkStart w:id="8100036" w:name="_Toc8100036"/>
+      <w:r>
+        <w:rPr>
+          <w:rFonts w:ascii="BIZ UDPゴシック" w:hAnsi="BIZ UDPゴシック" w:eastAsia="BIZ UDPゴシック"/>
+          <w:b w:val="0"/>
+          <w:sz w:val="21"/>
+        </w:rPr>
+        <w:t>１　基本理念</w:t>
+      </w:r>
+      <w:bookmarkEnd w:id="8100036"/>
+    </w:p>
+    <w:p>
+      <w:pPr>
+        <w:ind w:firstLine="210"/>
+      </w:pPr>
+      <w:r>
+        <w:rPr>
+          <w:rFonts w:ascii="BIZ UDPゴシック" w:hAnsi="BIZ UDPゴシック" w:eastAsia="BIZ UDPゴシック"/>
           <w:b/>
           <w:sz w:val="21"/>
         </w:rPr>
@@ -15863,7 +18320,7 @@
       <w:pPr>
         <w:pStyle w:val="2"/>
       </w:pPr>
-      <w:bookmarkStart w:id="8100036" w:name="_Toc8100036"/>
+      <w:bookmarkStart w:id="8100037" w:name="_Toc8100037"/>
       <w:r>
         <w:rPr>
           <w:rFonts w:ascii="BIZ UDPゴシック" w:hAnsi="BIZ UDPゴシック" w:eastAsia="BIZ UDPゴシック"/>
@@ -15872,7 +18329,7 @@
         </w:rPr>
         <w:t>２　基本目標</w:t>
       </w:r>
-      <w:bookmarkEnd w:id="8100036"/>
+      <w:bookmarkEnd w:id="8100037"/>
     </w:p>
     <w:p>
       <w:pPr>
@@ -16105,7 +18562,7 @@
       <w:pPr>
         <w:pStyle w:val="2"/>
       </w:pPr>
-      <w:bookmarkStart w:id="8100037" w:name="_Toc8100037"/>
+      <w:bookmarkStart w:id="8100038" w:name="_Toc8100038"/>
       <w:r>
         <w:rPr>
           <w:rFonts w:ascii="BIZ UDPゴシック" w:hAnsi="BIZ UDPゴシック" w:eastAsia="BIZ UDPゴシック"/>
@@ -16114,7 +18571,7 @@
         </w:rPr>
         <w:t>３　施策体系と各施策の方向性</w:t>
       </w:r>
-      <w:bookmarkEnd w:id="8100037"/>
+      <w:bookmarkEnd w:id="8100038"/>
     </w:p>
     <w:p>
       <w:pPr>
@@ -16574,7 +19031,7 @@
       <w:pPr>
         <w:pStyle w:val="2"/>
       </w:pPr>
-      <w:bookmarkStart w:id="8100038" w:name="_Toc8100038"/>
+      <w:bookmarkStart w:id="8100039" w:name="_Toc8100039"/>
       <w:r>
         <w:rPr>
           <w:rFonts w:ascii="BIZ UDPゴシック" w:hAnsi="BIZ UDPゴシック" w:eastAsia="BIZ UDPゴシック"/>
@@ -16583,7 +19040,7 @@
         </w:rPr>
         <w:t>４　第８期計画で加わる視点と施策体系の対応</w:t>
       </w:r>
-      <w:bookmarkEnd w:id="8100038"/>
+      <w:bookmarkEnd w:id="8100039"/>
     </w:p>
     <w:p>
       <w:pPr>
@@ -17385,7 +19842,7 @@
       <w:pPr>
         <w:pStyle w:val="3"/>
       </w:pPr>
-      <w:bookmarkStart w:id="8100039" w:name="_Toc8100039"/>
+      <w:bookmarkStart w:id="8100040" w:name="_Toc8100040"/>
       <w:r>
         <w:rPr>
           <w:rFonts w:ascii="BIZ UDPゴシック" w:hAnsi="BIZ UDPゴシック" w:eastAsia="BIZ UDPゴシック"/>
@@ -17394,7 +19851,7 @@
         </w:rPr>
         <w:t>■　人材確保・定着の扱い</w:t>
       </w:r>
-      <w:bookmarkEnd w:id="8100039"/>
+      <w:bookmarkEnd w:id="8100040"/>
     </w:p>
     <w:p>
       <w:pPr>
@@ -17414,7 +19871,7 @@
       <w:pPr>
         <w:pStyle w:val="2"/>
       </w:pPr>
-      <w:bookmarkStart w:id="8100040" w:name="_Toc8100040"/>
+      <w:bookmarkStart w:id="8100041" w:name="_Toc8100041"/>
       <w:r>
         <w:rPr>
           <w:rFonts w:ascii="BIZ UDPゴシック" w:hAnsi="BIZ UDPゴシック" w:eastAsia="BIZ UDPゴシック"/>
@@ -17423,7 +19880,7 @@
         </w:rPr>
         <w:t>５　第４次障がい者計画の目標値と進捗管理</w:t>
       </w:r>
-      <w:bookmarkEnd w:id="8100040"/>
+      <w:bookmarkEnd w:id="8100041"/>
     </w:p>
     <w:p>
       <w:pPr>
@@ -18618,7 +21075,7 @@
           <w:rFonts w:ascii="BIZ UDPゴシック" w:eastAsia="BIZ UDPゴシック" w:hAnsi="BIZ UDPゴシック"/>
         </w:rPr>
       </w:pPr>
-      <w:bookmarkStart w:id="8100041" w:name="_Toc8100041"/>
+      <w:bookmarkStart w:id="8100042" w:name="_Toc8100042"/>
       <w:r>
         <w:rPr>
           <w:rFonts w:ascii="BIZ UDPゴシック" w:eastAsia="BIZ UDPゴシック" w:hAnsi="BIZ UDPゴシック" w:cs="IPAexGothic, MS Gothic, Noto Sa"/>
@@ -18629,7 +21086,7 @@
         <w:lastRenderedPageBreak/>
         <w:t>第4章　令和11年度に向けた成果目標</w:t>
       </w:r>
-      <w:bookmarkEnd w:id="8100041"/>
+      <w:bookmarkEnd w:id="8100042"/>
     </w:p>
     <w:p>
       <w:pPr>
@@ -18700,7 +21157,7 @@
           <w:rFonts w:ascii="BIZ UDPゴシック" w:eastAsia="BIZ UDPゴシック" w:hAnsi="BIZ UDPゴシック"/>
         </w:rPr>
       </w:pPr>
-      <w:bookmarkStart w:id="8100042" w:name="_Toc8100042"/>
+      <w:bookmarkStart w:id="8100043" w:name="_Toc8100043"/>
       <w:r>
         <w:rPr>
           <w:rFonts w:ascii="BIZ UDPゴシック" w:eastAsia="BIZ UDPゴシック" w:hAnsi="BIZ UDPゴシック" w:cs="IPAexGothic, MS Gothic, Noto Sa"/>
@@ -18710,7 +21167,7 @@
         </w:rPr>
         <w:t>（１）　福祉施設の入所者の地域生活への移行</w:t>
       </w:r>
-      <w:bookmarkEnd w:id="8100042"/>
+      <w:bookmarkEnd w:id="8100043"/>
     </w:p>
     <w:p>
       <w:pPr>
@@ -19421,7 +21878,7 @@
           <w:rFonts w:ascii="BIZ UDPゴシック" w:eastAsia="BIZ UDPゴシック" w:hAnsi="BIZ UDPゴシック"/>
         </w:rPr>
       </w:pPr>
-      <w:bookmarkStart w:id="8100043" w:name="_Toc8100043"/>
+      <w:bookmarkStart w:id="8100044" w:name="_Toc8100044"/>
       <w:r>
         <w:rPr>
           <w:rFonts w:ascii="BIZ UDPゴシック" w:eastAsia="BIZ UDPゴシック" w:hAnsi="BIZ UDPゴシック" w:cs="IPAexGothic, MS Gothic, Noto Sa"/>
@@ -19431,7 +21888,7 @@
         </w:rPr>
         <w:t>（２）　精神障害にも対応した地域包括ケアシステムの構築</w:t>
       </w:r>
-      <w:bookmarkEnd w:id="8100043"/>
+      <w:bookmarkEnd w:id="8100044"/>
     </w:p>
     <w:p>
       <w:pPr>
@@ -20047,7 +22504,7 @@
       <w:pPr>
         <w:pStyle w:val="3"/>
       </w:pPr>
-      <w:bookmarkStart w:id="8100044" w:name="_Toc8100044"/>
+      <w:bookmarkStart w:id="8100045" w:name="_Toc8100045"/>
       <w:r>
         <w:rPr>
           <w:rFonts w:ascii="BIZ UDPゴシック" w:hAnsi="BIZ UDPゴシック" w:eastAsia="BIZ UDPゴシック"/>
@@ -20056,7 +22513,7 @@
         </w:rPr>
         <w:t>■　福島県の実績と本村の目標設定</w:t>
       </w:r>
-      <w:bookmarkEnd w:id="8100044"/>
+      <w:bookmarkEnd w:id="8100045"/>
     </w:p>
     <w:p>
       <w:pPr>
@@ -20653,7 +23110,7 @@
           <w:rFonts w:ascii="BIZ UDPゴシック" w:eastAsia="BIZ UDPゴシック" w:hAnsi="BIZ UDPゴシック"/>
         </w:rPr>
       </w:pPr>
-      <w:bookmarkStart w:id="8100045" w:name="_Toc8100045"/>
+      <w:bookmarkStart w:id="8100046" w:name="_Toc8100046"/>
       <w:r>
         <w:rPr>
           <w:rFonts w:ascii="BIZ UDPゴシック" w:eastAsia="BIZ UDPゴシック" w:hAnsi="BIZ UDPゴシック" w:cs="IPAexGothic, MS Gothic, Noto Sa"/>
@@ -20663,7 +23120,7 @@
         </w:rPr>
         <w:t>（３）　福祉施設から一般就労への移行等</w:t>
       </w:r>
-      <w:bookmarkEnd w:id="8100045"/>
+      <w:bookmarkEnd w:id="8100046"/>
     </w:p>
     <w:p>
       <w:pPr>
@@ -21416,7 +23873,7 @@
           <w:rFonts w:ascii="BIZ UDPゴシック" w:eastAsia="BIZ UDPゴシック" w:hAnsi="BIZ UDPゴシック"/>
         </w:rPr>
       </w:pPr>
-      <w:bookmarkStart w:id="8100046" w:name="_Toc8100046"/>
+      <w:bookmarkStart w:id="8100047" w:name="_Toc8100047"/>
       <w:r>
         <w:rPr>
           <w:rFonts w:ascii="BIZ UDPゴシック" w:eastAsia="BIZ UDPゴシック" w:hAnsi="BIZ UDPゴシック" w:cs="IPAexGothic, MS Gothic, Noto Sa"/>
@@ -21426,7 +23883,7 @@
         </w:rPr>
         <w:t>（４）　障がい児支援の提供体制の整備等</w:t>
       </w:r>
-      <w:bookmarkEnd w:id="8100046"/>
+      <w:bookmarkEnd w:id="8100047"/>
     </w:p>
     <w:p>
       <w:pPr>
@@ -22356,7 +24813,7 @@
           <w:rFonts w:ascii="BIZ UDPゴシック" w:eastAsia="BIZ UDPゴシック" w:hAnsi="BIZ UDPゴシック"/>
         </w:rPr>
       </w:pPr>
-      <w:bookmarkStart w:id="8100047" w:name="_Toc8100047"/>
+      <w:bookmarkStart w:id="8100048" w:name="_Toc8100048"/>
       <w:r>
         <w:rPr>
           <w:rFonts w:ascii="BIZ UDPゴシック" w:eastAsia="BIZ UDPゴシック" w:hAnsi="BIZ UDPゴシック" w:cs="IPAexGothic, MS Gothic, Noto Sa"/>
@@ -22366,7 +24823,7 @@
         </w:rPr>
         <w:t>（５）　地域生活支援の充実</w:t>
       </w:r>
-      <w:bookmarkEnd w:id="8100047"/>
+      <w:bookmarkEnd w:id="8100048"/>
     </w:p>
     <w:p>
       <w:pPr>
@@ -23058,7 +25515,7 @@
           <w:rFonts w:ascii="BIZ UDPゴシック" w:eastAsia="BIZ UDPゴシック" w:hAnsi="BIZ UDPゴシック"/>
         </w:rPr>
       </w:pPr>
-      <w:bookmarkStart w:id="8100048" w:name="_Toc8100048"/>
+      <w:bookmarkStart w:id="8100049" w:name="_Toc8100049"/>
       <w:r>
         <w:rPr>
           <w:rFonts w:ascii="BIZ UDPゴシック" w:eastAsia="BIZ UDPゴシック" w:hAnsi="BIZ UDPゴシック" w:cs="IPAexGothic, MS Gothic, Noto Sa"/>
@@ -23069,7 +25526,7 @@
         <w:lastRenderedPageBreak/>
         <w:t>（６）　相談支援体制の充実・強化等</w:t>
       </w:r>
-      <w:bookmarkEnd w:id="8100048"/>
+      <w:bookmarkEnd w:id="8100049"/>
     </w:p>
     <w:p>
       <w:pPr>
@@ -23738,7 +26195,7 @@
           <w:rFonts w:ascii="BIZ UDPゴシック" w:eastAsia="BIZ UDPゴシック" w:hAnsi="BIZ UDPゴシック"/>
         </w:rPr>
       </w:pPr>
-      <w:bookmarkStart w:id="8100049" w:name="_Toc8100049"/>
+      <w:bookmarkStart w:id="8100050" w:name="_Toc8100050"/>
       <w:r>
         <w:rPr>
           <w:rFonts w:ascii="BIZ UDPゴシック" w:eastAsia="BIZ UDPゴシック" w:hAnsi="BIZ UDPゴシック" w:cs="IPAexGothic, MS Gothic, Noto Sa"/>
@@ -23748,7 +26205,7 @@
         </w:rPr>
         <w:t>（７）　障がい福祉人材の確保・定着及び当事者視点に立ったケアの充実のための生産性向上【新規】</w:t>
       </w:r>
-      <w:bookmarkEnd w:id="8100049"/>
+      <w:bookmarkEnd w:id="8100050"/>
     </w:p>
     <w:p>
       <w:pPr>
@@ -24230,7 +26687,7 @@
           <w:rFonts w:ascii="BIZ UDPゴシック" w:eastAsia="BIZ UDPゴシック" w:hAnsi="BIZ UDPゴシック"/>
         </w:rPr>
       </w:pPr>
-      <w:bookmarkStart w:id="8100050" w:name="_Toc8100050"/>
+      <w:bookmarkStart w:id="8100051" w:name="_Toc8100051"/>
       <w:r>
         <w:rPr>
           <w:rFonts w:ascii="BIZ UDPゴシック" w:eastAsia="BIZ UDPゴシック" w:hAnsi="BIZ UDPゴシック" w:cs="IPAexGothic, MS Gothic, Noto Sa"/>
@@ -24240,7 +26697,7 @@
         </w:rPr>
         <w:t>（８）　障がい福祉サービス等の質を向上させるための取組みに係る体制の構築</w:t>
       </w:r>
-      <w:bookmarkEnd w:id="8100050"/>
+      <w:bookmarkEnd w:id="8100051"/>
     </w:p>
     <w:p>
       <w:pPr>
@@ -24709,7 +27166,7 @@
           <w:rFonts w:ascii="BIZ UDPゴシック" w:eastAsia="BIZ UDPゴシック" w:hAnsi="BIZ UDPゴシック"/>
         </w:rPr>
       </w:pPr>
-      <w:bookmarkStart w:id="8100051" w:name="_Toc8100051"/>
+      <w:bookmarkStart w:id="8100052" w:name="_Toc8100052"/>
       <w:r>
         <w:rPr>
           <w:rFonts w:ascii="BIZ UDPゴシック" w:eastAsia="BIZ UDPゴシック" w:hAnsi="BIZ UDPゴシック" w:cs="IPAexGothic, MS Gothic, Noto Sa"/>
@@ -24720,7 +27177,7 @@
         <w:lastRenderedPageBreak/>
         <w:t>第5章　障がい福祉サービス等の実績と今後の見込み量</w:t>
       </w:r>
-      <w:bookmarkEnd w:id="8100051"/>
+      <w:bookmarkEnd w:id="8100052"/>
     </w:p>
     <w:p>
       <w:pPr>
@@ -25573,7 +28030,7 @@
       <w:pPr>
         <w:pStyle w:val="2"/>
       </w:pPr>
-      <w:bookmarkStart w:id="8100052" w:name="_Toc8100052"/>
+      <w:bookmarkStart w:id="8100053" w:name="_Toc8100053"/>
       <w:r>
         <w:rPr>
           <w:rFonts w:ascii="BIZ UDPゴシック" w:hAnsi="BIZ UDPゴシック" w:eastAsia="BIZ UDPゴシック"/>
@@ -25582,7 +28039,7 @@
         </w:rPr>
         <w:t>１　見込量の推計方法</w:t>
       </w:r>
-      <w:bookmarkEnd w:id="8100052"/>
+      <w:bookmarkEnd w:id="8100053"/>
     </w:p>
     <w:p>
       <w:pPr>
@@ -25627,7 +28084,7 @@
       <w:pPr>
         <w:pStyle w:val="3"/>
       </w:pPr>
-      <w:bookmarkStart w:id="8100053" w:name="_Toc8100053"/>
+      <w:bookmarkStart w:id="8100054" w:name="_Toc8100054"/>
       <w:r>
         <w:rPr>
           <w:rFonts w:ascii="BIZ UDPゴシック" w:hAnsi="BIZ UDPゴシック" w:eastAsia="BIZ UDPゴシック"/>
@@ -25636,13 +28093,13 @@
         </w:rPr>
         <w:t>■　算定方法の根拠となる基本指針の規定</w:t>
       </w:r>
-      <w:bookmarkEnd w:id="8100053"/>
+      <w:bookmarkEnd w:id="8100054"/>
     </w:p>
     <w:p>
       <w:pPr>
         <w:pStyle w:val="3"/>
       </w:pPr>
-      <w:bookmarkStart w:id="8100054" w:name="_Toc8100054"/>
+      <w:bookmarkStart w:id="8100055" w:name="_Toc8100055"/>
       <w:r>
         <w:rPr>
           <w:rFonts w:ascii="BIZ UDPゴシック" w:hAnsi="BIZ UDPゴシック" w:eastAsia="BIZ UDPゴシック"/>
@@ -25651,7 +28108,7 @@
         </w:rPr>
         <w:t>■　国が示す推計方法との関係</w:t>
       </w:r>
-      <w:bookmarkEnd w:id="8100054"/>
+      <w:bookmarkEnd w:id="8100055"/>
     </w:p>
     <w:p>
       <w:pPr>
@@ -26030,7 +28487,7 @@
       <w:pPr>
         <w:pStyle w:val="3"/>
       </w:pPr>
-      <w:bookmarkStart w:id="8100055" w:name="_Toc8100055"/>
+      <w:bookmarkStart w:id="8100056" w:name="_Toc8100056"/>
       <w:r>
         <w:rPr>
           <w:rFonts w:ascii="BIZ UDPゴシック" w:hAnsi="BIZ UDPゴシック" w:eastAsia="BIZ UDPゴシック"/>
@@ -26039,7 +28496,7 @@
         </w:rPr>
         <w:t>■　障害支援区分別人数による見込量の検証</w:t>
       </w:r>
-      <w:bookmarkEnd w:id="8100055"/>
+      <w:bookmarkEnd w:id="8100056"/>
     </w:p>
     <w:p>
       <w:pPr>
@@ -27590,7 +30047,7 @@
       <w:pPr>
         <w:pStyle w:val="3"/>
       </w:pPr>
-      <w:bookmarkStart w:id="8100056" w:name="_Toc8100056"/>
+      <w:bookmarkStart w:id="8100057" w:name="_Toc8100057"/>
       <w:r>
         <w:rPr>
           <w:rFonts w:ascii="BIZ UDPゴシック" w:hAnsi="BIZ UDPゴシック" w:eastAsia="BIZ UDPゴシック"/>
@@ -27599,7 +30056,7 @@
         </w:rPr>
         <w:t>■　推計の算式</w:t>
       </w:r>
-      <w:bookmarkEnd w:id="8100056"/>
+      <w:bookmarkEnd w:id="8100057"/>
     </w:p>
     <w:tbl>
       <w:tblPr>
@@ -27773,7 +30230,7 @@
       <w:pPr>
         <w:pStyle w:val="3"/>
       </w:pPr>
-      <w:bookmarkStart w:id="8100057" w:name="_Toc8100057"/>
+      <w:bookmarkStart w:id="8100058" w:name="_Toc8100058"/>
       <w:r>
         <w:rPr>
           <w:rFonts w:ascii="BIZ UDPゴシック" w:hAnsi="BIZ UDPゴシック" w:eastAsia="BIZ UDPゴシック"/>
@@ -27782,7 +30239,7 @@
         </w:rPr>
         <w:t>■　推計対象の３層</w:t>
       </w:r>
-      <w:bookmarkEnd w:id="8100057"/>
+      <w:bookmarkEnd w:id="8100058"/>
     </w:p>
     <w:p>
       <w:pPr>
@@ -28124,7 +30581,7 @@
       <w:pPr>
         <w:pStyle w:val="3"/>
       </w:pPr>
-      <w:bookmarkStart w:id="8100058" w:name="_Toc8100058"/>
+      <w:bookmarkStart w:id="8100059" w:name="_Toc8100059"/>
       <w:r>
         <w:rPr>
           <w:rFonts w:ascii="BIZ UDPゴシック" w:hAnsi="BIZ UDPゴシック" w:eastAsia="BIZ UDPゴシック"/>
@@ -28133,7 +30590,7 @@
         </w:rPr>
         <w:t>■　利用希望量と利用可能量の区別</w:t>
       </w:r>
-      <w:bookmarkEnd w:id="8100058"/>
+      <w:bookmarkEnd w:id="8100059"/>
     </w:p>
     <w:p>
       <w:pPr>
@@ -28196,7 +30653,7 @@
       <w:pPr>
         <w:pStyle w:val="2"/>
       </w:pPr>
-      <w:bookmarkStart w:id="8100059" w:name="_Toc8100059"/>
+      <w:bookmarkStart w:id="8100060" w:name="_Toc8100060"/>
       <w:r>
         <w:rPr>
           <w:rFonts w:ascii="BIZ UDPゴシック" w:hAnsi="BIZ UDPゴシック" w:eastAsia="BIZ UDPゴシック"/>
@@ -28205,7 +30662,7 @@
         </w:rPr>
         <w:t>２　年齢到達に伴うサービスの移行</w:t>
       </w:r>
-      <w:bookmarkEnd w:id="8100059"/>
+      <w:bookmarkEnd w:id="8100060"/>
     </w:p>
     <w:p>
       <w:pPr>
@@ -28756,7 +31213,7 @@
       <w:pPr>
         <w:pStyle w:val="3"/>
       </w:pPr>
-      <w:bookmarkStart w:id="8100060" w:name="_Toc8100060"/>
+      <w:bookmarkStart w:id="8100061" w:name="_Toc8100061"/>
       <w:r>
         <w:rPr>
           <w:rFonts w:ascii="BIZ UDPゴシック" w:hAnsi="BIZ UDPゴシック" w:eastAsia="BIZ UDPゴシック"/>
@@ -28765,7 +31222,7 @@
         </w:rPr>
         <w:t>■　65歳到達時のサービスの区分</w:t>
       </w:r>
-      <w:bookmarkEnd w:id="8100060"/>
+      <w:bookmarkEnd w:id="8100061"/>
     </w:p>
     <w:tbl>
       <w:tblPr>
@@ -29088,7 +31545,7 @@
       <w:pPr>
         <w:pStyle w:val="3"/>
       </w:pPr>
-      <w:bookmarkStart w:id="8100061" w:name="_Toc8100061"/>
+      <w:bookmarkStart w:id="8100062" w:name="_Toc8100062"/>
       <w:r>
         <w:rPr>
           <w:rFonts w:ascii="BIZ UDPゴシック" w:hAnsi="BIZ UDPゴシック" w:eastAsia="BIZ UDPゴシック"/>
@@ -29097,7 +31554,7 @@
         </w:rPr>
         <w:t>■　利用者負担の軽減</w:t>
       </w:r>
-      <w:bookmarkEnd w:id="8100061"/>
+      <w:bookmarkEnd w:id="8100062"/>
     </w:p>
     <w:p>
       <w:pPr>
@@ -29167,7 +31624,7 @@
           <w:rFonts w:ascii="BIZ UDPゴシック" w:eastAsia="BIZ UDPゴシック" w:hAnsi="BIZ UDPゴシック"/>
         </w:rPr>
       </w:pPr>
-      <w:bookmarkStart w:id="8100062" w:name="_Toc8100062"/>
+      <w:bookmarkStart w:id="8100063" w:name="_Toc8100063"/>
       <w:r>
         <w:rPr>
           <w:rFonts w:ascii="BIZ UDPゴシック" w:eastAsia="BIZ UDPゴシック" w:hAnsi="BIZ UDPゴシック" w:cs="IPAexGothic, MS Gothic, Noto Sa"/>
@@ -29177,7 +31634,7 @@
         </w:rPr>
         <w:t>３　訪問系サービス</w:t>
       </w:r>
-      <w:bookmarkEnd w:id="8100062"/>
+      <w:bookmarkEnd w:id="8100063"/>
     </w:p>
     <w:p>
       <w:pPr>
@@ -30932,7 +33389,7 @@
           <w:rFonts w:ascii="BIZ UDPゴシック" w:eastAsia="BIZ UDPゴシック" w:hAnsi="BIZ UDPゴシック"/>
         </w:rPr>
       </w:pPr>
-      <w:bookmarkStart w:id="8100063" w:name="_Toc8100063"/>
+      <w:bookmarkStart w:id="8100064" w:name="_Toc8100064"/>
       <w:r>
         <w:rPr>
           <w:rFonts w:ascii="BIZ UDPゴシック" w:eastAsia="BIZ UDPゴシック" w:hAnsi="BIZ UDPゴシック" w:cs="IPAexGothic, MS Gothic, Noto Sa"/>
@@ -30942,7 +33399,7 @@
         </w:rPr>
         <w:t>４　日中活動系サービス</w:t>
       </w:r>
-      <w:bookmarkEnd w:id="8100063"/>
+      <w:bookmarkEnd w:id="8100064"/>
     </w:p>
     <w:p>
       <w:pPr>
@@ -34081,7 +36538,7 @@
           <w:rFonts w:ascii="BIZ UDPゴシック" w:eastAsia="BIZ UDPゴシック" w:hAnsi="BIZ UDPゴシック"/>
         </w:rPr>
       </w:pPr>
-      <w:bookmarkStart w:id="8100064" w:name="_Toc8100064"/>
+      <w:bookmarkStart w:id="8100065" w:name="_Toc8100065"/>
       <w:r>
         <w:rPr>
           <w:rFonts w:ascii="BIZ UDPゴシック" w:eastAsia="BIZ UDPゴシック" w:hAnsi="BIZ UDPゴシック" w:cs="IPAexGothic, MS Gothic, Noto Sa"/>
@@ -34091,7 +36548,7 @@
         </w:rPr>
         <w:t>５　居住系サービス</w:t>
       </w:r>
-      <w:bookmarkEnd w:id="8100064"/>
+      <w:bookmarkEnd w:id="8100065"/>
     </w:p>
     <w:p>
       <w:pPr>
@@ -35077,7 +37534,7 @@
           <w:rFonts w:ascii="BIZ UDPゴシック" w:eastAsia="BIZ UDPゴシック" w:hAnsi="BIZ UDPゴシック"/>
         </w:rPr>
       </w:pPr>
-      <w:bookmarkStart w:id="8100065" w:name="_Toc8100065"/>
+      <w:bookmarkStart w:id="8100066" w:name="_Toc8100066"/>
       <w:r>
         <w:rPr>
           <w:rFonts w:ascii="BIZ UDPゴシック" w:eastAsia="BIZ UDPゴシック" w:hAnsi="BIZ UDPゴシック" w:cs="IPAexGothic, MS Gothic, Noto Sa"/>
@@ -35087,7 +37544,7 @@
         </w:rPr>
         <w:t>６　相談支援</w:t>
       </w:r>
-      <w:bookmarkEnd w:id="8100065"/>
+      <w:bookmarkEnd w:id="8100066"/>
     </w:p>
     <w:p>
       <w:pPr>
@@ -36066,7 +38523,7 @@
           <w:rFonts w:ascii="BIZ UDPゴシック" w:eastAsia="BIZ UDPゴシック" w:hAnsi="BIZ UDPゴシック"/>
         </w:rPr>
       </w:pPr>
-      <w:bookmarkStart w:id="8100066" w:name="_Toc8100066"/>
+      <w:bookmarkStart w:id="8100067" w:name="_Toc8100067"/>
       <w:r>
         <w:rPr>
           <w:rFonts w:ascii="BIZ UDPゴシック" w:eastAsia="BIZ UDPゴシック" w:hAnsi="BIZ UDPゴシック" w:cs="IPAexGothic, MS Gothic, Noto Sa"/>
@@ -36076,7 +38533,7 @@
         </w:rPr>
         <w:t>７　障がい児支援</w:t>
       </w:r>
-      <w:bookmarkEnd w:id="8100066"/>
+      <w:bookmarkEnd w:id="8100067"/>
     </w:p>
     <w:p>
       <w:pPr>
@@ -38071,7 +40528,7 @@
           <w:rFonts w:ascii="BIZ UDPゴシック" w:eastAsia="BIZ UDPゴシック" w:hAnsi="BIZ UDPゴシック"/>
         </w:rPr>
       </w:pPr>
-      <w:bookmarkStart w:id="8100067" w:name="_Toc8100067"/>
+      <w:bookmarkStart w:id="8100068" w:name="_Toc8100068"/>
       <w:r>
         <w:rPr>
           <w:rFonts w:ascii="BIZ UDPゴシック" w:eastAsia="BIZ UDPゴシック" w:hAnsi="BIZ UDPゴシック" w:cs="IPAexGothic, MS Gothic, Noto Sa"/>
@@ -38081,7 +40538,7 @@
         </w:rPr>
         <w:t>８　必要な見込量の確保のための方策</w:t>
       </w:r>
-      <w:bookmarkEnd w:id="8100067"/>
+      <w:bookmarkEnd w:id="8100068"/>
     </w:p>
     <w:p>
       <w:pPr>
@@ -40208,7 +42665,7 @@
           <w:rFonts w:ascii="BIZ UDPゴシック" w:eastAsia="BIZ UDPゴシック" w:hAnsi="BIZ UDPゴシック"/>
         </w:rPr>
       </w:pPr>
-      <w:bookmarkStart w:id="8100068" w:name="_Toc8100068"/>
+      <w:bookmarkStart w:id="8100069" w:name="_Toc8100069"/>
       <w:r>
         <w:rPr>
           <w:rFonts w:ascii="BIZ UDPゴシック" w:eastAsia="BIZ UDPゴシック" w:hAnsi="BIZ UDPゴシック" w:cs="IPAexGothic, MS Gothic, Noto Sa"/>
@@ -40218,7 +42675,7 @@
         </w:rPr>
         <w:t>９　地域生活支援事業の実施目標</w:t>
       </w:r>
-      <w:bookmarkEnd w:id="8100068"/>
+      <w:bookmarkEnd w:id="8100069"/>
     </w:p>
     <w:p>
       <w:pPr>
@@ -42524,7 +44981,7 @@
       <w:pPr>
         <w:pStyle w:val="3"/>
       </w:pPr>
-      <w:bookmarkStart w:id="8100069" w:name="_Toc8100069"/>
+      <w:bookmarkStart w:id="8100070" w:name="_Toc8100070"/>
       <w:r>
         <w:rPr>
           <w:rFonts w:ascii="BIZ UDPゴシック" w:hAnsi="BIZ UDPゴシック" w:eastAsia="BIZ UDPゴシック"/>
@@ -42533,7 +44990,7 @@
         </w:rPr>
         <w:t>■　事業ごとの実施に関する考え方</w:t>
       </w:r>
-      <w:bookmarkEnd w:id="8100069"/>
+      <w:bookmarkEnd w:id="8100070"/>
     </w:p>
     <w:p>
       <w:pPr>
@@ -42989,7 +45446,7 @@
       <w:pPr>
         <w:pStyle w:val="2"/>
       </w:pPr>
-      <w:bookmarkStart w:id="8100070" w:name="_Toc8100070"/>
+      <w:bookmarkStart w:id="8100071" w:name="_Toc8100071"/>
       <w:r>
         <w:rPr>
           <w:rFonts w:ascii="BIZ UDPゴシック" w:hAnsi="BIZ UDPゴシック" w:eastAsia="BIZ UDPゴシック"/>
@@ -42998,7 +45455,7 @@
         </w:rPr>
         <w:t>10　活動指標</w:t>
       </w:r>
-      <w:bookmarkEnd w:id="8100070"/>
+      <w:bookmarkEnd w:id="8100071"/>
     </w:p>
     <w:p>
       <w:pPr>
@@ -43030,7 +45487,7 @@
       <w:pPr>
         <w:pStyle w:val="3"/>
       </w:pPr>
-      <w:bookmarkStart w:id="8100071" w:name="_Toc8100071"/>
+      <w:bookmarkStart w:id="8100072" w:name="_Toc8100072"/>
       <w:r>
         <w:rPr>
           <w:rFonts w:ascii="BIZ UDPゴシック" w:hAnsi="BIZ UDPゴシック" w:eastAsia="BIZ UDPゴシック"/>
@@ -43039,7 +45496,7 @@
         </w:rPr>
         <w:t>■　サービスの見込量に相当する活動指標</w:t>
       </w:r>
-      <w:bookmarkEnd w:id="8100071"/>
+      <w:bookmarkEnd w:id="8100072"/>
     </w:p>
     <w:p>
       <w:pPr>
@@ -43058,7 +45515,7 @@
       <w:pPr>
         <w:pStyle w:val="3"/>
       </w:pPr>
-      <w:bookmarkStart w:id="8100072" w:name="_Toc8100072"/>
+      <w:bookmarkStart w:id="8100073" w:name="_Toc8100073"/>
       <w:r>
         <w:rPr>
           <w:rFonts w:ascii="BIZ UDPゴシック" w:hAnsi="BIZ UDPゴシック" w:eastAsia="BIZ UDPゴシック"/>
@@ -43067,7 +45524,7 @@
         </w:rPr>
         <w:t>■　その他の活動指標</w:t>
       </w:r>
-      <w:bookmarkEnd w:id="8100072"/>
+      <w:bookmarkEnd w:id="8100073"/>
     </w:p>
     <w:tbl>
       <w:tblPr>
@@ -44747,7 +47204,7 @@
       <w:pPr>
         <w:pStyle w:val="3"/>
       </w:pPr>
-      <w:bookmarkStart w:id="8100073" w:name="_Toc8100073"/>
+      <w:bookmarkStart w:id="8100074" w:name="_Toc8100074"/>
       <w:r>
         <w:rPr>
           <w:rFonts w:ascii="BIZ UDPゴシック" w:hAnsi="BIZ UDPゴシック" w:eastAsia="BIZ UDPゴシック"/>
@@ -44756,7 +47213,7 @@
         </w:rPr>
         <w:t>■　本村では設定しない活動指標</w:t>
       </w:r>
-      <w:bookmarkEnd w:id="8100073"/>
+      <w:bookmarkEnd w:id="8100074"/>
     </w:p>
     <w:p>
       <w:pPr>
@@ -44826,7 +47283,7 @@
           <w:rFonts w:ascii="BIZ UDPゴシック" w:eastAsia="BIZ UDPゴシック" w:hAnsi="BIZ UDPゴシック"/>
         </w:rPr>
       </w:pPr>
-      <w:bookmarkStart w:id="8100074" w:name="_Toc8100074"/>
+      <w:bookmarkStart w:id="8100075" w:name="_Toc8100075"/>
       <w:r>
         <w:rPr>
           <w:rFonts w:ascii="BIZ UDPゴシック" w:eastAsia="BIZ UDPゴシック" w:hAnsi="BIZ UDPゴシック" w:cs="IPAexGothic, MS Gothic, Noto Sa"/>
@@ -44836,7 +47293,7 @@
         </w:rPr>
         <w:t>11　事業提供体制の確保のための方策</w:t>
       </w:r>
-      <w:bookmarkEnd w:id="8100074"/>
+      <w:bookmarkEnd w:id="8100075"/>
     </w:p>
     <w:p>
       <w:pPr>
@@ -44887,7 +47344,7 @@
       <w:pPr>
         <w:pStyle w:val="2"/>
       </w:pPr>
-      <w:bookmarkStart w:id="8100075" w:name="_Toc8100075"/>
+      <w:bookmarkStart w:id="8100076" w:name="_Toc8100076"/>
       <w:r>
         <w:rPr>
           <w:rFonts w:ascii="BIZ UDPゴシック" w:hAnsi="BIZ UDPゴシック" w:eastAsia="BIZ UDPゴシック"/>
@@ -44896,7 +47353,7 @@
         </w:rPr>
         <w:t>12　障がい福祉サービス等に係る費用の推移と財源構成</w:t>
       </w:r>
-      <w:bookmarkEnd w:id="8100075"/>
+      <w:bookmarkEnd w:id="8100076"/>
     </w:p>
     <w:p>
       <w:pPr>
@@ -44915,7 +47372,7 @@
       <w:pPr>
         <w:pStyle w:val="3"/>
       </w:pPr>
-      <w:bookmarkStart w:id="8100076" w:name="_Toc8100076"/>
+      <w:bookmarkStart w:id="8100077" w:name="_Toc8100077"/>
       <w:r>
         <w:rPr>
           <w:rFonts w:ascii="BIZ UDPゴシック" w:hAnsi="BIZ UDPゴシック" w:eastAsia="BIZ UDPゴシック"/>
@@ -44924,7 +47381,7 @@
         </w:rPr>
         <w:t>■　給付費の推移</w:t>
       </w:r>
-      <w:bookmarkEnd w:id="8100076"/>
+      <w:bookmarkEnd w:id="8100077"/>
     </w:p>
     <w:tbl>
       <w:tblPr>
@@ -45857,7 +48314,7 @@
       <w:pPr>
         <w:pStyle w:val="3"/>
       </w:pPr>
-      <w:bookmarkStart w:id="8100077" w:name="_Toc8100077"/>
+      <w:bookmarkStart w:id="8100078" w:name="_Toc8100078"/>
       <w:r>
         <w:rPr>
           <w:rFonts w:ascii="BIZ UDPゴシック" w:hAnsi="BIZ UDPゴシック" w:eastAsia="BIZ UDPゴシック"/>
@@ -45865,549 +48322,6 @@
           <w:sz w:val="21"/>
         </w:rPr>
         <w:t>■　財源構成（令和７年度・法定負担割合による試算）</w:t>
-      </w:r>
-      <w:bookmarkEnd w:id="8100077"/>
-    </w:p>
-    <w:tbl>
-      <w:tblPr>
-        <w:tblW w:type="auto" w:w="0"/>
-        <w:tblLook w:firstColumn="1" w:firstRow="1" w:lastColumn="0" w:lastRow="0" w:noHBand="0" w:noVBand="1" w:val="04A0"/>
-        <w:tblBorders>
-          <w:top w:val="single" w:sz="4" w:space="0" w:color="AAAAAA"/>
-          <w:left w:val="single" w:sz="4" w:space="0" w:color="AAAAAA"/>
-          <w:bottom w:val="single" w:sz="4" w:space="0" w:color="AAAAAA"/>
-          <w:right w:val="single" w:sz="4" w:space="0" w:color="AAAAAA"/>
-          <w:insideH w:val="single" w:sz="4" w:space="0" w:color="AAAAAA"/>
-          <w:insideV w:val="single" w:sz="4" w:space="0" w:color="AAAAAA"/>
-        </w:tblBorders>
-        <w:tblLook w:val="0000" w:firstRow="0" w:lastRow="0" w:firstColumn="0" w:lastColumn="0" w:noHBand="0" w:noVBand="0"/>
-      </w:tblPr>
-      <w:tblGrid>
-        <w:gridCol w:w="2409"/>
-        <w:gridCol w:w="2409"/>
-        <w:gridCol w:w="2409"/>
-        <w:gridCol w:w="2409"/>
-      </w:tblGrid>
-      <w:tr>
-        <w:tc>
-          <w:tcPr>
-            <w:tcW w:w="3000" w:type="dxa"/>
-            <w:tcMar>
-              <w:top w:w="60" w:type="dxa"/>
-              <w:left w:w="100" w:type="dxa"/>
-              <w:bottom w:w="60" w:type="dxa"/>
-              <w:right w:w="100" w:type="dxa"/>
-            </w:tcMar>
-            <w:vAlign w:val="center"/>
-            <w:shd w:val="clear" w:color="auto" w:fill="1F3864"/>
-          </w:tcPr>
-          <w:p>
-            <w:pPr>
-              <w:jc w:val="center"/>
-            </w:pPr>
-            <w:r>
-              <w:rPr>
-                <w:rFonts w:ascii="BIZ UDPゴシック" w:hAnsi="BIZ UDPゴシック" w:eastAsia="BIZ UDPゴシック"/>
-                <w:b/>
-                <w:color w:val="FFFFFF"/>
-                <w:sz w:val="19"/>
-              </w:rPr>
-              <w:t>区分</w:t>
-            </w:r>
-          </w:p>
-        </w:tc>
-        <w:tc>
-          <w:tcPr>
-            <w:tcW w:w="1700" w:type="dxa"/>
-            <w:tcMar>
-              <w:top w:w="60" w:type="dxa"/>
-              <w:left w:w="100" w:type="dxa"/>
-              <w:bottom w:w="60" w:type="dxa"/>
-              <w:right w:w="100" w:type="dxa"/>
-            </w:tcMar>
-            <w:vAlign w:val="center"/>
-            <w:shd w:val="clear" w:color="auto" w:fill="1F3864"/>
-          </w:tcPr>
-          <w:p>
-            <w:pPr>
-              <w:jc w:val="center"/>
-            </w:pPr>
-            <w:r>
-              <w:rPr>
-                <w:rFonts w:ascii="BIZ UDPゴシック" w:hAnsi="BIZ UDPゴシック" w:eastAsia="BIZ UDPゴシック"/>
-                <w:b/>
-                <w:color w:val="FFFFFF"/>
-                <w:sz w:val="19"/>
-              </w:rPr>
-              <w:t>金額</w:t>
-            </w:r>
-          </w:p>
-        </w:tc>
-        <w:tc>
-          <w:tcPr>
-            <w:tcW w:w="1400" w:type="dxa"/>
-            <w:tcMar>
-              <w:top w:w="60" w:type="dxa"/>
-              <w:left w:w="100" w:type="dxa"/>
-              <w:bottom w:w="60" w:type="dxa"/>
-              <w:right w:w="100" w:type="dxa"/>
-            </w:tcMar>
-            <w:vAlign w:val="center"/>
-            <w:shd w:val="clear" w:color="auto" w:fill="1F3864"/>
-          </w:tcPr>
-          <w:p>
-            <w:pPr>
-              <w:jc w:val="center"/>
-            </w:pPr>
-            <w:r>
-              <w:rPr>
-                <w:rFonts w:ascii="BIZ UDPゴシック" w:hAnsi="BIZ UDPゴシック" w:eastAsia="BIZ UDPゴシック"/>
-                <w:b/>
-                <w:color w:val="FFFFFF"/>
-                <w:sz w:val="19"/>
-              </w:rPr>
-              <w:t>構成比</w:t>
-            </w:r>
-          </w:p>
-        </w:tc>
-        <w:tc>
-          <w:tcPr>
-            <w:tcW w:w="3538" w:type="dxa"/>
-            <w:tcMar>
-              <w:top w:w="60" w:type="dxa"/>
-              <w:left w:w="100" w:type="dxa"/>
-              <w:bottom w:w="60" w:type="dxa"/>
-              <w:right w:w="100" w:type="dxa"/>
-            </w:tcMar>
-            <w:vAlign w:val="center"/>
-            <w:shd w:val="clear" w:color="auto" w:fill="1F3864"/>
-          </w:tcPr>
-          <w:p>
-            <w:pPr>
-              <w:jc w:val="center"/>
-            </w:pPr>
-            <w:r>
-              <w:rPr>
-                <w:rFonts w:ascii="BIZ UDPゴシック" w:hAnsi="BIZ UDPゴシック" w:eastAsia="BIZ UDPゴシック"/>
-                <w:b/>
-                <w:color w:val="FFFFFF"/>
-                <w:sz w:val="19"/>
-              </w:rPr>
-              <w:t>根拠</w:t>
-            </w:r>
-          </w:p>
-        </w:tc>
-      </w:tr>
-      <w:tr>
-        <w:tc>
-          <w:tcPr>
-            <w:tcW w:w="3000" w:type="dxa"/>
-            <w:tcMar>
-              <w:top w:w="60" w:type="dxa"/>
-              <w:left w:w="100" w:type="dxa"/>
-              <w:bottom w:w="60" w:type="dxa"/>
-              <w:right w:w="100" w:type="dxa"/>
-            </w:tcMar>
-            <w:vAlign w:val="center"/>
-          </w:tcPr>
-          <w:p>
-            <w:pPr>
-              <w:jc w:val="left"/>
-            </w:pPr>
-            <w:r>
-              <w:rPr>
-                <w:rFonts w:ascii="BIZ UDPゴシック" w:hAnsi="BIZ UDPゴシック" w:eastAsia="BIZ UDPゴシック"/>
-                <w:b w:val="0"/>
-                <w:sz w:val="19"/>
-              </w:rPr>
-              <w:t>自立支援給付費・障害児給付費　計</w:t>
-            </w:r>
-          </w:p>
-        </w:tc>
-        <w:tc>
-          <w:tcPr>
-            <w:tcW w:w="1700" w:type="dxa"/>
-            <w:tcMar>
-              <w:top w:w="60" w:type="dxa"/>
-              <w:left w:w="100" w:type="dxa"/>
-              <w:bottom w:w="60" w:type="dxa"/>
-              <w:right w:w="100" w:type="dxa"/>
-            </w:tcMar>
-            <w:vAlign w:val="center"/>
-          </w:tcPr>
-          <w:p>
-            <w:pPr>
-              <w:jc w:val="right"/>
-            </w:pPr>
-            <w:r>
-              <w:rPr>
-                <w:rFonts w:ascii="BIZ UDPゴシック" w:hAnsi="BIZ UDPゴシック" w:eastAsia="BIZ UDPゴシック"/>
-                <w:b w:val="0"/>
-                <w:sz w:val="19"/>
-              </w:rPr>
-              <w:t>55,513千円</w:t>
-            </w:r>
-          </w:p>
-        </w:tc>
-        <w:tc>
-          <w:tcPr>
-            <w:tcW w:w="1400" w:type="dxa"/>
-            <w:tcMar>
-              <w:top w:w="60" w:type="dxa"/>
-              <w:left w:w="100" w:type="dxa"/>
-              <w:bottom w:w="60" w:type="dxa"/>
-              <w:right w:w="100" w:type="dxa"/>
-            </w:tcMar>
-            <w:vAlign w:val="center"/>
-          </w:tcPr>
-          <w:p>
-            <w:pPr>
-              <w:jc w:val="right"/>
-            </w:pPr>
-            <w:r>
-              <w:rPr>
-                <w:rFonts w:ascii="BIZ UDPゴシック" w:hAnsi="BIZ UDPゴシック" w:eastAsia="BIZ UDPゴシック"/>
-                <w:b w:val="0"/>
-                <w:sz w:val="19"/>
-              </w:rPr>
-              <w:t>100.0％</w:t>
-            </w:r>
-          </w:p>
-        </w:tc>
-        <w:tc>
-          <w:tcPr>
-            <w:tcW w:w="3538" w:type="dxa"/>
-            <w:tcMar>
-              <w:top w:w="60" w:type="dxa"/>
-              <w:left w:w="100" w:type="dxa"/>
-              <w:bottom w:w="60" w:type="dxa"/>
-              <w:right w:w="100" w:type="dxa"/>
-            </w:tcMar>
-            <w:vAlign w:val="center"/>
-          </w:tcPr>
-          <w:p>
-            <w:r>
-              <w:rPr>
-                <w:rFonts w:ascii="BIZ UDPゴシック" w:hAnsi="BIZ UDPゴシック" w:eastAsia="BIZ UDPゴシック"/>
-                <w:b w:val="0"/>
-                <w:sz w:val="19"/>
-              </w:rPr>
-              <w:t>－</w:t>
-            </w:r>
-          </w:p>
-        </w:tc>
-      </w:tr>
-      <w:tr>
-        <w:tc>
-          <w:tcPr>
-            <w:tcW w:w="3000" w:type="dxa"/>
-            <w:tcMar>
-              <w:top w:w="60" w:type="dxa"/>
-              <w:left w:w="100" w:type="dxa"/>
-              <w:bottom w:w="60" w:type="dxa"/>
-              <w:right w:w="100" w:type="dxa"/>
-            </w:tcMar>
-            <w:vAlign w:val="center"/>
-          </w:tcPr>
-          <w:p>
-            <w:pPr>
-              <w:jc w:val="left"/>
-            </w:pPr>
-            <w:r>
-              <w:rPr>
-                <w:rFonts w:ascii="BIZ UDPゴシック" w:hAnsi="BIZ UDPゴシック" w:eastAsia="BIZ UDPゴシック"/>
-                <w:b w:val="0"/>
-                <w:sz w:val="19"/>
-              </w:rPr>
-              <w:t xml:space="preserve">　国庫負担</w:t>
-            </w:r>
-          </w:p>
-        </w:tc>
-        <w:tc>
-          <w:tcPr>
-            <w:tcW w:w="1700" w:type="dxa"/>
-            <w:tcMar>
-              <w:top w:w="60" w:type="dxa"/>
-              <w:left w:w="100" w:type="dxa"/>
-              <w:bottom w:w="60" w:type="dxa"/>
-              <w:right w:w="100" w:type="dxa"/>
-            </w:tcMar>
-            <w:vAlign w:val="center"/>
-          </w:tcPr>
-          <w:p>
-            <w:pPr>
-              <w:jc w:val="right"/>
-            </w:pPr>
-            <w:r>
-              <w:rPr>
-                <w:rFonts w:ascii="BIZ UDPゴシック" w:hAnsi="BIZ UDPゴシック" w:eastAsia="BIZ UDPゴシック"/>
-                <w:b w:val="0"/>
-                <w:sz w:val="19"/>
-              </w:rPr>
-              <w:t>27,756千円</w:t>
-            </w:r>
-          </w:p>
-        </w:tc>
-        <w:tc>
-          <w:tcPr>
-            <w:tcW w:w="1400" w:type="dxa"/>
-            <w:tcMar>
-              <w:top w:w="60" w:type="dxa"/>
-              <w:left w:w="100" w:type="dxa"/>
-              <w:bottom w:w="60" w:type="dxa"/>
-              <w:right w:w="100" w:type="dxa"/>
-            </w:tcMar>
-            <w:vAlign w:val="center"/>
-          </w:tcPr>
-          <w:p>
-            <w:pPr>
-              <w:jc w:val="right"/>
-            </w:pPr>
-            <w:r>
-              <w:rPr>
-                <w:rFonts w:ascii="BIZ UDPゴシック" w:hAnsi="BIZ UDPゴシック" w:eastAsia="BIZ UDPゴシック"/>
-                <w:b w:val="0"/>
-                <w:sz w:val="19"/>
-              </w:rPr>
-              <w:t>50.0％</w:t>
-            </w:r>
-          </w:p>
-        </w:tc>
-        <w:tc>
-          <w:tcPr>
-            <w:tcW w:w="3538" w:type="dxa"/>
-            <w:tcMar>
-              <w:top w:w="60" w:type="dxa"/>
-              <w:left w:w="100" w:type="dxa"/>
-              <w:bottom w:w="60" w:type="dxa"/>
-              <w:right w:w="100" w:type="dxa"/>
-            </w:tcMar>
-            <w:vAlign w:val="center"/>
-          </w:tcPr>
-          <w:p>
-            <w:r>
-              <w:rPr>
-                <w:rFonts w:ascii="BIZ UDPゴシック" w:hAnsi="BIZ UDPゴシック" w:eastAsia="BIZ UDPゴシック"/>
-                <w:b w:val="0"/>
-                <w:sz w:val="19"/>
-              </w:rPr>
-              <w:t>障害者総合支援法第92条〜第95条、児童福祉法第57条の２等</w:t>
-            </w:r>
-          </w:p>
-        </w:tc>
-      </w:tr>
-      <w:tr>
-        <w:tc>
-          <w:tcPr>
-            <w:tcW w:w="3000" w:type="dxa"/>
-            <w:tcMar>
-              <w:top w:w="60" w:type="dxa"/>
-              <w:left w:w="100" w:type="dxa"/>
-              <w:bottom w:w="60" w:type="dxa"/>
-              <w:right w:w="100" w:type="dxa"/>
-            </w:tcMar>
-            <w:vAlign w:val="center"/>
-          </w:tcPr>
-          <w:p>
-            <w:pPr>
-              <w:jc w:val="left"/>
-            </w:pPr>
-            <w:r>
-              <w:rPr>
-                <w:rFonts w:ascii="BIZ UDPゴシック" w:hAnsi="BIZ UDPゴシック" w:eastAsia="BIZ UDPゴシック"/>
-                <w:b w:val="0"/>
-                <w:sz w:val="19"/>
-              </w:rPr>
-              <w:t xml:space="preserve">　県負担</w:t>
-            </w:r>
-          </w:p>
-        </w:tc>
-        <w:tc>
-          <w:tcPr>
-            <w:tcW w:w="1700" w:type="dxa"/>
-            <w:tcMar>
-              <w:top w:w="60" w:type="dxa"/>
-              <w:left w:w="100" w:type="dxa"/>
-              <w:bottom w:w="60" w:type="dxa"/>
-              <w:right w:w="100" w:type="dxa"/>
-            </w:tcMar>
-            <w:vAlign w:val="center"/>
-          </w:tcPr>
-          <w:p>
-            <w:pPr>
-              <w:jc w:val="right"/>
-            </w:pPr>
-            <w:r>
-              <w:rPr>
-                <w:rFonts w:ascii="BIZ UDPゴシック" w:hAnsi="BIZ UDPゴシック" w:eastAsia="BIZ UDPゴシック"/>
-                <w:b w:val="0"/>
-                <w:sz w:val="19"/>
-              </w:rPr>
-              <w:t>13,878千円</w:t>
-            </w:r>
-          </w:p>
-        </w:tc>
-        <w:tc>
-          <w:tcPr>
-            <w:tcW w:w="1400" w:type="dxa"/>
-            <w:tcMar>
-              <w:top w:w="60" w:type="dxa"/>
-              <w:left w:w="100" w:type="dxa"/>
-              <w:bottom w:w="60" w:type="dxa"/>
-              <w:right w:w="100" w:type="dxa"/>
-            </w:tcMar>
-            <w:vAlign w:val="center"/>
-          </w:tcPr>
-          <w:p>
-            <w:pPr>
-              <w:jc w:val="right"/>
-            </w:pPr>
-            <w:r>
-              <w:rPr>
-                <w:rFonts w:ascii="BIZ UDPゴシック" w:hAnsi="BIZ UDPゴシック" w:eastAsia="BIZ UDPゴシック"/>
-                <w:b w:val="0"/>
-                <w:sz w:val="19"/>
-              </w:rPr>
-              <w:t>25.0％</w:t>
-            </w:r>
-          </w:p>
-        </w:tc>
-        <w:tc>
-          <w:tcPr>
-            <w:tcW w:w="3538" w:type="dxa"/>
-            <w:tcMar>
-              <w:top w:w="60" w:type="dxa"/>
-              <w:left w:w="100" w:type="dxa"/>
-              <w:bottom w:w="60" w:type="dxa"/>
-              <w:right w:w="100" w:type="dxa"/>
-            </w:tcMar>
-            <w:vAlign w:val="center"/>
-          </w:tcPr>
-          <w:p>
-            <w:r>
-              <w:rPr>
-                <w:rFonts w:ascii="BIZ UDPゴシック" w:hAnsi="BIZ UDPゴシック" w:eastAsia="BIZ UDPゴシック"/>
-                <w:b w:val="0"/>
-                <w:sz w:val="19"/>
-              </w:rPr>
-              <w:t>同上</w:t>
-            </w:r>
-          </w:p>
-        </w:tc>
-      </w:tr>
-      <w:tr>
-        <w:tc>
-          <w:tcPr>
-            <w:tcW w:w="3000" w:type="dxa"/>
-            <w:tcMar>
-              <w:top w:w="60" w:type="dxa"/>
-              <w:left w:w="100" w:type="dxa"/>
-              <w:bottom w:w="60" w:type="dxa"/>
-              <w:right w:w="100" w:type="dxa"/>
-            </w:tcMar>
-            <w:vAlign w:val="center"/>
-          </w:tcPr>
-          <w:p>
-            <w:pPr>
-              <w:jc w:val="left"/>
-            </w:pPr>
-            <w:r>
-              <w:rPr>
-                <w:rFonts w:ascii="BIZ UDPゴシック" w:hAnsi="BIZ UDPゴシック" w:eastAsia="BIZ UDPゴシック"/>
-                <w:b w:val="0"/>
-                <w:sz w:val="19"/>
-              </w:rPr>
-              <w:t xml:space="preserve">　村負担</w:t>
-            </w:r>
-          </w:p>
-        </w:tc>
-        <w:tc>
-          <w:tcPr>
-            <w:tcW w:w="1700" w:type="dxa"/>
-            <w:tcMar>
-              <w:top w:w="60" w:type="dxa"/>
-              <w:left w:w="100" w:type="dxa"/>
-              <w:bottom w:w="60" w:type="dxa"/>
-              <w:right w:w="100" w:type="dxa"/>
-            </w:tcMar>
-            <w:vAlign w:val="center"/>
-          </w:tcPr>
-          <w:p>
-            <w:pPr>
-              <w:jc w:val="right"/>
-            </w:pPr>
-            <w:r>
-              <w:rPr>
-                <w:rFonts w:ascii="BIZ UDPゴシック" w:hAnsi="BIZ UDPゴシック" w:eastAsia="BIZ UDPゴシック"/>
-                <w:b w:val="0"/>
-                <w:sz w:val="19"/>
-              </w:rPr>
-              <w:t>13,878千円</w:t>
-            </w:r>
-          </w:p>
-        </w:tc>
-        <w:tc>
-          <w:tcPr>
-            <w:tcW w:w="1400" w:type="dxa"/>
-            <w:tcMar>
-              <w:top w:w="60" w:type="dxa"/>
-              <w:left w:w="100" w:type="dxa"/>
-              <w:bottom w:w="60" w:type="dxa"/>
-              <w:right w:w="100" w:type="dxa"/>
-            </w:tcMar>
-            <w:vAlign w:val="center"/>
-          </w:tcPr>
-          <w:p>
-            <w:pPr>
-              <w:jc w:val="right"/>
-            </w:pPr>
-            <w:r>
-              <w:rPr>
-                <w:rFonts w:ascii="BIZ UDPゴシック" w:hAnsi="BIZ UDPゴシック" w:eastAsia="BIZ UDPゴシック"/>
-                <w:b w:val="0"/>
-                <w:sz w:val="19"/>
-              </w:rPr>
-              <w:t>25.0％</w:t>
-            </w:r>
-          </w:p>
-        </w:tc>
-        <w:tc>
-          <w:tcPr>
-            <w:tcW w:w="3538" w:type="dxa"/>
-            <w:tcMar>
-              <w:top w:w="60" w:type="dxa"/>
-              <w:left w:w="100" w:type="dxa"/>
-              <w:bottom w:w="60" w:type="dxa"/>
-              <w:right w:w="100" w:type="dxa"/>
-            </w:tcMar>
-            <w:vAlign w:val="center"/>
-          </w:tcPr>
-          <w:p>
-            <w:r>
-              <w:rPr>
-                <w:rFonts w:ascii="BIZ UDPゴシック" w:hAnsi="BIZ UDPゴシック" w:eastAsia="BIZ UDPゴシック"/>
-                <w:b w:val="0"/>
-                <w:sz w:val="19"/>
-              </w:rPr>
-              <w:t>同上</w:t>
-            </w:r>
-          </w:p>
-        </w:tc>
-      </w:tr>
-    </w:tbl>
-    <w:p/>
-    <w:p>
-      <w:pPr>
-        <w:pStyle w:val="3"/>
-      </w:pPr>
-      <w:bookmarkStart w:id="8100078" w:name="_Toc8100078"/>
-      <w:r>
-        <w:rPr>
-          <w:rFonts w:ascii="BIZ UDPゴシック" w:hAnsi="BIZ UDPゴシック" w:eastAsia="BIZ UDPゴシック"/>
-          <w:b w:val="0"/>
-          <w:sz w:val="21"/>
-        </w:rPr>
-        <w:t>■　サービス別の構成（令和７年度）</w:t>
       </w:r>
       <w:bookmarkEnd w:id="8100078"/>
     </w:p>
@@ -46434,7 +48348,7 @@
       <w:tr>
         <w:tc>
           <w:tcPr>
-            <w:tcW w:w="2500" w:type="dxa"/>
+            <w:tcW w:w="3000" w:type="dxa"/>
             <w:tcMar>
               <w:top w:w="60" w:type="dxa"/>
               <w:left w:w="100" w:type="dxa"/>
@@ -46455,13 +48369,13 @@
                 <w:color w:val="FFFFFF"/>
                 <w:sz w:val="19"/>
               </w:rPr>
-              <w:t>サービス</w:t>
-            </w:r>
-          </w:p>
-        </w:tc>
-        <w:tc>
-          <w:tcPr>
-            <w:tcW w:w="1600" w:type="dxa"/>
+              <w:t>区分</w:t>
+            </w:r>
+          </w:p>
+        </w:tc>
+        <w:tc>
+          <w:tcPr>
+            <w:tcW w:w="1700" w:type="dxa"/>
             <w:tcMar>
               <w:top w:w="60" w:type="dxa"/>
               <w:left w:w="100" w:type="dxa"/>
@@ -46482,13 +48396,13 @@
                 <w:color w:val="FFFFFF"/>
                 <w:sz w:val="19"/>
               </w:rPr>
-              <w:t>給付費</w:t>
-            </w:r>
-          </w:p>
-        </w:tc>
-        <w:tc>
-          <w:tcPr>
-            <w:tcW w:w="1200" w:type="dxa"/>
+              <w:t>金額</w:t>
+            </w:r>
+          </w:p>
+        </w:tc>
+        <w:tc>
+          <w:tcPr>
+            <w:tcW w:w="1400" w:type="dxa"/>
             <w:tcMar>
               <w:top w:w="60" w:type="dxa"/>
               <w:left w:w="100" w:type="dxa"/>
@@ -46515,7 +48429,7 @@
         </w:tc>
         <w:tc>
           <w:tcPr>
-            <w:tcW w:w="4338" w:type="dxa"/>
+            <w:tcW w:w="3538" w:type="dxa"/>
             <w:tcMar>
               <w:top w:w="60" w:type="dxa"/>
               <w:left w:w="100" w:type="dxa"/>
@@ -46536,7 +48450,7 @@
                 <w:color w:val="FFFFFF"/>
                 <w:sz w:val="19"/>
               </w:rPr>
-              <w:t>計画上の位置づけ</w:t>
+              <w:t>根拠</w:t>
             </w:r>
           </w:p>
         </w:tc>
@@ -46544,7 +48458,7 @@
       <w:tr>
         <w:tc>
           <w:tcPr>
-            <w:tcW w:w="2500" w:type="dxa"/>
+            <w:tcW w:w="3000" w:type="dxa"/>
             <w:tcMar>
               <w:top w:w="60" w:type="dxa"/>
               <w:left w:w="100" w:type="dxa"/>
@@ -46563,13 +48477,13 @@
                 <w:b w:val="0"/>
                 <w:sz w:val="19"/>
               </w:rPr>
-              <w:t>就労継続支援（Ｂ型）</w:t>
-            </w:r>
-          </w:p>
-        </w:tc>
-        <w:tc>
-          <w:tcPr>
-            <w:tcW w:w="1600" w:type="dxa"/>
+              <w:t>自立支援給付費・障害児給付費　計</w:t>
+            </w:r>
+          </w:p>
+        </w:tc>
+        <w:tc>
+          <w:tcPr>
+            <w:tcW w:w="1700" w:type="dxa"/>
             <w:tcMar>
               <w:top w:w="60" w:type="dxa"/>
               <w:left w:w="100" w:type="dxa"/>
@@ -46588,13 +48502,13 @@
                 <w:b w:val="0"/>
                 <w:sz w:val="19"/>
               </w:rPr>
-              <w:t>19,707千円</w:t>
-            </w:r>
-          </w:p>
-        </w:tc>
-        <w:tc>
-          <w:tcPr>
-            <w:tcW w:w="1200" w:type="dxa"/>
+              <w:t>55,513千円</w:t>
+            </w:r>
+          </w:p>
+        </w:tc>
+        <w:tc>
+          <w:tcPr>
+            <w:tcW w:w="1400" w:type="dxa"/>
             <w:tcMar>
               <w:top w:w="60" w:type="dxa"/>
               <w:left w:w="100" w:type="dxa"/>
@@ -46613,29 +48527,29 @@
                 <w:b w:val="0"/>
                 <w:sz w:val="19"/>
               </w:rPr>
-              <w:t>35.5％</w:t>
-            </w:r>
-          </w:p>
-        </w:tc>
-        <w:tc>
-          <w:tcPr>
-            <w:tcW w:w="4338" w:type="dxa"/>
-            <w:tcMar>
-              <w:top w:w="60" w:type="dxa"/>
-              <w:left w:w="100" w:type="dxa"/>
-              <w:bottom w:w="60" w:type="dxa"/>
-              <w:right w:w="100" w:type="dxa"/>
-            </w:tcMar>
-            <w:vAlign w:val="center"/>
-          </w:tcPr>
-          <w:p>
-            <w:r>
-              <w:rPr>
-                <w:rFonts w:ascii="BIZ UDPゴシック" w:hAnsi="BIZ UDPゴシック" w:eastAsia="BIZ UDPゴシック"/>
-                <w:b w:val="0"/>
-                <w:sz w:val="19"/>
-              </w:rPr>
-              <w:t>村内に事業所がなく圏域事業所を利用。増加の主因</w:t>
+              <w:t>100.0％</w:t>
+            </w:r>
+          </w:p>
+        </w:tc>
+        <w:tc>
+          <w:tcPr>
+            <w:tcW w:w="3538" w:type="dxa"/>
+            <w:tcMar>
+              <w:top w:w="60" w:type="dxa"/>
+              <w:left w:w="100" w:type="dxa"/>
+              <w:bottom w:w="60" w:type="dxa"/>
+              <w:right w:w="100" w:type="dxa"/>
+            </w:tcMar>
+            <w:vAlign w:val="center"/>
+          </w:tcPr>
+          <w:p>
+            <w:r>
+              <w:rPr>
+                <w:rFonts w:ascii="BIZ UDPゴシック" w:hAnsi="BIZ UDPゴシック" w:eastAsia="BIZ UDPゴシック"/>
+                <w:b w:val="0"/>
+                <w:sz w:val="19"/>
+              </w:rPr>
+              <w:t>－</w:t>
             </w:r>
           </w:p>
         </w:tc>
@@ -46643,7 +48557,7 @@
       <w:tr>
         <w:tc>
           <w:tcPr>
-            <w:tcW w:w="2500" w:type="dxa"/>
+            <w:tcW w:w="3000" w:type="dxa"/>
             <w:tcMar>
               <w:top w:w="60" w:type="dxa"/>
               <w:left w:w="100" w:type="dxa"/>
@@ -46662,13 +48576,13 @@
                 <w:b w:val="0"/>
                 <w:sz w:val="19"/>
               </w:rPr>
-              <w:t>生活介護</w:t>
-            </w:r>
-          </w:p>
-        </w:tc>
-        <w:tc>
-          <w:tcPr>
-            <w:tcW w:w="1600" w:type="dxa"/>
+              <w:t xml:space="preserve">　国庫負担</w:t>
+            </w:r>
+          </w:p>
+        </w:tc>
+        <w:tc>
+          <w:tcPr>
+            <w:tcW w:w="1700" w:type="dxa"/>
             <w:tcMar>
               <w:top w:w="60" w:type="dxa"/>
               <w:left w:w="100" w:type="dxa"/>
@@ -46687,13 +48601,13 @@
                 <w:b w:val="0"/>
                 <w:sz w:val="19"/>
               </w:rPr>
-              <w:t>13,210千円</w:t>
-            </w:r>
-          </w:p>
-        </w:tc>
-        <w:tc>
-          <w:tcPr>
-            <w:tcW w:w="1200" w:type="dxa"/>
+              <w:t>27,756千円</w:t>
+            </w:r>
+          </w:p>
+        </w:tc>
+        <w:tc>
+          <w:tcPr>
+            <w:tcW w:w="1400" w:type="dxa"/>
             <w:tcMar>
               <w:top w:w="60" w:type="dxa"/>
               <w:left w:w="100" w:type="dxa"/>
@@ -46712,29 +48626,29 @@
                 <w:b w:val="0"/>
                 <w:sz w:val="19"/>
               </w:rPr>
-              <w:t>23.8％</w:t>
-            </w:r>
-          </w:p>
-        </w:tc>
-        <w:tc>
-          <w:tcPr>
-            <w:tcW w:w="4338" w:type="dxa"/>
-            <w:tcMar>
-              <w:top w:w="60" w:type="dxa"/>
-              <w:left w:w="100" w:type="dxa"/>
-              <w:bottom w:w="60" w:type="dxa"/>
-              <w:right w:w="100" w:type="dxa"/>
-            </w:tcMar>
-            <w:vAlign w:val="center"/>
-          </w:tcPr>
-          <w:p>
-            <w:r>
-              <w:rPr>
-                <w:rFonts w:ascii="BIZ UDPゴシック" w:hAnsi="BIZ UDPゴシック" w:eastAsia="BIZ UDPゴシック"/>
-                <w:b w:val="0"/>
-                <w:sz w:val="19"/>
-              </w:rPr>
-              <w:t>重度者の日中活動。卒業後の進路と接続</w:t>
+              <w:t>50.0％</w:t>
+            </w:r>
+          </w:p>
+        </w:tc>
+        <w:tc>
+          <w:tcPr>
+            <w:tcW w:w="3538" w:type="dxa"/>
+            <w:tcMar>
+              <w:top w:w="60" w:type="dxa"/>
+              <w:left w:w="100" w:type="dxa"/>
+              <w:bottom w:w="60" w:type="dxa"/>
+              <w:right w:w="100" w:type="dxa"/>
+            </w:tcMar>
+            <w:vAlign w:val="center"/>
+          </w:tcPr>
+          <w:p>
+            <w:r>
+              <w:rPr>
+                <w:rFonts w:ascii="BIZ UDPゴシック" w:hAnsi="BIZ UDPゴシック" w:eastAsia="BIZ UDPゴシック"/>
+                <w:b w:val="0"/>
+                <w:sz w:val="19"/>
+              </w:rPr>
+              <w:t>障害者総合支援法第92条〜第95条、児童福祉法第57条の２等</w:t>
             </w:r>
           </w:p>
         </w:tc>
@@ -46742,7 +48656,7 @@
       <w:tr>
         <w:tc>
           <w:tcPr>
-            <w:tcW w:w="2500" w:type="dxa"/>
+            <w:tcW w:w="3000" w:type="dxa"/>
             <w:tcMar>
               <w:top w:w="60" w:type="dxa"/>
               <w:left w:w="100" w:type="dxa"/>
@@ -46761,13 +48675,13 @@
                 <w:b w:val="0"/>
                 <w:sz w:val="19"/>
               </w:rPr>
-              <w:t>共同生活援助</w:t>
-            </w:r>
-          </w:p>
-        </w:tc>
-        <w:tc>
-          <w:tcPr>
-            <w:tcW w:w="1600" w:type="dxa"/>
+              <w:t xml:space="preserve">　県負担</w:t>
+            </w:r>
+          </w:p>
+        </w:tc>
+        <w:tc>
+          <w:tcPr>
+            <w:tcW w:w="1700" w:type="dxa"/>
             <w:tcMar>
               <w:top w:w="60" w:type="dxa"/>
               <w:left w:w="100" w:type="dxa"/>
@@ -46786,13 +48700,13 @@
                 <w:b w:val="0"/>
                 <w:sz w:val="19"/>
               </w:rPr>
-              <w:t>9,663千円</w:t>
-            </w:r>
-          </w:p>
-        </w:tc>
-        <w:tc>
-          <w:tcPr>
-            <w:tcW w:w="1200" w:type="dxa"/>
+              <w:t>13,878千円</w:t>
+            </w:r>
+          </w:p>
+        </w:tc>
+        <w:tc>
+          <w:tcPr>
+            <w:tcW w:w="1400" w:type="dxa"/>
             <w:tcMar>
               <w:top w:w="60" w:type="dxa"/>
               <w:left w:w="100" w:type="dxa"/>
@@ -46811,29 +48725,29 @@
                 <w:b w:val="0"/>
                 <w:sz w:val="19"/>
               </w:rPr>
-              <w:t>17.4％</w:t>
-            </w:r>
-          </w:p>
-        </w:tc>
-        <w:tc>
-          <w:tcPr>
-            <w:tcW w:w="4338" w:type="dxa"/>
-            <w:tcMar>
-              <w:top w:w="60" w:type="dxa"/>
-              <w:left w:w="100" w:type="dxa"/>
-              <w:bottom w:w="60" w:type="dxa"/>
-              <w:right w:w="100" w:type="dxa"/>
-            </w:tcMar>
-            <w:vAlign w:val="center"/>
-          </w:tcPr>
-          <w:p>
-            <w:r>
-              <w:rPr>
-                <w:rFonts w:ascii="BIZ UDPゴシック" w:hAnsi="BIZ UDPゴシック" w:eastAsia="BIZ UDPゴシック"/>
-                <w:b w:val="0"/>
-                <w:sz w:val="19"/>
-              </w:rPr>
-              <w:t>居住系の中心。地域移行・親亡き後支援と接続</w:t>
+              <w:t>25.0％</w:t>
+            </w:r>
+          </w:p>
+        </w:tc>
+        <w:tc>
+          <w:tcPr>
+            <w:tcW w:w="3538" w:type="dxa"/>
+            <w:tcMar>
+              <w:top w:w="60" w:type="dxa"/>
+              <w:left w:w="100" w:type="dxa"/>
+              <w:bottom w:w="60" w:type="dxa"/>
+              <w:right w:w="100" w:type="dxa"/>
+            </w:tcMar>
+            <w:vAlign w:val="center"/>
+          </w:tcPr>
+          <w:p>
+            <w:r>
+              <w:rPr>
+                <w:rFonts w:ascii="BIZ UDPゴシック" w:hAnsi="BIZ UDPゴシック" w:eastAsia="BIZ UDPゴシック"/>
+                <w:b w:val="0"/>
+                <w:sz w:val="19"/>
+              </w:rPr>
+              <w:t>同上</w:t>
             </w:r>
           </w:p>
         </w:tc>
@@ -46841,7 +48755,7 @@
       <w:tr>
         <w:tc>
           <w:tcPr>
-            <w:tcW w:w="2500" w:type="dxa"/>
+            <w:tcW w:w="3000" w:type="dxa"/>
             <w:tcMar>
               <w:top w:w="60" w:type="dxa"/>
               <w:left w:w="100" w:type="dxa"/>
@@ -46860,13 +48774,13 @@
                 <w:b w:val="0"/>
                 <w:sz w:val="19"/>
               </w:rPr>
-              <w:t>施設入所支援</w:t>
-            </w:r>
-          </w:p>
-        </w:tc>
-        <w:tc>
-          <w:tcPr>
-            <w:tcW w:w="1600" w:type="dxa"/>
+              <w:t xml:space="preserve">　村負担</w:t>
+            </w:r>
+          </w:p>
+        </w:tc>
+        <w:tc>
+          <w:tcPr>
+            <w:tcW w:w="1700" w:type="dxa"/>
             <w:tcMar>
               <w:top w:w="60" w:type="dxa"/>
               <w:left w:w="100" w:type="dxa"/>
@@ -46885,13 +48799,13 @@
                 <w:b w:val="0"/>
                 <w:sz w:val="19"/>
               </w:rPr>
-              <w:t>5,994千円</w:t>
-            </w:r>
-          </w:p>
-        </w:tc>
-        <w:tc>
-          <w:tcPr>
-            <w:tcW w:w="1200" w:type="dxa"/>
+              <w:t>13,878千円</w:t>
+            </w:r>
+          </w:p>
+        </w:tc>
+        <w:tc>
+          <w:tcPr>
+            <w:tcW w:w="1400" w:type="dxa"/>
             <w:tcMar>
               <w:top w:w="60" w:type="dxa"/>
               <w:left w:w="100" w:type="dxa"/>
@@ -46910,425 +48824,29 @@
                 <w:b w:val="0"/>
                 <w:sz w:val="19"/>
               </w:rPr>
-              <w:t>10.8％</w:t>
-            </w:r>
-          </w:p>
-        </w:tc>
-        <w:tc>
-          <w:tcPr>
-            <w:tcW w:w="4338" w:type="dxa"/>
-            <w:tcMar>
-              <w:top w:w="60" w:type="dxa"/>
-              <w:left w:w="100" w:type="dxa"/>
-              <w:bottom w:w="60" w:type="dxa"/>
-              <w:right w:w="100" w:type="dxa"/>
-            </w:tcMar>
-            <w:vAlign w:val="center"/>
-          </w:tcPr>
-          <w:p>
-            <w:r>
-              <w:rPr>
-                <w:rFonts w:ascii="BIZ UDPゴシック" w:hAnsi="BIZ UDPゴシック" w:eastAsia="BIZ UDPゴシック"/>
-                <w:b w:val="0"/>
-                <w:sz w:val="19"/>
-              </w:rPr>
-              <w:t>４人で横ばい。第４章（１）の成果目標と整合</w:t>
-            </w:r>
-          </w:p>
-        </w:tc>
-      </w:tr>
-      <w:tr>
-        <w:tc>
-          <w:tcPr>
-            <w:tcW w:w="2500" w:type="dxa"/>
-            <w:tcMar>
-              <w:top w:w="60" w:type="dxa"/>
-              <w:left w:w="100" w:type="dxa"/>
-              <w:bottom w:w="60" w:type="dxa"/>
-              <w:right w:w="100" w:type="dxa"/>
-            </w:tcMar>
-            <w:vAlign w:val="center"/>
-          </w:tcPr>
-          <w:p>
-            <w:pPr>
-              <w:jc w:val="left"/>
-            </w:pPr>
-            <w:r>
-              <w:rPr>
-                <w:rFonts w:ascii="BIZ UDPゴシック" w:hAnsi="BIZ UDPゴシック" w:eastAsia="BIZ UDPゴシック"/>
-                <w:b w:val="0"/>
-                <w:sz w:val="19"/>
-              </w:rPr>
-              <w:t>計画相談支援</w:t>
-            </w:r>
-          </w:p>
-        </w:tc>
-        <w:tc>
-          <w:tcPr>
-            <w:tcW w:w="1600" w:type="dxa"/>
-            <w:tcMar>
-              <w:top w:w="60" w:type="dxa"/>
-              <w:left w:w="100" w:type="dxa"/>
-              <w:bottom w:w="60" w:type="dxa"/>
-              <w:right w:w="100" w:type="dxa"/>
-            </w:tcMar>
-            <w:vAlign w:val="center"/>
-          </w:tcPr>
-          <w:p>
-            <w:pPr>
-              <w:jc w:val="right"/>
-            </w:pPr>
-            <w:r>
-              <w:rPr>
-                <w:rFonts w:ascii="BIZ UDPゴシック" w:hAnsi="BIZ UDPゴシック" w:eastAsia="BIZ UDPゴシック"/>
-                <w:b w:val="0"/>
-                <w:sz w:val="19"/>
-              </w:rPr>
-              <w:t>1,864千円</w:t>
-            </w:r>
-          </w:p>
-        </w:tc>
-        <w:tc>
-          <w:tcPr>
-            <w:tcW w:w="1200" w:type="dxa"/>
-            <w:tcMar>
-              <w:top w:w="60" w:type="dxa"/>
-              <w:left w:w="100" w:type="dxa"/>
-              <w:bottom w:w="60" w:type="dxa"/>
-              <w:right w:w="100" w:type="dxa"/>
-            </w:tcMar>
-            <w:vAlign w:val="center"/>
-          </w:tcPr>
-          <w:p>
-            <w:pPr>
-              <w:jc w:val="right"/>
-            </w:pPr>
-            <w:r>
-              <w:rPr>
-                <w:rFonts w:ascii="BIZ UDPゴシック" w:hAnsi="BIZ UDPゴシック" w:eastAsia="BIZ UDPゴシック"/>
-                <w:b w:val="0"/>
-                <w:sz w:val="19"/>
-              </w:rPr>
-              <w:t>3.4％</w:t>
-            </w:r>
-          </w:p>
-        </w:tc>
-        <w:tc>
-          <w:tcPr>
-            <w:tcW w:w="4338" w:type="dxa"/>
-            <w:tcMar>
-              <w:top w:w="60" w:type="dxa"/>
-              <w:left w:w="100" w:type="dxa"/>
-              <w:bottom w:w="60" w:type="dxa"/>
-              <w:right w:w="100" w:type="dxa"/>
-            </w:tcMar>
-            <w:vAlign w:val="center"/>
-          </w:tcPr>
-          <w:p>
-            <w:r>
-              <w:rPr>
-                <w:rFonts w:ascii="BIZ UDPゴシック" w:hAnsi="BIZ UDPゴシック" w:eastAsia="BIZ UDPゴシック"/>
-                <w:b w:val="0"/>
-                <w:sz w:val="19"/>
-              </w:rPr>
-              <w:t>圏域の相談支援事業所が実施</w:t>
-            </w:r>
-          </w:p>
-        </w:tc>
-      </w:tr>
-      <w:tr>
-        <w:tc>
-          <w:tcPr>
-            <w:tcW w:w="2500" w:type="dxa"/>
-            <w:tcMar>
-              <w:top w:w="60" w:type="dxa"/>
-              <w:left w:w="100" w:type="dxa"/>
-              <w:bottom w:w="60" w:type="dxa"/>
-              <w:right w:w="100" w:type="dxa"/>
-            </w:tcMar>
-            <w:vAlign w:val="center"/>
-          </w:tcPr>
-          <w:p>
-            <w:pPr>
-              <w:jc w:val="left"/>
-            </w:pPr>
-            <w:r>
-              <w:rPr>
-                <w:rFonts w:ascii="BIZ UDPゴシック" w:hAnsi="BIZ UDPゴシック" w:eastAsia="BIZ UDPゴシック"/>
-                <w:b w:val="0"/>
-                <w:sz w:val="19"/>
-              </w:rPr>
-              <w:t>居宅介護</w:t>
-            </w:r>
-          </w:p>
-        </w:tc>
-        <w:tc>
-          <w:tcPr>
-            <w:tcW w:w="1600" w:type="dxa"/>
-            <w:tcMar>
-              <w:top w:w="60" w:type="dxa"/>
-              <w:left w:w="100" w:type="dxa"/>
-              <w:bottom w:w="60" w:type="dxa"/>
-              <w:right w:w="100" w:type="dxa"/>
-            </w:tcMar>
-            <w:vAlign w:val="center"/>
-          </w:tcPr>
-          <w:p>
-            <w:pPr>
-              <w:jc w:val="right"/>
-            </w:pPr>
-            <w:r>
-              <w:rPr>
-                <w:rFonts w:ascii="BIZ UDPゴシック" w:hAnsi="BIZ UDPゴシック" w:eastAsia="BIZ UDPゴシック"/>
-                <w:b w:val="0"/>
-                <w:sz w:val="19"/>
-              </w:rPr>
-              <w:t>1,713千円</w:t>
-            </w:r>
-          </w:p>
-        </w:tc>
-        <w:tc>
-          <w:tcPr>
-            <w:tcW w:w="1200" w:type="dxa"/>
-            <w:tcMar>
-              <w:top w:w="60" w:type="dxa"/>
-              <w:left w:w="100" w:type="dxa"/>
-              <w:bottom w:w="60" w:type="dxa"/>
-              <w:right w:w="100" w:type="dxa"/>
-            </w:tcMar>
-            <w:vAlign w:val="center"/>
-          </w:tcPr>
-          <w:p>
-            <w:pPr>
-              <w:jc w:val="right"/>
-            </w:pPr>
-            <w:r>
-              <w:rPr>
-                <w:rFonts w:ascii="BIZ UDPゴシック" w:hAnsi="BIZ UDPゴシック" w:eastAsia="BIZ UDPゴシック"/>
-                <w:b w:val="0"/>
-                <w:sz w:val="19"/>
-              </w:rPr>
-              <w:t>3.1％</w:t>
-            </w:r>
-          </w:p>
-        </w:tc>
-        <w:tc>
-          <w:tcPr>
-            <w:tcW w:w="4338" w:type="dxa"/>
-            <w:tcMar>
-              <w:top w:w="60" w:type="dxa"/>
-              <w:left w:w="100" w:type="dxa"/>
-              <w:bottom w:w="60" w:type="dxa"/>
-              <w:right w:w="100" w:type="dxa"/>
-            </w:tcMar>
-            <w:vAlign w:val="center"/>
-          </w:tcPr>
-          <w:p>
-            <w:r>
-              <w:rPr>
-                <w:rFonts w:ascii="BIZ UDPゴシック" w:hAnsi="BIZ UDPゴシック" w:eastAsia="BIZ UDPゴシック"/>
-                <w:b w:val="0"/>
-                <w:sz w:val="19"/>
-              </w:rPr>
-              <w:t>訪問可能地区・冬季の提供体制が制約</w:t>
-            </w:r>
-          </w:p>
-        </w:tc>
-      </w:tr>
-      <w:tr>
-        <w:tc>
-          <w:tcPr>
-            <w:tcW w:w="2500" w:type="dxa"/>
-            <w:tcMar>
-              <w:top w:w="60" w:type="dxa"/>
-              <w:left w:w="100" w:type="dxa"/>
-              <w:bottom w:w="60" w:type="dxa"/>
-              <w:right w:w="100" w:type="dxa"/>
-            </w:tcMar>
-            <w:vAlign w:val="center"/>
-          </w:tcPr>
-          <w:p>
-            <w:pPr>
-              <w:jc w:val="left"/>
-            </w:pPr>
-            <w:r>
-              <w:rPr>
-                <w:rFonts w:ascii="BIZ UDPゴシック" w:hAnsi="BIZ UDPゴシック" w:eastAsia="BIZ UDPゴシック"/>
-                <w:b w:val="0"/>
-                <w:sz w:val="19"/>
-              </w:rPr>
-              <w:t>放課後等デイサービス</w:t>
-            </w:r>
-          </w:p>
-        </w:tc>
-        <w:tc>
-          <w:tcPr>
-            <w:tcW w:w="1600" w:type="dxa"/>
-            <w:tcMar>
-              <w:top w:w="60" w:type="dxa"/>
-              <w:left w:w="100" w:type="dxa"/>
-              <w:bottom w:w="60" w:type="dxa"/>
-              <w:right w:w="100" w:type="dxa"/>
-            </w:tcMar>
-            <w:vAlign w:val="center"/>
-          </w:tcPr>
-          <w:p>
-            <w:pPr>
-              <w:jc w:val="right"/>
-            </w:pPr>
-            <w:r>
-              <w:rPr>
-                <w:rFonts w:ascii="BIZ UDPゴシック" w:hAnsi="BIZ UDPゴシック" w:eastAsia="BIZ UDPゴシック"/>
-                <w:b w:val="0"/>
-                <w:sz w:val="19"/>
-              </w:rPr>
-              <w:t>1,076千円</w:t>
-            </w:r>
-          </w:p>
-        </w:tc>
-        <w:tc>
-          <w:tcPr>
-            <w:tcW w:w="1200" w:type="dxa"/>
-            <w:tcMar>
-              <w:top w:w="60" w:type="dxa"/>
-              <w:left w:w="100" w:type="dxa"/>
-              <w:bottom w:w="60" w:type="dxa"/>
-              <w:right w:w="100" w:type="dxa"/>
-            </w:tcMar>
-            <w:vAlign w:val="center"/>
-          </w:tcPr>
-          <w:p>
-            <w:pPr>
-              <w:jc w:val="right"/>
-            </w:pPr>
-            <w:r>
-              <w:rPr>
-                <w:rFonts w:ascii="BIZ UDPゴシック" w:hAnsi="BIZ UDPゴシック" w:eastAsia="BIZ UDPゴシック"/>
-                <w:b w:val="0"/>
-                <w:sz w:val="19"/>
-              </w:rPr>
-              <w:t>1.9％</w:t>
-            </w:r>
-          </w:p>
-        </w:tc>
-        <w:tc>
-          <w:tcPr>
-            <w:tcW w:w="4338" w:type="dxa"/>
-            <w:tcMar>
-              <w:top w:w="60" w:type="dxa"/>
-              <w:left w:w="100" w:type="dxa"/>
-              <w:bottom w:w="60" w:type="dxa"/>
-              <w:right w:w="100" w:type="dxa"/>
-            </w:tcMar>
-            <w:vAlign w:val="center"/>
-          </w:tcPr>
-          <w:p>
-            <w:r>
-              <w:rPr>
-                <w:rFonts w:ascii="BIZ UDPゴシック" w:hAnsi="BIZ UDPゴシック" w:eastAsia="BIZ UDPゴシック"/>
-                <w:b w:val="0"/>
-                <w:sz w:val="19"/>
-              </w:rPr>
-              <w:t>令和７年度に利用が増加</w:t>
-            </w:r>
-          </w:p>
-        </w:tc>
-      </w:tr>
-      <w:tr>
-        <w:tc>
-          <w:tcPr>
-            <w:tcW w:w="2500" w:type="dxa"/>
-            <w:tcMar>
-              <w:top w:w="60" w:type="dxa"/>
-              <w:left w:w="100" w:type="dxa"/>
-              <w:bottom w:w="60" w:type="dxa"/>
-              <w:right w:w="100" w:type="dxa"/>
-            </w:tcMar>
-            <w:vAlign w:val="center"/>
-          </w:tcPr>
-          <w:p>
-            <w:pPr>
-              <w:jc w:val="left"/>
-            </w:pPr>
-            <w:r>
-              <w:rPr>
-                <w:rFonts w:ascii="BIZ UDPゴシック" w:hAnsi="BIZ UDPゴシック" w:eastAsia="BIZ UDPゴシック"/>
-                <w:b w:val="0"/>
-                <w:sz w:val="19"/>
-              </w:rPr>
-              <w:t>その他</w:t>
-            </w:r>
-          </w:p>
-        </w:tc>
-        <w:tc>
-          <w:tcPr>
-            <w:tcW w:w="1600" w:type="dxa"/>
-            <w:tcMar>
-              <w:top w:w="60" w:type="dxa"/>
-              <w:left w:w="100" w:type="dxa"/>
-              <w:bottom w:w="60" w:type="dxa"/>
-              <w:right w:w="100" w:type="dxa"/>
-            </w:tcMar>
-            <w:vAlign w:val="center"/>
-          </w:tcPr>
-          <w:p>
-            <w:pPr>
-              <w:jc w:val="right"/>
-            </w:pPr>
-            <w:r>
-              <w:rPr>
-                <w:rFonts w:ascii="BIZ UDPゴシック" w:hAnsi="BIZ UDPゴシック" w:eastAsia="BIZ UDPゴシック"/>
-                <w:b w:val="0"/>
-                <w:sz w:val="19"/>
-              </w:rPr>
-              <w:t>2,286千円</w:t>
-            </w:r>
-          </w:p>
-        </w:tc>
-        <w:tc>
-          <w:tcPr>
-            <w:tcW w:w="1200" w:type="dxa"/>
-            <w:tcMar>
-              <w:top w:w="60" w:type="dxa"/>
-              <w:left w:w="100" w:type="dxa"/>
-              <w:bottom w:w="60" w:type="dxa"/>
-              <w:right w:w="100" w:type="dxa"/>
-            </w:tcMar>
-            <w:vAlign w:val="center"/>
-          </w:tcPr>
-          <w:p>
-            <w:pPr>
-              <w:jc w:val="right"/>
-            </w:pPr>
-            <w:r>
-              <w:rPr>
-                <w:rFonts w:ascii="BIZ UDPゴシック" w:hAnsi="BIZ UDPゴシック" w:eastAsia="BIZ UDPゴシック"/>
-                <w:b w:val="0"/>
-                <w:sz w:val="19"/>
-              </w:rPr>
-              <w:t>4.1％</w:t>
-            </w:r>
-          </w:p>
-        </w:tc>
-        <w:tc>
-          <w:tcPr>
-            <w:tcW w:w="4338" w:type="dxa"/>
-            <w:tcMar>
-              <w:top w:w="60" w:type="dxa"/>
-              <w:left w:w="100" w:type="dxa"/>
-              <w:bottom w:w="60" w:type="dxa"/>
-              <w:right w:w="100" w:type="dxa"/>
-            </w:tcMar>
-            <w:vAlign w:val="center"/>
-          </w:tcPr>
-          <w:p>
-            <w:r>
-              <w:rPr>
-                <w:rFonts w:ascii="BIZ UDPゴシック" w:hAnsi="BIZ UDPゴシック" w:eastAsia="BIZ UDPゴシック"/>
-                <w:b w:val="0"/>
-                <w:sz w:val="19"/>
-              </w:rPr>
-              <w:t>短期入所、自立訓練、児童発達支援、障害児相談支援等</w:t>
+              <w:t>25.0％</w:t>
+            </w:r>
+          </w:p>
+        </w:tc>
+        <w:tc>
+          <w:tcPr>
+            <w:tcW w:w="3538" w:type="dxa"/>
+            <w:tcMar>
+              <w:top w:w="60" w:type="dxa"/>
+              <w:left w:w="100" w:type="dxa"/>
+              <w:bottom w:w="60" w:type="dxa"/>
+              <w:right w:w="100" w:type="dxa"/>
+            </w:tcMar>
+            <w:vAlign w:val="center"/>
+          </w:tcPr>
+          <w:p>
+            <w:r>
+              <w:rPr>
+                <w:rFonts w:ascii="BIZ UDPゴシック" w:hAnsi="BIZ UDPゴシック" w:eastAsia="BIZ UDPゴシック"/>
+                <w:b w:val="0"/>
+                <w:sz w:val="19"/>
+              </w:rPr>
+              <w:t>同上</w:t>
             </w:r>
           </w:p>
         </w:tc>
@@ -47346,9 +48864,948 @@
           <w:b w:val="0"/>
           <w:sz w:val="21"/>
         </w:rPr>
+        <w:t>■　サービス別の構成（令和７年度）</w:t>
+      </w:r>
+      <w:bookmarkEnd w:id="8100079"/>
+    </w:p>
+    <w:tbl>
+      <w:tblPr>
+        <w:tblW w:type="auto" w:w="0"/>
+        <w:tblLook w:firstColumn="1" w:firstRow="1" w:lastColumn="0" w:lastRow="0" w:noHBand="0" w:noVBand="1" w:val="04A0"/>
+        <w:tblBorders>
+          <w:top w:val="single" w:sz="4" w:space="0" w:color="AAAAAA"/>
+          <w:left w:val="single" w:sz="4" w:space="0" w:color="AAAAAA"/>
+          <w:bottom w:val="single" w:sz="4" w:space="0" w:color="AAAAAA"/>
+          <w:right w:val="single" w:sz="4" w:space="0" w:color="AAAAAA"/>
+          <w:insideH w:val="single" w:sz="4" w:space="0" w:color="AAAAAA"/>
+          <w:insideV w:val="single" w:sz="4" w:space="0" w:color="AAAAAA"/>
+        </w:tblBorders>
+        <w:tblLook w:val="0000" w:firstRow="0" w:lastRow="0" w:firstColumn="0" w:lastColumn="0" w:noHBand="0" w:noVBand="0"/>
+      </w:tblPr>
+      <w:tblGrid>
+        <w:gridCol w:w="2409"/>
+        <w:gridCol w:w="2409"/>
+        <w:gridCol w:w="2409"/>
+        <w:gridCol w:w="2409"/>
+      </w:tblGrid>
+      <w:tr>
+        <w:tc>
+          <w:tcPr>
+            <w:tcW w:w="2500" w:type="dxa"/>
+            <w:tcMar>
+              <w:top w:w="60" w:type="dxa"/>
+              <w:left w:w="100" w:type="dxa"/>
+              <w:bottom w:w="60" w:type="dxa"/>
+              <w:right w:w="100" w:type="dxa"/>
+            </w:tcMar>
+            <w:vAlign w:val="center"/>
+            <w:shd w:val="clear" w:color="auto" w:fill="1F3864"/>
+          </w:tcPr>
+          <w:p>
+            <w:pPr>
+              <w:jc w:val="center"/>
+            </w:pPr>
+            <w:r>
+              <w:rPr>
+                <w:rFonts w:ascii="BIZ UDPゴシック" w:hAnsi="BIZ UDPゴシック" w:eastAsia="BIZ UDPゴシック"/>
+                <w:b/>
+                <w:color w:val="FFFFFF"/>
+                <w:sz w:val="19"/>
+              </w:rPr>
+              <w:t>サービス</w:t>
+            </w:r>
+          </w:p>
+        </w:tc>
+        <w:tc>
+          <w:tcPr>
+            <w:tcW w:w="1600" w:type="dxa"/>
+            <w:tcMar>
+              <w:top w:w="60" w:type="dxa"/>
+              <w:left w:w="100" w:type="dxa"/>
+              <w:bottom w:w="60" w:type="dxa"/>
+              <w:right w:w="100" w:type="dxa"/>
+            </w:tcMar>
+            <w:vAlign w:val="center"/>
+            <w:shd w:val="clear" w:color="auto" w:fill="1F3864"/>
+          </w:tcPr>
+          <w:p>
+            <w:pPr>
+              <w:jc w:val="center"/>
+            </w:pPr>
+            <w:r>
+              <w:rPr>
+                <w:rFonts w:ascii="BIZ UDPゴシック" w:hAnsi="BIZ UDPゴシック" w:eastAsia="BIZ UDPゴシック"/>
+                <w:b/>
+                <w:color w:val="FFFFFF"/>
+                <w:sz w:val="19"/>
+              </w:rPr>
+              <w:t>給付費</w:t>
+            </w:r>
+          </w:p>
+        </w:tc>
+        <w:tc>
+          <w:tcPr>
+            <w:tcW w:w="1200" w:type="dxa"/>
+            <w:tcMar>
+              <w:top w:w="60" w:type="dxa"/>
+              <w:left w:w="100" w:type="dxa"/>
+              <w:bottom w:w="60" w:type="dxa"/>
+              <w:right w:w="100" w:type="dxa"/>
+            </w:tcMar>
+            <w:vAlign w:val="center"/>
+            <w:shd w:val="clear" w:color="auto" w:fill="1F3864"/>
+          </w:tcPr>
+          <w:p>
+            <w:pPr>
+              <w:jc w:val="center"/>
+            </w:pPr>
+            <w:r>
+              <w:rPr>
+                <w:rFonts w:ascii="BIZ UDPゴシック" w:hAnsi="BIZ UDPゴシック" w:eastAsia="BIZ UDPゴシック"/>
+                <w:b/>
+                <w:color w:val="FFFFFF"/>
+                <w:sz w:val="19"/>
+              </w:rPr>
+              <w:t>構成比</w:t>
+            </w:r>
+          </w:p>
+        </w:tc>
+        <w:tc>
+          <w:tcPr>
+            <w:tcW w:w="4338" w:type="dxa"/>
+            <w:tcMar>
+              <w:top w:w="60" w:type="dxa"/>
+              <w:left w:w="100" w:type="dxa"/>
+              <w:bottom w:w="60" w:type="dxa"/>
+              <w:right w:w="100" w:type="dxa"/>
+            </w:tcMar>
+            <w:vAlign w:val="center"/>
+            <w:shd w:val="clear" w:color="auto" w:fill="1F3864"/>
+          </w:tcPr>
+          <w:p>
+            <w:pPr>
+              <w:jc w:val="center"/>
+            </w:pPr>
+            <w:r>
+              <w:rPr>
+                <w:rFonts w:ascii="BIZ UDPゴシック" w:hAnsi="BIZ UDPゴシック" w:eastAsia="BIZ UDPゴシック"/>
+                <w:b/>
+                <w:color w:val="FFFFFF"/>
+                <w:sz w:val="19"/>
+              </w:rPr>
+              <w:t>計画上の位置づけ</w:t>
+            </w:r>
+          </w:p>
+        </w:tc>
+      </w:tr>
+      <w:tr>
+        <w:tc>
+          <w:tcPr>
+            <w:tcW w:w="2500" w:type="dxa"/>
+            <w:tcMar>
+              <w:top w:w="60" w:type="dxa"/>
+              <w:left w:w="100" w:type="dxa"/>
+              <w:bottom w:w="60" w:type="dxa"/>
+              <w:right w:w="100" w:type="dxa"/>
+            </w:tcMar>
+            <w:vAlign w:val="center"/>
+          </w:tcPr>
+          <w:p>
+            <w:pPr>
+              <w:jc w:val="left"/>
+            </w:pPr>
+            <w:r>
+              <w:rPr>
+                <w:rFonts w:ascii="BIZ UDPゴシック" w:hAnsi="BIZ UDPゴシック" w:eastAsia="BIZ UDPゴシック"/>
+                <w:b w:val="0"/>
+                <w:sz w:val="19"/>
+              </w:rPr>
+              <w:t>就労継続支援（Ｂ型）</w:t>
+            </w:r>
+          </w:p>
+        </w:tc>
+        <w:tc>
+          <w:tcPr>
+            <w:tcW w:w="1600" w:type="dxa"/>
+            <w:tcMar>
+              <w:top w:w="60" w:type="dxa"/>
+              <w:left w:w="100" w:type="dxa"/>
+              <w:bottom w:w="60" w:type="dxa"/>
+              <w:right w:w="100" w:type="dxa"/>
+            </w:tcMar>
+            <w:vAlign w:val="center"/>
+          </w:tcPr>
+          <w:p>
+            <w:pPr>
+              <w:jc w:val="right"/>
+            </w:pPr>
+            <w:r>
+              <w:rPr>
+                <w:rFonts w:ascii="BIZ UDPゴシック" w:hAnsi="BIZ UDPゴシック" w:eastAsia="BIZ UDPゴシック"/>
+                <w:b w:val="0"/>
+                <w:sz w:val="19"/>
+              </w:rPr>
+              <w:t>19,707千円</w:t>
+            </w:r>
+          </w:p>
+        </w:tc>
+        <w:tc>
+          <w:tcPr>
+            <w:tcW w:w="1200" w:type="dxa"/>
+            <w:tcMar>
+              <w:top w:w="60" w:type="dxa"/>
+              <w:left w:w="100" w:type="dxa"/>
+              <w:bottom w:w="60" w:type="dxa"/>
+              <w:right w:w="100" w:type="dxa"/>
+            </w:tcMar>
+            <w:vAlign w:val="center"/>
+          </w:tcPr>
+          <w:p>
+            <w:pPr>
+              <w:jc w:val="right"/>
+            </w:pPr>
+            <w:r>
+              <w:rPr>
+                <w:rFonts w:ascii="BIZ UDPゴシック" w:hAnsi="BIZ UDPゴシック" w:eastAsia="BIZ UDPゴシック"/>
+                <w:b w:val="0"/>
+                <w:sz w:val="19"/>
+              </w:rPr>
+              <w:t>35.5％</w:t>
+            </w:r>
+          </w:p>
+        </w:tc>
+        <w:tc>
+          <w:tcPr>
+            <w:tcW w:w="4338" w:type="dxa"/>
+            <w:tcMar>
+              <w:top w:w="60" w:type="dxa"/>
+              <w:left w:w="100" w:type="dxa"/>
+              <w:bottom w:w="60" w:type="dxa"/>
+              <w:right w:w="100" w:type="dxa"/>
+            </w:tcMar>
+            <w:vAlign w:val="center"/>
+          </w:tcPr>
+          <w:p>
+            <w:r>
+              <w:rPr>
+                <w:rFonts w:ascii="BIZ UDPゴシック" w:hAnsi="BIZ UDPゴシック" w:eastAsia="BIZ UDPゴシック"/>
+                <w:b w:val="0"/>
+                <w:sz w:val="19"/>
+              </w:rPr>
+              <w:t>村内に事業所がなく圏域事業所を利用。増加の主因</w:t>
+            </w:r>
+          </w:p>
+        </w:tc>
+      </w:tr>
+      <w:tr>
+        <w:tc>
+          <w:tcPr>
+            <w:tcW w:w="2500" w:type="dxa"/>
+            <w:tcMar>
+              <w:top w:w="60" w:type="dxa"/>
+              <w:left w:w="100" w:type="dxa"/>
+              <w:bottom w:w="60" w:type="dxa"/>
+              <w:right w:w="100" w:type="dxa"/>
+            </w:tcMar>
+            <w:vAlign w:val="center"/>
+          </w:tcPr>
+          <w:p>
+            <w:pPr>
+              <w:jc w:val="left"/>
+            </w:pPr>
+            <w:r>
+              <w:rPr>
+                <w:rFonts w:ascii="BIZ UDPゴシック" w:hAnsi="BIZ UDPゴシック" w:eastAsia="BIZ UDPゴシック"/>
+                <w:b w:val="0"/>
+                <w:sz w:val="19"/>
+              </w:rPr>
+              <w:t>生活介護</w:t>
+            </w:r>
+          </w:p>
+        </w:tc>
+        <w:tc>
+          <w:tcPr>
+            <w:tcW w:w="1600" w:type="dxa"/>
+            <w:tcMar>
+              <w:top w:w="60" w:type="dxa"/>
+              <w:left w:w="100" w:type="dxa"/>
+              <w:bottom w:w="60" w:type="dxa"/>
+              <w:right w:w="100" w:type="dxa"/>
+            </w:tcMar>
+            <w:vAlign w:val="center"/>
+          </w:tcPr>
+          <w:p>
+            <w:pPr>
+              <w:jc w:val="right"/>
+            </w:pPr>
+            <w:r>
+              <w:rPr>
+                <w:rFonts w:ascii="BIZ UDPゴシック" w:hAnsi="BIZ UDPゴシック" w:eastAsia="BIZ UDPゴシック"/>
+                <w:b w:val="0"/>
+                <w:sz w:val="19"/>
+              </w:rPr>
+              <w:t>13,210千円</w:t>
+            </w:r>
+          </w:p>
+        </w:tc>
+        <w:tc>
+          <w:tcPr>
+            <w:tcW w:w="1200" w:type="dxa"/>
+            <w:tcMar>
+              <w:top w:w="60" w:type="dxa"/>
+              <w:left w:w="100" w:type="dxa"/>
+              <w:bottom w:w="60" w:type="dxa"/>
+              <w:right w:w="100" w:type="dxa"/>
+            </w:tcMar>
+            <w:vAlign w:val="center"/>
+          </w:tcPr>
+          <w:p>
+            <w:pPr>
+              <w:jc w:val="right"/>
+            </w:pPr>
+            <w:r>
+              <w:rPr>
+                <w:rFonts w:ascii="BIZ UDPゴシック" w:hAnsi="BIZ UDPゴシック" w:eastAsia="BIZ UDPゴシック"/>
+                <w:b w:val="0"/>
+                <w:sz w:val="19"/>
+              </w:rPr>
+              <w:t>23.8％</w:t>
+            </w:r>
+          </w:p>
+        </w:tc>
+        <w:tc>
+          <w:tcPr>
+            <w:tcW w:w="4338" w:type="dxa"/>
+            <w:tcMar>
+              <w:top w:w="60" w:type="dxa"/>
+              <w:left w:w="100" w:type="dxa"/>
+              <w:bottom w:w="60" w:type="dxa"/>
+              <w:right w:w="100" w:type="dxa"/>
+            </w:tcMar>
+            <w:vAlign w:val="center"/>
+          </w:tcPr>
+          <w:p>
+            <w:r>
+              <w:rPr>
+                <w:rFonts w:ascii="BIZ UDPゴシック" w:hAnsi="BIZ UDPゴシック" w:eastAsia="BIZ UDPゴシック"/>
+                <w:b w:val="0"/>
+                <w:sz w:val="19"/>
+              </w:rPr>
+              <w:t>重度者の日中活動。卒業後の進路と接続</w:t>
+            </w:r>
+          </w:p>
+        </w:tc>
+      </w:tr>
+      <w:tr>
+        <w:tc>
+          <w:tcPr>
+            <w:tcW w:w="2500" w:type="dxa"/>
+            <w:tcMar>
+              <w:top w:w="60" w:type="dxa"/>
+              <w:left w:w="100" w:type="dxa"/>
+              <w:bottom w:w="60" w:type="dxa"/>
+              <w:right w:w="100" w:type="dxa"/>
+            </w:tcMar>
+            <w:vAlign w:val="center"/>
+          </w:tcPr>
+          <w:p>
+            <w:pPr>
+              <w:jc w:val="left"/>
+            </w:pPr>
+            <w:r>
+              <w:rPr>
+                <w:rFonts w:ascii="BIZ UDPゴシック" w:hAnsi="BIZ UDPゴシック" w:eastAsia="BIZ UDPゴシック"/>
+                <w:b w:val="0"/>
+                <w:sz w:val="19"/>
+              </w:rPr>
+              <w:t>共同生活援助</w:t>
+            </w:r>
+          </w:p>
+        </w:tc>
+        <w:tc>
+          <w:tcPr>
+            <w:tcW w:w="1600" w:type="dxa"/>
+            <w:tcMar>
+              <w:top w:w="60" w:type="dxa"/>
+              <w:left w:w="100" w:type="dxa"/>
+              <w:bottom w:w="60" w:type="dxa"/>
+              <w:right w:w="100" w:type="dxa"/>
+            </w:tcMar>
+            <w:vAlign w:val="center"/>
+          </w:tcPr>
+          <w:p>
+            <w:pPr>
+              <w:jc w:val="right"/>
+            </w:pPr>
+            <w:r>
+              <w:rPr>
+                <w:rFonts w:ascii="BIZ UDPゴシック" w:hAnsi="BIZ UDPゴシック" w:eastAsia="BIZ UDPゴシック"/>
+                <w:b w:val="0"/>
+                <w:sz w:val="19"/>
+              </w:rPr>
+              <w:t>9,663千円</w:t>
+            </w:r>
+          </w:p>
+        </w:tc>
+        <w:tc>
+          <w:tcPr>
+            <w:tcW w:w="1200" w:type="dxa"/>
+            <w:tcMar>
+              <w:top w:w="60" w:type="dxa"/>
+              <w:left w:w="100" w:type="dxa"/>
+              <w:bottom w:w="60" w:type="dxa"/>
+              <w:right w:w="100" w:type="dxa"/>
+            </w:tcMar>
+            <w:vAlign w:val="center"/>
+          </w:tcPr>
+          <w:p>
+            <w:pPr>
+              <w:jc w:val="right"/>
+            </w:pPr>
+            <w:r>
+              <w:rPr>
+                <w:rFonts w:ascii="BIZ UDPゴシック" w:hAnsi="BIZ UDPゴシック" w:eastAsia="BIZ UDPゴシック"/>
+                <w:b w:val="0"/>
+                <w:sz w:val="19"/>
+              </w:rPr>
+              <w:t>17.4％</w:t>
+            </w:r>
+          </w:p>
+        </w:tc>
+        <w:tc>
+          <w:tcPr>
+            <w:tcW w:w="4338" w:type="dxa"/>
+            <w:tcMar>
+              <w:top w:w="60" w:type="dxa"/>
+              <w:left w:w="100" w:type="dxa"/>
+              <w:bottom w:w="60" w:type="dxa"/>
+              <w:right w:w="100" w:type="dxa"/>
+            </w:tcMar>
+            <w:vAlign w:val="center"/>
+          </w:tcPr>
+          <w:p>
+            <w:r>
+              <w:rPr>
+                <w:rFonts w:ascii="BIZ UDPゴシック" w:hAnsi="BIZ UDPゴシック" w:eastAsia="BIZ UDPゴシック"/>
+                <w:b w:val="0"/>
+                <w:sz w:val="19"/>
+              </w:rPr>
+              <w:t>居住系の中心。地域移行・親亡き後支援と接続</w:t>
+            </w:r>
+          </w:p>
+        </w:tc>
+      </w:tr>
+      <w:tr>
+        <w:tc>
+          <w:tcPr>
+            <w:tcW w:w="2500" w:type="dxa"/>
+            <w:tcMar>
+              <w:top w:w="60" w:type="dxa"/>
+              <w:left w:w="100" w:type="dxa"/>
+              <w:bottom w:w="60" w:type="dxa"/>
+              <w:right w:w="100" w:type="dxa"/>
+            </w:tcMar>
+            <w:vAlign w:val="center"/>
+          </w:tcPr>
+          <w:p>
+            <w:pPr>
+              <w:jc w:val="left"/>
+            </w:pPr>
+            <w:r>
+              <w:rPr>
+                <w:rFonts w:ascii="BIZ UDPゴシック" w:hAnsi="BIZ UDPゴシック" w:eastAsia="BIZ UDPゴシック"/>
+                <w:b w:val="0"/>
+                <w:sz w:val="19"/>
+              </w:rPr>
+              <w:t>施設入所支援</w:t>
+            </w:r>
+          </w:p>
+        </w:tc>
+        <w:tc>
+          <w:tcPr>
+            <w:tcW w:w="1600" w:type="dxa"/>
+            <w:tcMar>
+              <w:top w:w="60" w:type="dxa"/>
+              <w:left w:w="100" w:type="dxa"/>
+              <w:bottom w:w="60" w:type="dxa"/>
+              <w:right w:w="100" w:type="dxa"/>
+            </w:tcMar>
+            <w:vAlign w:val="center"/>
+          </w:tcPr>
+          <w:p>
+            <w:pPr>
+              <w:jc w:val="right"/>
+            </w:pPr>
+            <w:r>
+              <w:rPr>
+                <w:rFonts w:ascii="BIZ UDPゴシック" w:hAnsi="BIZ UDPゴシック" w:eastAsia="BIZ UDPゴシック"/>
+                <w:b w:val="0"/>
+                <w:sz w:val="19"/>
+              </w:rPr>
+              <w:t>5,994千円</w:t>
+            </w:r>
+          </w:p>
+        </w:tc>
+        <w:tc>
+          <w:tcPr>
+            <w:tcW w:w="1200" w:type="dxa"/>
+            <w:tcMar>
+              <w:top w:w="60" w:type="dxa"/>
+              <w:left w:w="100" w:type="dxa"/>
+              <w:bottom w:w="60" w:type="dxa"/>
+              <w:right w:w="100" w:type="dxa"/>
+            </w:tcMar>
+            <w:vAlign w:val="center"/>
+          </w:tcPr>
+          <w:p>
+            <w:pPr>
+              <w:jc w:val="right"/>
+            </w:pPr>
+            <w:r>
+              <w:rPr>
+                <w:rFonts w:ascii="BIZ UDPゴシック" w:hAnsi="BIZ UDPゴシック" w:eastAsia="BIZ UDPゴシック"/>
+                <w:b w:val="0"/>
+                <w:sz w:val="19"/>
+              </w:rPr>
+              <w:t>10.8％</w:t>
+            </w:r>
+          </w:p>
+        </w:tc>
+        <w:tc>
+          <w:tcPr>
+            <w:tcW w:w="4338" w:type="dxa"/>
+            <w:tcMar>
+              <w:top w:w="60" w:type="dxa"/>
+              <w:left w:w="100" w:type="dxa"/>
+              <w:bottom w:w="60" w:type="dxa"/>
+              <w:right w:w="100" w:type="dxa"/>
+            </w:tcMar>
+            <w:vAlign w:val="center"/>
+          </w:tcPr>
+          <w:p>
+            <w:r>
+              <w:rPr>
+                <w:rFonts w:ascii="BIZ UDPゴシック" w:hAnsi="BIZ UDPゴシック" w:eastAsia="BIZ UDPゴシック"/>
+                <w:b w:val="0"/>
+                <w:sz w:val="19"/>
+              </w:rPr>
+              <w:t>４人で横ばい。第４章（１）の成果目標と整合</w:t>
+            </w:r>
+          </w:p>
+        </w:tc>
+      </w:tr>
+      <w:tr>
+        <w:tc>
+          <w:tcPr>
+            <w:tcW w:w="2500" w:type="dxa"/>
+            <w:tcMar>
+              <w:top w:w="60" w:type="dxa"/>
+              <w:left w:w="100" w:type="dxa"/>
+              <w:bottom w:w="60" w:type="dxa"/>
+              <w:right w:w="100" w:type="dxa"/>
+            </w:tcMar>
+            <w:vAlign w:val="center"/>
+          </w:tcPr>
+          <w:p>
+            <w:pPr>
+              <w:jc w:val="left"/>
+            </w:pPr>
+            <w:r>
+              <w:rPr>
+                <w:rFonts w:ascii="BIZ UDPゴシック" w:hAnsi="BIZ UDPゴシック" w:eastAsia="BIZ UDPゴシック"/>
+                <w:b w:val="0"/>
+                <w:sz w:val="19"/>
+              </w:rPr>
+              <w:t>計画相談支援</w:t>
+            </w:r>
+          </w:p>
+        </w:tc>
+        <w:tc>
+          <w:tcPr>
+            <w:tcW w:w="1600" w:type="dxa"/>
+            <w:tcMar>
+              <w:top w:w="60" w:type="dxa"/>
+              <w:left w:w="100" w:type="dxa"/>
+              <w:bottom w:w="60" w:type="dxa"/>
+              <w:right w:w="100" w:type="dxa"/>
+            </w:tcMar>
+            <w:vAlign w:val="center"/>
+          </w:tcPr>
+          <w:p>
+            <w:pPr>
+              <w:jc w:val="right"/>
+            </w:pPr>
+            <w:r>
+              <w:rPr>
+                <w:rFonts w:ascii="BIZ UDPゴシック" w:hAnsi="BIZ UDPゴシック" w:eastAsia="BIZ UDPゴシック"/>
+                <w:b w:val="0"/>
+                <w:sz w:val="19"/>
+              </w:rPr>
+              <w:t>1,864千円</w:t>
+            </w:r>
+          </w:p>
+        </w:tc>
+        <w:tc>
+          <w:tcPr>
+            <w:tcW w:w="1200" w:type="dxa"/>
+            <w:tcMar>
+              <w:top w:w="60" w:type="dxa"/>
+              <w:left w:w="100" w:type="dxa"/>
+              <w:bottom w:w="60" w:type="dxa"/>
+              <w:right w:w="100" w:type="dxa"/>
+            </w:tcMar>
+            <w:vAlign w:val="center"/>
+          </w:tcPr>
+          <w:p>
+            <w:pPr>
+              <w:jc w:val="right"/>
+            </w:pPr>
+            <w:r>
+              <w:rPr>
+                <w:rFonts w:ascii="BIZ UDPゴシック" w:hAnsi="BIZ UDPゴシック" w:eastAsia="BIZ UDPゴシック"/>
+                <w:b w:val="0"/>
+                <w:sz w:val="19"/>
+              </w:rPr>
+              <w:t>3.4％</w:t>
+            </w:r>
+          </w:p>
+        </w:tc>
+        <w:tc>
+          <w:tcPr>
+            <w:tcW w:w="4338" w:type="dxa"/>
+            <w:tcMar>
+              <w:top w:w="60" w:type="dxa"/>
+              <w:left w:w="100" w:type="dxa"/>
+              <w:bottom w:w="60" w:type="dxa"/>
+              <w:right w:w="100" w:type="dxa"/>
+            </w:tcMar>
+            <w:vAlign w:val="center"/>
+          </w:tcPr>
+          <w:p>
+            <w:r>
+              <w:rPr>
+                <w:rFonts w:ascii="BIZ UDPゴシック" w:hAnsi="BIZ UDPゴシック" w:eastAsia="BIZ UDPゴシック"/>
+                <w:b w:val="0"/>
+                <w:sz w:val="19"/>
+              </w:rPr>
+              <w:t>圏域の相談支援事業所が実施</w:t>
+            </w:r>
+          </w:p>
+        </w:tc>
+      </w:tr>
+      <w:tr>
+        <w:tc>
+          <w:tcPr>
+            <w:tcW w:w="2500" w:type="dxa"/>
+            <w:tcMar>
+              <w:top w:w="60" w:type="dxa"/>
+              <w:left w:w="100" w:type="dxa"/>
+              <w:bottom w:w="60" w:type="dxa"/>
+              <w:right w:w="100" w:type="dxa"/>
+            </w:tcMar>
+            <w:vAlign w:val="center"/>
+          </w:tcPr>
+          <w:p>
+            <w:pPr>
+              <w:jc w:val="left"/>
+            </w:pPr>
+            <w:r>
+              <w:rPr>
+                <w:rFonts w:ascii="BIZ UDPゴシック" w:hAnsi="BIZ UDPゴシック" w:eastAsia="BIZ UDPゴシック"/>
+                <w:b w:val="0"/>
+                <w:sz w:val="19"/>
+              </w:rPr>
+              <w:t>居宅介護</w:t>
+            </w:r>
+          </w:p>
+        </w:tc>
+        <w:tc>
+          <w:tcPr>
+            <w:tcW w:w="1600" w:type="dxa"/>
+            <w:tcMar>
+              <w:top w:w="60" w:type="dxa"/>
+              <w:left w:w="100" w:type="dxa"/>
+              <w:bottom w:w="60" w:type="dxa"/>
+              <w:right w:w="100" w:type="dxa"/>
+            </w:tcMar>
+            <w:vAlign w:val="center"/>
+          </w:tcPr>
+          <w:p>
+            <w:pPr>
+              <w:jc w:val="right"/>
+            </w:pPr>
+            <w:r>
+              <w:rPr>
+                <w:rFonts w:ascii="BIZ UDPゴシック" w:hAnsi="BIZ UDPゴシック" w:eastAsia="BIZ UDPゴシック"/>
+                <w:b w:val="0"/>
+                <w:sz w:val="19"/>
+              </w:rPr>
+              <w:t>1,713千円</w:t>
+            </w:r>
+          </w:p>
+        </w:tc>
+        <w:tc>
+          <w:tcPr>
+            <w:tcW w:w="1200" w:type="dxa"/>
+            <w:tcMar>
+              <w:top w:w="60" w:type="dxa"/>
+              <w:left w:w="100" w:type="dxa"/>
+              <w:bottom w:w="60" w:type="dxa"/>
+              <w:right w:w="100" w:type="dxa"/>
+            </w:tcMar>
+            <w:vAlign w:val="center"/>
+          </w:tcPr>
+          <w:p>
+            <w:pPr>
+              <w:jc w:val="right"/>
+            </w:pPr>
+            <w:r>
+              <w:rPr>
+                <w:rFonts w:ascii="BIZ UDPゴシック" w:hAnsi="BIZ UDPゴシック" w:eastAsia="BIZ UDPゴシック"/>
+                <w:b w:val="0"/>
+                <w:sz w:val="19"/>
+              </w:rPr>
+              <w:t>3.1％</w:t>
+            </w:r>
+          </w:p>
+        </w:tc>
+        <w:tc>
+          <w:tcPr>
+            <w:tcW w:w="4338" w:type="dxa"/>
+            <w:tcMar>
+              <w:top w:w="60" w:type="dxa"/>
+              <w:left w:w="100" w:type="dxa"/>
+              <w:bottom w:w="60" w:type="dxa"/>
+              <w:right w:w="100" w:type="dxa"/>
+            </w:tcMar>
+            <w:vAlign w:val="center"/>
+          </w:tcPr>
+          <w:p>
+            <w:r>
+              <w:rPr>
+                <w:rFonts w:ascii="BIZ UDPゴシック" w:hAnsi="BIZ UDPゴシック" w:eastAsia="BIZ UDPゴシック"/>
+                <w:b w:val="0"/>
+                <w:sz w:val="19"/>
+              </w:rPr>
+              <w:t>訪問可能地区・冬季の提供体制が制約</w:t>
+            </w:r>
+          </w:p>
+        </w:tc>
+      </w:tr>
+      <w:tr>
+        <w:tc>
+          <w:tcPr>
+            <w:tcW w:w="2500" w:type="dxa"/>
+            <w:tcMar>
+              <w:top w:w="60" w:type="dxa"/>
+              <w:left w:w="100" w:type="dxa"/>
+              <w:bottom w:w="60" w:type="dxa"/>
+              <w:right w:w="100" w:type="dxa"/>
+            </w:tcMar>
+            <w:vAlign w:val="center"/>
+          </w:tcPr>
+          <w:p>
+            <w:pPr>
+              <w:jc w:val="left"/>
+            </w:pPr>
+            <w:r>
+              <w:rPr>
+                <w:rFonts w:ascii="BIZ UDPゴシック" w:hAnsi="BIZ UDPゴシック" w:eastAsia="BIZ UDPゴシック"/>
+                <w:b w:val="0"/>
+                <w:sz w:val="19"/>
+              </w:rPr>
+              <w:t>放課後等デイサービス</w:t>
+            </w:r>
+          </w:p>
+        </w:tc>
+        <w:tc>
+          <w:tcPr>
+            <w:tcW w:w="1600" w:type="dxa"/>
+            <w:tcMar>
+              <w:top w:w="60" w:type="dxa"/>
+              <w:left w:w="100" w:type="dxa"/>
+              <w:bottom w:w="60" w:type="dxa"/>
+              <w:right w:w="100" w:type="dxa"/>
+            </w:tcMar>
+            <w:vAlign w:val="center"/>
+          </w:tcPr>
+          <w:p>
+            <w:pPr>
+              <w:jc w:val="right"/>
+            </w:pPr>
+            <w:r>
+              <w:rPr>
+                <w:rFonts w:ascii="BIZ UDPゴシック" w:hAnsi="BIZ UDPゴシック" w:eastAsia="BIZ UDPゴシック"/>
+                <w:b w:val="0"/>
+                <w:sz w:val="19"/>
+              </w:rPr>
+              <w:t>1,076千円</w:t>
+            </w:r>
+          </w:p>
+        </w:tc>
+        <w:tc>
+          <w:tcPr>
+            <w:tcW w:w="1200" w:type="dxa"/>
+            <w:tcMar>
+              <w:top w:w="60" w:type="dxa"/>
+              <w:left w:w="100" w:type="dxa"/>
+              <w:bottom w:w="60" w:type="dxa"/>
+              <w:right w:w="100" w:type="dxa"/>
+            </w:tcMar>
+            <w:vAlign w:val="center"/>
+          </w:tcPr>
+          <w:p>
+            <w:pPr>
+              <w:jc w:val="right"/>
+            </w:pPr>
+            <w:r>
+              <w:rPr>
+                <w:rFonts w:ascii="BIZ UDPゴシック" w:hAnsi="BIZ UDPゴシック" w:eastAsia="BIZ UDPゴシック"/>
+                <w:b w:val="0"/>
+                <w:sz w:val="19"/>
+              </w:rPr>
+              <w:t>1.9％</w:t>
+            </w:r>
+          </w:p>
+        </w:tc>
+        <w:tc>
+          <w:tcPr>
+            <w:tcW w:w="4338" w:type="dxa"/>
+            <w:tcMar>
+              <w:top w:w="60" w:type="dxa"/>
+              <w:left w:w="100" w:type="dxa"/>
+              <w:bottom w:w="60" w:type="dxa"/>
+              <w:right w:w="100" w:type="dxa"/>
+            </w:tcMar>
+            <w:vAlign w:val="center"/>
+          </w:tcPr>
+          <w:p>
+            <w:r>
+              <w:rPr>
+                <w:rFonts w:ascii="BIZ UDPゴシック" w:hAnsi="BIZ UDPゴシック" w:eastAsia="BIZ UDPゴシック"/>
+                <w:b w:val="0"/>
+                <w:sz w:val="19"/>
+              </w:rPr>
+              <w:t>令和７年度に利用が増加</w:t>
+            </w:r>
+          </w:p>
+        </w:tc>
+      </w:tr>
+      <w:tr>
+        <w:tc>
+          <w:tcPr>
+            <w:tcW w:w="2500" w:type="dxa"/>
+            <w:tcMar>
+              <w:top w:w="60" w:type="dxa"/>
+              <w:left w:w="100" w:type="dxa"/>
+              <w:bottom w:w="60" w:type="dxa"/>
+              <w:right w:w="100" w:type="dxa"/>
+            </w:tcMar>
+            <w:vAlign w:val="center"/>
+          </w:tcPr>
+          <w:p>
+            <w:pPr>
+              <w:jc w:val="left"/>
+            </w:pPr>
+            <w:r>
+              <w:rPr>
+                <w:rFonts w:ascii="BIZ UDPゴシック" w:hAnsi="BIZ UDPゴシック" w:eastAsia="BIZ UDPゴシック"/>
+                <w:b w:val="0"/>
+                <w:sz w:val="19"/>
+              </w:rPr>
+              <w:t>その他</w:t>
+            </w:r>
+          </w:p>
+        </w:tc>
+        <w:tc>
+          <w:tcPr>
+            <w:tcW w:w="1600" w:type="dxa"/>
+            <w:tcMar>
+              <w:top w:w="60" w:type="dxa"/>
+              <w:left w:w="100" w:type="dxa"/>
+              <w:bottom w:w="60" w:type="dxa"/>
+              <w:right w:w="100" w:type="dxa"/>
+            </w:tcMar>
+            <w:vAlign w:val="center"/>
+          </w:tcPr>
+          <w:p>
+            <w:pPr>
+              <w:jc w:val="right"/>
+            </w:pPr>
+            <w:r>
+              <w:rPr>
+                <w:rFonts w:ascii="BIZ UDPゴシック" w:hAnsi="BIZ UDPゴシック" w:eastAsia="BIZ UDPゴシック"/>
+                <w:b w:val="0"/>
+                <w:sz w:val="19"/>
+              </w:rPr>
+              <w:t>2,286千円</w:t>
+            </w:r>
+          </w:p>
+        </w:tc>
+        <w:tc>
+          <w:tcPr>
+            <w:tcW w:w="1200" w:type="dxa"/>
+            <w:tcMar>
+              <w:top w:w="60" w:type="dxa"/>
+              <w:left w:w="100" w:type="dxa"/>
+              <w:bottom w:w="60" w:type="dxa"/>
+              <w:right w:w="100" w:type="dxa"/>
+            </w:tcMar>
+            <w:vAlign w:val="center"/>
+          </w:tcPr>
+          <w:p>
+            <w:pPr>
+              <w:jc w:val="right"/>
+            </w:pPr>
+            <w:r>
+              <w:rPr>
+                <w:rFonts w:ascii="BIZ UDPゴシック" w:hAnsi="BIZ UDPゴシック" w:eastAsia="BIZ UDPゴシック"/>
+                <w:b w:val="0"/>
+                <w:sz w:val="19"/>
+              </w:rPr>
+              <w:t>4.1％</w:t>
+            </w:r>
+          </w:p>
+        </w:tc>
+        <w:tc>
+          <w:tcPr>
+            <w:tcW w:w="4338" w:type="dxa"/>
+            <w:tcMar>
+              <w:top w:w="60" w:type="dxa"/>
+              <w:left w:w="100" w:type="dxa"/>
+              <w:bottom w:w="60" w:type="dxa"/>
+              <w:right w:w="100" w:type="dxa"/>
+            </w:tcMar>
+            <w:vAlign w:val="center"/>
+          </w:tcPr>
+          <w:p>
+            <w:r>
+              <w:rPr>
+                <w:rFonts w:ascii="BIZ UDPゴシック" w:hAnsi="BIZ UDPゴシック" w:eastAsia="BIZ UDPゴシック"/>
+                <w:b w:val="0"/>
+                <w:sz w:val="19"/>
+              </w:rPr>
+              <w:t>短期入所、自立訓練、児童発達支援、障害児相談支援等</w:t>
+            </w:r>
+          </w:p>
+        </w:tc>
+      </w:tr>
+    </w:tbl>
+    <w:p/>
+    <w:p>
+      <w:pPr>
+        <w:pStyle w:val="3"/>
+      </w:pPr>
+      <w:bookmarkStart w:id="8100080" w:name="_Toc8100080"/>
+      <w:r>
+        <w:rPr>
+          <w:rFonts w:ascii="BIZ UDPゴシック" w:hAnsi="BIZ UDPゴシック" w:eastAsia="BIZ UDPゴシック"/>
+          <w:b w:val="0"/>
+          <w:sz w:val="21"/>
+        </w:rPr>
         <w:t>■　地域生活支援事業及び村単独事業の財源</w:t>
       </w:r>
-      <w:bookmarkEnd w:id="8100079"/>
+      <w:bookmarkEnd w:id="8100080"/>
     </w:p>
     <w:p>
       <w:pPr>
@@ -47474,7 +49931,7 @@
           <w:rFonts w:ascii="BIZ UDPゴシック" w:eastAsia="BIZ UDPゴシック" w:hAnsi="BIZ UDPゴシック"/>
         </w:rPr>
       </w:pPr>
-      <w:bookmarkStart w:id="8100080" w:name="_Toc8100080"/>
+      <w:bookmarkStart w:id="8100081" w:name="_Toc8100081"/>
       <w:r>
         <w:rPr>
           <w:rFonts w:ascii="BIZ UDPゴシック" w:eastAsia="BIZ UDPゴシック" w:hAnsi="BIZ UDPゴシック" w:cs="IPAexGothic, MS Gothic, Noto Sa"/>
@@ -47485,7 +49942,7 @@
         <w:lastRenderedPageBreak/>
         <w:t>第6章　成年後見制度の利用促進</w:t>
       </w:r>
-      <w:bookmarkEnd w:id="8100080"/>
+      <w:bookmarkEnd w:id="8100081"/>
     </w:p>
     <w:p>
       <w:pPr>
@@ -47498,7 +49955,7 @@
           <w:rFonts w:ascii="BIZ UDPゴシック" w:eastAsia="BIZ UDPゴシック" w:hAnsi="BIZ UDPゴシック"/>
         </w:rPr>
       </w:pPr>
-      <w:bookmarkStart w:id="8100081" w:name="_Toc8100081"/>
+      <w:bookmarkStart w:id="8100082" w:name="_Toc8100082"/>
       <w:r>
         <w:rPr>
           <w:rFonts w:ascii="BIZ UDPゴシック" w:eastAsia="BIZ UDPゴシック" w:hAnsi="BIZ UDPゴシック" w:cs="IPAexGothic, MS Gothic, Noto Sa"/>
@@ -47508,7 +49965,7 @@
         </w:rPr>
         <w:t>１　現状と課題</w:t>
       </w:r>
-      <w:bookmarkEnd w:id="8100081"/>
+      <w:bookmarkEnd w:id="8100082"/>
     </w:p>
     <w:p>
       <w:pPr>
@@ -47996,7 +50453,7 @@
           <w:rFonts w:ascii="BIZ UDPゴシック" w:eastAsia="BIZ UDPゴシック" w:hAnsi="BIZ UDPゴシック"/>
         </w:rPr>
       </w:pPr>
-      <w:bookmarkStart w:id="8100082" w:name="_Toc8100082"/>
+      <w:bookmarkStart w:id="8100083" w:name="_Toc8100083"/>
       <w:r>
         <w:rPr>
           <w:rFonts w:ascii="BIZ UDPゴシック" w:eastAsia="BIZ UDPゴシック" w:hAnsi="BIZ UDPゴシック" w:cs="IPAexGothic, MS Gothic, Noto Sa"/>
@@ -48006,7 +50463,7 @@
         </w:rPr>
         <w:t>２　中核機関の設置</w:t>
       </w:r>
-      <w:bookmarkEnd w:id="8100082"/>
+      <w:bookmarkEnd w:id="8100083"/>
     </w:p>
     <w:p>
       <w:pPr>
@@ -48097,7 +50554,7 @@
           <w:rFonts w:ascii="BIZ UDPゴシック" w:eastAsia="BIZ UDPゴシック" w:hAnsi="BIZ UDPゴシック"/>
         </w:rPr>
       </w:pPr>
-      <w:bookmarkStart w:id="8100083" w:name="_Toc8100083"/>
+      <w:bookmarkStart w:id="8100084" w:name="_Toc8100084"/>
       <w:r>
         <w:rPr>
           <w:rFonts w:ascii="BIZ UDPゴシック" w:eastAsia="BIZ UDPゴシック" w:hAnsi="BIZ UDPゴシック" w:cs="IPAexGothic, MS Gothic, Noto Sa"/>
@@ -48108,7 +50565,7 @@
         <w:lastRenderedPageBreak/>
         <w:t>第7章　他計画との連携</w:t>
       </w:r>
-      <w:bookmarkEnd w:id="8100083"/>
+      <w:bookmarkEnd w:id="8100084"/>
     </w:p>
     <w:p>
       <w:pPr>
@@ -48135,7 +50592,7 @@
           <w:rFonts w:ascii="BIZ UDPゴシック" w:eastAsia="BIZ UDPゴシック" w:hAnsi="BIZ UDPゴシック"/>
         </w:rPr>
       </w:pPr>
-      <w:bookmarkStart w:id="8100084" w:name="_Toc8100084"/>
+      <w:bookmarkStart w:id="8100085" w:name="_Toc8100085"/>
       <w:r>
         <w:rPr>
           <w:rFonts w:ascii="BIZ UDPゴシック" w:eastAsia="BIZ UDPゴシック" w:hAnsi="BIZ UDPゴシック" w:cs="IPAexGothic, MS Gothic, Noto Sa"/>
@@ -48145,7 +50602,7 @@
         </w:rPr>
         <w:t>１　第３次健康21・北塩原村グッドヘルスプランとの連携</w:t>
       </w:r>
-      <w:bookmarkEnd w:id="8100084"/>
+      <w:bookmarkEnd w:id="8100085"/>
     </w:p>
     <w:p>
       <w:pPr>
@@ -48577,7 +51034,7 @@
           <w:rFonts w:ascii="BIZ UDPゴシック" w:eastAsia="BIZ UDPゴシック" w:hAnsi="BIZ UDPゴシック"/>
         </w:rPr>
       </w:pPr>
-      <w:bookmarkStart w:id="8100085" w:name="_Toc8100085"/>
+      <w:bookmarkStart w:id="8100086" w:name="_Toc8100086"/>
       <w:r>
         <w:rPr>
           <w:rFonts w:ascii="BIZ UDPゴシック" w:eastAsia="BIZ UDPゴシック" w:hAnsi="BIZ UDPゴシック" w:cs="IPAexGothic, MS Gothic, Noto Sa"/>
@@ -48589,7 +51046,7 @@
         </w:rPr>
         <w:t>具体的な連携事項</w:t>
       </w:r>
-      <w:bookmarkEnd w:id="8100085"/>
+      <w:bookmarkEnd w:id="8100086"/>
     </w:p>
     <w:p>
       <w:pPr>
@@ -48677,7 +51134,7 @@
           <w:rFonts w:ascii="BIZ UDPゴシック" w:eastAsia="BIZ UDPゴシック" w:hAnsi="BIZ UDPゴシック"/>
         </w:rPr>
       </w:pPr>
-      <w:bookmarkStart w:id="8100086" w:name="_Toc8100086"/>
+      <w:bookmarkStart w:id="8100087" w:name="_Toc8100087"/>
       <w:r>
         <w:rPr>
           <w:rFonts w:ascii="BIZ UDPゴシック" w:eastAsia="BIZ UDPゴシック" w:hAnsi="BIZ UDPゴシック" w:cs="IPAexGothic, MS Gothic, Noto Sa"/>
@@ -48687,7 +51144,7 @@
         </w:rPr>
         <w:t>２　北塩原村第五次総合振興計画との連携</w:t>
       </w:r>
-      <w:bookmarkEnd w:id="8100086"/>
+      <w:bookmarkEnd w:id="8100087"/>
     </w:p>
     <w:p>
       <w:pPr>
@@ -49151,7 +51608,7 @@
           <w:rFonts w:ascii="BIZ UDPゴシック" w:eastAsia="BIZ UDPゴシック" w:hAnsi="BIZ UDPゴシック"/>
         </w:rPr>
       </w:pPr>
-      <w:bookmarkStart w:id="8100087" w:name="_Toc8100087"/>
+      <w:bookmarkStart w:id="8100088" w:name="_Toc8100088"/>
       <w:r>
         <w:rPr>
           <w:rFonts w:ascii="BIZ UDPゴシック" w:eastAsia="BIZ UDPゴシック" w:hAnsi="BIZ UDPゴシック" w:cs="IPAexGothic, MS Gothic, Noto Sa"/>
@@ -49163,7 +51620,7 @@
         </w:rPr>
         <w:t>具体的な連携事項</w:t>
       </w:r>
-      <w:bookmarkEnd w:id="8100087"/>
+      <w:bookmarkEnd w:id="8100088"/>
     </w:p>
     <w:p>
       <w:pPr>
@@ -49294,7 +51751,7 @@
       <w:pPr>
         <w:pStyle w:val="2"/>
       </w:pPr>
-      <w:bookmarkStart w:id="8100088" w:name="_Toc8100088"/>
+      <w:bookmarkStart w:id="8100089" w:name="_Toc8100089"/>
       <w:r>
         <w:rPr>
           <w:rFonts w:ascii="BIZ UDPゴシック" w:hAnsi="BIZ UDPゴシック" w:eastAsia="BIZ UDPゴシック"/>
@@ -49303,7 +51760,7 @@
         </w:rPr>
         <w:t>３　北塩原村こども・子育て計画との連携</w:t>
       </w:r>
-      <w:bookmarkEnd w:id="8100088"/>
+      <w:bookmarkEnd w:id="8100089"/>
     </w:p>
     <w:p>
       <w:pPr>
@@ -49710,7 +52167,7 @@
       <w:pPr>
         <w:pStyle w:val="3"/>
       </w:pPr>
-      <w:bookmarkStart w:id="8100089" w:name="_Toc8100089"/>
+      <w:bookmarkStart w:id="8100090" w:name="_Toc8100090"/>
       <w:r>
         <w:rPr>
           <w:rFonts w:ascii="BIZ UDPゴシック" w:hAnsi="BIZ UDPゴシック" w:eastAsia="BIZ UDPゴシック"/>
@@ -49719,7 +52176,7 @@
         </w:rPr>
         <w:t>具体的な連携事項</w:t>
       </w:r>
-      <w:bookmarkEnd w:id="8100089"/>
+      <w:bookmarkEnd w:id="8100090"/>
     </w:p>
     <w:p>
       <w:r>
@@ -49782,7 +52239,7 @@
           <w:rFonts w:ascii="BIZ UDPゴシック" w:eastAsia="BIZ UDPゴシック" w:hAnsi="BIZ UDPゴシック"/>
         </w:rPr>
       </w:pPr>
-      <w:bookmarkStart w:id="8100090" w:name="_Toc8100090"/>
+      <w:bookmarkStart w:id="8100091" w:name="_Toc8100091"/>
       <w:r>
         <w:rPr>
           <w:rFonts w:ascii="BIZ UDPゴシック" w:eastAsia="BIZ UDPゴシック" w:hAnsi="BIZ UDPゴシック" w:cs="IPAexGothic, MS Gothic, Noto Sa"/>
@@ -49793,7 +52250,7 @@
         <w:lastRenderedPageBreak/>
         <w:t>第8章　資料編</w:t>
       </w:r>
-      <w:bookmarkEnd w:id="8100090"/>
+      <w:bookmarkEnd w:id="8100091"/>
     </w:p>
     <w:p>
       <w:pPr>
@@ -49806,7 +52263,7 @@
           <w:rFonts w:ascii="BIZ UDPゴシック" w:eastAsia="BIZ UDPゴシック" w:hAnsi="BIZ UDPゴシック"/>
         </w:rPr>
       </w:pPr>
-      <w:bookmarkStart w:id="8100091" w:name="_Toc8100091"/>
+      <w:bookmarkStart w:id="8100092" w:name="_Toc8100092"/>
       <w:r>
         <w:rPr>
           <w:rFonts w:ascii="BIZ UDPゴシック" w:eastAsia="BIZ UDPゴシック" w:hAnsi="BIZ UDPゴシック" w:cs="IPAexGothic, MS Gothic, Noto Sa"/>
@@ -49816,7 +52273,7 @@
         </w:rPr>
         <w:t>１　アンケート調査集計結果</w:t>
       </w:r>
-      <w:bookmarkEnd w:id="8100091"/>
+      <w:bookmarkEnd w:id="8100092"/>
     </w:p>
     <w:p>
       <w:pPr>
@@ -49908,7 +52365,7 @@
           <w:rFonts w:ascii="BIZ UDPゴシック" w:eastAsia="BIZ UDPゴシック" w:hAnsi="BIZ UDPゴシック"/>
         </w:rPr>
       </w:pPr>
-      <w:bookmarkStart w:id="8100092" w:name="_Toc8100092"/>
+      <w:bookmarkStart w:id="8100093" w:name="_Toc8100093"/>
       <w:r>
         <w:rPr>
           <w:rFonts w:ascii="BIZ UDPゴシック" w:eastAsia="BIZ UDPゴシック" w:hAnsi="BIZ UDPゴシック" w:cs="IPAexGothic, MS Gothic, Noto Sa"/>
@@ -49918,7 +52375,7 @@
         </w:rPr>
         <w:t>２　北塩原村障がい者自立支援協議会委員名簿</w:t>
       </w:r>
-      <w:bookmarkEnd w:id="8100092"/>
+      <w:bookmarkEnd w:id="8100093"/>
     </w:p>
     <w:tbl>
       <w:tblPr>
@@ -49996,7 +52453,7 @@
           <w:rFonts w:ascii="BIZ UDPゴシック" w:eastAsia="BIZ UDPゴシック" w:hAnsi="BIZ UDPゴシック"/>
         </w:rPr>
       </w:pPr>
-      <w:bookmarkStart w:id="8100093" w:name="_Toc8100093"/>
+      <w:bookmarkStart w:id="8100094" w:name="_Toc8100094"/>
       <w:r>
         <w:rPr>
           <w:rFonts w:ascii="BIZ UDPゴシック" w:eastAsia="BIZ UDPゴシック" w:hAnsi="BIZ UDPゴシック" w:cs="IPAexGothic, MS Gothic, Noto Sa"/>
@@ -50006,7 +52463,7 @@
         </w:rPr>
         <w:t>３　策定経過</w:t>
       </w:r>
-      <w:bookmarkEnd w:id="8100093"/>
+      <w:bookmarkEnd w:id="8100094"/>
     </w:p>
     <w:tbl>
       <w:tblPr>
@@ -50414,6 +52871,1490 @@
                 <w:szCs w:val="20"/>
               </w:rPr>
               <w:t>計画の確定・公表【予定】</w:t>
+            </w:r>
+          </w:p>
+        </w:tc>
+      </w:tr>
+    </w:tbl>
+    <w:p/>
+    <w:p>
+      <w:pPr>
+        <w:pStyle w:val="2"/>
+      </w:pPr>
+      <w:bookmarkStart w:id="8100095" w:name="_Toc8100095"/>
+      <w:r>
+        <w:rPr>
+          <w:rFonts w:ascii="BIZ UDPゴシック" w:hAnsi="BIZ UDPゴシック" w:eastAsia="BIZ UDPゴシック"/>
+          <w:b w:val="0"/>
+          <w:sz w:val="21"/>
+        </w:rPr>
+        <w:t>４　用語解説</w:t>
+      </w:r>
+      <w:bookmarkEnd w:id="8100095"/>
+    </w:p>
+    <w:p>
+      <w:pPr>
+        <w:ind w:firstLine="210"/>
+      </w:pPr>
+      <w:r>
+        <w:rPr>
+          <w:rFonts w:ascii="BIZ UDPゴシック" w:hAnsi="BIZ UDPゴシック" w:eastAsia="BIZ UDPゴシック"/>
+          <w:b w:val="0"/>
+          <w:sz w:val="21"/>
+        </w:rPr>
+        <w:t>本計画で用いる主な用語について説明します。個別のサービスの内容は第１章７の体系表をご覧ください。</w:t>
+      </w:r>
+    </w:p>
+    <w:tbl>
+      <w:tblPr>
+        <w:tblW w:type="auto" w:w="0"/>
+        <w:tblLook w:firstColumn="1" w:firstRow="1" w:lastColumn="0" w:lastRow="0" w:noHBand="0" w:noVBand="1" w:val="04A0"/>
+        <w:tblBorders>
+          <w:top w:val="single" w:sz="4" w:space="0" w:color="AAAAAA"/>
+          <w:left w:val="single" w:sz="4" w:space="0" w:color="AAAAAA"/>
+          <w:bottom w:val="single" w:sz="4" w:space="0" w:color="AAAAAA"/>
+          <w:right w:val="single" w:sz="4" w:space="0" w:color="AAAAAA"/>
+          <w:insideH w:val="single" w:sz="4" w:space="0" w:color="AAAAAA"/>
+          <w:insideV w:val="single" w:sz="4" w:space="0" w:color="AAAAAA"/>
+        </w:tblBorders>
+        <w:tblLook w:val="0000" w:firstRow="0" w:lastRow="0" w:firstColumn="0" w:lastColumn="0" w:noHBand="0" w:noVBand="0"/>
+      </w:tblPr>
+      <w:tblGrid>
+        <w:gridCol w:w="4819"/>
+        <w:gridCol w:w="4819"/>
+      </w:tblGrid>
+      <w:tr>
+        <w:tc>
+          <w:tcPr>
+            <w:tcW w:w="2100" w:type="dxa"/>
+            <w:tcMar>
+              <w:top w:w="60" w:type="dxa"/>
+              <w:left w:w="100" w:type="dxa"/>
+              <w:bottom w:w="60" w:type="dxa"/>
+              <w:right w:w="100" w:type="dxa"/>
+            </w:tcMar>
+            <w:vAlign w:val="center"/>
+            <w:shd w:val="clear" w:color="auto" w:fill="1F3864"/>
+          </w:tcPr>
+          <w:p>
+            <w:pPr>
+              <w:jc w:val="center"/>
+            </w:pPr>
+            <w:r>
+              <w:rPr>
+                <w:rFonts w:ascii="BIZ UDPゴシック" w:hAnsi="BIZ UDPゴシック" w:eastAsia="BIZ UDPゴシック"/>
+                <w:b/>
+                <w:color w:val="FFFFFF"/>
+                <w:sz w:val="19"/>
+              </w:rPr>
+              <w:t>用語</w:t>
+            </w:r>
+          </w:p>
+        </w:tc>
+        <w:tc>
+          <w:tcPr>
+            <w:tcW w:w="7538" w:type="dxa"/>
+            <w:tcMar>
+              <w:top w:w="60" w:type="dxa"/>
+              <w:left w:w="100" w:type="dxa"/>
+              <w:bottom w:w="60" w:type="dxa"/>
+              <w:right w:w="100" w:type="dxa"/>
+            </w:tcMar>
+            <w:vAlign w:val="center"/>
+            <w:shd w:val="clear" w:color="auto" w:fill="1F3864"/>
+          </w:tcPr>
+          <w:p>
+            <w:pPr>
+              <w:jc w:val="center"/>
+            </w:pPr>
+            <w:r>
+              <w:rPr>
+                <w:rFonts w:ascii="BIZ UDPゴシック" w:hAnsi="BIZ UDPゴシック" w:eastAsia="BIZ UDPゴシック"/>
+                <w:b/>
+                <w:color w:val="FFFFFF"/>
+                <w:sz w:val="19"/>
+              </w:rPr>
+              <w:t>説明</w:t>
+            </w:r>
+          </w:p>
+        </w:tc>
+      </w:tr>
+      <w:tr>
+        <w:tc>
+          <w:tcPr>
+            <w:tcW w:w="2100" w:type="dxa"/>
+            <w:tcMar>
+              <w:top w:w="60" w:type="dxa"/>
+              <w:left w:w="100" w:type="dxa"/>
+              <w:bottom w:w="60" w:type="dxa"/>
+              <w:right w:w="100" w:type="dxa"/>
+            </w:tcMar>
+            <w:vAlign w:val="center"/>
+          </w:tcPr>
+          <w:p>
+            <w:r>
+              <w:rPr>
+                <w:rFonts w:ascii="BIZ UDPゴシック" w:hAnsi="BIZ UDPゴシック" w:eastAsia="BIZ UDPゴシック"/>
+                <w:b w:val="0"/>
+                <w:sz w:val="19"/>
+              </w:rPr>
+              <w:t>自立支援給付</w:t>
+            </w:r>
+          </w:p>
+        </w:tc>
+        <w:tc>
+          <w:tcPr>
+            <w:tcW w:w="7538" w:type="dxa"/>
+            <w:tcMar>
+              <w:top w:w="60" w:type="dxa"/>
+              <w:left w:w="100" w:type="dxa"/>
+              <w:bottom w:w="60" w:type="dxa"/>
+              <w:right w:w="100" w:type="dxa"/>
+            </w:tcMar>
+            <w:vAlign w:val="center"/>
+          </w:tcPr>
+          <w:p>
+            <w:r>
+              <w:rPr>
+                <w:rFonts w:ascii="BIZ UDPゴシック" w:hAnsi="BIZ UDPゴシック" w:eastAsia="BIZ UDPゴシック"/>
+                <w:b w:val="0"/>
+                <w:sz w:val="19"/>
+              </w:rPr>
+              <w:t>障害者総合支援法に基づき、個別に支給決定を受けて利用する給付の総称です。介護給付、訓練等給付、相談支援、自立支援医療、補装具費からなります。国が２分の１、県が４分の１、村が４分の１を負担する義務的経費です。</w:t>
+            </w:r>
+          </w:p>
+        </w:tc>
+      </w:tr>
+      <w:tr>
+        <w:tc>
+          <w:tcPr>
+            <w:tcW w:w="2100" w:type="dxa"/>
+            <w:tcMar>
+              <w:top w:w="60" w:type="dxa"/>
+              <w:left w:w="100" w:type="dxa"/>
+              <w:bottom w:w="60" w:type="dxa"/>
+              <w:right w:w="100" w:type="dxa"/>
+            </w:tcMar>
+            <w:vAlign w:val="center"/>
+          </w:tcPr>
+          <w:p>
+            <w:r>
+              <w:rPr>
+                <w:rFonts w:ascii="BIZ UDPゴシック" w:hAnsi="BIZ UDPゴシック" w:eastAsia="BIZ UDPゴシック"/>
+                <w:b w:val="0"/>
+                <w:sz w:val="19"/>
+              </w:rPr>
+              <w:t>介護給付</w:t>
+            </w:r>
+          </w:p>
+        </w:tc>
+        <w:tc>
+          <w:tcPr>
+            <w:tcW w:w="7538" w:type="dxa"/>
+            <w:tcMar>
+              <w:top w:w="60" w:type="dxa"/>
+              <w:left w:w="100" w:type="dxa"/>
+              <w:bottom w:w="60" w:type="dxa"/>
+              <w:right w:w="100" w:type="dxa"/>
+            </w:tcMar>
+            <w:vAlign w:val="center"/>
+          </w:tcPr>
+          <w:p>
+            <w:r>
+              <w:rPr>
+                <w:rFonts w:ascii="BIZ UDPゴシック" w:hAnsi="BIZ UDPゴシック" w:eastAsia="BIZ UDPゴシック"/>
+                <w:b w:val="0"/>
+                <w:sz w:val="19"/>
+              </w:rPr>
+              <w:t>自立支援給付のうち、介護の支援を受ける場合の給付です。利用には障害支援区分の認定が必要です。</w:t>
+            </w:r>
+          </w:p>
+        </w:tc>
+      </w:tr>
+      <w:tr>
+        <w:tc>
+          <w:tcPr>
+            <w:tcW w:w="2100" w:type="dxa"/>
+            <w:tcMar>
+              <w:top w:w="60" w:type="dxa"/>
+              <w:left w:w="100" w:type="dxa"/>
+              <w:bottom w:w="60" w:type="dxa"/>
+              <w:right w:w="100" w:type="dxa"/>
+            </w:tcMar>
+            <w:vAlign w:val="center"/>
+          </w:tcPr>
+          <w:p>
+            <w:r>
+              <w:rPr>
+                <w:rFonts w:ascii="BIZ UDPゴシック" w:hAnsi="BIZ UDPゴシック" w:eastAsia="BIZ UDPゴシック"/>
+                <w:b w:val="0"/>
+                <w:sz w:val="19"/>
+              </w:rPr>
+              <w:t>訓練等給付</w:t>
+            </w:r>
+          </w:p>
+        </w:tc>
+        <w:tc>
+          <w:tcPr>
+            <w:tcW w:w="7538" w:type="dxa"/>
+            <w:tcMar>
+              <w:top w:w="60" w:type="dxa"/>
+              <w:left w:w="100" w:type="dxa"/>
+              <w:bottom w:w="60" w:type="dxa"/>
+              <w:right w:w="100" w:type="dxa"/>
+            </w:tcMar>
+            <w:vAlign w:val="center"/>
+          </w:tcPr>
+          <w:p>
+            <w:r>
+              <w:rPr>
+                <w:rFonts w:ascii="BIZ UDPゴシック" w:hAnsi="BIZ UDPゴシック" w:eastAsia="BIZ UDPゴシック"/>
+                <w:b w:val="0"/>
+                <w:sz w:val="19"/>
+              </w:rPr>
+              <w:t>自立支援給付のうち、訓練等の支援を受ける場合の給付です。原則として障害支援区分の認定を要しません。</w:t>
+            </w:r>
+          </w:p>
+        </w:tc>
+      </w:tr>
+      <w:tr>
+        <w:tc>
+          <w:tcPr>
+            <w:tcW w:w="2100" w:type="dxa"/>
+            <w:tcMar>
+              <w:top w:w="60" w:type="dxa"/>
+              <w:left w:w="100" w:type="dxa"/>
+              <w:bottom w:w="60" w:type="dxa"/>
+              <w:right w:w="100" w:type="dxa"/>
+            </w:tcMar>
+            <w:vAlign w:val="center"/>
+          </w:tcPr>
+          <w:p>
+            <w:r>
+              <w:rPr>
+                <w:rFonts w:ascii="BIZ UDPゴシック" w:hAnsi="BIZ UDPゴシック" w:eastAsia="BIZ UDPゴシック"/>
+                <w:b w:val="0"/>
+                <w:sz w:val="19"/>
+              </w:rPr>
+              <w:t>障害支援区分</w:t>
+            </w:r>
+          </w:p>
+        </w:tc>
+        <w:tc>
+          <w:tcPr>
+            <w:tcW w:w="7538" w:type="dxa"/>
+            <w:tcMar>
+              <w:top w:w="60" w:type="dxa"/>
+              <w:left w:w="100" w:type="dxa"/>
+              <w:bottom w:w="60" w:type="dxa"/>
+              <w:right w:w="100" w:type="dxa"/>
+            </w:tcMar>
+            <w:vAlign w:val="center"/>
+          </w:tcPr>
+          <w:p>
+            <w:r>
+              <w:rPr>
+                <w:rFonts w:ascii="BIZ UDPゴシック" w:hAnsi="BIZ UDPゴシック" w:eastAsia="BIZ UDPゴシック"/>
+                <w:b w:val="0"/>
+                <w:sz w:val="19"/>
+              </w:rPr>
+              <w:t>障害者総合支援法第４条第４項。障がいの多様な特性その他の心身の状態に応じて必要とされる標準的な支援の度合いを総合的に示すものです。区分１から区分６まであり、区分６が最も支援の必要度が高くなります。</w:t>
+            </w:r>
+          </w:p>
+        </w:tc>
+      </w:tr>
+      <w:tr>
+        <w:tc>
+          <w:tcPr>
+            <w:tcW w:w="2100" w:type="dxa"/>
+            <w:tcMar>
+              <w:top w:w="60" w:type="dxa"/>
+              <w:left w:w="100" w:type="dxa"/>
+              <w:bottom w:w="60" w:type="dxa"/>
+              <w:right w:w="100" w:type="dxa"/>
+            </w:tcMar>
+            <w:vAlign w:val="center"/>
+          </w:tcPr>
+          <w:p>
+            <w:r>
+              <w:rPr>
+                <w:rFonts w:ascii="BIZ UDPゴシック" w:hAnsi="BIZ UDPゴシック" w:eastAsia="BIZ UDPゴシック"/>
+                <w:b w:val="0"/>
+                <w:sz w:val="19"/>
+              </w:rPr>
+              <w:t>サービス等利用計画</w:t>
+            </w:r>
+          </w:p>
+        </w:tc>
+        <w:tc>
+          <w:tcPr>
+            <w:tcW w:w="7538" w:type="dxa"/>
+            <w:tcMar>
+              <w:top w:w="60" w:type="dxa"/>
+              <w:left w:w="100" w:type="dxa"/>
+              <w:bottom w:w="60" w:type="dxa"/>
+              <w:right w:w="100" w:type="dxa"/>
+            </w:tcMar>
+            <w:vAlign w:val="center"/>
+          </w:tcPr>
+          <w:p>
+            <w:r>
+              <w:rPr>
+                <w:rFonts w:ascii="BIZ UDPゴシック" w:hAnsi="BIZ UDPゴシック" w:eastAsia="BIZ UDPゴシック"/>
+                <w:b w:val="0"/>
+                <w:sz w:val="19"/>
+              </w:rPr>
+              <w:t>相談支援専門員が本人や家族の意向を踏まえて作成する、障がい福祉サービスの利用計画です。支給決定の前に作成し、定期的に見直します。</w:t>
+            </w:r>
+          </w:p>
+        </w:tc>
+      </w:tr>
+      <w:tr>
+        <w:tc>
+          <w:tcPr>
+            <w:tcW w:w="2100" w:type="dxa"/>
+            <w:tcMar>
+              <w:top w:w="60" w:type="dxa"/>
+              <w:left w:w="100" w:type="dxa"/>
+              <w:bottom w:w="60" w:type="dxa"/>
+              <w:right w:w="100" w:type="dxa"/>
+            </w:tcMar>
+            <w:vAlign w:val="center"/>
+          </w:tcPr>
+          <w:p>
+            <w:r>
+              <w:rPr>
+                <w:rFonts w:ascii="BIZ UDPゴシック" w:hAnsi="BIZ UDPゴシック" w:eastAsia="BIZ UDPゴシック"/>
+                <w:b w:val="0"/>
+                <w:sz w:val="19"/>
+              </w:rPr>
+              <w:t>のぞまないセルフプラン</w:t>
+            </w:r>
+          </w:p>
+        </w:tc>
+        <w:tc>
+          <w:tcPr>
+            <w:tcW w:w="7538" w:type="dxa"/>
+            <w:tcMar>
+              <w:top w:w="60" w:type="dxa"/>
+              <w:left w:w="100" w:type="dxa"/>
+              <w:bottom w:w="60" w:type="dxa"/>
+              <w:right w:w="100" w:type="dxa"/>
+            </w:tcMar>
+            <w:vAlign w:val="center"/>
+          </w:tcPr>
+          <w:p>
+            <w:r>
+              <w:rPr>
+                <w:rFonts w:ascii="BIZ UDPゴシック" w:hAnsi="BIZ UDPゴシック" w:eastAsia="BIZ UDPゴシック"/>
+                <w:b w:val="0"/>
+                <w:sz w:val="19"/>
+              </w:rPr>
+              <w:t>サービス等利用計画を本人や家族が作成することをセルフプランといいます。このうち、相談支援専門員の不足等により、本人が望んでいないのに自ら作成せざるを得ない状態のものをいいます。</w:t>
+            </w:r>
+          </w:p>
+        </w:tc>
+      </w:tr>
+      <w:tr>
+        <w:tc>
+          <w:tcPr>
+            <w:tcW w:w="2100" w:type="dxa"/>
+            <w:tcMar>
+              <w:top w:w="60" w:type="dxa"/>
+              <w:left w:w="100" w:type="dxa"/>
+              <w:bottom w:w="60" w:type="dxa"/>
+              <w:right w:w="100" w:type="dxa"/>
+            </w:tcMar>
+            <w:vAlign w:val="center"/>
+          </w:tcPr>
+          <w:p>
+            <w:r>
+              <w:rPr>
+                <w:rFonts w:ascii="BIZ UDPゴシック" w:hAnsi="BIZ UDPゴシック" w:eastAsia="BIZ UDPゴシック"/>
+                <w:b w:val="0"/>
+                <w:sz w:val="19"/>
+              </w:rPr>
+              <w:t>基幹相談支援センター</w:t>
+            </w:r>
+          </w:p>
+        </w:tc>
+        <w:tc>
+          <w:tcPr>
+            <w:tcW w:w="7538" w:type="dxa"/>
+            <w:tcMar>
+              <w:top w:w="60" w:type="dxa"/>
+              <w:left w:w="100" w:type="dxa"/>
+              <w:bottom w:w="60" w:type="dxa"/>
+              <w:right w:w="100" w:type="dxa"/>
+            </w:tcMar>
+            <w:vAlign w:val="center"/>
+          </w:tcPr>
+          <w:p>
+            <w:r>
+              <w:rPr>
+                <w:rFonts w:ascii="BIZ UDPゴシック" w:hAnsi="BIZ UDPゴシック" w:eastAsia="BIZ UDPゴシック"/>
+                <w:b w:val="0"/>
+                <w:sz w:val="19"/>
+              </w:rPr>
+              <w:t>障害者総合支援法第77条の２。地域における相談支援の中核的な役割を担う機関です。総合的・専門的な相談支援、地域の相談支援事業者への助言、人材育成、権利擁護等を行います。</w:t>
+            </w:r>
+          </w:p>
+        </w:tc>
+      </w:tr>
+      <w:tr>
+        <w:tc>
+          <w:tcPr>
+            <w:tcW w:w="2100" w:type="dxa"/>
+            <w:tcMar>
+              <w:top w:w="60" w:type="dxa"/>
+              <w:left w:w="100" w:type="dxa"/>
+              <w:bottom w:w="60" w:type="dxa"/>
+              <w:right w:w="100" w:type="dxa"/>
+            </w:tcMar>
+            <w:vAlign w:val="center"/>
+          </w:tcPr>
+          <w:p>
+            <w:r>
+              <w:rPr>
+                <w:rFonts w:ascii="BIZ UDPゴシック" w:hAnsi="BIZ UDPゴシック" w:eastAsia="BIZ UDPゴシック"/>
+                <w:b w:val="0"/>
+                <w:sz w:val="19"/>
+              </w:rPr>
+              <w:t>地域生活支援拠点等</w:t>
+            </w:r>
+          </w:p>
+        </w:tc>
+        <w:tc>
+          <w:tcPr>
+            <w:tcW w:w="7538" w:type="dxa"/>
+            <w:tcMar>
+              <w:top w:w="60" w:type="dxa"/>
+              <w:left w:w="100" w:type="dxa"/>
+              <w:bottom w:w="60" w:type="dxa"/>
+              <w:right w:w="100" w:type="dxa"/>
+            </w:tcMar>
+            <w:vAlign w:val="center"/>
+          </w:tcPr>
+          <w:p>
+            <w:r>
+              <w:rPr>
+                <w:rFonts w:ascii="BIZ UDPゴシック" w:hAnsi="BIZ UDPゴシック" w:eastAsia="BIZ UDPゴシック"/>
+                <w:b w:val="0"/>
+                <w:sz w:val="19"/>
+              </w:rPr>
+              <w:t>重度化・高齢化や「親亡き後」を見据え、①相談、②緊急時の受入れ・対応、③体験の機会・場、④専門的人材の確保・養成、⑤地域の体制づくりの５つの機能を備えた仕組みです。１か所に集約する多機能拠点整備型と、地域の複数の機関が分担する面的整備型があります。</w:t>
+            </w:r>
+          </w:p>
+        </w:tc>
+      </w:tr>
+      <w:tr>
+        <w:tc>
+          <w:tcPr>
+            <w:tcW w:w="2100" w:type="dxa"/>
+            <w:tcMar>
+              <w:top w:w="60" w:type="dxa"/>
+              <w:left w:w="100" w:type="dxa"/>
+              <w:bottom w:w="60" w:type="dxa"/>
+              <w:right w:w="100" w:type="dxa"/>
+            </w:tcMar>
+            <w:vAlign w:val="center"/>
+          </w:tcPr>
+          <w:p>
+            <w:r>
+              <w:rPr>
+                <w:rFonts w:ascii="BIZ UDPゴシック" w:hAnsi="BIZ UDPゴシック" w:eastAsia="BIZ UDPゴシック"/>
+                <w:b w:val="0"/>
+                <w:sz w:val="19"/>
+              </w:rPr>
+              <w:t>地域生活支援事業</w:t>
+            </w:r>
+          </w:p>
+        </w:tc>
+        <w:tc>
+          <w:tcPr>
+            <w:tcW w:w="7538" w:type="dxa"/>
+            <w:tcMar>
+              <w:top w:w="60" w:type="dxa"/>
+              <w:left w:w="100" w:type="dxa"/>
+              <w:bottom w:w="60" w:type="dxa"/>
+              <w:right w:w="100" w:type="dxa"/>
+            </w:tcMar>
+            <w:vAlign w:val="center"/>
+          </w:tcPr>
+          <w:p>
+            <w:r>
+              <w:rPr>
+                <w:rFonts w:ascii="BIZ UDPゴシック" w:hAnsi="BIZ UDPゴシック" w:eastAsia="BIZ UDPゴシック"/>
+                <w:b w:val="0"/>
+                <w:sz w:val="19"/>
+              </w:rPr>
+              <w:t>障害者総合支援法第77条・第78条。市町村及び都道府県が地域の実情に応じて実施する事業です。自立支援給付と異なり、国２分の１以内・県４分の１以内の補助金による裁量的経費です。</w:t>
+            </w:r>
+          </w:p>
+        </w:tc>
+      </w:tr>
+      <w:tr>
+        <w:tc>
+          <w:tcPr>
+            <w:tcW w:w="2100" w:type="dxa"/>
+            <w:tcMar>
+              <w:top w:w="60" w:type="dxa"/>
+              <w:left w:w="100" w:type="dxa"/>
+              <w:bottom w:w="60" w:type="dxa"/>
+              <w:right w:w="100" w:type="dxa"/>
+            </w:tcMar>
+            <w:vAlign w:val="center"/>
+          </w:tcPr>
+          <w:p>
+            <w:r>
+              <w:rPr>
+                <w:rFonts w:ascii="BIZ UDPゴシック" w:hAnsi="BIZ UDPゴシック" w:eastAsia="BIZ UDPゴシック"/>
+                <w:b w:val="0"/>
+                <w:sz w:val="19"/>
+              </w:rPr>
+              <w:t>就労選択支援</w:t>
+            </w:r>
+          </w:p>
+        </w:tc>
+        <w:tc>
+          <w:tcPr>
+            <w:tcW w:w="7538" w:type="dxa"/>
+            <w:tcMar>
+              <w:top w:w="60" w:type="dxa"/>
+              <w:left w:w="100" w:type="dxa"/>
+              <w:bottom w:w="60" w:type="dxa"/>
+              <w:right w:w="100" w:type="dxa"/>
+            </w:tcMar>
+            <w:vAlign w:val="center"/>
+          </w:tcPr>
+          <w:p>
+            <w:r>
+              <w:rPr>
+                <w:rFonts w:ascii="BIZ UDPゴシック" w:hAnsi="BIZ UDPゴシック" w:eastAsia="BIZ UDPゴシック"/>
+                <w:b w:val="0"/>
+                <w:sz w:val="19"/>
+              </w:rPr>
+              <w:t>令和７年10月に創設されたサービスです。就労を希望する方に対し、就労アセスメントの手法を用いて本人の希望、就労能力、適性等を整理し、本人が就労先や働き方を選択することを支援します。</w:t>
+            </w:r>
+          </w:p>
+        </w:tc>
+      </w:tr>
+      <w:tr>
+        <w:tc>
+          <w:tcPr>
+            <w:tcW w:w="2100" w:type="dxa"/>
+            <w:tcMar>
+              <w:top w:w="60" w:type="dxa"/>
+              <w:left w:w="100" w:type="dxa"/>
+              <w:bottom w:w="60" w:type="dxa"/>
+              <w:right w:w="100" w:type="dxa"/>
+            </w:tcMar>
+            <w:vAlign w:val="center"/>
+          </w:tcPr>
+          <w:p>
+            <w:r>
+              <w:rPr>
+                <w:rFonts w:ascii="BIZ UDPゴシック" w:hAnsi="BIZ UDPゴシック" w:eastAsia="BIZ UDPゴシック"/>
+                <w:b w:val="0"/>
+                <w:sz w:val="19"/>
+              </w:rPr>
+              <w:t>強度行動障害</w:t>
+            </w:r>
+          </w:p>
+        </w:tc>
+        <w:tc>
+          <w:tcPr>
+            <w:tcW w:w="7538" w:type="dxa"/>
+            <w:tcMar>
+              <w:top w:w="60" w:type="dxa"/>
+              <w:left w:w="100" w:type="dxa"/>
+              <w:bottom w:w="60" w:type="dxa"/>
+              <w:right w:w="100" w:type="dxa"/>
+            </w:tcMar>
+            <w:vAlign w:val="center"/>
+          </w:tcPr>
+          <w:p>
+            <w:r>
+              <w:rPr>
+                <w:rFonts w:ascii="BIZ UDPゴシック" w:hAnsi="BIZ UDPゴシック" w:eastAsia="BIZ UDPゴシック"/>
+                <w:b w:val="0"/>
+                <w:sz w:val="19"/>
+              </w:rPr>
+              <w:t>自傷、他害、こだわり、もの壊し、睡眠の乱れ等の行動が高い頻度で起こり、特別に配慮された支援が必要な状態をいいます。障害支援区分の認定調査の行動関連項目が10点以上の場合、行動援護の対象となります。</w:t>
+            </w:r>
+          </w:p>
+        </w:tc>
+      </w:tr>
+      <w:tr>
+        <w:tc>
+          <w:tcPr>
+            <w:tcW w:w="2100" w:type="dxa"/>
+            <w:tcMar>
+              <w:top w:w="60" w:type="dxa"/>
+              <w:left w:w="100" w:type="dxa"/>
+              <w:bottom w:w="60" w:type="dxa"/>
+              <w:right w:w="100" w:type="dxa"/>
+            </w:tcMar>
+            <w:vAlign w:val="center"/>
+          </w:tcPr>
+          <w:p>
+            <w:r>
+              <w:rPr>
+                <w:rFonts w:ascii="BIZ UDPゴシック" w:hAnsi="BIZ UDPゴシック" w:eastAsia="BIZ UDPゴシック"/>
+                <w:b w:val="0"/>
+                <w:sz w:val="19"/>
+              </w:rPr>
+              <w:t>高次脳機能障がい</w:t>
+            </w:r>
+          </w:p>
+        </w:tc>
+        <w:tc>
+          <w:tcPr>
+            <w:tcW w:w="7538" w:type="dxa"/>
+            <w:tcMar>
+              <w:top w:w="60" w:type="dxa"/>
+              <w:left w:w="100" w:type="dxa"/>
+              <w:bottom w:w="60" w:type="dxa"/>
+              <w:right w:w="100" w:type="dxa"/>
+            </w:tcMar>
+            <w:vAlign w:val="center"/>
+          </w:tcPr>
+          <w:p>
+            <w:r>
+              <w:rPr>
+                <w:rFonts w:ascii="BIZ UDPゴシック" w:hAnsi="BIZ UDPゴシック" w:eastAsia="BIZ UDPゴシック"/>
+                <w:b w:val="0"/>
+                <w:sz w:val="19"/>
+              </w:rPr>
+              <w:t>事故や病気による脳の損傷が原因で、記憶、注意、遂行機能、社会的行動等に障がいが起こる状態です。外見からは分かりにくいことが多くあります。</w:t>
+            </w:r>
+          </w:p>
+        </w:tc>
+      </w:tr>
+      <w:tr>
+        <w:tc>
+          <w:tcPr>
+            <w:tcW w:w="2100" w:type="dxa"/>
+            <w:tcMar>
+              <w:top w:w="60" w:type="dxa"/>
+              <w:left w:w="100" w:type="dxa"/>
+              <w:bottom w:w="60" w:type="dxa"/>
+              <w:right w:w="100" w:type="dxa"/>
+            </w:tcMar>
+            <w:vAlign w:val="center"/>
+          </w:tcPr>
+          <w:p>
+            <w:r>
+              <w:rPr>
+                <w:rFonts w:ascii="BIZ UDPゴシック" w:hAnsi="BIZ UDPゴシック" w:eastAsia="BIZ UDPゴシック"/>
+                <w:b w:val="0"/>
+                <w:sz w:val="19"/>
+              </w:rPr>
+              <w:t>医療的ケア児</w:t>
+            </w:r>
+          </w:p>
+        </w:tc>
+        <w:tc>
+          <w:tcPr>
+            <w:tcW w:w="7538" w:type="dxa"/>
+            <w:tcMar>
+              <w:top w:w="60" w:type="dxa"/>
+              <w:left w:w="100" w:type="dxa"/>
+              <w:bottom w:w="60" w:type="dxa"/>
+              <w:right w:w="100" w:type="dxa"/>
+            </w:tcMar>
+            <w:vAlign w:val="center"/>
+          </w:tcPr>
+          <w:p>
+            <w:r>
+              <w:rPr>
+                <w:rFonts w:ascii="BIZ UDPゴシック" w:hAnsi="BIZ UDPゴシック" w:eastAsia="BIZ UDPゴシック"/>
+                <w:b w:val="0"/>
+                <w:sz w:val="19"/>
+              </w:rPr>
+              <w:t>医療的ケア児及びその家族に対する支援に関する法律（令和３年法律第81号）により、日常生活及び社会生活を営むために恒常的に医療的ケア（人工呼吸器による呼吸管理、喀痰吸引その他の医療行為）を受けることが不可欠である児童をいいます。</w:t>
+            </w:r>
+          </w:p>
+        </w:tc>
+      </w:tr>
+      <w:tr>
+        <w:tc>
+          <w:tcPr>
+            <w:tcW w:w="2100" w:type="dxa"/>
+            <w:tcMar>
+              <w:top w:w="60" w:type="dxa"/>
+              <w:left w:w="100" w:type="dxa"/>
+              <w:bottom w:w="60" w:type="dxa"/>
+              <w:right w:w="100" w:type="dxa"/>
+            </w:tcMar>
+            <w:vAlign w:val="center"/>
+          </w:tcPr>
+          <w:p>
+            <w:r>
+              <w:rPr>
+                <w:rFonts w:ascii="BIZ UDPゴシック" w:hAnsi="BIZ UDPゴシック" w:eastAsia="BIZ UDPゴシック"/>
+                <w:b w:val="0"/>
+                <w:sz w:val="19"/>
+              </w:rPr>
+              <w:t>医療的ケア児等コーディネーター</w:t>
+            </w:r>
+          </w:p>
+        </w:tc>
+        <w:tc>
+          <w:tcPr>
+            <w:tcW w:w="7538" w:type="dxa"/>
+            <w:tcMar>
+              <w:top w:w="60" w:type="dxa"/>
+              <w:left w:w="100" w:type="dxa"/>
+              <w:bottom w:w="60" w:type="dxa"/>
+              <w:right w:w="100" w:type="dxa"/>
+            </w:tcMar>
+            <w:vAlign w:val="center"/>
+          </w:tcPr>
+          <w:p>
+            <w:r>
+              <w:rPr>
+                <w:rFonts w:ascii="BIZ UDPゴシック" w:hAnsi="BIZ UDPゴシック" w:eastAsia="BIZ UDPゴシック"/>
+                <w:b w:val="0"/>
+                <w:sz w:val="19"/>
+              </w:rPr>
+              <w:t>医療的ケア児等の支援に関する専門的な知識と技術を有し、保健、医療、福祉、保育、教育等の関係機関の連絡調整を行う者です。</w:t>
+            </w:r>
+          </w:p>
+        </w:tc>
+      </w:tr>
+      <w:tr>
+        <w:tc>
+          <w:tcPr>
+            <w:tcW w:w="2100" w:type="dxa"/>
+            <w:tcMar>
+              <w:top w:w="60" w:type="dxa"/>
+              <w:left w:w="100" w:type="dxa"/>
+              <w:bottom w:w="60" w:type="dxa"/>
+              <w:right w:w="100" w:type="dxa"/>
+            </w:tcMar>
+            <w:vAlign w:val="center"/>
+          </w:tcPr>
+          <w:p>
+            <w:r>
+              <w:rPr>
+                <w:rFonts w:ascii="BIZ UDPゴシック" w:hAnsi="BIZ UDPゴシック" w:eastAsia="BIZ UDPゴシック"/>
+                <w:b w:val="0"/>
+                <w:sz w:val="19"/>
+              </w:rPr>
+              <w:t>児童発達支援センター</w:t>
+            </w:r>
+          </w:p>
+        </w:tc>
+        <w:tc>
+          <w:tcPr>
+            <w:tcW w:w="7538" w:type="dxa"/>
+            <w:tcMar>
+              <w:top w:w="60" w:type="dxa"/>
+              <w:left w:w="100" w:type="dxa"/>
+              <w:bottom w:w="60" w:type="dxa"/>
+              <w:right w:w="100" w:type="dxa"/>
+            </w:tcMar>
+            <w:vAlign w:val="center"/>
+          </w:tcPr>
+          <w:p>
+            <w:r>
+              <w:rPr>
+                <w:rFonts w:ascii="BIZ UDPゴシック" w:hAnsi="BIZ UDPゴシック" w:eastAsia="BIZ UDPゴシック"/>
+                <w:b w:val="0"/>
+                <w:sz w:val="19"/>
+              </w:rPr>
+              <w:t>障がいのある児童の地域における中核的な支援機関です。第８期基本指針は、幅広い高度な専門性に基づく発達支援・家族支援、地域の事業所へのスーパーバイズ・コンサルテーション、地域のインクルージョン推進の中核、地域の障がい児の発達支援の入口としての相談という４つの中核機能を求めています。</w:t>
+            </w:r>
+          </w:p>
+        </w:tc>
+      </w:tr>
+      <w:tr>
+        <w:tc>
+          <w:tcPr>
+            <w:tcW w:w="2100" w:type="dxa"/>
+            <w:tcMar>
+              <w:top w:w="60" w:type="dxa"/>
+              <w:left w:w="100" w:type="dxa"/>
+              <w:bottom w:w="60" w:type="dxa"/>
+              <w:right w:w="100" w:type="dxa"/>
+            </w:tcMar>
+            <w:vAlign w:val="center"/>
+          </w:tcPr>
+          <w:p>
+            <w:r>
+              <w:rPr>
+                <w:rFonts w:ascii="BIZ UDPゴシック" w:hAnsi="BIZ UDPゴシック" w:eastAsia="BIZ UDPゴシック"/>
+                <w:b w:val="0"/>
+                <w:sz w:val="19"/>
+              </w:rPr>
+              <w:t>インクルージョン</w:t>
+            </w:r>
+          </w:p>
+        </w:tc>
+        <w:tc>
+          <w:tcPr>
+            <w:tcW w:w="7538" w:type="dxa"/>
+            <w:tcMar>
+              <w:top w:w="60" w:type="dxa"/>
+              <w:left w:w="100" w:type="dxa"/>
+              <w:bottom w:w="60" w:type="dxa"/>
+              <w:right w:w="100" w:type="dxa"/>
+            </w:tcMar>
+            <w:vAlign w:val="center"/>
+          </w:tcPr>
+          <w:p>
+            <w:r>
+              <w:rPr>
+                <w:rFonts w:ascii="BIZ UDPゴシック" w:hAnsi="BIZ UDPゴシック" w:eastAsia="BIZ UDPゴシック"/>
+                <w:b w:val="0"/>
+                <w:sz w:val="19"/>
+              </w:rPr>
+              <w:t>障がいの有無にかかわらず、すべての子どもが地域社会の中で共に育ち、学び、生活できるようにする考え方です。</w:t>
+            </w:r>
+          </w:p>
+        </w:tc>
+      </w:tr>
+      <w:tr>
+        <w:tc>
+          <w:tcPr>
+            <w:tcW w:w="2100" w:type="dxa"/>
+            <w:tcMar>
+              <w:top w:w="60" w:type="dxa"/>
+              <w:left w:w="100" w:type="dxa"/>
+              <w:bottom w:w="60" w:type="dxa"/>
+              <w:right w:w="100" w:type="dxa"/>
+            </w:tcMar>
+            <w:vAlign w:val="center"/>
+          </w:tcPr>
+          <w:p>
+            <w:r>
+              <w:rPr>
+                <w:rFonts w:ascii="BIZ UDPゴシック" w:hAnsi="BIZ UDPゴシック" w:eastAsia="BIZ UDPゴシック"/>
+                <w:b w:val="0"/>
+                <w:sz w:val="19"/>
+              </w:rPr>
+              <w:t>こども家庭センター</w:t>
+            </w:r>
+          </w:p>
+        </w:tc>
+        <w:tc>
+          <w:tcPr>
+            <w:tcW w:w="7538" w:type="dxa"/>
+            <w:tcMar>
+              <w:top w:w="60" w:type="dxa"/>
+              <w:left w:w="100" w:type="dxa"/>
+              <w:bottom w:w="60" w:type="dxa"/>
+              <w:right w:w="100" w:type="dxa"/>
+            </w:tcMar>
+            <w:vAlign w:val="center"/>
+          </w:tcPr>
+          <w:p>
+            <w:r>
+              <w:rPr>
+                <w:rFonts w:ascii="BIZ UDPゴシック" w:hAnsi="BIZ UDPゴシック" w:eastAsia="BIZ UDPゴシック"/>
+                <w:b w:val="0"/>
+                <w:sz w:val="19"/>
+              </w:rPr>
+              <w:t>児童福祉法及び母子保健法の改正により、令和６年４月から市町村が設置に努めることとされた機関です。母子保健と児童福祉を一体的に担う相談窓口です。</w:t>
+            </w:r>
+          </w:p>
+        </w:tc>
+      </w:tr>
+      <w:tr>
+        <w:tc>
+          <w:tcPr>
+            <w:tcW w:w="2100" w:type="dxa"/>
+            <w:tcMar>
+              <w:top w:w="60" w:type="dxa"/>
+              <w:left w:w="100" w:type="dxa"/>
+              <w:bottom w:w="60" w:type="dxa"/>
+              <w:right w:w="100" w:type="dxa"/>
+            </w:tcMar>
+            <w:vAlign w:val="center"/>
+          </w:tcPr>
+          <w:p>
+            <w:r>
+              <w:rPr>
+                <w:rFonts w:ascii="BIZ UDPゴシック" w:hAnsi="BIZ UDPゴシック" w:eastAsia="BIZ UDPゴシック"/>
+                <w:b w:val="0"/>
+                <w:sz w:val="19"/>
+              </w:rPr>
+              <w:t>共生型サービス</w:t>
+            </w:r>
+          </w:p>
+        </w:tc>
+        <w:tc>
+          <w:tcPr>
+            <w:tcW w:w="7538" w:type="dxa"/>
+            <w:tcMar>
+              <w:top w:w="60" w:type="dxa"/>
+              <w:left w:w="100" w:type="dxa"/>
+              <w:bottom w:w="60" w:type="dxa"/>
+              <w:right w:w="100" w:type="dxa"/>
+            </w:tcMar>
+            <w:vAlign w:val="center"/>
+          </w:tcPr>
+          <w:p>
+            <w:r>
+              <w:rPr>
+                <w:rFonts w:ascii="BIZ UDPゴシック" w:hAnsi="BIZ UDPゴシック" w:eastAsia="BIZ UDPゴシック"/>
+                <w:b w:val="0"/>
+                <w:sz w:val="19"/>
+              </w:rPr>
+              <w:t>平成30年に創設された仕組みです。介護保険の訪問介護、通所介護等の指定を受けた事業所が障がい福祉サービスの指定も受けやすくすることで、高齢者と障がい児者が同一の事業所でサービスを受けられるようにするものです。</w:t>
+            </w:r>
+          </w:p>
+        </w:tc>
+      </w:tr>
+      <w:tr>
+        <w:tc>
+          <w:tcPr>
+            <w:tcW w:w="2100" w:type="dxa"/>
+            <w:tcMar>
+              <w:top w:w="60" w:type="dxa"/>
+              <w:left w:w="100" w:type="dxa"/>
+              <w:bottom w:w="60" w:type="dxa"/>
+              <w:right w:w="100" w:type="dxa"/>
+            </w:tcMar>
+            <w:vAlign w:val="center"/>
+          </w:tcPr>
+          <w:p>
+            <w:r>
+              <w:rPr>
+                <w:rFonts w:ascii="BIZ UDPゴシック" w:hAnsi="BIZ UDPゴシック" w:eastAsia="BIZ UDPゴシック"/>
+                <w:b w:val="0"/>
+                <w:sz w:val="19"/>
+              </w:rPr>
+              <w:t>基準該当障害福祉サービス</w:t>
+            </w:r>
+          </w:p>
+        </w:tc>
+        <w:tc>
+          <w:tcPr>
+            <w:tcW w:w="7538" w:type="dxa"/>
+            <w:tcMar>
+              <w:top w:w="60" w:type="dxa"/>
+              <w:left w:w="100" w:type="dxa"/>
+              <w:bottom w:w="60" w:type="dxa"/>
+              <w:right w:w="100" w:type="dxa"/>
+            </w:tcMar>
+            <w:vAlign w:val="center"/>
+          </w:tcPr>
+          <w:p>
+            <w:r>
+              <w:rPr>
+                <w:rFonts w:ascii="BIZ UDPゴシック" w:hAnsi="BIZ UDPゴシック" w:eastAsia="BIZ UDPゴシック"/>
+                <w:b w:val="0"/>
+                <w:sz w:val="19"/>
+              </w:rPr>
+              <w:t>指定基準の一部を満たさないものの、一定の水準を満たすと市町村が認めた事業所が提供するサービスです。事業所の少ない地域でサービスを確保する手段の一つです。</w:t>
+            </w:r>
+          </w:p>
+        </w:tc>
+      </w:tr>
+      <w:tr>
+        <w:tc>
+          <w:tcPr>
+            <w:tcW w:w="2100" w:type="dxa"/>
+            <w:tcMar>
+              <w:top w:w="60" w:type="dxa"/>
+              <w:left w:w="100" w:type="dxa"/>
+              <w:bottom w:w="60" w:type="dxa"/>
+              <w:right w:w="100" w:type="dxa"/>
+            </w:tcMar>
+            <w:vAlign w:val="center"/>
+          </w:tcPr>
+          <w:p>
+            <w:r>
+              <w:rPr>
+                <w:rFonts w:ascii="BIZ UDPゴシック" w:hAnsi="BIZ UDPゴシック" w:eastAsia="BIZ UDPゴシック"/>
+                <w:b w:val="0"/>
+                <w:sz w:val="19"/>
+              </w:rPr>
+              <w:t>多機能型</w:t>
+            </w:r>
+          </w:p>
+        </w:tc>
+        <w:tc>
+          <w:tcPr>
+            <w:tcW w:w="7538" w:type="dxa"/>
+            <w:tcMar>
+              <w:top w:w="60" w:type="dxa"/>
+              <w:left w:w="100" w:type="dxa"/>
+              <w:bottom w:w="60" w:type="dxa"/>
+              <w:right w:w="100" w:type="dxa"/>
+            </w:tcMar>
+            <w:vAlign w:val="center"/>
+          </w:tcPr>
+          <w:p>
+            <w:r>
+              <w:rPr>
+                <w:rFonts w:ascii="BIZ UDPゴシック" w:hAnsi="BIZ UDPゴシック" w:eastAsia="BIZ UDPゴシック"/>
+                <w:b w:val="0"/>
+                <w:sz w:val="19"/>
+              </w:rPr>
+              <w:t>複数の障がい福祉サービス等を一体的に行う事業所です。それぞれの定員が小さくても運営できるため、小規模な地域に適しています。</w:t>
+            </w:r>
+          </w:p>
+        </w:tc>
+      </w:tr>
+      <w:tr>
+        <w:tc>
+          <w:tcPr>
+            <w:tcW w:w="2100" w:type="dxa"/>
+            <w:tcMar>
+              <w:top w:w="60" w:type="dxa"/>
+              <w:left w:w="100" w:type="dxa"/>
+              <w:bottom w:w="60" w:type="dxa"/>
+              <w:right w:w="100" w:type="dxa"/>
+            </w:tcMar>
+            <w:vAlign w:val="center"/>
+          </w:tcPr>
+          <w:p>
+            <w:r>
+              <w:rPr>
+                <w:rFonts w:ascii="BIZ UDPゴシック" w:hAnsi="BIZ UDPゴシック" w:eastAsia="BIZ UDPゴシック"/>
+                <w:b w:val="0"/>
+                <w:sz w:val="19"/>
+              </w:rPr>
+              <w:t>従たる事業所</w:t>
+            </w:r>
+          </w:p>
+        </w:tc>
+        <w:tc>
+          <w:tcPr>
+            <w:tcW w:w="7538" w:type="dxa"/>
+            <w:tcMar>
+              <w:top w:w="60" w:type="dxa"/>
+              <w:left w:w="100" w:type="dxa"/>
+              <w:bottom w:w="60" w:type="dxa"/>
+              <w:right w:w="100" w:type="dxa"/>
+            </w:tcMar>
+            <w:vAlign w:val="center"/>
+          </w:tcPr>
+          <w:p>
+            <w:r>
+              <w:rPr>
+                <w:rFonts w:ascii="BIZ UDPゴシック" w:hAnsi="BIZ UDPゴシック" w:eastAsia="BIZ UDPゴシック"/>
+                <w:b w:val="0"/>
+                <w:sz w:val="19"/>
+              </w:rPr>
+              <w:t>主たる事業所と一体的に管理・運営される小規模な事業の拠点です。利用者の通いやすさを確保する手段の一つです。</w:t>
+            </w:r>
+          </w:p>
+        </w:tc>
+      </w:tr>
+      <w:tr>
+        <w:tc>
+          <w:tcPr>
+            <w:tcW w:w="2100" w:type="dxa"/>
+            <w:tcMar>
+              <w:top w:w="60" w:type="dxa"/>
+              <w:left w:w="100" w:type="dxa"/>
+              <w:bottom w:w="60" w:type="dxa"/>
+              <w:right w:w="100" w:type="dxa"/>
+            </w:tcMar>
+            <w:vAlign w:val="center"/>
+          </w:tcPr>
+          <w:p>
+            <w:r>
+              <w:rPr>
+                <w:rFonts w:ascii="BIZ UDPゴシック" w:hAnsi="BIZ UDPゴシック" w:eastAsia="BIZ UDPゴシック"/>
+                <w:b w:val="0"/>
+                <w:sz w:val="19"/>
+              </w:rPr>
+              <w:t>成果目標</w:t>
+            </w:r>
+          </w:p>
+        </w:tc>
+        <w:tc>
+          <w:tcPr>
+            <w:tcW w:w="7538" w:type="dxa"/>
+            <w:tcMar>
+              <w:top w:w="60" w:type="dxa"/>
+              <w:left w:w="100" w:type="dxa"/>
+              <w:bottom w:w="60" w:type="dxa"/>
+              <w:right w:w="100" w:type="dxa"/>
+            </w:tcMar>
+            <w:vAlign w:val="center"/>
+          </w:tcPr>
+          <w:p>
+            <w:r>
+              <w:rPr>
+                <w:rFonts w:ascii="BIZ UDPゴシック" w:hAnsi="BIZ UDPゴシック" w:eastAsia="BIZ UDPゴシック"/>
+                <w:b w:val="0"/>
+                <w:sz w:val="19"/>
+              </w:rPr>
+              <w:t>国の基本指針に即して、計画の最終年度に達成すべき目標として設定するものです。第８期は８区分です。</w:t>
+            </w:r>
+          </w:p>
+        </w:tc>
+      </w:tr>
+      <w:tr>
+        <w:tc>
+          <w:tcPr>
+            <w:tcW w:w="2100" w:type="dxa"/>
+            <w:tcMar>
+              <w:top w:w="60" w:type="dxa"/>
+              <w:left w:w="100" w:type="dxa"/>
+              <w:bottom w:w="60" w:type="dxa"/>
+              <w:right w:w="100" w:type="dxa"/>
+            </w:tcMar>
+            <w:vAlign w:val="center"/>
+          </w:tcPr>
+          <w:p>
+            <w:r>
+              <w:rPr>
+                <w:rFonts w:ascii="BIZ UDPゴシック" w:hAnsi="BIZ UDPゴシック" w:eastAsia="BIZ UDPゴシック"/>
+                <w:b w:val="0"/>
+                <w:sz w:val="19"/>
+              </w:rPr>
+              <w:t>活動指標</w:t>
+            </w:r>
+          </w:p>
+        </w:tc>
+        <w:tc>
+          <w:tcPr>
+            <w:tcW w:w="7538" w:type="dxa"/>
+            <w:tcMar>
+              <w:top w:w="60" w:type="dxa"/>
+              <w:left w:w="100" w:type="dxa"/>
+              <w:bottom w:w="60" w:type="dxa"/>
+              <w:right w:w="100" w:type="dxa"/>
+            </w:tcMar>
+            <w:vAlign w:val="center"/>
+          </w:tcPr>
+          <w:p>
+            <w:r>
+              <w:rPr>
+                <w:rFonts w:ascii="BIZ UDPゴシック" w:hAnsi="BIZ UDPゴシック" w:eastAsia="BIZ UDPゴシック"/>
+                <w:b w:val="0"/>
+                <w:sz w:val="19"/>
+              </w:rPr>
+              <w:t>成果目標を達成するために必要となるサービスの提供量等の見込みです。国全体の数値目標としては設定されず、市町村が設定します。</w:t>
+            </w:r>
+          </w:p>
+        </w:tc>
+      </w:tr>
+      <w:tr>
+        <w:tc>
+          <w:tcPr>
+            <w:tcW w:w="2100" w:type="dxa"/>
+            <w:tcMar>
+              <w:top w:w="60" w:type="dxa"/>
+              <w:left w:w="100" w:type="dxa"/>
+              <w:bottom w:w="60" w:type="dxa"/>
+              <w:right w:w="100" w:type="dxa"/>
+            </w:tcMar>
+            <w:vAlign w:val="center"/>
+          </w:tcPr>
+          <w:p>
+            <w:r>
+              <w:rPr>
+                <w:rFonts w:ascii="BIZ UDPゴシック" w:hAnsi="BIZ UDPゴシック" w:eastAsia="BIZ UDPゴシック"/>
+                <w:b w:val="0"/>
+                <w:sz w:val="19"/>
+              </w:rPr>
+              <w:t>ＰＤＣＡサイクル</w:t>
+            </w:r>
+          </w:p>
+        </w:tc>
+        <w:tc>
+          <w:tcPr>
+            <w:tcW w:w="7538" w:type="dxa"/>
+            <w:tcMar>
+              <w:top w:w="60" w:type="dxa"/>
+              <w:left w:w="100" w:type="dxa"/>
+              <w:bottom w:w="60" w:type="dxa"/>
+              <w:right w:w="100" w:type="dxa"/>
+            </w:tcMar>
+            <w:vAlign w:val="center"/>
+          </w:tcPr>
+          <w:p>
+            <w:r>
+              <w:rPr>
+                <w:rFonts w:ascii="BIZ UDPゴシック" w:hAnsi="BIZ UDPゴシック" w:eastAsia="BIZ UDPゴシック"/>
+                <w:b w:val="0"/>
+                <w:sz w:val="19"/>
+              </w:rPr>
+              <w:t>計画（Plan）、実行（Do）、評価（Check）、改善（Act）を繰り返して施策を改善していく管理の手法です。</w:t>
+            </w:r>
+          </w:p>
+        </w:tc>
+      </w:tr>
+      <w:tr>
+        <w:tc>
+          <w:tcPr>
+            <w:tcW w:w="2100" w:type="dxa"/>
+            <w:tcMar>
+              <w:top w:w="60" w:type="dxa"/>
+              <w:left w:w="100" w:type="dxa"/>
+              <w:bottom w:w="60" w:type="dxa"/>
+              <w:right w:w="100" w:type="dxa"/>
+            </w:tcMar>
+            <w:vAlign w:val="center"/>
+          </w:tcPr>
+          <w:p>
+            <w:r>
+              <w:rPr>
+                <w:rFonts w:ascii="BIZ UDPゴシック" w:hAnsi="BIZ UDPゴシック" w:eastAsia="BIZ UDPゴシック"/>
+                <w:b w:val="0"/>
+                <w:sz w:val="19"/>
+              </w:rPr>
+              <w:t>心のサポーター</w:t>
+            </w:r>
+          </w:p>
+        </w:tc>
+        <w:tc>
+          <w:tcPr>
+            <w:tcW w:w="7538" w:type="dxa"/>
+            <w:tcMar>
+              <w:top w:w="60" w:type="dxa"/>
+              <w:left w:w="100" w:type="dxa"/>
+              <w:bottom w:w="60" w:type="dxa"/>
+              <w:right w:w="100" w:type="dxa"/>
+            </w:tcMar>
+            <w:vAlign w:val="center"/>
+          </w:tcPr>
+          <w:p>
+            <w:r>
+              <w:rPr>
+                <w:rFonts w:ascii="BIZ UDPゴシック" w:hAnsi="BIZ UDPゴシック" w:eastAsia="BIZ UDPゴシック"/>
+                <w:b w:val="0"/>
+                <w:sz w:val="19"/>
+              </w:rPr>
+              <w:t>精神疾患や精神障がいについて正しく理解し、身近な人の支援を行う人です。国は令和15年度末までに全国で100万人の養成を目指しています。</w:t>
+            </w:r>
+          </w:p>
+        </w:tc>
+      </w:tr>
+      <w:tr>
+        <w:tc>
+          <w:tcPr>
+            <w:tcW w:w="2100" w:type="dxa"/>
+            <w:tcMar>
+              <w:top w:w="60" w:type="dxa"/>
+              <w:left w:w="100" w:type="dxa"/>
+              <w:bottom w:w="60" w:type="dxa"/>
+              <w:right w:w="100" w:type="dxa"/>
+            </w:tcMar>
+            <w:vAlign w:val="center"/>
+          </w:tcPr>
+          <w:p>
+            <w:r>
+              <w:rPr>
+                <w:rFonts w:ascii="BIZ UDPゴシック" w:hAnsi="BIZ UDPゴシック" w:eastAsia="BIZ UDPゴシック"/>
+                <w:b w:val="0"/>
+                <w:sz w:val="19"/>
+              </w:rPr>
+              <w:t>Ｋ６</w:t>
+            </w:r>
+          </w:p>
+        </w:tc>
+        <w:tc>
+          <w:tcPr>
+            <w:tcW w:w="7538" w:type="dxa"/>
+            <w:tcMar>
+              <w:top w:w="60" w:type="dxa"/>
+              <w:left w:w="100" w:type="dxa"/>
+              <w:bottom w:w="60" w:type="dxa"/>
+              <w:right w:w="100" w:type="dxa"/>
+            </w:tcMar>
+            <w:vAlign w:val="center"/>
+          </w:tcPr>
+          <w:p>
+            <w:r>
+              <w:rPr>
+                <w:rFonts w:ascii="BIZ UDPゴシック" w:hAnsi="BIZ UDPゴシック" w:eastAsia="BIZ UDPゴシック"/>
+                <w:b w:val="0"/>
+                <w:sz w:val="19"/>
+              </w:rPr>
+              <w:t>こころの状態を評価する６項目の質問からなる尺度です。うつや不安の程度を把握するために用いられます。</w:t>
+            </w:r>
+          </w:p>
+        </w:tc>
+      </w:tr>
+      <w:tr>
+        <w:tc>
+          <w:tcPr>
+            <w:tcW w:w="2100" w:type="dxa"/>
+            <w:tcMar>
+              <w:top w:w="60" w:type="dxa"/>
+              <w:left w:w="100" w:type="dxa"/>
+              <w:bottom w:w="60" w:type="dxa"/>
+              <w:right w:w="100" w:type="dxa"/>
+            </w:tcMar>
+            <w:vAlign w:val="center"/>
+          </w:tcPr>
+          <w:p>
+            <w:r>
+              <w:rPr>
+                <w:rFonts w:ascii="BIZ UDPゴシック" w:hAnsi="BIZ UDPゴシック" w:eastAsia="BIZ UDPゴシック"/>
+                <w:b w:val="0"/>
+                <w:sz w:val="19"/>
+              </w:rPr>
+              <w:t>中核機関</w:t>
+            </w:r>
+          </w:p>
+        </w:tc>
+        <w:tc>
+          <w:tcPr>
+            <w:tcW w:w="7538" w:type="dxa"/>
+            <w:tcMar>
+              <w:top w:w="60" w:type="dxa"/>
+              <w:left w:w="100" w:type="dxa"/>
+              <w:bottom w:w="60" w:type="dxa"/>
+              <w:right w:w="100" w:type="dxa"/>
+            </w:tcMar>
+            <w:vAlign w:val="center"/>
+          </w:tcPr>
+          <w:p>
+            <w:r>
+              <w:rPr>
+                <w:rFonts w:ascii="BIZ UDPゴシック" w:hAnsi="BIZ UDPゴシック" w:eastAsia="BIZ UDPゴシック"/>
+                <w:b w:val="0"/>
+                <w:sz w:val="19"/>
+              </w:rPr>
+              <w:t>成年後見制度の利用促進において、地域連携ネットワークの中核となり、広報、相談、制度利用の促進、後見人支援等を担う機関です。</w:t>
+            </w:r>
+          </w:p>
+        </w:tc>
+      </w:tr>
+      <w:tr>
+        <w:tc>
+          <w:tcPr>
+            <w:tcW w:w="2100" w:type="dxa"/>
+            <w:tcMar>
+              <w:top w:w="60" w:type="dxa"/>
+              <w:left w:w="100" w:type="dxa"/>
+              <w:bottom w:w="60" w:type="dxa"/>
+              <w:right w:w="100" w:type="dxa"/>
+            </w:tcMar>
+            <w:vAlign w:val="center"/>
+          </w:tcPr>
+          <w:p>
+            <w:r>
+              <w:rPr>
+                <w:rFonts w:ascii="BIZ UDPゴシック" w:hAnsi="BIZ UDPゴシック" w:eastAsia="BIZ UDPゴシック"/>
+                <w:b w:val="0"/>
+                <w:sz w:val="19"/>
+              </w:rPr>
+              <w:t>日常生活圏域</w:t>
+            </w:r>
+          </w:p>
+        </w:tc>
+        <w:tc>
+          <w:tcPr>
+            <w:tcW w:w="7538" w:type="dxa"/>
+            <w:tcMar>
+              <w:top w:w="60" w:type="dxa"/>
+              <w:left w:w="100" w:type="dxa"/>
+              <w:bottom w:w="60" w:type="dxa"/>
+              <w:right w:w="100" w:type="dxa"/>
+            </w:tcMar>
+            <w:vAlign w:val="center"/>
+          </w:tcPr>
+          <w:p>
+            <w:r>
+              <w:rPr>
+                <w:rFonts w:ascii="BIZ UDPゴシック" w:hAnsi="BIZ UDPゴシック" w:eastAsia="BIZ UDPゴシック"/>
+                <w:b w:val="0"/>
+                <w:sz w:val="19"/>
+              </w:rPr>
+              <w:t>住民が日常生活を営んでいる地域として、地理的条件、人口、交通事情等を勘案して定める区域です。</w:t>
+            </w:r>
+          </w:p>
+        </w:tc>
+      </w:tr>
+      <w:tr>
+        <w:tc>
+          <w:tcPr>
+            <w:tcW w:w="2100" w:type="dxa"/>
+            <w:tcMar>
+              <w:top w:w="60" w:type="dxa"/>
+              <w:left w:w="100" w:type="dxa"/>
+              <w:bottom w:w="60" w:type="dxa"/>
+              <w:right w:w="100" w:type="dxa"/>
+            </w:tcMar>
+            <w:vAlign w:val="center"/>
+          </w:tcPr>
+          <w:p>
+            <w:r>
+              <w:rPr>
+                <w:rFonts w:ascii="BIZ UDPゴシック" w:hAnsi="BIZ UDPゴシック" w:eastAsia="BIZ UDPゴシック"/>
+                <w:b w:val="0"/>
+                <w:sz w:val="19"/>
+              </w:rPr>
+              <w:t>国庫負担基準</w:t>
+            </w:r>
+          </w:p>
+        </w:tc>
+        <w:tc>
+          <w:tcPr>
+            <w:tcW w:w="7538" w:type="dxa"/>
+            <w:tcMar>
+              <w:top w:w="60" w:type="dxa"/>
+              <w:left w:w="100" w:type="dxa"/>
+              <w:bottom w:w="60" w:type="dxa"/>
+              <w:right w:w="100" w:type="dxa"/>
+            </w:tcMar>
+            <w:vAlign w:val="center"/>
+          </w:tcPr>
+          <w:p>
+            <w:r>
+              <w:rPr>
+                <w:rFonts w:ascii="BIZ UDPゴシック" w:hAnsi="BIZ UDPゴシック" w:eastAsia="BIZ UDPゴシック"/>
+                <w:b w:val="0"/>
+                <w:sz w:val="19"/>
+              </w:rPr>
+              <w:t>自立支援給付のうち訪問系サービスについて、国が市町村に負担する額の上限を定めた基準です。障害支援区分に応じて１人当たりの月額が定められています。</w:t>
+            </w:r>
+          </w:p>
+        </w:tc>
+      </w:tr>
+      <w:tr>
+        <w:tc>
+          <w:tcPr>
+            <w:tcW w:w="2100" w:type="dxa"/>
+            <w:tcMar>
+              <w:top w:w="60" w:type="dxa"/>
+              <w:left w:w="100" w:type="dxa"/>
+              <w:bottom w:w="60" w:type="dxa"/>
+              <w:right w:w="100" w:type="dxa"/>
+            </w:tcMar>
+            <w:vAlign w:val="center"/>
+          </w:tcPr>
+          <w:p>
+            <w:r>
+              <w:rPr>
+                <w:rFonts w:ascii="BIZ UDPゴシック" w:hAnsi="BIZ UDPゴシック" w:eastAsia="BIZ UDPゴシック"/>
+                <w:b w:val="0"/>
+                <w:sz w:val="19"/>
+              </w:rPr>
+              <w:t>意思疎通支援事業</w:t>
+            </w:r>
+          </w:p>
+        </w:tc>
+        <w:tc>
+          <w:tcPr>
+            <w:tcW w:w="7538" w:type="dxa"/>
+            <w:tcMar>
+              <w:top w:w="60" w:type="dxa"/>
+              <w:left w:w="100" w:type="dxa"/>
+              <w:bottom w:w="60" w:type="dxa"/>
+              <w:right w:w="100" w:type="dxa"/>
+            </w:tcMar>
+            <w:vAlign w:val="center"/>
+          </w:tcPr>
+          <w:p>
+            <w:r>
+              <w:rPr>
+                <w:rFonts w:ascii="BIZ UDPゴシック" w:hAnsi="BIZ UDPゴシック" w:eastAsia="BIZ UDPゴシック"/>
+                <w:b w:val="0"/>
+                <w:sz w:val="19"/>
+              </w:rPr>
+              <w:t>地域生活支援事業の必須事業の一つです。手話通訳者・要約筆記者の派遣等により、意思疎通に支障がある方を支援します。</w:t>
             </w:r>
           </w:p>
         </w:tc>
